--- a/casos/laboral-kcarmona/escritos/2026-10-26_Comunicado_Lineamientos_Equipo_Administrativo.docx
+++ b/casos/laboral-kcarmona/escritos/2026-10-26_Comunicado_Lineamientos_Equipo_Administrativo.docx
@@ -122,7 +122,7 @@
                 <w:color w:val="2F2E47"/>
                 <w:sz w:val="19"/>
               </w:rPr>
-              <w:t>Dirección General</w:t>
+              <w:t>Grupo Poïesis</w:t>
             </w:r>
           </w:p>
         </w:tc>
@@ -162,7 +162,7 @@
                 <w:color w:val="2F2E47"/>
                 <w:sz w:val="19"/>
               </w:rPr>
-              <w:t>____ de ______________ de 2026</w:t>
+              <w:t>San José, 27 de octubre de 2026</w:t>
             </w:r>
           </w:p>
         </w:tc>
@@ -194,7 +194,7 @@
           <w:color w:val="2F2E47"/>
           <w:sz w:val="21"/>
         </w:rPr>
-        <w:t>El trabajo administrativo es la primera puerta de Poïesis. Es la voz que recibe a quien escribe por primera vez, la que ordena la agenda y la que sostiene, cada día, que la clínica funcione. Gracias por hacerlo posible.</w:t>
+        <w:t>El trabajo administrativo es la primera puerta de Poïesis. Es la voz que recibe a quien nos escribe por primera vez, la que ordena la agenda y la que sostiene, cada día, que la clínica funcione. Gracias por hacerlo posible.</w:t>
       </w:r>
     </w:p>
     <w:p>
@@ -208,7 +208,7 @@
           <w:color w:val="2F2E47"/>
           <w:sz w:val="21"/>
         </w:rPr>
-        <w:t>Con este comunicado reunimos en un solo lugar los lineamientos que guían ese trabajo. La mayoría ya forman parte de la práctica diaria; ponerlos por escrito da a todas las personas la misma claridad.</w:t>
+        <w:t>Con este comunicado reunimos en un solo lugar los lineamientos que guían ese trabajo. La mayoría ya forma parte de la práctica diaria; ponerlos por escrito da a todas las personas la misma claridad.</w:t>
       </w:r>
     </w:p>
     <w:p>
@@ -224,7 +224,7 @@
           <w:color w:val="131237"/>
           <w:sz w:val="28"/>
         </w:rPr>
-        <w:t>1. Atención a pacientes</w:t>
+        <w:t>1. Trato a las y los pacientes</w:t>
       </w:r>
     </w:p>
     <w:p>
@@ -238,7 +238,142 @@
           <w:color w:val="2F2E47"/>
           <w:sz w:val="21"/>
         </w:rPr>
-        <w:t>El Protocolo de Atención de Poïesis, compartido con el equipo el 19 de febrero de 2026, sigue siendo la referencia. En lo esencial: un trato cálido, sereno y profesional; escuchar antes de informar; ofrecer una alternativa cuando una solicitud no se puede atender; y cerrar cada conversación con el nombre de la persona y una invitación a volver a escribir.</w:t>
+        <w:t>Quien escribe o llama a Poïesis suele estar dando un paso que le costó. Por eso, el primer contacto ya forma parte del cuidado. El Protocolo de Atención de Poïesis, compartido con el equipo el 19 de febrero de 2026, sigue siendo la referencia. En lo esencial:</w:t>
+      </w:r>
+    </w:p>
+    <w:p>
+      <w:pPr>
+        <w:pStyle w:val="ListBullet"/>
+        <w:spacing w:before="0" w:after="60" w:line="300" w:lineRule="auto"/>
+      </w:pPr>
+      <w:r>
+        <w:rPr>
+          <w:rFonts w:ascii="Georgia" w:hAnsi="Georgia"/>
+          <w:b w:val="0"/>
+          <w:color w:val="2F2E47"/>
+          <w:sz w:val="21"/>
+        </w:rPr>
+        <w:t>Un trato cálido, sereno y profesional, en persona, por teléfono y por escrito, con cada paciente por igual.</w:t>
+      </w:r>
+    </w:p>
+    <w:p>
+      <w:pPr>
+        <w:pStyle w:val="ListBullet"/>
+        <w:spacing w:before="0" w:after="60" w:line="300" w:lineRule="auto"/>
+      </w:pPr>
+      <w:r>
+        <w:rPr>
+          <w:rFonts w:ascii="Georgia" w:hAnsi="Georgia"/>
+          <w:b w:val="0"/>
+          <w:color w:val="2F2E47"/>
+          <w:sz w:val="21"/>
+        </w:rPr>
+        <w:t>Saludo institucional con el nombre propio. Se escucha el mensaje completo y se valida brevemente antes de informar.</w:t>
+      </w:r>
+    </w:p>
+    <w:p>
+      <w:pPr>
+        <w:pStyle w:val="ListBullet"/>
+        <w:spacing w:before="0" w:after="60" w:line="300" w:lineRule="auto"/>
+      </w:pPr>
+      <w:r>
+        <w:rPr>
+          <w:rFonts w:ascii="Georgia" w:hAnsi="Georgia"/>
+          <w:b w:val="0"/>
+          <w:color w:val="2F2E47"/>
+          <w:sz w:val="21"/>
+        </w:rPr>
+        <w:t>Respuestas completas y sin prisa visible. Cuando una solicitud no se puede atender, se ofrece una alternativa concreta: otro horario, otra sede o la verificación del dato con un plazo de respuesta.</w:t>
+      </w:r>
+    </w:p>
+    <w:p>
+      <w:pPr>
+        <w:pStyle w:val="ListBullet"/>
+        <w:spacing w:before="0" w:after="60" w:line="300" w:lineRule="auto"/>
+      </w:pPr>
+      <w:r>
+        <w:rPr>
+          <w:rFonts w:ascii="Georgia" w:hAnsi="Georgia"/>
+          <w:b w:val="0"/>
+          <w:color w:val="2F2E47"/>
+          <w:sz w:val="21"/>
+        </w:rPr>
+        <w:t>Ante una duda, se verifica y se confirma; no se improvisa.</w:t>
+      </w:r>
+    </w:p>
+    <w:p>
+      <w:pPr>
+        <w:pStyle w:val="ListBullet"/>
+        <w:spacing w:before="0" w:after="60" w:line="300" w:lineRule="auto"/>
+      </w:pPr>
+      <w:r>
+        <w:rPr>
+          <w:rFonts w:ascii="Georgia" w:hAnsi="Georgia"/>
+          <w:b w:val="0"/>
+          <w:color w:val="2F2E47"/>
+          <w:sz w:val="21"/>
+        </w:rPr>
+        <w:t>No se piden detalles clínicos; el motivo de consulta se recoge de forma general.</w:t>
+      </w:r>
+    </w:p>
+    <w:p>
+      <w:pPr>
+        <w:pStyle w:val="ListBullet"/>
+        <w:spacing w:before="0" w:after="60" w:line="300" w:lineRule="auto"/>
+      </w:pPr>
+      <w:r>
+        <w:rPr>
+          <w:rFonts w:ascii="Georgia" w:hAnsi="Georgia"/>
+          <w:b w:val="0"/>
+          <w:color w:val="2F2E47"/>
+          <w:sz w:val="21"/>
+        </w:rPr>
+        <w:t>Ante una persona en crisis o con señales de riesgo, se comunica de inmediato al equipo clínico y se acompaña a la persona mientras tanto.</w:t>
+      </w:r>
+    </w:p>
+    <w:p>
+      <w:pPr>
+        <w:pStyle w:val="ListBullet"/>
+        <w:spacing w:before="0" w:after="60" w:line="300" w:lineRule="auto"/>
+      </w:pPr>
+      <w:r>
+        <w:rPr>
+          <w:rFonts w:ascii="Georgia" w:hAnsi="Georgia"/>
+          <w:b w:val="0"/>
+          <w:color w:val="2F2E47"/>
+          <w:sz w:val="21"/>
+        </w:rPr>
+        <w:t>Ninguna persona queda sin respuesta, y ningún número se bloquea sin autorización de la Dirección.</w:t>
+      </w:r>
+    </w:p>
+    <w:p>
+      <w:pPr>
+        <w:pStyle w:val="ListBullet"/>
+        <w:spacing w:before="0" w:after="60" w:line="300" w:lineRule="auto"/>
+      </w:pPr>
+      <w:r>
+        <w:rPr>
+          <w:rFonts w:ascii="Georgia" w:hAnsi="Georgia"/>
+          <w:b w:val="0"/>
+          <w:color w:val="2F2E47"/>
+          <w:sz w:val="21"/>
+        </w:rPr>
+        <w:t>Frente a pacientes no se comentan asuntos internos, opiniones sobre la clínica ni situaciones del equipo.</w:t>
+      </w:r>
+    </w:p>
+    <w:p>
+      <w:pPr>
+        <w:pStyle w:val="ListBullet"/>
+        <w:spacing w:before="0" w:after="60" w:line="300" w:lineRule="auto"/>
+      </w:pPr>
+      <w:r>
+        <w:rPr>
+          <w:rFonts w:ascii="Georgia" w:hAnsi="Georgia"/>
+          <w:b w:val="0"/>
+          <w:color w:val="2F2E47"/>
+          <w:sz w:val="21"/>
+        </w:rPr>
+        <w:t>Cada conversación se cierra con el nombre de la persona, una invitación a volver a escribir y un deseo de bienestar, y se registra en el sistema.</w:t>
       </w:r>
     </w:p>
     <w:p>
@@ -284,7 +419,7 @@
           <w:color w:val="2F2E47"/>
           <w:sz w:val="21"/>
         </w:rPr>
-        <w:t>Las inquietudes y los desacuerdos tienen un canal: la conversación directa con la jefatura o con la Dirección. Toda inquietud planteada por esa vía es bienvenida.</w:t>
+        <w:t>Las inquietudes y los desacuerdos tienen un canal: la conversación directa con la jefatura o con la Dirección. Toda inquietud planteada por esa vía es bienvenida y recibe respuesta.</w:t>
       </w:r>
     </w:p>
     <w:p>
@@ -299,7 +434,22 @@
           <w:color w:val="2F2E47"/>
           <w:sz w:val="21"/>
         </w:rPr>
-        <w:t>Frente a pacientes, visitantes y proveedores, la comunicación sobre la clínica y su equipo es neutral y respetuosa.</w:t>
+        <w:t>Frente a visitantes y proveedores, la comunicación sobre la clínica y su equipo es neutral y respetuosa.</w:t>
+      </w:r>
+    </w:p>
+    <w:p>
+      <w:pPr>
+        <w:pStyle w:val="ListBullet"/>
+        <w:spacing w:before="0" w:after="60" w:line="300" w:lineRule="auto"/>
+      </w:pPr>
+      <w:r>
+        <w:rPr>
+          <w:rFonts w:ascii="Georgia" w:hAnsi="Georgia"/>
+          <w:b w:val="0"/>
+          <w:color w:val="2F2E47"/>
+          <w:sz w:val="21"/>
+        </w:rPr>
+        <w:t>Nada de lo anterior limita el derecho de cada persona a plantear sus reclamos ante las instancias que la ley establece.</w:t>
       </w:r>
     </w:p>
     <w:p>
@@ -330,7 +480,7 @@
           <w:color w:val="2F2E47"/>
           <w:sz w:val="21"/>
         </w:rPr>
-        <w:t>La información de pacientes y la información interna de la clínica se utilizan solo para fines de trabajo. No se copian, reenvían ni almacenan fuera de los canales institucionales.</w:t>
+        <w:t>La información de pacientes y la información confidencial de la clínica (expedientes, agendas, datos de contacto, finanzas y documentos legales) se utiliza solo para fines de trabajo. No se copia, reenvía ni almacena fuera de los canales institucionales.</w:t>
       </w:r>
     </w:p>
     <w:p>
@@ -346,6 +496,21 @@
           <w:sz w:val="21"/>
         </w:rPr>
         <w:t>La información salarial de cada persona es confidencial y se conversa en privado.</w:t>
+      </w:r>
+    </w:p>
+    <w:p>
+      <w:pPr>
+        <w:pStyle w:val="ListBullet"/>
+        <w:spacing w:before="0" w:after="60" w:line="300" w:lineRule="auto"/>
+      </w:pPr>
+      <w:r>
+        <w:rPr>
+          <w:rFonts w:ascii="Georgia" w:hAnsi="Georgia"/>
+          <w:b w:val="0"/>
+          <w:color w:val="2F2E47"/>
+          <w:sz w:val="21"/>
+        </w:rPr>
+        <w:t>Cada persona puede solicitar copia de su propia información laboral: contrato, colillas de pago y expediente.</w:t>
       </w:r>
     </w:p>
     <w:p>
@@ -375,7 +540,67 @@
           <w:color w:val="2F2E47"/>
           <w:sz w:val="21"/>
         </w:rPr>
-        <w:t>Para que todas las personas cuenten con la misma información sobre las deducciones del salario:</w:t>
+        <w:t>Para que todas las personas cuenten con la misma información:</w:t>
+      </w:r>
+    </w:p>
+    <w:p>
+      <w:pPr>
+        <w:spacing w:before="0" w:after="120" w:line="300" w:lineRule="auto"/>
+      </w:pPr>
+      <w:r>
+        <w:rPr>
+          <w:rFonts w:ascii="Georgia" w:hAnsi="Georgia"/>
+          <w:b/>
+          <w:color w:val="2F2E47"/>
+          <w:sz w:val="21"/>
+        </w:rPr>
+        <w:t>Salario bruto y salario neto.</w:t>
+      </w:r>
+      <w:r>
+        <w:rPr>
+          <w:rFonts w:ascii="Georgia" w:hAnsi="Georgia"/>
+          <w:b w:val="0"/>
+          <w:color w:val="2F2E47"/>
+          <w:sz w:val="21"/>
+        </w:rPr>
+        <w:t xml:space="preserve"> El salario bruto es el monto total pactado. El salario neto es lo que se recibe después de rebajar la cuota obrera de la CCSS y, cuando corresponde, el impuesto sobre la renta.</w:t>
+      </w:r>
+    </w:p>
+    <w:p>
+      <w:pPr>
+        <w:spacing w:before="0" w:after="120" w:line="300" w:lineRule="auto"/>
+      </w:pPr>
+      <w:r>
+        <w:rPr>
+          <w:rFonts w:ascii="Georgia" w:hAnsi="Georgia"/>
+          <w:b/>
+          <w:color w:val="2F2E47"/>
+          <w:sz w:val="21"/>
+        </w:rPr>
+        <w:t>Salario en especie.</w:t>
+      </w:r>
+      <w:r>
+        <w:rPr>
+          <w:rFonts w:ascii="Georgia" w:hAnsi="Georgia"/>
+          <w:b w:val="0"/>
+          <w:color w:val="2F2E47"/>
+          <w:sz w:val="21"/>
+        </w:rPr>
+        <w:t xml:space="preserve"> Si una parte de la remuneración se recibe en especie, forma parte del salario: se reporta y cuenta para el aguinaldo y las vacaciones.</w:t>
+      </w:r>
+    </w:p>
+    <w:p>
+      <w:pPr>
+        <w:spacing w:before="120" w:after="120" w:line="300" w:lineRule="auto"/>
+      </w:pPr>
+      <w:r>
+        <w:rPr>
+          <w:rFonts w:ascii="Georgia" w:hAnsi="Georgia"/>
+          <w:b/>
+          <w:color w:val="131237"/>
+          <w:sz w:val="22"/>
+        </w:rPr>
+        <w:t>Cómo se dividen las cargas sociales.</w:t>
       </w:r>
     </w:p>
     <w:p>
@@ -390,7 +615,7 @@
           <w:color w:val="2F2E47"/>
           <w:sz w:val="21"/>
         </w:rPr>
-        <w:t>El aseguramiento ante la Caja Costarricense de Seguro Social es obligatorio para toda persona asalariada. Ni la clínica ni la persona trabajadora pueden renunciar a él.</w:t>
+        <w:t>La persona trabajadora aporta la cuota obrera, que se rebaja del salario bruto: seguro de salud, pensión (IVM) y aporte al Banco Popular.</w:t>
       </w:r>
     </w:p>
     <w:p>
@@ -405,7 +630,7 @@
           <w:color w:val="2F2E47"/>
           <w:sz w:val="21"/>
         </w:rPr>
-        <w:t>Ese aporte respalda la atención en salud y la pensión. Junto con la póliza de riesgos del trabajo del INS, protege a cada persona ante un accidente o una enfermedad laboral.</w:t>
+        <w:t>La clínica aporta la cuota patronal, que es mayor y se paga por encima del salario. No se rebaja del salario de nadie.</w:t>
       </w:r>
     </w:p>
     <w:p>
@@ -420,7 +645,30 @@
           <w:color w:val="2F2E47"/>
           <w:sz w:val="21"/>
         </w:rPr>
-        <w:t>Si una parte de la remuneración se recibe en especie, también forma parte del salario y se reporta.</w:t>
+        <w:t>La póliza de riesgos del trabajo del INS la paga la clínica en su totalidad.</w:t>
+      </w:r>
+    </w:p>
+    <w:p>
+      <w:pPr>
+        <w:spacing w:before="0" w:after="120" w:line="300" w:lineRule="auto"/>
+      </w:pPr>
+      <w:r>
+        <w:rPr>
+          <w:rFonts w:ascii="Georgia" w:hAnsi="Georgia"/>
+          <w:b/>
+          <w:color w:val="2F2E47"/>
+          <w:sz w:val="21"/>
+        </w:rPr>
+        <w:t>Por qué no es opcional.</w:t>
+      </w:r>
+      <w:r>
+        <w:rPr>
+          <w:rFonts w:ascii="Georgia" w:hAnsi="Georgia"/>
+          <w:b w:val="0"/>
+          <w:color w:val="2F2E47"/>
+          <w:sz w:val="21"/>
+        </w:rPr>
+        <w:t xml:space="preserve"> El aseguramiento ante la Caja Costarricense de Seguro Social es obligatorio para toda persona asalariada; ni la clínica ni la persona trabajadora pueden renunciar a él. Es la cobertura que respalda la atención en salud, la pensión y la protección ante un accidente o una enfermedad laboral.</w:t>
       </w:r>
     </w:p>
     <w:p>
@@ -434,7 +682,7 @@
           <w:color w:val="2F2E47"/>
           <w:sz w:val="21"/>
         </w:rPr>
-        <w:t>Quien desee revisar el detalle de su colilla puede solicitarlo. Con gusto lo explicamos de forma individual.</w:t>
+        <w:t>Quien desee revisar el detalle de su colilla puede solicitarlo. Con gusto se lo explicamos de forma individual, con apoyo de contabilidad.</w:t>
       </w:r>
     </w:p>
     <w:p>
@@ -464,7 +712,7 @@
           <w:color w:val="2F2E47"/>
           <w:sz w:val="21"/>
         </w:rPr>
-        <w:t>Como en toda relación laboral, el Código de Trabajo prevé que el incumplimiento de las obligaciones se atienda de forma gradual y proporcional: primero, una conversación; luego, si corresponde, una amonestación escrita; y, cuando una falta es grave o se repite después de haber sido advertida, la terminación del contrato sin responsabilidad patronal.</w:t>
+        <w:t>En Poïesis, conforme al Código de Trabajo, los incumplimientos se atienden de forma gradual y proporcional. Cada situación se conversa primero con la persona, y su versión se escucha. Si corresponde, se aplica una amonestación escrita. Cuando una falta es grave, o se repite después de haber sido advertida por escrito, la ley permite la terminación del contrato sin responsabilidad patronal.</w:t>
       </w:r>
     </w:p>
     <w:p>
@@ -525,13 +773,12 @@
         </w:tblBorders>
       </w:tblPr>
       <w:tblGrid>
-        <w:gridCol w:w="4536"/>
-        <w:gridCol w:w="4536"/>
+        <w:gridCol w:w="9072"/>
       </w:tblGrid>
       <w:tr>
         <w:tc>
           <w:tcPr>
-            <w:tcW w:type="dxa" w:w="4536"/>
+            <w:tcW w:type="dxa" w:w="9072"/>
           </w:tcPr>
           <w:p>
             <w:pPr>
@@ -544,13 +791,15 @@
                 <w:color w:val="2F2E47"/>
                 <w:sz w:val="19"/>
               </w:rPr>
-              <w:t>______________________</w:t>
+              <w:t>______________________________</w:t>
             </w:r>
           </w:p>
         </w:tc>
+      </w:tr>
+      <w:tr>
         <w:tc>
           <w:tcPr>
-            <w:tcW w:type="dxa" w:w="4536"/>
+            <w:tcW w:type="dxa" w:w="9072"/>
           </w:tcPr>
           <w:p>
             <w:pPr>
@@ -563,7 +812,7 @@
                 <w:color w:val="2F2E47"/>
                 <w:sz w:val="19"/>
               </w:rPr>
-              <w:t>______________________</w:t>
+              <w:t>Fressy Mora Peñaranda</w:t>
             </w:r>
           </w:p>
         </w:tc>
@@ -571,7 +820,7 @@
       <w:tr>
         <w:tc>
           <w:tcPr>
-            <w:tcW w:type="dxa" w:w="4536"/>
+            <w:tcW w:type="dxa" w:w="9072"/>
           </w:tcPr>
           <w:p>
             <w:pPr>
@@ -584,66 +833,7 @@
                 <w:color w:val="2F2E47"/>
                 <w:sz w:val="19"/>
               </w:rPr>
-              <w:t>Dr. Carlos Bonilla Cortés</w:t>
-            </w:r>
-          </w:p>
-        </w:tc>
-        <w:tc>
-          <w:tcPr>
-            <w:tcW w:type="dxa" w:w="4536"/>
-          </w:tcPr>
-          <w:p>
-            <w:pPr>
-              <w:spacing w:before="40" w:after="40" w:line="264" w:lineRule="auto"/>
-            </w:pPr>
-            <w:r>
-              <w:rPr>
-                <w:rFonts w:ascii="Georgia" w:hAnsi="Georgia"/>
-                <w:b w:val="0"/>
-                <w:color w:val="2F2E47"/>
-                <w:sz w:val="19"/>
-              </w:rPr>
-              <w:t>Dra. Silvia Salas</w:t>
-            </w:r>
-          </w:p>
-        </w:tc>
-      </w:tr>
-      <w:tr>
-        <w:tc>
-          <w:tcPr>
-            <w:tcW w:type="dxa" w:w="4536"/>
-          </w:tcPr>
-          <w:p>
-            <w:pPr>
-              <w:spacing w:before="40" w:after="40" w:line="264" w:lineRule="auto"/>
-            </w:pPr>
-            <w:r>
-              <w:rPr>
-                <w:rFonts w:ascii="Georgia" w:hAnsi="Georgia"/>
-                <w:b w:val="0"/>
-                <w:color w:val="2F2E47"/>
-                <w:sz w:val="19"/>
-              </w:rPr>
-              <w:t>Dirección General</w:t>
-            </w:r>
-          </w:p>
-        </w:tc>
-        <w:tc>
-          <w:tcPr>
-            <w:tcW w:type="dxa" w:w="4536"/>
-          </w:tcPr>
-          <w:p>
-            <w:pPr>
-              <w:spacing w:before="40" w:after="40" w:line="264" w:lineRule="auto"/>
-            </w:pPr>
-            <w:r>
-              <w:rPr>
-                <w:rFonts w:ascii="Georgia" w:hAnsi="Georgia"/>
-                <w:b w:val="0"/>
-                <w:color w:val="2F2E47"/>
-                <w:sz w:val="19"/>
-              </w:rPr>
-              <w:t>Jefatura</w:t>
+              <w:t>Asesoría Legal · Grupo Poïesis</w:t>
             </w:r>
           </w:p>
         </w:tc>
@@ -682,7 +872,7 @@
           <w:color w:val="2F2E47"/>
           <w:sz w:val="21"/>
         </w:rPr>
-        <w:t>Recibí y leí este comunicado.</w:t>
+        <w:t>Mi firma indica que recibí y leí este comunicado.</w:t>
       </w:r>
     </w:p>
     <w:tbl>
@@ -700,14 +890,15 @@
         </w:tblBorders>
       </w:tblPr>
       <w:tblGrid>
-        <w:gridCol w:w="3024"/>
-        <w:gridCol w:w="3024"/>
-        <w:gridCol w:w="3024"/>
+        <w:gridCol w:w="2268"/>
+        <w:gridCol w:w="2268"/>
+        <w:gridCol w:w="2268"/>
+        <w:gridCol w:w="2268"/>
       </w:tblGrid>
       <w:tr>
         <w:tc>
           <w:tcPr>
-            <w:tcW w:type="dxa" w:w="3024"/>
+            <w:tcW w:type="dxa" w:w="2268"/>
             <w:shd w:val="clear" w:color="auto" w:fill="D1D0CB"/>
           </w:tcPr>
           <w:p>
@@ -727,7 +918,27 @@
         </w:tc>
         <w:tc>
           <w:tcPr>
-            <w:tcW w:type="dxa" w:w="3024"/>
+            <w:tcW w:type="dxa" w:w="2268"/>
+            <w:shd w:val="clear" w:color="auto" w:fill="D1D0CB"/>
+          </w:tcPr>
+          <w:p>
+            <w:pPr>
+              <w:spacing w:before="40" w:after="40" w:line="264" w:lineRule="auto"/>
+            </w:pPr>
+            <w:r>
+              <w:rPr>
+                <w:rFonts w:ascii="Georgia" w:hAnsi="Georgia"/>
+                <w:b/>
+                <w:color w:val="131237"/>
+                <w:sz w:val="19"/>
+              </w:rPr>
+              <w:t>Cédula</w:t>
+            </w:r>
+          </w:p>
+        </w:tc>
+        <w:tc>
+          <w:tcPr>
+            <w:tcW w:type="dxa" w:w="2268"/>
             <w:shd w:val="clear" w:color="auto" w:fill="D1D0CB"/>
           </w:tcPr>
           <w:p>
@@ -747,7 +958,7 @@
         </w:tc>
         <w:tc>
           <w:tcPr>
-            <w:tcW w:type="dxa" w:w="3024"/>
+            <w:tcW w:type="dxa" w:w="2268"/>
             <w:shd w:val="clear" w:color="auto" w:fill="D1D0CB"/>
           </w:tcPr>
           <w:p>
@@ -769,7 +980,7 @@
       <w:tr>
         <w:tc>
           <w:tcPr>
-            <w:tcW w:type="dxa" w:w="3024"/>
+            <w:tcW w:type="dxa" w:w="2268"/>
           </w:tcPr>
           <w:p>
             <w:pPr>
@@ -782,13 +993,13 @@
                 <w:color w:val="2F2E47"/>
                 <w:sz w:val="19"/>
               </w:rPr>
-              <w:t>Kristel Carmona Soto</w:t>
+              <w:t>Kristell Carmona Soto</w:t>
             </w:r>
           </w:p>
         </w:tc>
         <w:tc>
           <w:tcPr>
-            <w:tcW w:type="dxa" w:w="3024"/>
+            <w:tcW w:type="dxa" w:w="2268"/>
           </w:tcPr>
           <w:p>
             <w:pPr>
@@ -798,7 +1009,17 @@
         </w:tc>
         <w:tc>
           <w:tcPr>
-            <w:tcW w:type="dxa" w:w="3024"/>
+            <w:tcW w:type="dxa" w:w="2268"/>
+          </w:tcPr>
+          <w:p>
+            <w:pPr>
+              <w:spacing w:before="40" w:after="40" w:line="264" w:lineRule="auto"/>
+            </w:pPr>
+          </w:p>
+        </w:tc>
+        <w:tc>
+          <w:tcPr>
+            <w:tcW w:type="dxa" w:w="2268"/>
           </w:tcPr>
           <w:p>
             <w:pPr>
@@ -810,7 +1031,7 @@
       <w:tr>
         <w:tc>
           <w:tcPr>
-            <w:tcW w:type="dxa" w:w="3024"/>
+            <w:tcW w:type="dxa" w:w="2268"/>
           </w:tcPr>
           <w:p>
             <w:pPr>
@@ -823,13 +1044,13 @@
                 <w:color w:val="2F2E47"/>
                 <w:sz w:val="19"/>
               </w:rPr>
-              <w:t>Fiorella Varela</w:t>
+              <w:t>Fiorella Varela Monge</w:t>
             </w:r>
           </w:p>
         </w:tc>
         <w:tc>
           <w:tcPr>
-            <w:tcW w:type="dxa" w:w="3024"/>
+            <w:tcW w:type="dxa" w:w="2268"/>
           </w:tcPr>
           <w:p>
             <w:pPr>
@@ -839,7 +1060,17 @@
         </w:tc>
         <w:tc>
           <w:tcPr>
-            <w:tcW w:type="dxa" w:w="3024"/>
+            <w:tcW w:type="dxa" w:w="2268"/>
+          </w:tcPr>
+          <w:p>
+            <w:pPr>
+              <w:spacing w:before="40" w:after="40" w:line="264" w:lineRule="auto"/>
+            </w:pPr>
+          </w:p>
+        </w:tc>
+        <w:tc>
+          <w:tcPr>
+            <w:tcW w:type="dxa" w:w="2268"/>
           </w:tcPr>
           <w:p>
             <w:pPr>
@@ -851,7 +1082,7 @@
       <w:tr>
         <w:tc>
           <w:tcPr>
-            <w:tcW w:type="dxa" w:w="3024"/>
+            <w:tcW w:type="dxa" w:w="2268"/>
           </w:tcPr>
           <w:p>
             <w:pPr>
@@ -864,13 +1095,13 @@
                 <w:color w:val="2F2E47"/>
                 <w:sz w:val="19"/>
               </w:rPr>
-              <w:t>Angiolette Alcázar</w:t>
+              <w:t>Angiolette Alcázar Mata</w:t>
             </w:r>
           </w:p>
         </w:tc>
         <w:tc>
           <w:tcPr>
-            <w:tcW w:type="dxa" w:w="3024"/>
+            <w:tcW w:type="dxa" w:w="2268"/>
           </w:tcPr>
           <w:p>
             <w:pPr>
@@ -880,7 +1111,17 @@
         </w:tc>
         <w:tc>
           <w:tcPr>
-            <w:tcW w:type="dxa" w:w="3024"/>
+            <w:tcW w:type="dxa" w:w="2268"/>
+          </w:tcPr>
+          <w:p>
+            <w:pPr>
+              <w:spacing w:before="40" w:after="40" w:line="264" w:lineRule="auto"/>
+            </w:pPr>
+          </w:p>
+        </w:tc>
+        <w:tc>
+          <w:tcPr>
+            <w:tcW w:type="dxa" w:w="2268"/>
           </w:tcPr>
           <w:p>
             <w:pPr>
@@ -892,7 +1133,7 @@
       <w:tr>
         <w:tc>
           <w:tcPr>
-            <w:tcW w:type="dxa" w:w="3024"/>
+            <w:tcW w:type="dxa" w:w="2268"/>
           </w:tcPr>
           <w:p>
             <w:pPr>
@@ -902,7 +1143,7 @@
         </w:tc>
         <w:tc>
           <w:tcPr>
-            <w:tcW w:type="dxa" w:w="3024"/>
+            <w:tcW w:type="dxa" w:w="2268"/>
           </w:tcPr>
           <w:p>
             <w:pPr>
@@ -912,7 +1153,17 @@
         </w:tc>
         <w:tc>
           <w:tcPr>
-            <w:tcW w:type="dxa" w:w="3024"/>
+            <w:tcW w:type="dxa" w:w="2268"/>
+          </w:tcPr>
+          <w:p>
+            <w:pPr>
+              <w:spacing w:before="40" w:after="40" w:line="264" w:lineRule="auto"/>
+            </w:pPr>
+          </w:p>
+        </w:tc>
+        <w:tc>
+          <w:tcPr>
+            <w:tcW w:type="dxa" w:w="2268"/>
           </w:tcPr>
           <w:p>
             <w:pPr>
@@ -1019,18 +1270,6 @@
         <w:sz w:val="17"/>
       </w:rPr>
       <w:t>Grupo Poïesis · Confidencial</w:t>
-    </w:r>
-    <w:r>
-      <w:t xml:space="preserve">    </w:t>
-    </w:r>
-    <w:r>
-      <w:rPr>
-        <w:rFonts w:ascii="Georgia" w:hAnsi="Georgia"/>
-        <w:b/>
-        <w:color w:val="131237"/>
-        <w:sz w:val="17"/>
-      </w:rPr>
-      <w:t>BORRADOR · No entregar: el cotejo tiene 5 observaciones</w:t>
     </w:r>
   </w:p>
 </w:hdr>

--- a/casos/laboral-kcarmona/escritos/2026-10-26_Comunicado_Lineamientos_Equipo_Administrativo.docx
+++ b/casos/laboral-kcarmona/escritos/2026-10-26_Comunicado_Lineamientos_Equipo_Administrativo.docx
@@ -12,7 +12,7 @@
           <w:color w:val="131237"/>
           <w:sz w:val="48"/>
         </w:rPr>
-        <w:t>Lineamientos del equipo administrativo</w:t>
+        <w:t>Lineamientos del Equipo Administrativo</w:t>
       </w:r>
     </w:p>
     <w:p>
@@ -26,7 +26,7 @@
           <w:color w:val="131237"/>
           <w:sz w:val="22"/>
         </w:rPr>
-        <w:t>Grupo Poïesis · Clínica Integral de Psicología y Psicoanálisis</w:t>
+        <w:t>Poïesis · Clínica Integral de Psicología y Psicoanálisis</w:t>
       </w:r>
     </w:p>
     <w:tbl>
@@ -238,7 +238,21 @@
           <w:color w:val="2F2E47"/>
           <w:sz w:val="21"/>
         </w:rPr>
-        <w:t>Quien escribe o llama a Poïesis suele estar dando un paso que le costó. Por eso, el primer contacto ya forma parte del cuidado. El Protocolo de Atención de Poïesis, compartido con el equipo el 19 de febrero de 2026, sigue siendo la referencia. En lo esencial:</w:t>
+        <w:t>Quien escribe o llama a Poïesis suele estar dando un paso que le costó. Por eso, el primer contacto ya forma parte del cuidado. El Protocolo de Atención de Poïesis, compartido con el equipo el 19 de febrero de 2026, sigue siendo la referencia.</w:t>
+      </w:r>
+    </w:p>
+    <w:p>
+      <w:pPr>
+        <w:spacing w:before="0" w:after="120" w:line="300" w:lineRule="auto"/>
+      </w:pPr>
+      <w:r>
+        <w:rPr>
+          <w:rFonts w:ascii="Georgia" w:hAnsi="Georgia"/>
+          <w:b w:val="0"/>
+          <w:color w:val="2F2E47"/>
+          <w:sz w:val="21"/>
+        </w:rPr>
+        <w:t>En lo esencial:</w:t>
       </w:r>
     </w:p>
     <w:p>
@@ -253,7 +267,7 @@
           <w:color w:val="2F2E47"/>
           <w:sz w:val="21"/>
         </w:rPr>
-        <w:t>Un trato cálido, sereno y profesional, en persona, por teléfono y por escrito, con cada paciente por igual.</w:t>
+        <w:t>Un trato cálido y sereno, en persona, por teléfono y por escrito, con cada paciente por igual.</w:t>
       </w:r>
     </w:p>
     <w:p>
@@ -358,7 +372,7 @@
           <w:color w:val="2F2E47"/>
           <w:sz w:val="21"/>
         </w:rPr>
-        <w:t>Frente a pacientes no se comentan asuntos internos, opiniones sobre la clínica ni situaciones del equipo.</w:t>
+        <w:t>Frente a pacientes y a psicólogas y psicólogos que prestan servicios profesionales a la clínica, no se comentan asuntos internos, opiniones sobre la clínica ni situaciones del equipo.</w:t>
       </w:r>
     </w:p>
     <w:p>
@@ -405,6 +419,21 @@
           <w:sz w:val="21"/>
         </w:rPr>
         <w:t>Las referencias a las compañeras y compañeros, a las jefaturas, a la Dirección y a la clínica se expresan con respeto, también en su ausencia.</w:t>
+      </w:r>
+    </w:p>
+    <w:p>
+      <w:pPr>
+        <w:pStyle w:val="ListBullet"/>
+        <w:spacing w:before="0" w:after="60" w:line="300" w:lineRule="auto"/>
+      </w:pPr>
+      <w:r>
+        <w:rPr>
+          <w:rFonts w:ascii="Georgia" w:hAnsi="Georgia"/>
+          <w:b w:val="0"/>
+          <w:color w:val="2F2E47"/>
+          <w:sz w:val="21"/>
+        </w:rPr>
+        <w:t>Las decisiones sobre la incorporación y la permanencia de colaboradores y profesionales corresponden a la Dirección.</w:t>
       </w:r>
     </w:p>
     <w:p>
@@ -540,7 +569,7 @@
           <w:color w:val="2F2E47"/>
           <w:sz w:val="21"/>
         </w:rPr>
-        <w:t>Para que todas las personas cuenten con la misma información:</w:t>
+        <w:t>Para que todas las personas cuenten con la misma información sobre las cargas sociales, obligatorias por ley:</w:t>
       </w:r>
     </w:p>
     <w:p>
@@ -564,29 +593,6 @@
           <w:sz w:val="21"/>
         </w:rPr>
         <w:t xml:space="preserve"> El salario bruto es el monto total pactado. El salario neto es lo que se recibe después de rebajar la cuota obrera de la CCSS y, cuando corresponde, el impuesto sobre la renta.</w:t>
-      </w:r>
-    </w:p>
-    <w:p>
-      <w:pPr>
-        <w:spacing w:before="0" w:after="120" w:line="300" w:lineRule="auto"/>
-      </w:pPr>
-      <w:r>
-        <w:rPr>
-          <w:rFonts w:ascii="Georgia" w:hAnsi="Georgia"/>
-          <w:b/>
-          <w:color w:val="2F2E47"/>
-          <w:sz w:val="21"/>
-        </w:rPr>
-        <w:t>Salario en especie.</w:t>
-      </w:r>
-      <w:r>
-        <w:rPr>
-          <w:rFonts w:ascii="Georgia" w:hAnsi="Georgia"/>
-          <w:b w:val="0"/>
-          <w:color w:val="2F2E47"/>
-          <w:sz w:val="21"/>
-        </w:rPr>
-        <w:t xml:space="preserve"> Si una parte de la remuneración se recibe en especie, forma parte del salario: se reporta y cuenta para el aguinaldo y las vacaciones.</w:t>
       </w:r>
     </w:p>
     <w:p>
@@ -630,7 +636,7 @@
           <w:color w:val="2F2E47"/>
           <w:sz w:val="21"/>
         </w:rPr>
-        <w:t>La clínica aporta la cuota patronal, que es mayor y se paga por encima del salario. No se rebaja del salario de nadie.</w:t>
+        <w:t>La clínica aporta la cuota patronal, que es mayor.</w:t>
       </w:r>
     </w:p>
     <w:p>
@@ -646,43 +652,6 @@
           <w:sz w:val="21"/>
         </w:rPr>
         <w:t>La póliza de riesgos del trabajo del INS la paga la clínica en su totalidad.</w:t>
-      </w:r>
-    </w:p>
-    <w:p>
-      <w:pPr>
-        <w:spacing w:before="0" w:after="120" w:line="300" w:lineRule="auto"/>
-      </w:pPr>
-      <w:r>
-        <w:rPr>
-          <w:rFonts w:ascii="Georgia" w:hAnsi="Georgia"/>
-          <w:b/>
-          <w:color w:val="2F2E47"/>
-          <w:sz w:val="21"/>
-        </w:rPr>
-        <w:t>Por qué no es opcional.</w:t>
-      </w:r>
-      <w:r>
-        <w:rPr>
-          <w:rFonts w:ascii="Georgia" w:hAnsi="Georgia"/>
-          <w:b w:val="0"/>
-          <w:color w:val="2F2E47"/>
-          <w:sz w:val="21"/>
-        </w:rPr>
-        <w:t xml:space="preserve"> El aseguramiento ante la Caja Costarricense de Seguro Social es obligatorio para toda persona asalariada; ni la clínica ni la persona trabajadora pueden renunciar a él. Es la cobertura que respalda la atención en salud, la pensión y la protección ante un accidente o una enfermedad laboral.</w:t>
-      </w:r>
-    </w:p>
-    <w:p>
-      <w:pPr>
-        <w:spacing w:before="0" w:after="120" w:line="300" w:lineRule="auto"/>
-      </w:pPr>
-      <w:r>
-        <w:rPr>
-          <w:rFonts w:ascii="Georgia" w:hAnsi="Georgia"/>
-          <w:b w:val="0"/>
-          <w:color w:val="2F2E47"/>
-          <w:sz w:val="21"/>
-        </w:rPr>
-        <w:t>Quien desee revisar el detalle de su colilla puede solicitarlo. Con gusto se lo explicamos de forma individual, con apoyo de contabilidad.</w:t>
       </w:r>
     </w:p>
     <w:p>
@@ -1638,6 +1607,10 @@
     <w:name w:val="Normal"/>
     <w:qFormat/>
     <w:rsid w:val="00FC693F"/>
+    <w:rPr>
+      <w:rFonts w:ascii="Georgia" w:hAnsi="Georgia"/>
+      <w:color w:val="2F2E47"/>
+    </w:rPr>
   </w:style>
   <w:style w:type="paragraph" w:styleId="Header">
     <w:name w:val="header"/>
@@ -1701,7 +1674,7 @@
       <w:rFonts w:asciiTheme="majorHAnsi" w:eastAsiaTheme="majorEastAsia" w:hAnsiTheme="majorHAnsi" w:cstheme="majorBidi"/>
       <w:b/>
       <w:bCs/>
-      <w:color w:val="365F91" w:themeColor="accent1" w:themeShade="BF"/>
+      <w:color w:val="5C6684" w:themeColor="accent1" w:themeShade="BF"/>
       <w:sz w:val="28"/>
       <w:szCs w:val="28"/>
     </w:rPr>
@@ -1725,7 +1698,7 @@
       <w:rFonts w:asciiTheme="majorHAnsi" w:eastAsiaTheme="majorEastAsia" w:hAnsiTheme="majorHAnsi" w:cstheme="majorBidi"/>
       <w:b/>
       <w:bCs/>
-      <w:color w:val="4F81BD" w:themeColor="accent1"/>
+      <w:color w:val="5C6684" w:themeColor="accent1"/>
       <w:sz w:val="26"/>
       <w:szCs w:val="26"/>
     </w:rPr>
@@ -1749,7 +1722,7 @@
       <w:rFonts w:asciiTheme="majorHAnsi" w:eastAsiaTheme="majorEastAsia" w:hAnsiTheme="majorHAnsi" w:cstheme="majorBidi"/>
       <w:b/>
       <w:bCs/>
-      <w:color w:val="4F81BD" w:themeColor="accent1"/>
+      <w:color w:val="5C6684" w:themeColor="accent1"/>
     </w:rPr>
   </w:style>
   <w:style w:type="paragraph" w:styleId="Heading4">
@@ -1774,7 +1747,7 @@
       <w:bCs/>
       <w:i/>
       <w:iCs/>
-      <w:color w:val="4F81BD" w:themeColor="accent1"/>
+      <w:color w:val="5C6684" w:themeColor="accent1"/>
     </w:rPr>
   </w:style>
   <w:style w:type="paragraph" w:styleId="Heading5">
@@ -1795,7 +1768,7 @@
     </w:pPr>
     <w:rPr>
       <w:rFonts w:asciiTheme="majorHAnsi" w:eastAsiaTheme="majorEastAsia" w:hAnsiTheme="majorHAnsi" w:cstheme="majorBidi"/>
-      <w:color w:val="243F60" w:themeColor="accent1" w:themeShade="7F"/>
+      <w:color w:val="2F2E47" w:themeColor="accent1" w:themeShade="7F"/>
     </w:rPr>
   </w:style>
   <w:style w:type="paragraph" w:styleId="Heading6">
@@ -1818,7 +1791,7 @@
       <w:rFonts w:asciiTheme="majorHAnsi" w:eastAsiaTheme="majorEastAsia" w:hAnsiTheme="majorHAnsi" w:cstheme="majorBidi"/>
       <w:i/>
       <w:iCs/>
-      <w:color w:val="243F60" w:themeColor="accent1" w:themeShade="7F"/>
+      <w:color w:val="2F2E47" w:themeColor="accent1" w:themeShade="7F"/>
     </w:rPr>
   </w:style>
   <w:style w:type="paragraph" w:styleId="Heading7">
@@ -1841,7 +1814,7 @@
       <w:rFonts w:asciiTheme="majorHAnsi" w:eastAsiaTheme="majorEastAsia" w:hAnsiTheme="majorHAnsi" w:cstheme="majorBidi"/>
       <w:i/>
       <w:iCs/>
-      <w:color w:val="404040" w:themeColor="text1" w:themeTint="BF"/>
+      <w:color w:val="2F2E47" w:themeColor="text1" w:themeTint="BF"/>
     </w:rPr>
   </w:style>
   <w:style w:type="paragraph" w:styleId="Heading8">
@@ -1862,7 +1835,7 @@
     </w:pPr>
     <w:rPr>
       <w:rFonts w:asciiTheme="majorHAnsi" w:eastAsiaTheme="majorEastAsia" w:hAnsiTheme="majorHAnsi" w:cstheme="majorBidi"/>
-      <w:color w:val="4F81BD" w:themeColor="accent1"/>
+      <w:color w:val="5C6684" w:themeColor="accent1"/>
       <w:sz w:val="20"/>
       <w:szCs w:val="20"/>
     </w:rPr>
@@ -1887,7 +1860,7 @@
       <w:rFonts w:asciiTheme="majorHAnsi" w:eastAsiaTheme="majorEastAsia" w:hAnsiTheme="majorHAnsi" w:cstheme="majorBidi"/>
       <w:i/>
       <w:iCs/>
-      <w:color w:val="404040" w:themeColor="text1" w:themeTint="BF"/>
+      <w:color w:val="2F2E47" w:themeColor="text1" w:themeTint="BF"/>
       <w:sz w:val="20"/>
       <w:szCs w:val="20"/>
     </w:rPr>
@@ -1938,7 +1911,7 @@
       <w:rFonts w:asciiTheme="majorHAnsi" w:eastAsiaTheme="majorEastAsia" w:hAnsiTheme="majorHAnsi" w:cstheme="majorBidi"/>
       <w:b/>
       <w:bCs/>
-      <w:color w:val="365F91" w:themeColor="accent1" w:themeShade="BF"/>
+      <w:color w:val="5C6684" w:themeColor="accent1" w:themeShade="BF"/>
       <w:sz w:val="28"/>
       <w:szCs w:val="28"/>
     </w:rPr>
@@ -1953,7 +1926,7 @@
       <w:rFonts w:asciiTheme="majorHAnsi" w:eastAsiaTheme="majorEastAsia" w:hAnsiTheme="majorHAnsi" w:cstheme="majorBidi"/>
       <w:b/>
       <w:bCs/>
-      <w:color w:val="4F81BD" w:themeColor="accent1"/>
+      <w:color w:val="5C6684" w:themeColor="accent1"/>
       <w:sz w:val="26"/>
       <w:szCs w:val="26"/>
     </w:rPr>
@@ -1968,7 +1941,7 @@
       <w:rFonts w:asciiTheme="majorHAnsi" w:eastAsiaTheme="majorEastAsia" w:hAnsiTheme="majorHAnsi" w:cstheme="majorBidi"/>
       <w:b/>
       <w:bCs/>
-      <w:color w:val="4F81BD" w:themeColor="accent1"/>
+      <w:color w:val="5C6684" w:themeColor="accent1"/>
     </w:rPr>
   </w:style>
   <w:style w:type="paragraph" w:styleId="Title">
@@ -1988,7 +1961,7 @@
     </w:pPr>
     <w:rPr>
       <w:rFonts w:asciiTheme="majorHAnsi" w:eastAsiaTheme="majorEastAsia" w:hAnsiTheme="majorHAnsi" w:cstheme="majorBidi"/>
-      <w:color w:val="17365D" w:themeColor="text2" w:themeShade="BF"/>
+      <w:color w:val="2F2E47" w:themeColor="text2" w:themeShade="BF"/>
       <w:spacing w:val="5"/>
       <w:kern w:val="28"/>
       <w:sz w:val="52"/>
@@ -2003,7 +1976,7 @@
     <w:rsid w:val="00FC693F"/>
     <w:rPr>
       <w:rFonts w:asciiTheme="majorHAnsi" w:eastAsiaTheme="majorEastAsia" w:hAnsiTheme="majorHAnsi" w:cstheme="majorBidi"/>
-      <w:color w:val="17365D" w:themeColor="text2" w:themeShade="BF"/>
+      <w:color w:val="2F2E47" w:themeColor="text2" w:themeShade="BF"/>
       <w:spacing w:val="5"/>
       <w:kern w:val="28"/>
       <w:sz w:val="52"/>
@@ -2027,7 +2000,7 @@
       <w:rFonts w:asciiTheme="majorHAnsi" w:eastAsiaTheme="majorEastAsia" w:hAnsiTheme="majorHAnsi" w:cstheme="majorBidi"/>
       <w:i/>
       <w:iCs/>
-      <w:color w:val="4F81BD" w:themeColor="accent1"/>
+      <w:color w:val="5C6684" w:themeColor="accent1"/>
       <w:spacing w:val="15"/>
       <w:sz w:val="24"/>
       <w:szCs w:val="24"/>
@@ -2043,7 +2016,7 @@
       <w:rFonts w:asciiTheme="majorHAnsi" w:eastAsiaTheme="majorEastAsia" w:hAnsiTheme="majorHAnsi" w:cstheme="majorBidi"/>
       <w:i/>
       <w:iCs/>
-      <w:color w:val="4F81BD" w:themeColor="accent1"/>
+      <w:color w:val="5C6684" w:themeColor="accent1"/>
       <w:spacing w:val="15"/>
       <w:sz w:val="24"/>
       <w:szCs w:val="24"/>
@@ -2315,7 +2288,7 @@
     <w:rPr>
       <w:i/>
       <w:iCs/>
-      <w:color w:val="000000" w:themeColor="text1"/>
+      <w:color w:val="131237" w:themeColor="text1"/>
     </w:rPr>
   </w:style>
   <w:style w:type="character" w:customStyle="1" w:styleId="QuoteChar">
@@ -2327,7 +2300,7 @@
     <w:rPr>
       <w:i/>
       <w:iCs/>
-      <w:color w:val="000000" w:themeColor="text1"/>
+      <w:color w:val="131237" w:themeColor="text1"/>
     </w:rPr>
   </w:style>
   <w:style w:type="character" w:customStyle="1" w:styleId="Heading4Char">
@@ -2343,7 +2316,7 @@
       <w:bCs/>
       <w:i/>
       <w:iCs/>
-      <w:color w:val="4F81BD" w:themeColor="accent1"/>
+      <w:color w:val="5C6684" w:themeColor="accent1"/>
     </w:rPr>
   </w:style>
   <w:style w:type="character" w:customStyle="1" w:styleId="Heading5Char">
@@ -2355,7 +2328,7 @@
     <w:rsid w:val="00FC693F"/>
     <w:rPr>
       <w:rFonts w:asciiTheme="majorHAnsi" w:eastAsiaTheme="majorEastAsia" w:hAnsiTheme="majorHAnsi" w:cstheme="majorBidi"/>
-      <w:color w:val="243F60" w:themeColor="accent1" w:themeShade="7F"/>
+      <w:color w:val="2F2E47" w:themeColor="accent1" w:themeShade="7F"/>
     </w:rPr>
   </w:style>
   <w:style w:type="character" w:customStyle="1" w:styleId="Heading6Char">
@@ -2369,7 +2342,7 @@
       <w:rFonts w:asciiTheme="majorHAnsi" w:eastAsiaTheme="majorEastAsia" w:hAnsiTheme="majorHAnsi" w:cstheme="majorBidi"/>
       <w:i/>
       <w:iCs/>
-      <w:color w:val="243F60" w:themeColor="accent1" w:themeShade="7F"/>
+      <w:color w:val="2F2E47" w:themeColor="accent1" w:themeShade="7F"/>
     </w:rPr>
   </w:style>
   <w:style w:type="character" w:customStyle="1" w:styleId="Heading7Char">
@@ -2383,7 +2356,7 @@
       <w:rFonts w:asciiTheme="majorHAnsi" w:eastAsiaTheme="majorEastAsia" w:hAnsiTheme="majorHAnsi" w:cstheme="majorBidi"/>
       <w:i/>
       <w:iCs/>
-      <w:color w:val="404040" w:themeColor="text1" w:themeTint="BF"/>
+      <w:color w:val="2F2E47" w:themeColor="text1" w:themeTint="BF"/>
     </w:rPr>
   </w:style>
   <w:style w:type="character" w:customStyle="1" w:styleId="Heading8Char">
@@ -2395,7 +2368,7 @@
     <w:rsid w:val="00FC693F"/>
     <w:rPr>
       <w:rFonts w:asciiTheme="majorHAnsi" w:eastAsiaTheme="majorEastAsia" w:hAnsiTheme="majorHAnsi" w:cstheme="majorBidi"/>
-      <w:color w:val="4F81BD" w:themeColor="accent1"/>
+      <w:color w:val="5C6684" w:themeColor="accent1"/>
       <w:sz w:val="20"/>
       <w:szCs w:val="20"/>
     </w:rPr>
@@ -2411,7 +2384,7 @@
       <w:rFonts w:asciiTheme="majorHAnsi" w:eastAsiaTheme="majorEastAsia" w:hAnsiTheme="majorHAnsi" w:cstheme="majorBidi"/>
       <w:i/>
       <w:iCs/>
-      <w:color w:val="404040" w:themeColor="text1" w:themeTint="BF"/>
+      <w:color w:val="2F2E47" w:themeColor="text1" w:themeTint="BF"/>
       <w:sz w:val="20"/>
       <w:szCs w:val="20"/>
     </w:rPr>
@@ -2431,7 +2404,7 @@
     <w:rPr>
       <w:b/>
       <w:bCs/>
-      <w:color w:val="4F81BD" w:themeColor="accent1"/>
+      <w:color w:val="5C6684" w:themeColor="accent1"/>
       <w:sz w:val="18"/>
       <w:szCs w:val="18"/>
     </w:rPr>
@@ -2478,7 +2451,7 @@
       <w:bCs/>
       <w:i/>
       <w:iCs/>
-      <w:color w:val="4F81BD" w:themeColor="accent1"/>
+      <w:color w:val="5C6684" w:themeColor="accent1"/>
     </w:rPr>
   </w:style>
   <w:style w:type="character" w:customStyle="1" w:styleId="IntenseQuoteChar">
@@ -2492,7 +2465,7 @@
       <w:bCs/>
       <w:i/>
       <w:iCs/>
-      <w:color w:val="4F81BD" w:themeColor="accent1"/>
+      <w:color w:val="5C6684" w:themeColor="accent1"/>
     </w:rPr>
   </w:style>
   <w:style w:type="character" w:styleId="SubtleEmphasis">
@@ -2504,7 +2477,7 @@
     <w:rPr>
       <w:i/>
       <w:iCs/>
-      <w:color w:val="808080" w:themeColor="text1" w:themeTint="7F"/>
+      <w:color w:val="5C6684" w:themeColor="text1" w:themeTint="7F"/>
     </w:rPr>
   </w:style>
   <w:style w:type="character" w:styleId="IntenseEmphasis">
@@ -2518,7 +2491,7 @@
       <w:bCs/>
       <w:i/>
       <w:iCs/>
-      <w:color w:val="4F81BD" w:themeColor="accent1"/>
+      <w:color w:val="5C6684" w:themeColor="accent1"/>
     </w:rPr>
   </w:style>
   <w:style w:type="character" w:styleId="SubtleReference">
@@ -2529,7 +2502,7 @@
     <w:rsid w:val="00FC693F"/>
     <w:rPr>
       <w:smallCaps/>
-      <w:color w:val="C0504D" w:themeColor="accent2"/>
+      <w:color w:val="5C6684" w:themeColor="accent2"/>
       <w:u w:val="single"/>
     </w:rPr>
   </w:style>
@@ -2543,7 +2516,7 @@
       <w:b/>
       <w:bCs/>
       <w:smallCaps/>
-      <w:color w:val="C0504D" w:themeColor="accent2"/>
+      <w:color w:val="5C6684" w:themeColor="accent2"/>
       <w:spacing w:val="5"/>
       <w:u w:val="single"/>
     </w:rPr>
@@ -2609,7 +2582,7 @@
       <w:spacing w:after="0" w:line="240" w:lineRule="auto"/>
     </w:pPr>
     <w:rPr>
-      <w:color w:val="000000" w:themeColor="text1" w:themeShade="BF"/>
+      <w:color w:val="131237" w:themeColor="text1" w:themeShade="BF"/>
     </w:rPr>
     <w:tblPr>
       <w:tblStyleRowBandSize w:val="1"/>
@@ -2687,7 +2660,7 @@
           <w:insideH w:val="nil"/>
           <w:insideV w:val="nil"/>
         </w:tcBorders>
-        <w:shd w:val="clear" w:color="auto" w:fill="C0C0C0" w:themeFill="text1" w:themeFillTint="3F"/>
+        <w:shd w:val="clear" w:color="auto" w:fill="D1D0CB" w:themeFill="text1" w:themeFillTint="3F"/>
       </w:tcPr>
     </w:tblStylePr>
     <w:tblStylePr w:type="band1Horz">
@@ -2699,7 +2672,7 @@
           <w:insideH w:val="nil"/>
           <w:insideV w:val="nil"/>
         </w:tcBorders>
-        <w:shd w:val="clear" w:color="auto" w:fill="C0C0C0" w:themeFill="text1" w:themeFillTint="3F"/>
+        <w:shd w:val="clear" w:color="auto" w:fill="D1D0CB" w:themeFill="text1" w:themeFillTint="3F"/>
       </w:tcPr>
     </w:tblStylePr>
   </w:style>
@@ -2712,7 +2685,7 @@
       <w:spacing w:after="0" w:line="240" w:lineRule="auto"/>
     </w:pPr>
     <w:rPr>
-      <w:color w:val="365F91" w:themeColor="accent1" w:themeShade="BF"/>
+      <w:color w:val="5C6684" w:themeColor="accent1" w:themeShade="BF"/>
     </w:rPr>
     <w:tblPr>
       <w:tblStyleRowBandSize w:val="1"/>
@@ -2790,7 +2763,7 @@
           <w:insideH w:val="nil"/>
           <w:insideV w:val="nil"/>
         </w:tcBorders>
-        <w:shd w:val="clear" w:color="auto" w:fill="D3DFEE" w:themeFill="accent1" w:themeFillTint="3F"/>
+        <w:shd w:val="clear" w:color="auto" w:fill="D1D0CB" w:themeFill="accent1" w:themeFillTint="3F"/>
       </w:tcPr>
     </w:tblStylePr>
     <w:tblStylePr w:type="band1Horz">
@@ -2802,7 +2775,7 @@
           <w:insideH w:val="nil"/>
           <w:insideV w:val="nil"/>
         </w:tcBorders>
-        <w:shd w:val="clear" w:color="auto" w:fill="D3DFEE" w:themeFill="accent1" w:themeFillTint="3F"/>
+        <w:shd w:val="clear" w:color="auto" w:fill="D1D0CB" w:themeFill="accent1" w:themeFillTint="3F"/>
       </w:tcPr>
     </w:tblStylePr>
   </w:style>
@@ -2815,7 +2788,7 @@
       <w:spacing w:after="0" w:line="240" w:lineRule="auto"/>
     </w:pPr>
     <w:rPr>
-      <w:color w:val="943634" w:themeColor="accent2" w:themeShade="BF"/>
+      <w:color w:val="2F2E47" w:themeColor="accent2" w:themeShade="BF"/>
     </w:rPr>
     <w:tblPr>
       <w:tblStyleRowBandSize w:val="1"/>
@@ -2893,7 +2866,7 @@
           <w:insideH w:val="nil"/>
           <w:insideV w:val="nil"/>
         </w:tcBorders>
-        <w:shd w:val="clear" w:color="auto" w:fill="EFD3D2" w:themeFill="accent2" w:themeFillTint="3F"/>
+        <w:shd w:val="clear" w:color="auto" w:fill="D1D0CB" w:themeFill="accent2" w:themeFillTint="3F"/>
       </w:tcPr>
     </w:tblStylePr>
     <w:tblStylePr w:type="band1Horz">
@@ -2905,7 +2878,7 @@
           <w:insideH w:val="nil"/>
           <w:insideV w:val="nil"/>
         </w:tcBorders>
-        <w:shd w:val="clear" w:color="auto" w:fill="EFD3D2" w:themeFill="accent2" w:themeFillTint="3F"/>
+        <w:shd w:val="clear" w:color="auto" w:fill="D1D0CB" w:themeFill="accent2" w:themeFillTint="3F"/>
       </w:tcPr>
     </w:tblStylePr>
   </w:style>
@@ -2918,7 +2891,7 @@
       <w:spacing w:after="0" w:line="240" w:lineRule="auto"/>
     </w:pPr>
     <w:rPr>
-      <w:color w:val="76923C" w:themeColor="accent3" w:themeShade="BF"/>
+      <w:color w:val="5C6684" w:themeColor="accent3" w:themeShade="BF"/>
     </w:rPr>
     <w:tblPr>
       <w:tblStyleRowBandSize w:val="1"/>
@@ -2996,7 +2969,7 @@
           <w:insideH w:val="nil"/>
           <w:insideV w:val="nil"/>
         </w:tcBorders>
-        <w:shd w:val="clear" w:color="auto" w:fill="E6EED5" w:themeFill="accent3" w:themeFillTint="3F"/>
+        <w:shd w:val="clear" w:color="auto" w:fill="D1D0CB" w:themeFill="accent3" w:themeFillTint="3F"/>
       </w:tcPr>
     </w:tblStylePr>
     <w:tblStylePr w:type="band1Horz">
@@ -3008,7 +2981,7 @@
           <w:insideH w:val="nil"/>
           <w:insideV w:val="nil"/>
         </w:tcBorders>
-        <w:shd w:val="clear" w:color="auto" w:fill="E6EED5" w:themeFill="accent3" w:themeFillTint="3F"/>
+        <w:shd w:val="clear" w:color="auto" w:fill="D1D0CB" w:themeFill="accent3" w:themeFillTint="3F"/>
       </w:tcPr>
     </w:tblStylePr>
   </w:style>
@@ -3021,7 +2994,7 @@
       <w:spacing w:after="0" w:line="240" w:lineRule="auto"/>
     </w:pPr>
     <w:rPr>
-      <w:color w:val="5F497A" w:themeColor="accent4" w:themeShade="BF"/>
+      <w:color w:val="5C6684" w:themeColor="accent4" w:themeShade="BF"/>
     </w:rPr>
     <w:tblPr>
       <w:tblStyleRowBandSize w:val="1"/>
@@ -3099,7 +3072,7 @@
           <w:insideH w:val="nil"/>
           <w:insideV w:val="nil"/>
         </w:tcBorders>
-        <w:shd w:val="clear" w:color="auto" w:fill="DFD8E8" w:themeFill="accent4" w:themeFillTint="3F"/>
+        <w:shd w:val="clear" w:color="auto" w:fill="D1D0CB" w:themeFill="accent4" w:themeFillTint="3F"/>
       </w:tcPr>
     </w:tblStylePr>
     <w:tblStylePr w:type="band1Horz">
@@ -3111,7 +3084,7 @@
           <w:insideH w:val="nil"/>
           <w:insideV w:val="nil"/>
         </w:tcBorders>
-        <w:shd w:val="clear" w:color="auto" w:fill="DFD8E8" w:themeFill="accent4" w:themeFillTint="3F"/>
+        <w:shd w:val="clear" w:color="auto" w:fill="D1D0CB" w:themeFill="accent4" w:themeFillTint="3F"/>
       </w:tcPr>
     </w:tblStylePr>
   </w:style>
@@ -3124,7 +3097,7 @@
       <w:spacing w:after="0" w:line="240" w:lineRule="auto"/>
     </w:pPr>
     <w:rPr>
-      <w:color w:val="31849B" w:themeColor="accent5" w:themeShade="BF"/>
+      <w:color w:val="5C6684" w:themeColor="accent5" w:themeShade="BF"/>
     </w:rPr>
     <w:tblPr>
       <w:tblStyleRowBandSize w:val="1"/>
@@ -3202,7 +3175,7 @@
           <w:insideH w:val="nil"/>
           <w:insideV w:val="nil"/>
         </w:tcBorders>
-        <w:shd w:val="clear" w:color="auto" w:fill="D2EAF1" w:themeFill="accent5" w:themeFillTint="3F"/>
+        <w:shd w:val="clear" w:color="auto" w:fill="D1D0CB" w:themeFill="accent5" w:themeFillTint="3F"/>
       </w:tcPr>
     </w:tblStylePr>
     <w:tblStylePr w:type="band1Horz">
@@ -3214,7 +3187,7 @@
           <w:insideH w:val="nil"/>
           <w:insideV w:val="nil"/>
         </w:tcBorders>
-        <w:shd w:val="clear" w:color="auto" w:fill="D2EAF1" w:themeFill="accent5" w:themeFillTint="3F"/>
+        <w:shd w:val="clear" w:color="auto" w:fill="D1D0CB" w:themeFill="accent5" w:themeFillTint="3F"/>
       </w:tcPr>
     </w:tblStylePr>
   </w:style>
@@ -3227,7 +3200,7 @@
       <w:spacing w:after="0" w:line="240" w:lineRule="auto"/>
     </w:pPr>
     <w:rPr>
-      <w:color w:val="E36C0A" w:themeColor="accent6" w:themeShade="BF"/>
+      <w:color w:val="5C6684" w:themeColor="accent6" w:themeShade="BF"/>
     </w:rPr>
     <w:tblPr>
       <w:tblStyleRowBandSize w:val="1"/>
@@ -3305,7 +3278,7 @@
           <w:insideH w:val="nil"/>
           <w:insideV w:val="nil"/>
         </w:tcBorders>
-        <w:shd w:val="clear" w:color="auto" w:fill="FDE4D0" w:themeFill="accent6" w:themeFillTint="3F"/>
+        <w:shd w:val="clear" w:color="auto" w:fill="D1D0CB" w:themeFill="accent6" w:themeFillTint="3F"/>
       </w:tcPr>
     </w:tblStylePr>
     <w:tblStylePr w:type="band1Horz">
@@ -3317,7 +3290,7 @@
           <w:insideH w:val="nil"/>
           <w:insideV w:val="nil"/>
         </w:tcBorders>
-        <w:shd w:val="clear" w:color="auto" w:fill="FDE4D0" w:themeFill="accent6" w:themeFillTint="3F"/>
+        <w:shd w:val="clear" w:color="auto" w:fill="D1D0CB" w:themeFill="accent6" w:themeFillTint="3F"/>
       </w:tcPr>
     </w:tblStylePr>
   </w:style>
@@ -3357,7 +3330,7 @@
       </w:rPr>
       <w:tblPr/>
       <w:tcPr>
-        <w:shd w:val="clear" w:color="auto" w:fill="000000" w:themeFill="text1"/>
+        <w:shd w:val="clear" w:color="auto" w:fill="131237" w:themeFill="text1"/>
       </w:tcPr>
     </w:tblStylePr>
     <w:tblStylePr w:type="lastRow">
@@ -3449,7 +3422,7 @@
       </w:rPr>
       <w:tblPr/>
       <w:tcPr>
-        <w:shd w:val="clear" w:color="auto" w:fill="4F81BD" w:themeFill="accent1"/>
+        <w:shd w:val="clear" w:color="auto" w:fill="5C6684" w:themeFill="accent1"/>
       </w:tcPr>
     </w:tblStylePr>
     <w:tblStylePr w:type="lastRow">
@@ -3541,7 +3514,7 @@
       </w:rPr>
       <w:tblPr/>
       <w:tcPr>
-        <w:shd w:val="clear" w:color="auto" w:fill="C0504D" w:themeFill="accent2"/>
+        <w:shd w:val="clear" w:color="auto" w:fill="5C6684" w:themeFill="accent2"/>
       </w:tcPr>
     </w:tblStylePr>
     <w:tblStylePr w:type="lastRow">
@@ -3633,7 +3606,7 @@
       </w:rPr>
       <w:tblPr/>
       <w:tcPr>
-        <w:shd w:val="clear" w:color="auto" w:fill="9BBB59" w:themeFill="accent3"/>
+        <w:shd w:val="clear" w:color="auto" w:fill="5C6684" w:themeFill="accent3"/>
       </w:tcPr>
     </w:tblStylePr>
     <w:tblStylePr w:type="lastRow">
@@ -3725,7 +3698,7 @@
       </w:rPr>
       <w:tblPr/>
       <w:tcPr>
-        <w:shd w:val="clear" w:color="auto" w:fill="8064A2" w:themeFill="accent4"/>
+        <w:shd w:val="clear" w:color="auto" w:fill="5C6684" w:themeFill="accent4"/>
       </w:tcPr>
     </w:tblStylePr>
     <w:tblStylePr w:type="lastRow">
@@ -3817,7 +3790,7 @@
       </w:rPr>
       <w:tblPr/>
       <w:tcPr>
-        <w:shd w:val="clear" w:color="auto" w:fill="4BACC6" w:themeFill="accent5"/>
+        <w:shd w:val="clear" w:color="auto" w:fill="5C6684" w:themeFill="accent5"/>
       </w:tcPr>
     </w:tblStylePr>
     <w:tblStylePr w:type="lastRow">
@@ -3909,7 +3882,7 @@
       </w:rPr>
       <w:tblPr/>
       <w:tcPr>
-        <w:shd w:val="clear" w:color="auto" w:fill="F79646" w:themeFill="accent6"/>
+        <w:shd w:val="clear" w:color="auto" w:fill="D1D0CB" w:themeFill="accent6"/>
       </w:tcPr>
     </w:tblStylePr>
     <w:tblStylePr w:type="lastRow">
@@ -4066,7 +4039,7 @@
           <w:bottom w:val="single" w:sz="8" w:space="0" w:color="000000" w:themeColor="text1"/>
           <w:right w:val="single" w:sz="8" w:space="0" w:color="000000" w:themeColor="text1"/>
         </w:tcBorders>
-        <w:shd w:val="clear" w:color="auto" w:fill="C0C0C0" w:themeFill="text1" w:themeFillTint="3F"/>
+        <w:shd w:val="clear" w:color="auto" w:fill="D1D0CB" w:themeFill="text1" w:themeFillTint="3F"/>
       </w:tcPr>
     </w:tblStylePr>
     <w:tblStylePr w:type="band1Horz">
@@ -4079,7 +4052,7 @@
           <w:right w:val="single" w:sz="8" w:space="0" w:color="000000" w:themeColor="text1"/>
           <w:insideV w:val="single" w:sz="8" w:space="0" w:color="000000" w:themeColor="text1"/>
         </w:tcBorders>
-        <w:shd w:val="clear" w:color="auto" w:fill="C0C0C0" w:themeFill="text1" w:themeFillTint="3F"/>
+        <w:shd w:val="clear" w:color="auto" w:fill="D1D0CB" w:themeFill="text1" w:themeFillTint="3F"/>
       </w:tcPr>
     </w:tblStylePr>
     <w:tblStylePr w:type="band2Horz">
@@ -4196,7 +4169,7 @@
           <w:bottom w:val="single" w:sz="8" w:space="0" w:color="4F81BD" w:themeColor="accent1"/>
           <w:right w:val="single" w:sz="8" w:space="0" w:color="4F81BD" w:themeColor="accent1"/>
         </w:tcBorders>
-        <w:shd w:val="clear" w:color="auto" w:fill="D3DFEE" w:themeFill="accent1" w:themeFillTint="3F"/>
+        <w:shd w:val="clear" w:color="auto" w:fill="D1D0CB" w:themeFill="accent1" w:themeFillTint="3F"/>
       </w:tcPr>
     </w:tblStylePr>
     <w:tblStylePr w:type="band1Horz">
@@ -4209,7 +4182,7 @@
           <w:right w:val="single" w:sz="8" w:space="0" w:color="4F81BD" w:themeColor="accent1"/>
           <w:insideV w:val="single" w:sz="8" w:space="0" w:color="4F81BD" w:themeColor="accent1"/>
         </w:tcBorders>
-        <w:shd w:val="clear" w:color="auto" w:fill="D3DFEE" w:themeFill="accent1" w:themeFillTint="3F"/>
+        <w:shd w:val="clear" w:color="auto" w:fill="D1D0CB" w:themeFill="accent1" w:themeFillTint="3F"/>
       </w:tcPr>
     </w:tblStylePr>
     <w:tblStylePr w:type="band2Horz">
@@ -4326,7 +4299,7 @@
           <w:bottom w:val="single" w:sz="8" w:space="0" w:color="C0504D" w:themeColor="accent2"/>
           <w:right w:val="single" w:sz="8" w:space="0" w:color="C0504D" w:themeColor="accent2"/>
         </w:tcBorders>
-        <w:shd w:val="clear" w:color="auto" w:fill="EFD3D2" w:themeFill="accent2" w:themeFillTint="3F"/>
+        <w:shd w:val="clear" w:color="auto" w:fill="D1D0CB" w:themeFill="accent2" w:themeFillTint="3F"/>
       </w:tcPr>
     </w:tblStylePr>
     <w:tblStylePr w:type="band1Horz">
@@ -4339,7 +4312,7 @@
           <w:right w:val="single" w:sz="8" w:space="0" w:color="C0504D" w:themeColor="accent2"/>
           <w:insideV w:val="single" w:sz="8" w:space="0" w:color="C0504D" w:themeColor="accent2"/>
         </w:tcBorders>
-        <w:shd w:val="clear" w:color="auto" w:fill="EFD3D2" w:themeFill="accent2" w:themeFillTint="3F"/>
+        <w:shd w:val="clear" w:color="auto" w:fill="D1D0CB" w:themeFill="accent2" w:themeFillTint="3F"/>
       </w:tcPr>
     </w:tblStylePr>
     <w:tblStylePr w:type="band2Horz">
@@ -4456,7 +4429,7 @@
           <w:bottom w:val="single" w:sz="8" w:space="0" w:color="9BBB59" w:themeColor="accent3"/>
           <w:right w:val="single" w:sz="8" w:space="0" w:color="9BBB59" w:themeColor="accent3"/>
         </w:tcBorders>
-        <w:shd w:val="clear" w:color="auto" w:fill="E6EED5" w:themeFill="accent3" w:themeFillTint="3F"/>
+        <w:shd w:val="clear" w:color="auto" w:fill="D1D0CB" w:themeFill="accent3" w:themeFillTint="3F"/>
       </w:tcPr>
     </w:tblStylePr>
     <w:tblStylePr w:type="band1Horz">
@@ -4469,7 +4442,7 @@
           <w:right w:val="single" w:sz="8" w:space="0" w:color="9BBB59" w:themeColor="accent3"/>
           <w:insideV w:val="single" w:sz="8" w:space="0" w:color="9BBB59" w:themeColor="accent3"/>
         </w:tcBorders>
-        <w:shd w:val="clear" w:color="auto" w:fill="E6EED5" w:themeFill="accent3" w:themeFillTint="3F"/>
+        <w:shd w:val="clear" w:color="auto" w:fill="D1D0CB" w:themeFill="accent3" w:themeFillTint="3F"/>
       </w:tcPr>
     </w:tblStylePr>
     <w:tblStylePr w:type="band2Horz">
@@ -4586,7 +4559,7 @@
           <w:bottom w:val="single" w:sz="8" w:space="0" w:color="8064A2" w:themeColor="accent4"/>
           <w:right w:val="single" w:sz="8" w:space="0" w:color="8064A2" w:themeColor="accent4"/>
         </w:tcBorders>
-        <w:shd w:val="clear" w:color="auto" w:fill="DFD8E8" w:themeFill="accent4" w:themeFillTint="3F"/>
+        <w:shd w:val="clear" w:color="auto" w:fill="D1D0CB" w:themeFill="accent4" w:themeFillTint="3F"/>
       </w:tcPr>
     </w:tblStylePr>
     <w:tblStylePr w:type="band1Horz">
@@ -4599,7 +4572,7 @@
           <w:right w:val="single" w:sz="8" w:space="0" w:color="8064A2" w:themeColor="accent4"/>
           <w:insideV w:val="single" w:sz="8" w:space="0" w:color="8064A2" w:themeColor="accent4"/>
         </w:tcBorders>
-        <w:shd w:val="clear" w:color="auto" w:fill="DFD8E8" w:themeFill="accent4" w:themeFillTint="3F"/>
+        <w:shd w:val="clear" w:color="auto" w:fill="D1D0CB" w:themeFill="accent4" w:themeFillTint="3F"/>
       </w:tcPr>
     </w:tblStylePr>
     <w:tblStylePr w:type="band2Horz">
@@ -4716,7 +4689,7 @@
           <w:bottom w:val="single" w:sz="8" w:space="0" w:color="4BACC6" w:themeColor="accent5"/>
           <w:right w:val="single" w:sz="8" w:space="0" w:color="4BACC6" w:themeColor="accent5"/>
         </w:tcBorders>
-        <w:shd w:val="clear" w:color="auto" w:fill="D2EAF1" w:themeFill="accent5" w:themeFillTint="3F"/>
+        <w:shd w:val="clear" w:color="auto" w:fill="D1D0CB" w:themeFill="accent5" w:themeFillTint="3F"/>
       </w:tcPr>
     </w:tblStylePr>
     <w:tblStylePr w:type="band1Horz">
@@ -4729,7 +4702,7 @@
           <w:right w:val="single" w:sz="8" w:space="0" w:color="4BACC6" w:themeColor="accent5"/>
           <w:insideV w:val="single" w:sz="8" w:space="0" w:color="4BACC6" w:themeColor="accent5"/>
         </w:tcBorders>
-        <w:shd w:val="clear" w:color="auto" w:fill="D2EAF1" w:themeFill="accent5" w:themeFillTint="3F"/>
+        <w:shd w:val="clear" w:color="auto" w:fill="D1D0CB" w:themeFill="accent5" w:themeFillTint="3F"/>
       </w:tcPr>
     </w:tblStylePr>
     <w:tblStylePr w:type="band2Horz">
@@ -4846,7 +4819,7 @@
           <w:bottom w:val="single" w:sz="8" w:space="0" w:color="F79646" w:themeColor="accent6"/>
           <w:right w:val="single" w:sz="8" w:space="0" w:color="F79646" w:themeColor="accent6"/>
         </w:tcBorders>
-        <w:shd w:val="clear" w:color="auto" w:fill="FDE4D0" w:themeFill="accent6" w:themeFillTint="3F"/>
+        <w:shd w:val="clear" w:color="auto" w:fill="D1D0CB" w:themeFill="accent6" w:themeFillTint="3F"/>
       </w:tcPr>
     </w:tblStylePr>
     <w:tblStylePr w:type="band1Horz">
@@ -4859,7 +4832,7 @@
           <w:right w:val="single" w:sz="8" w:space="0" w:color="F79646" w:themeColor="accent6"/>
           <w:insideV w:val="single" w:sz="8" w:space="0" w:color="F79646" w:themeColor="accent6"/>
         </w:tcBorders>
-        <w:shd w:val="clear" w:color="auto" w:fill="FDE4D0" w:themeFill="accent6" w:themeFillTint="3F"/>
+        <w:shd w:val="clear" w:color="auto" w:fill="D1D0CB" w:themeFill="accent6" w:themeFillTint="3F"/>
       </w:tcPr>
     </w:tblStylePr>
     <w:tblStylePr w:type="band2Horz">
@@ -4920,7 +4893,7 @@
           <w:insideH w:val="nil"/>
           <w:insideV w:val="nil"/>
         </w:tcBorders>
-        <w:shd w:val="clear" w:color="auto" w:fill="000000" w:themeFill="text1"/>
+        <w:shd w:val="clear" w:color="auto" w:fill="131237" w:themeFill="text1"/>
       </w:tcPr>
     </w:tblStylePr>
     <w:tblStylePr w:type="lastRow">
@@ -4958,7 +4931,7 @@
     <w:tblStylePr w:type="band1Vert">
       <w:tblPr/>
       <w:tcPr>
-        <w:shd w:val="clear" w:color="auto" w:fill="C0C0C0" w:themeFill="text1" w:themeFillTint="3F"/>
+        <w:shd w:val="clear" w:color="auto" w:fill="D1D0CB" w:themeFill="text1" w:themeFillTint="3F"/>
       </w:tcPr>
     </w:tblStylePr>
     <w:tblStylePr w:type="band1Horz">
@@ -4968,7 +4941,7 @@
           <w:insideH w:val="nil"/>
           <w:insideV w:val="nil"/>
         </w:tcBorders>
-        <w:shd w:val="clear" w:color="auto" w:fill="C0C0C0" w:themeFill="text1" w:themeFillTint="3F"/>
+        <w:shd w:val="clear" w:color="auto" w:fill="D1D0CB" w:themeFill="text1" w:themeFillTint="3F"/>
       </w:tcPr>
     </w:tblStylePr>
     <w:tblStylePr w:type="band2Horz">
@@ -5026,7 +4999,7 @@
           <w:insideH w:val="nil"/>
           <w:insideV w:val="nil"/>
         </w:tcBorders>
-        <w:shd w:val="clear" w:color="auto" w:fill="4F81BD" w:themeFill="accent1"/>
+        <w:shd w:val="clear" w:color="auto" w:fill="5C6684" w:themeFill="accent1"/>
       </w:tcPr>
     </w:tblStylePr>
     <w:tblStylePr w:type="lastRow">
@@ -5064,7 +5037,7 @@
     <w:tblStylePr w:type="band1Vert">
       <w:tblPr/>
       <w:tcPr>
-        <w:shd w:val="clear" w:color="auto" w:fill="D3DFEE" w:themeFill="accent1" w:themeFillTint="3F"/>
+        <w:shd w:val="clear" w:color="auto" w:fill="D1D0CB" w:themeFill="accent1" w:themeFillTint="3F"/>
       </w:tcPr>
     </w:tblStylePr>
     <w:tblStylePr w:type="band1Horz">
@@ -5074,7 +5047,7 @@
           <w:insideH w:val="nil"/>
           <w:insideV w:val="nil"/>
         </w:tcBorders>
-        <w:shd w:val="clear" w:color="auto" w:fill="D3DFEE" w:themeFill="accent1" w:themeFillTint="3F"/>
+        <w:shd w:val="clear" w:color="auto" w:fill="D1D0CB" w:themeFill="accent1" w:themeFillTint="3F"/>
       </w:tcPr>
     </w:tblStylePr>
     <w:tblStylePr w:type="band2Horz">
@@ -5132,7 +5105,7 @@
           <w:insideH w:val="nil"/>
           <w:insideV w:val="nil"/>
         </w:tcBorders>
-        <w:shd w:val="clear" w:color="auto" w:fill="C0504D" w:themeFill="accent2"/>
+        <w:shd w:val="clear" w:color="auto" w:fill="5C6684" w:themeFill="accent2"/>
       </w:tcPr>
     </w:tblStylePr>
     <w:tblStylePr w:type="lastRow">
@@ -5170,7 +5143,7 @@
     <w:tblStylePr w:type="band1Vert">
       <w:tblPr/>
       <w:tcPr>
-        <w:shd w:val="clear" w:color="auto" w:fill="EFD3D2" w:themeFill="accent2" w:themeFillTint="3F"/>
+        <w:shd w:val="clear" w:color="auto" w:fill="D1D0CB" w:themeFill="accent2" w:themeFillTint="3F"/>
       </w:tcPr>
     </w:tblStylePr>
     <w:tblStylePr w:type="band1Horz">
@@ -5180,7 +5153,7 @@
           <w:insideH w:val="nil"/>
           <w:insideV w:val="nil"/>
         </w:tcBorders>
-        <w:shd w:val="clear" w:color="auto" w:fill="EFD3D2" w:themeFill="accent2" w:themeFillTint="3F"/>
+        <w:shd w:val="clear" w:color="auto" w:fill="D1D0CB" w:themeFill="accent2" w:themeFillTint="3F"/>
       </w:tcPr>
     </w:tblStylePr>
     <w:tblStylePr w:type="band2Horz">
@@ -5238,7 +5211,7 @@
           <w:insideH w:val="nil"/>
           <w:insideV w:val="nil"/>
         </w:tcBorders>
-        <w:shd w:val="clear" w:color="auto" w:fill="9BBB59" w:themeFill="accent3"/>
+        <w:shd w:val="clear" w:color="auto" w:fill="5C6684" w:themeFill="accent3"/>
       </w:tcPr>
     </w:tblStylePr>
     <w:tblStylePr w:type="lastRow">
@@ -5276,7 +5249,7 @@
     <w:tblStylePr w:type="band1Vert">
       <w:tblPr/>
       <w:tcPr>
-        <w:shd w:val="clear" w:color="auto" w:fill="E6EED5" w:themeFill="accent3" w:themeFillTint="3F"/>
+        <w:shd w:val="clear" w:color="auto" w:fill="D1D0CB" w:themeFill="accent3" w:themeFillTint="3F"/>
       </w:tcPr>
     </w:tblStylePr>
     <w:tblStylePr w:type="band1Horz">
@@ -5286,7 +5259,7 @@
           <w:insideH w:val="nil"/>
           <w:insideV w:val="nil"/>
         </w:tcBorders>
-        <w:shd w:val="clear" w:color="auto" w:fill="E6EED5" w:themeFill="accent3" w:themeFillTint="3F"/>
+        <w:shd w:val="clear" w:color="auto" w:fill="D1D0CB" w:themeFill="accent3" w:themeFillTint="3F"/>
       </w:tcPr>
     </w:tblStylePr>
     <w:tblStylePr w:type="band2Horz">
@@ -5344,7 +5317,7 @@
           <w:insideH w:val="nil"/>
           <w:insideV w:val="nil"/>
         </w:tcBorders>
-        <w:shd w:val="clear" w:color="auto" w:fill="8064A2" w:themeFill="accent4"/>
+        <w:shd w:val="clear" w:color="auto" w:fill="5C6684" w:themeFill="accent4"/>
       </w:tcPr>
     </w:tblStylePr>
     <w:tblStylePr w:type="lastRow">
@@ -5382,7 +5355,7 @@
     <w:tblStylePr w:type="band1Vert">
       <w:tblPr/>
       <w:tcPr>
-        <w:shd w:val="clear" w:color="auto" w:fill="DFD8E8" w:themeFill="accent4" w:themeFillTint="3F"/>
+        <w:shd w:val="clear" w:color="auto" w:fill="D1D0CB" w:themeFill="accent4" w:themeFillTint="3F"/>
       </w:tcPr>
     </w:tblStylePr>
     <w:tblStylePr w:type="band1Horz">
@@ -5392,7 +5365,7 @@
           <w:insideH w:val="nil"/>
           <w:insideV w:val="nil"/>
         </w:tcBorders>
-        <w:shd w:val="clear" w:color="auto" w:fill="DFD8E8" w:themeFill="accent4" w:themeFillTint="3F"/>
+        <w:shd w:val="clear" w:color="auto" w:fill="D1D0CB" w:themeFill="accent4" w:themeFillTint="3F"/>
       </w:tcPr>
     </w:tblStylePr>
     <w:tblStylePr w:type="band2Horz">
@@ -5450,7 +5423,7 @@
           <w:insideH w:val="nil"/>
           <w:insideV w:val="nil"/>
         </w:tcBorders>
-        <w:shd w:val="clear" w:color="auto" w:fill="4BACC6" w:themeFill="accent5"/>
+        <w:shd w:val="clear" w:color="auto" w:fill="5C6684" w:themeFill="accent5"/>
       </w:tcPr>
     </w:tblStylePr>
     <w:tblStylePr w:type="lastRow">
@@ -5488,7 +5461,7 @@
     <w:tblStylePr w:type="band1Vert">
       <w:tblPr/>
       <w:tcPr>
-        <w:shd w:val="clear" w:color="auto" w:fill="D2EAF1" w:themeFill="accent5" w:themeFillTint="3F"/>
+        <w:shd w:val="clear" w:color="auto" w:fill="D1D0CB" w:themeFill="accent5" w:themeFillTint="3F"/>
       </w:tcPr>
     </w:tblStylePr>
     <w:tblStylePr w:type="band1Horz">
@@ -5498,7 +5471,7 @@
           <w:insideH w:val="nil"/>
           <w:insideV w:val="nil"/>
         </w:tcBorders>
-        <w:shd w:val="clear" w:color="auto" w:fill="D2EAF1" w:themeFill="accent5" w:themeFillTint="3F"/>
+        <w:shd w:val="clear" w:color="auto" w:fill="D1D0CB" w:themeFill="accent5" w:themeFillTint="3F"/>
       </w:tcPr>
     </w:tblStylePr>
     <w:tblStylePr w:type="band2Horz">
@@ -5556,7 +5529,7 @@
           <w:insideH w:val="nil"/>
           <w:insideV w:val="nil"/>
         </w:tcBorders>
-        <w:shd w:val="clear" w:color="auto" w:fill="F79646" w:themeFill="accent6"/>
+        <w:shd w:val="clear" w:color="auto" w:fill="D1D0CB" w:themeFill="accent6"/>
       </w:tcPr>
     </w:tblStylePr>
     <w:tblStylePr w:type="lastRow">
@@ -5594,7 +5567,7 @@
     <w:tblStylePr w:type="band1Vert">
       <w:tblPr/>
       <w:tcPr>
-        <w:shd w:val="clear" w:color="auto" w:fill="FDE4D0" w:themeFill="accent6" w:themeFillTint="3F"/>
+        <w:shd w:val="clear" w:color="auto" w:fill="D1D0CB" w:themeFill="accent6" w:themeFillTint="3F"/>
       </w:tcPr>
     </w:tblStylePr>
     <w:tblStylePr w:type="band1Horz">
@@ -5604,7 +5577,7 @@
           <w:insideH w:val="nil"/>
           <w:insideV w:val="nil"/>
         </w:tcBorders>
-        <w:shd w:val="clear" w:color="auto" w:fill="FDE4D0" w:themeFill="accent6" w:themeFillTint="3F"/>
+        <w:shd w:val="clear" w:color="auto" w:fill="D1D0CB" w:themeFill="accent6" w:themeFillTint="3F"/>
       </w:tcPr>
     </w:tblStylePr>
     <w:tblStylePr w:type="band2Horz">
@@ -5659,7 +5632,7 @@
           <w:insideH w:val="nil"/>
           <w:insideV w:val="nil"/>
         </w:tcBorders>
-        <w:shd w:val="clear" w:color="auto" w:fill="000000" w:themeFill="text1"/>
+        <w:shd w:val="clear" w:color="auto" w:fill="131237" w:themeFill="text1"/>
       </w:tcPr>
     </w:tblStylePr>
     <w:tblStylePr w:type="lastRow">
@@ -5698,7 +5671,7 @@
           <w:insideH w:val="nil"/>
           <w:insideV w:val="nil"/>
         </w:tcBorders>
-        <w:shd w:val="clear" w:color="auto" w:fill="000000" w:themeFill="text1"/>
+        <w:shd w:val="clear" w:color="auto" w:fill="131237" w:themeFill="text1"/>
       </w:tcPr>
     </w:tblStylePr>
     <w:tblStylePr w:type="lastCol">
@@ -5715,7 +5688,7 @@
           <w:insideH w:val="nil"/>
           <w:insideV w:val="nil"/>
         </w:tcBorders>
-        <w:shd w:val="clear" w:color="auto" w:fill="000000" w:themeFill="text1"/>
+        <w:shd w:val="clear" w:color="auto" w:fill="131237" w:themeFill="text1"/>
       </w:tcPr>
     </w:tblStylePr>
     <w:tblStylePr w:type="band1Vert">
@@ -5727,13 +5700,13 @@
           <w:insideH w:val="nil"/>
           <w:insideV w:val="nil"/>
         </w:tcBorders>
-        <w:shd w:val="clear" w:color="auto" w:fill="D8D8D8" w:themeFill="background1" w:themeFillShade="D8"/>
+        <w:shd w:val="clear" w:color="auto" w:fill="D1D0CB" w:themeFill="background1" w:themeFillShade="D8"/>
       </w:tcPr>
     </w:tblStylePr>
     <w:tblStylePr w:type="band1Horz">
       <w:tblPr/>
       <w:tcPr>
-        <w:shd w:val="clear" w:color="auto" w:fill="D8D8D8" w:themeFill="background1" w:themeFillShade="D8"/>
+        <w:shd w:val="clear" w:color="auto" w:fill="D1D0CB" w:themeFill="background1" w:themeFillShade="D8"/>
       </w:tcPr>
     </w:tblStylePr>
     <w:tblStylePr w:type="neCell">
@@ -5808,7 +5781,7 @@
           <w:insideH w:val="nil"/>
           <w:insideV w:val="nil"/>
         </w:tcBorders>
-        <w:shd w:val="clear" w:color="auto" w:fill="4F81BD" w:themeFill="accent1"/>
+        <w:shd w:val="clear" w:color="auto" w:fill="5C6684" w:themeFill="accent1"/>
       </w:tcPr>
     </w:tblStylePr>
     <w:tblStylePr w:type="lastRow">
@@ -5847,7 +5820,7 @@
           <w:insideH w:val="nil"/>
           <w:insideV w:val="nil"/>
         </w:tcBorders>
-        <w:shd w:val="clear" w:color="auto" w:fill="4F81BD" w:themeFill="accent1"/>
+        <w:shd w:val="clear" w:color="auto" w:fill="5C6684" w:themeFill="accent1"/>
       </w:tcPr>
     </w:tblStylePr>
     <w:tblStylePr w:type="lastCol">
@@ -5864,7 +5837,7 @@
           <w:insideH w:val="nil"/>
           <w:insideV w:val="nil"/>
         </w:tcBorders>
-        <w:shd w:val="clear" w:color="auto" w:fill="4F81BD" w:themeFill="accent1"/>
+        <w:shd w:val="clear" w:color="auto" w:fill="5C6684" w:themeFill="accent1"/>
       </w:tcPr>
     </w:tblStylePr>
     <w:tblStylePr w:type="band1Vert">
@@ -5876,13 +5849,13 @@
           <w:insideH w:val="nil"/>
           <w:insideV w:val="nil"/>
         </w:tcBorders>
-        <w:shd w:val="clear" w:color="auto" w:fill="D8D8D8" w:themeFill="background1" w:themeFillShade="D8"/>
+        <w:shd w:val="clear" w:color="auto" w:fill="D1D0CB" w:themeFill="background1" w:themeFillShade="D8"/>
       </w:tcPr>
     </w:tblStylePr>
     <w:tblStylePr w:type="band1Horz">
       <w:tblPr/>
       <w:tcPr>
-        <w:shd w:val="clear" w:color="auto" w:fill="D8D8D8" w:themeFill="background1" w:themeFillShade="D8"/>
+        <w:shd w:val="clear" w:color="auto" w:fill="D1D0CB" w:themeFill="background1" w:themeFillShade="D8"/>
       </w:tcPr>
     </w:tblStylePr>
     <w:tblStylePr w:type="neCell">
@@ -5957,7 +5930,7 @@
           <w:insideH w:val="nil"/>
           <w:insideV w:val="nil"/>
         </w:tcBorders>
-        <w:shd w:val="clear" w:color="auto" w:fill="C0504D" w:themeFill="accent2"/>
+        <w:shd w:val="clear" w:color="auto" w:fill="5C6684" w:themeFill="accent2"/>
       </w:tcPr>
     </w:tblStylePr>
     <w:tblStylePr w:type="lastRow">
@@ -5996,7 +5969,7 @@
           <w:insideH w:val="nil"/>
           <w:insideV w:val="nil"/>
         </w:tcBorders>
-        <w:shd w:val="clear" w:color="auto" w:fill="C0504D" w:themeFill="accent2"/>
+        <w:shd w:val="clear" w:color="auto" w:fill="5C6684" w:themeFill="accent2"/>
       </w:tcPr>
     </w:tblStylePr>
     <w:tblStylePr w:type="lastCol">
@@ -6013,7 +5986,7 @@
           <w:insideH w:val="nil"/>
           <w:insideV w:val="nil"/>
         </w:tcBorders>
-        <w:shd w:val="clear" w:color="auto" w:fill="C0504D" w:themeFill="accent2"/>
+        <w:shd w:val="clear" w:color="auto" w:fill="5C6684" w:themeFill="accent2"/>
       </w:tcPr>
     </w:tblStylePr>
     <w:tblStylePr w:type="band1Vert">
@@ -6025,13 +5998,13 @@
           <w:insideH w:val="nil"/>
           <w:insideV w:val="nil"/>
         </w:tcBorders>
-        <w:shd w:val="clear" w:color="auto" w:fill="D8D8D8" w:themeFill="background1" w:themeFillShade="D8"/>
+        <w:shd w:val="clear" w:color="auto" w:fill="D1D0CB" w:themeFill="background1" w:themeFillShade="D8"/>
       </w:tcPr>
     </w:tblStylePr>
     <w:tblStylePr w:type="band1Horz">
       <w:tblPr/>
       <w:tcPr>
-        <w:shd w:val="clear" w:color="auto" w:fill="D8D8D8" w:themeFill="background1" w:themeFillShade="D8"/>
+        <w:shd w:val="clear" w:color="auto" w:fill="D1D0CB" w:themeFill="background1" w:themeFillShade="D8"/>
       </w:tcPr>
     </w:tblStylePr>
     <w:tblStylePr w:type="neCell">
@@ -6106,7 +6079,7 @@
           <w:insideH w:val="nil"/>
           <w:insideV w:val="nil"/>
         </w:tcBorders>
-        <w:shd w:val="clear" w:color="auto" w:fill="9BBB59" w:themeFill="accent3"/>
+        <w:shd w:val="clear" w:color="auto" w:fill="5C6684" w:themeFill="accent3"/>
       </w:tcPr>
     </w:tblStylePr>
     <w:tblStylePr w:type="lastRow">
@@ -6145,7 +6118,7 @@
           <w:insideH w:val="nil"/>
           <w:insideV w:val="nil"/>
         </w:tcBorders>
-        <w:shd w:val="clear" w:color="auto" w:fill="9BBB59" w:themeFill="accent3"/>
+        <w:shd w:val="clear" w:color="auto" w:fill="5C6684" w:themeFill="accent3"/>
       </w:tcPr>
     </w:tblStylePr>
     <w:tblStylePr w:type="lastCol">
@@ -6162,7 +6135,7 @@
           <w:insideH w:val="nil"/>
           <w:insideV w:val="nil"/>
         </w:tcBorders>
-        <w:shd w:val="clear" w:color="auto" w:fill="9BBB59" w:themeFill="accent3"/>
+        <w:shd w:val="clear" w:color="auto" w:fill="5C6684" w:themeFill="accent3"/>
       </w:tcPr>
     </w:tblStylePr>
     <w:tblStylePr w:type="band1Vert">
@@ -6174,13 +6147,13 @@
           <w:insideH w:val="nil"/>
           <w:insideV w:val="nil"/>
         </w:tcBorders>
-        <w:shd w:val="clear" w:color="auto" w:fill="D8D8D8" w:themeFill="background1" w:themeFillShade="D8"/>
+        <w:shd w:val="clear" w:color="auto" w:fill="D1D0CB" w:themeFill="background1" w:themeFillShade="D8"/>
       </w:tcPr>
     </w:tblStylePr>
     <w:tblStylePr w:type="band1Horz">
       <w:tblPr/>
       <w:tcPr>
-        <w:shd w:val="clear" w:color="auto" w:fill="D8D8D8" w:themeFill="background1" w:themeFillShade="D8"/>
+        <w:shd w:val="clear" w:color="auto" w:fill="D1D0CB" w:themeFill="background1" w:themeFillShade="D8"/>
       </w:tcPr>
     </w:tblStylePr>
     <w:tblStylePr w:type="neCell">
@@ -6255,7 +6228,7 @@
           <w:insideH w:val="nil"/>
           <w:insideV w:val="nil"/>
         </w:tcBorders>
-        <w:shd w:val="clear" w:color="auto" w:fill="8064A2" w:themeFill="accent4"/>
+        <w:shd w:val="clear" w:color="auto" w:fill="5C6684" w:themeFill="accent4"/>
       </w:tcPr>
     </w:tblStylePr>
     <w:tblStylePr w:type="lastRow">
@@ -6294,7 +6267,7 @@
           <w:insideH w:val="nil"/>
           <w:insideV w:val="nil"/>
         </w:tcBorders>
-        <w:shd w:val="clear" w:color="auto" w:fill="8064A2" w:themeFill="accent4"/>
+        <w:shd w:val="clear" w:color="auto" w:fill="5C6684" w:themeFill="accent4"/>
       </w:tcPr>
     </w:tblStylePr>
     <w:tblStylePr w:type="lastCol">
@@ -6311,7 +6284,7 @@
           <w:insideH w:val="nil"/>
           <w:insideV w:val="nil"/>
         </w:tcBorders>
-        <w:shd w:val="clear" w:color="auto" w:fill="8064A2" w:themeFill="accent4"/>
+        <w:shd w:val="clear" w:color="auto" w:fill="5C6684" w:themeFill="accent4"/>
       </w:tcPr>
     </w:tblStylePr>
     <w:tblStylePr w:type="band1Vert">
@@ -6323,13 +6296,13 @@
           <w:insideH w:val="nil"/>
           <w:insideV w:val="nil"/>
         </w:tcBorders>
-        <w:shd w:val="clear" w:color="auto" w:fill="D8D8D8" w:themeFill="background1" w:themeFillShade="D8"/>
+        <w:shd w:val="clear" w:color="auto" w:fill="D1D0CB" w:themeFill="background1" w:themeFillShade="D8"/>
       </w:tcPr>
     </w:tblStylePr>
     <w:tblStylePr w:type="band1Horz">
       <w:tblPr/>
       <w:tcPr>
-        <w:shd w:val="clear" w:color="auto" w:fill="D8D8D8" w:themeFill="background1" w:themeFillShade="D8"/>
+        <w:shd w:val="clear" w:color="auto" w:fill="D1D0CB" w:themeFill="background1" w:themeFillShade="D8"/>
       </w:tcPr>
     </w:tblStylePr>
     <w:tblStylePr w:type="neCell">
@@ -6404,7 +6377,7 @@
           <w:insideH w:val="nil"/>
           <w:insideV w:val="nil"/>
         </w:tcBorders>
-        <w:shd w:val="clear" w:color="auto" w:fill="4BACC6" w:themeFill="accent5"/>
+        <w:shd w:val="clear" w:color="auto" w:fill="5C6684" w:themeFill="accent5"/>
       </w:tcPr>
     </w:tblStylePr>
     <w:tblStylePr w:type="lastRow">
@@ -6443,7 +6416,7 @@
           <w:insideH w:val="nil"/>
           <w:insideV w:val="nil"/>
         </w:tcBorders>
-        <w:shd w:val="clear" w:color="auto" w:fill="4BACC6" w:themeFill="accent5"/>
+        <w:shd w:val="clear" w:color="auto" w:fill="5C6684" w:themeFill="accent5"/>
       </w:tcPr>
     </w:tblStylePr>
     <w:tblStylePr w:type="lastCol">
@@ -6460,7 +6433,7 @@
           <w:insideH w:val="nil"/>
           <w:insideV w:val="nil"/>
         </w:tcBorders>
-        <w:shd w:val="clear" w:color="auto" w:fill="4BACC6" w:themeFill="accent5"/>
+        <w:shd w:val="clear" w:color="auto" w:fill="5C6684" w:themeFill="accent5"/>
       </w:tcPr>
     </w:tblStylePr>
     <w:tblStylePr w:type="band1Vert">
@@ -6472,13 +6445,13 @@
           <w:insideH w:val="nil"/>
           <w:insideV w:val="nil"/>
         </w:tcBorders>
-        <w:shd w:val="clear" w:color="auto" w:fill="D8D8D8" w:themeFill="background1" w:themeFillShade="D8"/>
+        <w:shd w:val="clear" w:color="auto" w:fill="D1D0CB" w:themeFill="background1" w:themeFillShade="D8"/>
       </w:tcPr>
     </w:tblStylePr>
     <w:tblStylePr w:type="band1Horz">
       <w:tblPr/>
       <w:tcPr>
-        <w:shd w:val="clear" w:color="auto" w:fill="D8D8D8" w:themeFill="background1" w:themeFillShade="D8"/>
+        <w:shd w:val="clear" w:color="auto" w:fill="D1D0CB" w:themeFill="background1" w:themeFillShade="D8"/>
       </w:tcPr>
     </w:tblStylePr>
     <w:tblStylePr w:type="neCell">
@@ -6553,7 +6526,7 @@
           <w:insideH w:val="nil"/>
           <w:insideV w:val="nil"/>
         </w:tcBorders>
-        <w:shd w:val="clear" w:color="auto" w:fill="F79646" w:themeFill="accent6"/>
+        <w:shd w:val="clear" w:color="auto" w:fill="D1D0CB" w:themeFill="accent6"/>
       </w:tcPr>
     </w:tblStylePr>
     <w:tblStylePr w:type="lastRow">
@@ -6592,7 +6565,7 @@
           <w:insideH w:val="nil"/>
           <w:insideV w:val="nil"/>
         </w:tcBorders>
-        <w:shd w:val="clear" w:color="auto" w:fill="F79646" w:themeFill="accent6"/>
+        <w:shd w:val="clear" w:color="auto" w:fill="D1D0CB" w:themeFill="accent6"/>
       </w:tcPr>
     </w:tblStylePr>
     <w:tblStylePr w:type="lastCol">
@@ -6609,7 +6582,7 @@
           <w:insideH w:val="nil"/>
           <w:insideV w:val="nil"/>
         </w:tcBorders>
-        <w:shd w:val="clear" w:color="auto" w:fill="F79646" w:themeFill="accent6"/>
+        <w:shd w:val="clear" w:color="auto" w:fill="D1D0CB" w:themeFill="accent6"/>
       </w:tcPr>
     </w:tblStylePr>
     <w:tblStylePr w:type="band1Vert">
@@ -6621,13 +6594,13 @@
           <w:insideH w:val="nil"/>
           <w:insideV w:val="nil"/>
         </w:tcBorders>
-        <w:shd w:val="clear" w:color="auto" w:fill="D8D8D8" w:themeFill="background1" w:themeFillShade="D8"/>
+        <w:shd w:val="clear" w:color="auto" w:fill="D1D0CB" w:themeFill="background1" w:themeFillShade="D8"/>
       </w:tcPr>
     </w:tblStylePr>
     <w:tblStylePr w:type="band1Horz">
       <w:tblPr/>
       <w:tcPr>
-        <w:shd w:val="clear" w:color="auto" w:fill="D8D8D8" w:themeFill="background1" w:themeFillShade="D8"/>
+        <w:shd w:val="clear" w:color="auto" w:fill="D1D0CB" w:themeFill="background1" w:themeFillShade="D8"/>
       </w:tcPr>
     </w:tblStylePr>
     <w:tblStylePr w:type="neCell">
@@ -6669,7 +6642,7 @@
       <w:spacing w:after="0" w:line="240" w:lineRule="auto"/>
     </w:pPr>
     <w:rPr>
-      <w:color w:val="000000" w:themeColor="text1"/>
+      <w:color w:val="131237" w:themeColor="text1"/>
     </w:rPr>
     <w:tblPr>
       <w:tblStyleRowBandSize w:val="1"/>
@@ -6702,7 +6675,7 @@
       <w:rPr>
         <w:b/>
         <w:bCs/>
-        <w:color w:val="1F497D" w:themeColor="text2"/>
+        <w:color w:val="2F2E47" w:themeColor="text2"/>
       </w:rPr>
       <w:tblPr/>
       <w:tcPr>
@@ -6734,13 +6707,13 @@
     <w:tblStylePr w:type="band1Vert">
       <w:tblPr/>
       <w:tcPr>
-        <w:shd w:val="clear" w:color="auto" w:fill="C0C0C0" w:themeFill="text1" w:themeFillTint="3F"/>
+        <w:shd w:val="clear" w:color="auto" w:fill="D1D0CB" w:themeFill="text1" w:themeFillTint="3F"/>
       </w:tcPr>
     </w:tblStylePr>
     <w:tblStylePr w:type="band1Horz">
       <w:tblPr/>
       <w:tcPr>
-        <w:shd w:val="clear" w:color="auto" w:fill="C0C0C0" w:themeFill="text1" w:themeFillTint="3F"/>
+        <w:shd w:val="clear" w:color="auto" w:fill="D1D0CB" w:themeFill="text1" w:themeFillTint="3F"/>
       </w:tcPr>
     </w:tblStylePr>
   </w:style>
@@ -6753,7 +6726,7 @@
       <w:spacing w:after="0" w:line="240" w:lineRule="auto"/>
     </w:pPr>
     <w:rPr>
-      <w:color w:val="000000" w:themeColor="text1"/>
+      <w:color w:val="131237" w:themeColor="text1"/>
     </w:rPr>
     <w:tblPr>
       <w:tblStyleRowBandSize w:val="1"/>
@@ -6786,7 +6759,7 @@
       <w:rPr>
         <w:b/>
         <w:bCs/>
-        <w:color w:val="1F497D" w:themeColor="text2"/>
+        <w:color w:val="2F2E47" w:themeColor="text2"/>
       </w:rPr>
       <w:tblPr/>
       <w:tcPr>
@@ -6818,13 +6791,13 @@
     <w:tblStylePr w:type="band1Vert">
       <w:tblPr/>
       <w:tcPr>
-        <w:shd w:val="clear" w:color="auto" w:fill="D3DFEE" w:themeFill="accent1" w:themeFillTint="3F"/>
+        <w:shd w:val="clear" w:color="auto" w:fill="D1D0CB" w:themeFill="accent1" w:themeFillTint="3F"/>
       </w:tcPr>
     </w:tblStylePr>
     <w:tblStylePr w:type="band1Horz">
       <w:tblPr/>
       <w:tcPr>
-        <w:shd w:val="clear" w:color="auto" w:fill="D3DFEE" w:themeFill="accent1" w:themeFillTint="3F"/>
+        <w:shd w:val="clear" w:color="auto" w:fill="D1D0CB" w:themeFill="accent1" w:themeFillTint="3F"/>
       </w:tcPr>
     </w:tblStylePr>
   </w:style>
@@ -6837,7 +6810,7 @@
       <w:spacing w:after="0" w:line="240" w:lineRule="auto"/>
     </w:pPr>
     <w:rPr>
-      <w:color w:val="000000" w:themeColor="text1"/>
+      <w:color w:val="131237" w:themeColor="text1"/>
     </w:rPr>
     <w:tblPr>
       <w:tblStyleRowBandSize w:val="1"/>
@@ -6870,7 +6843,7 @@
       <w:rPr>
         <w:b/>
         <w:bCs/>
-        <w:color w:val="1F497D" w:themeColor="text2"/>
+        <w:color w:val="2F2E47" w:themeColor="text2"/>
       </w:rPr>
       <w:tblPr/>
       <w:tcPr>
@@ -6902,13 +6875,13 @@
     <w:tblStylePr w:type="band1Vert">
       <w:tblPr/>
       <w:tcPr>
-        <w:shd w:val="clear" w:color="auto" w:fill="EFD3D2" w:themeFill="accent2" w:themeFillTint="3F"/>
+        <w:shd w:val="clear" w:color="auto" w:fill="D1D0CB" w:themeFill="accent2" w:themeFillTint="3F"/>
       </w:tcPr>
     </w:tblStylePr>
     <w:tblStylePr w:type="band1Horz">
       <w:tblPr/>
       <w:tcPr>
-        <w:shd w:val="clear" w:color="auto" w:fill="EFD3D2" w:themeFill="accent2" w:themeFillTint="3F"/>
+        <w:shd w:val="clear" w:color="auto" w:fill="D1D0CB" w:themeFill="accent2" w:themeFillTint="3F"/>
       </w:tcPr>
     </w:tblStylePr>
   </w:style>
@@ -6921,7 +6894,7 @@
       <w:spacing w:after="0" w:line="240" w:lineRule="auto"/>
     </w:pPr>
     <w:rPr>
-      <w:color w:val="000000" w:themeColor="text1"/>
+      <w:color w:val="131237" w:themeColor="text1"/>
     </w:rPr>
     <w:tblPr>
       <w:tblStyleRowBandSize w:val="1"/>
@@ -6954,7 +6927,7 @@
       <w:rPr>
         <w:b/>
         <w:bCs/>
-        <w:color w:val="1F497D" w:themeColor="text2"/>
+        <w:color w:val="2F2E47" w:themeColor="text2"/>
       </w:rPr>
       <w:tblPr/>
       <w:tcPr>
@@ -6986,13 +6959,13 @@
     <w:tblStylePr w:type="band1Vert">
       <w:tblPr/>
       <w:tcPr>
-        <w:shd w:val="clear" w:color="auto" w:fill="E6EED5" w:themeFill="accent3" w:themeFillTint="3F"/>
+        <w:shd w:val="clear" w:color="auto" w:fill="D1D0CB" w:themeFill="accent3" w:themeFillTint="3F"/>
       </w:tcPr>
     </w:tblStylePr>
     <w:tblStylePr w:type="band1Horz">
       <w:tblPr/>
       <w:tcPr>
-        <w:shd w:val="clear" w:color="auto" w:fill="E6EED5" w:themeFill="accent3" w:themeFillTint="3F"/>
+        <w:shd w:val="clear" w:color="auto" w:fill="D1D0CB" w:themeFill="accent3" w:themeFillTint="3F"/>
       </w:tcPr>
     </w:tblStylePr>
   </w:style>
@@ -7005,7 +6978,7 @@
       <w:spacing w:after="0" w:line="240" w:lineRule="auto"/>
     </w:pPr>
     <w:rPr>
-      <w:color w:val="000000" w:themeColor="text1"/>
+      <w:color w:val="131237" w:themeColor="text1"/>
     </w:rPr>
     <w:tblPr>
       <w:tblStyleRowBandSize w:val="1"/>
@@ -7038,7 +7011,7 @@
       <w:rPr>
         <w:b/>
         <w:bCs/>
-        <w:color w:val="1F497D" w:themeColor="text2"/>
+        <w:color w:val="2F2E47" w:themeColor="text2"/>
       </w:rPr>
       <w:tblPr/>
       <w:tcPr>
@@ -7070,13 +7043,13 @@
     <w:tblStylePr w:type="band1Vert">
       <w:tblPr/>
       <w:tcPr>
-        <w:shd w:val="clear" w:color="auto" w:fill="DFD8E8" w:themeFill="accent4" w:themeFillTint="3F"/>
+        <w:shd w:val="clear" w:color="auto" w:fill="D1D0CB" w:themeFill="accent4" w:themeFillTint="3F"/>
       </w:tcPr>
     </w:tblStylePr>
     <w:tblStylePr w:type="band1Horz">
       <w:tblPr/>
       <w:tcPr>
-        <w:shd w:val="clear" w:color="auto" w:fill="DFD8E8" w:themeFill="accent4" w:themeFillTint="3F"/>
+        <w:shd w:val="clear" w:color="auto" w:fill="D1D0CB" w:themeFill="accent4" w:themeFillTint="3F"/>
       </w:tcPr>
     </w:tblStylePr>
   </w:style>
@@ -7089,7 +7062,7 @@
       <w:spacing w:after="0" w:line="240" w:lineRule="auto"/>
     </w:pPr>
     <w:rPr>
-      <w:color w:val="000000" w:themeColor="text1"/>
+      <w:color w:val="131237" w:themeColor="text1"/>
     </w:rPr>
     <w:tblPr>
       <w:tblStyleRowBandSize w:val="1"/>
@@ -7122,7 +7095,7 @@
       <w:rPr>
         <w:b/>
         <w:bCs/>
-        <w:color w:val="1F497D" w:themeColor="text2"/>
+        <w:color w:val="2F2E47" w:themeColor="text2"/>
       </w:rPr>
       <w:tblPr/>
       <w:tcPr>
@@ -7154,13 +7127,13 @@
     <w:tblStylePr w:type="band1Vert">
       <w:tblPr/>
       <w:tcPr>
-        <w:shd w:val="clear" w:color="auto" w:fill="D2EAF1" w:themeFill="accent5" w:themeFillTint="3F"/>
+        <w:shd w:val="clear" w:color="auto" w:fill="D1D0CB" w:themeFill="accent5" w:themeFillTint="3F"/>
       </w:tcPr>
     </w:tblStylePr>
     <w:tblStylePr w:type="band1Horz">
       <w:tblPr/>
       <w:tcPr>
-        <w:shd w:val="clear" w:color="auto" w:fill="D2EAF1" w:themeFill="accent5" w:themeFillTint="3F"/>
+        <w:shd w:val="clear" w:color="auto" w:fill="D1D0CB" w:themeFill="accent5" w:themeFillTint="3F"/>
       </w:tcPr>
     </w:tblStylePr>
   </w:style>
@@ -7173,7 +7146,7 @@
       <w:spacing w:after="0" w:line="240" w:lineRule="auto"/>
     </w:pPr>
     <w:rPr>
-      <w:color w:val="000000" w:themeColor="text1"/>
+      <w:color w:val="131237" w:themeColor="text1"/>
     </w:rPr>
     <w:tblPr>
       <w:tblStyleRowBandSize w:val="1"/>
@@ -7206,7 +7179,7 @@
       <w:rPr>
         <w:b/>
         <w:bCs/>
-        <w:color w:val="1F497D" w:themeColor="text2"/>
+        <w:color w:val="2F2E47" w:themeColor="text2"/>
       </w:rPr>
       <w:tblPr/>
       <w:tcPr>
@@ -7238,13 +7211,13 @@
     <w:tblStylePr w:type="band1Vert">
       <w:tblPr/>
       <w:tcPr>
-        <w:shd w:val="clear" w:color="auto" w:fill="FDE4D0" w:themeFill="accent6" w:themeFillTint="3F"/>
+        <w:shd w:val="clear" w:color="auto" w:fill="D1D0CB" w:themeFill="accent6" w:themeFillTint="3F"/>
       </w:tcPr>
     </w:tblStylePr>
     <w:tblStylePr w:type="band1Horz">
       <w:tblPr/>
       <w:tcPr>
-        <w:shd w:val="clear" w:color="auto" w:fill="FDE4D0" w:themeFill="accent6" w:themeFillTint="3F"/>
+        <w:shd w:val="clear" w:color="auto" w:fill="D1D0CB" w:themeFill="accent6" w:themeFillTint="3F"/>
       </w:tcPr>
     </w:tblStylePr>
   </w:style>
@@ -7258,7 +7231,7 @@
     </w:pPr>
     <w:rPr>
       <w:rFonts w:asciiTheme="majorHAnsi" w:eastAsiaTheme="majorEastAsia" w:hAnsiTheme="majorHAnsi" w:cstheme="majorBidi"/>
-      <w:color w:val="000000" w:themeColor="text1"/>
+      <w:color w:val="131237" w:themeColor="text1"/>
     </w:rPr>
     <w:tblPr>
       <w:tblStyleRowBandSize w:val="1"/>
@@ -7346,7 +7319,7 @@
           <w:insideH w:val="nil"/>
           <w:insideV w:val="nil"/>
         </w:tcBorders>
-        <w:shd w:val="clear" w:color="auto" w:fill="C0C0C0" w:themeFill="text1" w:themeFillTint="3F"/>
+        <w:shd w:val="clear" w:color="auto" w:fill="D1D0CB" w:themeFill="text1" w:themeFillTint="3F"/>
       </w:tcPr>
     </w:tblStylePr>
     <w:tblStylePr w:type="band1Horz">
@@ -7358,7 +7331,7 @@
           <w:insideH w:val="nil"/>
           <w:insideV w:val="nil"/>
         </w:tcBorders>
-        <w:shd w:val="clear" w:color="auto" w:fill="C0C0C0" w:themeFill="text1" w:themeFillTint="3F"/>
+        <w:shd w:val="clear" w:color="auto" w:fill="D1D0CB" w:themeFill="text1" w:themeFillTint="3F"/>
       </w:tcPr>
     </w:tblStylePr>
     <w:tblStylePr w:type="nwCell">
@@ -7386,7 +7359,7 @@
     </w:pPr>
     <w:rPr>
       <w:rFonts w:asciiTheme="majorHAnsi" w:eastAsiaTheme="majorEastAsia" w:hAnsiTheme="majorHAnsi" w:cstheme="majorBidi"/>
-      <w:color w:val="000000" w:themeColor="text1"/>
+      <w:color w:val="131237" w:themeColor="text1"/>
     </w:rPr>
     <w:tblPr>
       <w:tblStyleRowBandSize w:val="1"/>
@@ -7474,7 +7447,7 @@
           <w:insideH w:val="nil"/>
           <w:insideV w:val="nil"/>
         </w:tcBorders>
-        <w:shd w:val="clear" w:color="auto" w:fill="D3DFEE" w:themeFill="accent1" w:themeFillTint="3F"/>
+        <w:shd w:val="clear" w:color="auto" w:fill="D1D0CB" w:themeFill="accent1" w:themeFillTint="3F"/>
       </w:tcPr>
     </w:tblStylePr>
     <w:tblStylePr w:type="band1Horz">
@@ -7486,7 +7459,7 @@
           <w:insideH w:val="nil"/>
           <w:insideV w:val="nil"/>
         </w:tcBorders>
-        <w:shd w:val="clear" w:color="auto" w:fill="D3DFEE" w:themeFill="accent1" w:themeFillTint="3F"/>
+        <w:shd w:val="clear" w:color="auto" w:fill="D1D0CB" w:themeFill="accent1" w:themeFillTint="3F"/>
       </w:tcPr>
     </w:tblStylePr>
     <w:tblStylePr w:type="nwCell">
@@ -7514,7 +7487,7 @@
     </w:pPr>
     <w:rPr>
       <w:rFonts w:asciiTheme="majorHAnsi" w:eastAsiaTheme="majorEastAsia" w:hAnsiTheme="majorHAnsi" w:cstheme="majorBidi"/>
-      <w:color w:val="000000" w:themeColor="text1"/>
+      <w:color w:val="131237" w:themeColor="text1"/>
     </w:rPr>
     <w:tblPr>
       <w:tblStyleRowBandSize w:val="1"/>
@@ -7602,7 +7575,7 @@
           <w:insideH w:val="nil"/>
           <w:insideV w:val="nil"/>
         </w:tcBorders>
-        <w:shd w:val="clear" w:color="auto" w:fill="EFD3D2" w:themeFill="accent2" w:themeFillTint="3F"/>
+        <w:shd w:val="clear" w:color="auto" w:fill="D1D0CB" w:themeFill="accent2" w:themeFillTint="3F"/>
       </w:tcPr>
     </w:tblStylePr>
     <w:tblStylePr w:type="band1Horz">
@@ -7614,7 +7587,7 @@
           <w:insideH w:val="nil"/>
           <w:insideV w:val="nil"/>
         </w:tcBorders>
-        <w:shd w:val="clear" w:color="auto" w:fill="EFD3D2" w:themeFill="accent2" w:themeFillTint="3F"/>
+        <w:shd w:val="clear" w:color="auto" w:fill="D1D0CB" w:themeFill="accent2" w:themeFillTint="3F"/>
       </w:tcPr>
     </w:tblStylePr>
     <w:tblStylePr w:type="nwCell">
@@ -7642,7 +7615,7 @@
     </w:pPr>
     <w:rPr>
       <w:rFonts w:asciiTheme="majorHAnsi" w:eastAsiaTheme="majorEastAsia" w:hAnsiTheme="majorHAnsi" w:cstheme="majorBidi"/>
-      <w:color w:val="000000" w:themeColor="text1"/>
+      <w:color w:val="131237" w:themeColor="text1"/>
     </w:rPr>
     <w:tblPr>
       <w:tblStyleRowBandSize w:val="1"/>
@@ -7730,7 +7703,7 @@
           <w:insideH w:val="nil"/>
           <w:insideV w:val="nil"/>
         </w:tcBorders>
-        <w:shd w:val="clear" w:color="auto" w:fill="E6EED5" w:themeFill="accent3" w:themeFillTint="3F"/>
+        <w:shd w:val="clear" w:color="auto" w:fill="D1D0CB" w:themeFill="accent3" w:themeFillTint="3F"/>
       </w:tcPr>
     </w:tblStylePr>
     <w:tblStylePr w:type="band1Horz">
@@ -7742,7 +7715,7 @@
           <w:insideH w:val="nil"/>
           <w:insideV w:val="nil"/>
         </w:tcBorders>
-        <w:shd w:val="clear" w:color="auto" w:fill="E6EED5" w:themeFill="accent3" w:themeFillTint="3F"/>
+        <w:shd w:val="clear" w:color="auto" w:fill="D1D0CB" w:themeFill="accent3" w:themeFillTint="3F"/>
       </w:tcPr>
     </w:tblStylePr>
     <w:tblStylePr w:type="nwCell">
@@ -7770,7 +7743,7 @@
     </w:pPr>
     <w:rPr>
       <w:rFonts w:asciiTheme="majorHAnsi" w:eastAsiaTheme="majorEastAsia" w:hAnsiTheme="majorHAnsi" w:cstheme="majorBidi"/>
-      <w:color w:val="000000" w:themeColor="text1"/>
+      <w:color w:val="131237" w:themeColor="text1"/>
     </w:rPr>
     <w:tblPr>
       <w:tblStyleRowBandSize w:val="1"/>
@@ -7858,7 +7831,7 @@
           <w:insideH w:val="nil"/>
           <w:insideV w:val="nil"/>
         </w:tcBorders>
-        <w:shd w:val="clear" w:color="auto" w:fill="DFD8E8" w:themeFill="accent4" w:themeFillTint="3F"/>
+        <w:shd w:val="clear" w:color="auto" w:fill="D1D0CB" w:themeFill="accent4" w:themeFillTint="3F"/>
       </w:tcPr>
     </w:tblStylePr>
     <w:tblStylePr w:type="band1Horz">
@@ -7870,7 +7843,7 @@
           <w:insideH w:val="nil"/>
           <w:insideV w:val="nil"/>
         </w:tcBorders>
-        <w:shd w:val="clear" w:color="auto" w:fill="DFD8E8" w:themeFill="accent4" w:themeFillTint="3F"/>
+        <w:shd w:val="clear" w:color="auto" w:fill="D1D0CB" w:themeFill="accent4" w:themeFillTint="3F"/>
       </w:tcPr>
     </w:tblStylePr>
     <w:tblStylePr w:type="nwCell">
@@ -7898,7 +7871,7 @@
     </w:pPr>
     <w:rPr>
       <w:rFonts w:asciiTheme="majorHAnsi" w:eastAsiaTheme="majorEastAsia" w:hAnsiTheme="majorHAnsi" w:cstheme="majorBidi"/>
-      <w:color w:val="000000" w:themeColor="text1"/>
+      <w:color w:val="131237" w:themeColor="text1"/>
     </w:rPr>
     <w:tblPr>
       <w:tblStyleRowBandSize w:val="1"/>
@@ -7986,7 +7959,7 @@
           <w:insideH w:val="nil"/>
           <w:insideV w:val="nil"/>
         </w:tcBorders>
-        <w:shd w:val="clear" w:color="auto" w:fill="D2EAF1" w:themeFill="accent5" w:themeFillTint="3F"/>
+        <w:shd w:val="clear" w:color="auto" w:fill="D1D0CB" w:themeFill="accent5" w:themeFillTint="3F"/>
       </w:tcPr>
     </w:tblStylePr>
     <w:tblStylePr w:type="band1Horz">
@@ -7998,7 +7971,7 @@
           <w:insideH w:val="nil"/>
           <w:insideV w:val="nil"/>
         </w:tcBorders>
-        <w:shd w:val="clear" w:color="auto" w:fill="D2EAF1" w:themeFill="accent5" w:themeFillTint="3F"/>
+        <w:shd w:val="clear" w:color="auto" w:fill="D1D0CB" w:themeFill="accent5" w:themeFillTint="3F"/>
       </w:tcPr>
     </w:tblStylePr>
     <w:tblStylePr w:type="nwCell">
@@ -8026,7 +7999,7 @@
     </w:pPr>
     <w:rPr>
       <w:rFonts w:asciiTheme="majorHAnsi" w:eastAsiaTheme="majorEastAsia" w:hAnsiTheme="majorHAnsi" w:cstheme="majorBidi"/>
-      <w:color w:val="000000" w:themeColor="text1"/>
+      <w:color w:val="131237" w:themeColor="text1"/>
     </w:rPr>
     <w:tblPr>
       <w:tblStyleRowBandSize w:val="1"/>
@@ -8114,7 +8087,7 @@
           <w:insideH w:val="nil"/>
           <w:insideV w:val="nil"/>
         </w:tcBorders>
-        <w:shd w:val="clear" w:color="auto" w:fill="FDE4D0" w:themeFill="accent6" w:themeFillTint="3F"/>
+        <w:shd w:val="clear" w:color="auto" w:fill="D1D0CB" w:themeFill="accent6" w:themeFillTint="3F"/>
       </w:tcPr>
     </w:tblStylePr>
     <w:tblStylePr w:type="band1Horz">
@@ -8126,7 +8099,7 @@
           <w:insideH w:val="nil"/>
           <w:insideV w:val="nil"/>
         </w:tcBorders>
-        <w:shd w:val="clear" w:color="auto" w:fill="FDE4D0" w:themeFill="accent6" w:themeFillTint="3F"/>
+        <w:shd w:val="clear" w:color="auto" w:fill="D1D0CB" w:themeFill="accent6" w:themeFillTint="3F"/>
       </w:tcPr>
     </w:tblStylePr>
     <w:tblStylePr w:type="nwCell">
@@ -8172,7 +8145,7 @@
       </w:tblCellMar>
     </w:tblPr>
     <w:tcPr>
-      <w:shd w:val="clear" w:color="auto" w:fill="C0C0C0" w:themeFill="text1" w:themeFillTint="3F"/>
+      <w:shd w:val="clear" w:color="auto" w:fill="D1D0CB" w:themeFill="text1" w:themeFillTint="3F"/>
     </w:tcPr>
     <w:tblStylePr w:type="firstRow">
       <w:rPr>
@@ -8207,13 +8180,13 @@
     <w:tblStylePr w:type="band1Vert">
       <w:tblPr/>
       <w:tcPr>
-        <w:shd w:val="clear" w:color="auto" w:fill="808080" w:themeFill="text1" w:themeFillTint="7F"/>
+        <w:shd w:val="clear" w:color="auto" w:fill="5C6684" w:themeFill="text1" w:themeFillTint="7F"/>
       </w:tcPr>
     </w:tblStylePr>
     <w:tblStylePr w:type="band1Horz">
       <w:tblPr/>
       <w:tcPr>
-        <w:shd w:val="clear" w:color="auto" w:fill="808080" w:themeFill="text1" w:themeFillTint="7F"/>
+        <w:shd w:val="clear" w:color="auto" w:fill="5C6684" w:themeFill="text1" w:themeFillTint="7F"/>
       </w:tcPr>
     </w:tblStylePr>
   </w:style>
@@ -8245,7 +8218,7 @@
       </w:tblCellMar>
     </w:tblPr>
     <w:tcPr>
-      <w:shd w:val="clear" w:color="auto" w:fill="D3DFEE" w:themeFill="accent1" w:themeFillTint="3F"/>
+      <w:shd w:val="clear" w:color="auto" w:fill="D1D0CB" w:themeFill="accent1" w:themeFillTint="3F"/>
     </w:tcPr>
     <w:tblStylePr w:type="firstRow">
       <w:rPr>
@@ -8280,13 +8253,13 @@
     <w:tblStylePr w:type="band1Vert">
       <w:tblPr/>
       <w:tcPr>
-        <w:shd w:val="clear" w:color="auto" w:fill="A7BFDE" w:themeFill="accent1" w:themeFillTint="7F"/>
+        <w:shd w:val="clear" w:color="auto" w:fill="D1D0CB" w:themeFill="accent1" w:themeFillTint="7F"/>
       </w:tcPr>
     </w:tblStylePr>
     <w:tblStylePr w:type="band1Horz">
       <w:tblPr/>
       <w:tcPr>
-        <w:shd w:val="clear" w:color="auto" w:fill="A7BFDE" w:themeFill="accent1" w:themeFillTint="7F"/>
+        <w:shd w:val="clear" w:color="auto" w:fill="D1D0CB" w:themeFill="accent1" w:themeFillTint="7F"/>
       </w:tcPr>
     </w:tblStylePr>
   </w:style>
@@ -8318,7 +8291,7 @@
       </w:tblCellMar>
     </w:tblPr>
     <w:tcPr>
-      <w:shd w:val="clear" w:color="auto" w:fill="EFD3D2" w:themeFill="accent2" w:themeFillTint="3F"/>
+      <w:shd w:val="clear" w:color="auto" w:fill="D1D0CB" w:themeFill="accent2" w:themeFillTint="3F"/>
     </w:tcPr>
     <w:tblStylePr w:type="firstRow">
       <w:rPr>
@@ -8353,13 +8326,13 @@
     <w:tblStylePr w:type="band1Vert">
       <w:tblPr/>
       <w:tcPr>
-        <w:shd w:val="clear" w:color="auto" w:fill="DFA7A6" w:themeFill="accent2" w:themeFillTint="7F"/>
+        <w:shd w:val="clear" w:color="auto" w:fill="D1D0CB" w:themeFill="accent2" w:themeFillTint="7F"/>
       </w:tcPr>
     </w:tblStylePr>
     <w:tblStylePr w:type="band1Horz">
       <w:tblPr/>
       <w:tcPr>
-        <w:shd w:val="clear" w:color="auto" w:fill="DFA7A6" w:themeFill="accent2" w:themeFillTint="7F"/>
+        <w:shd w:val="clear" w:color="auto" w:fill="D1D0CB" w:themeFill="accent2" w:themeFillTint="7F"/>
       </w:tcPr>
     </w:tblStylePr>
   </w:style>
@@ -8391,7 +8364,7 @@
       </w:tblCellMar>
     </w:tblPr>
     <w:tcPr>
-      <w:shd w:val="clear" w:color="auto" w:fill="E6EED5" w:themeFill="accent3" w:themeFillTint="3F"/>
+      <w:shd w:val="clear" w:color="auto" w:fill="D1D0CB" w:themeFill="accent3" w:themeFillTint="3F"/>
     </w:tcPr>
     <w:tblStylePr w:type="firstRow">
       <w:rPr>
@@ -8426,13 +8399,13 @@
     <w:tblStylePr w:type="band1Vert">
       <w:tblPr/>
       <w:tcPr>
-        <w:shd w:val="clear" w:color="auto" w:fill="CDDDAC" w:themeFill="accent3" w:themeFillTint="7F"/>
+        <w:shd w:val="clear" w:color="auto" w:fill="D1D0CB" w:themeFill="accent3" w:themeFillTint="7F"/>
       </w:tcPr>
     </w:tblStylePr>
     <w:tblStylePr w:type="band1Horz">
       <w:tblPr/>
       <w:tcPr>
-        <w:shd w:val="clear" w:color="auto" w:fill="CDDDAC" w:themeFill="accent3" w:themeFillTint="7F"/>
+        <w:shd w:val="clear" w:color="auto" w:fill="D1D0CB" w:themeFill="accent3" w:themeFillTint="7F"/>
       </w:tcPr>
     </w:tblStylePr>
   </w:style>
@@ -8464,7 +8437,7 @@
       </w:tblCellMar>
     </w:tblPr>
     <w:tcPr>
-      <w:shd w:val="clear" w:color="auto" w:fill="DFD8E8" w:themeFill="accent4" w:themeFillTint="3F"/>
+      <w:shd w:val="clear" w:color="auto" w:fill="D1D0CB" w:themeFill="accent4" w:themeFillTint="3F"/>
     </w:tcPr>
     <w:tblStylePr w:type="firstRow">
       <w:rPr>
@@ -8499,13 +8472,13 @@
     <w:tblStylePr w:type="band1Vert">
       <w:tblPr/>
       <w:tcPr>
-        <w:shd w:val="clear" w:color="auto" w:fill="BFB1D0" w:themeFill="accent4" w:themeFillTint="7F"/>
+        <w:shd w:val="clear" w:color="auto" w:fill="D1D0CB" w:themeFill="accent4" w:themeFillTint="7F"/>
       </w:tcPr>
     </w:tblStylePr>
     <w:tblStylePr w:type="band1Horz">
       <w:tblPr/>
       <w:tcPr>
-        <w:shd w:val="clear" w:color="auto" w:fill="BFB1D0" w:themeFill="accent4" w:themeFillTint="7F"/>
+        <w:shd w:val="clear" w:color="auto" w:fill="D1D0CB" w:themeFill="accent4" w:themeFillTint="7F"/>
       </w:tcPr>
     </w:tblStylePr>
   </w:style>
@@ -8537,7 +8510,7 @@
       </w:tblCellMar>
     </w:tblPr>
     <w:tcPr>
-      <w:shd w:val="clear" w:color="auto" w:fill="D2EAF1" w:themeFill="accent5" w:themeFillTint="3F"/>
+      <w:shd w:val="clear" w:color="auto" w:fill="D1D0CB" w:themeFill="accent5" w:themeFillTint="3F"/>
     </w:tcPr>
     <w:tblStylePr w:type="firstRow">
       <w:rPr>
@@ -8572,13 +8545,13 @@
     <w:tblStylePr w:type="band1Vert">
       <w:tblPr/>
       <w:tcPr>
-        <w:shd w:val="clear" w:color="auto" w:fill="A5D5E2" w:themeFill="accent5" w:themeFillTint="7F"/>
+        <w:shd w:val="clear" w:color="auto" w:fill="D1D0CB" w:themeFill="accent5" w:themeFillTint="7F"/>
       </w:tcPr>
     </w:tblStylePr>
     <w:tblStylePr w:type="band1Horz">
       <w:tblPr/>
       <w:tcPr>
-        <w:shd w:val="clear" w:color="auto" w:fill="A5D5E2" w:themeFill="accent5" w:themeFillTint="7F"/>
+        <w:shd w:val="clear" w:color="auto" w:fill="D1D0CB" w:themeFill="accent5" w:themeFillTint="7F"/>
       </w:tcPr>
     </w:tblStylePr>
   </w:style>
@@ -8610,7 +8583,7 @@
       </w:tblCellMar>
     </w:tblPr>
     <w:tcPr>
-      <w:shd w:val="clear" w:color="auto" w:fill="FDE4D0" w:themeFill="accent6" w:themeFillTint="3F"/>
+      <w:shd w:val="clear" w:color="auto" w:fill="D1D0CB" w:themeFill="accent6" w:themeFillTint="3F"/>
     </w:tcPr>
     <w:tblStylePr w:type="firstRow">
       <w:rPr>
@@ -8645,13 +8618,13 @@
     <w:tblStylePr w:type="band1Vert">
       <w:tblPr/>
       <w:tcPr>
-        <w:shd w:val="clear" w:color="auto" w:fill="FBCAA2" w:themeFill="accent6" w:themeFillTint="7F"/>
+        <w:shd w:val="clear" w:color="auto" w:fill="D1D0CB" w:themeFill="accent6" w:themeFillTint="7F"/>
       </w:tcPr>
     </w:tblStylePr>
     <w:tblStylePr w:type="band1Horz">
       <w:tblPr/>
       <w:tcPr>
-        <w:shd w:val="clear" w:color="auto" w:fill="FBCAA2" w:themeFill="accent6" w:themeFillTint="7F"/>
+        <w:shd w:val="clear" w:color="auto" w:fill="D1D0CB" w:themeFill="accent6" w:themeFillTint="7F"/>
       </w:tcPr>
     </w:tblStylePr>
   </w:style>
@@ -8665,7 +8638,7 @@
     </w:pPr>
     <w:rPr>
       <w:rFonts w:asciiTheme="majorHAnsi" w:eastAsiaTheme="majorEastAsia" w:hAnsiTheme="majorHAnsi" w:cstheme="majorBidi"/>
-      <w:color w:val="000000" w:themeColor="text1"/>
+      <w:color w:val="131237" w:themeColor="text1"/>
     </w:rPr>
     <w:tblPr>
       <w:tblStyleRowBandSize w:val="1"/>
@@ -8687,24 +8660,24 @@
       </w:tblCellMar>
     </w:tblPr>
     <w:tcPr>
-      <w:shd w:val="clear" w:color="auto" w:fill="C0C0C0" w:themeFill="text1" w:themeFillTint="3F"/>
+      <w:shd w:val="clear" w:color="auto" w:fill="D1D0CB" w:themeFill="text1" w:themeFillTint="3F"/>
     </w:tcPr>
     <w:tblStylePr w:type="firstRow">
       <w:rPr>
         <w:b/>
         <w:bCs/>
-        <w:color w:val="000000" w:themeColor="text1"/>
-      </w:rPr>
-      <w:tblPr/>
-      <w:tcPr>
-        <w:shd w:val="clear" w:color="auto" w:fill="E6E6E6" w:themeFill="text1" w:themeFillTint="19"/>
+        <w:color w:val="131237" w:themeColor="text1"/>
+      </w:rPr>
+      <w:tblPr/>
+      <w:tcPr>
+        <w:shd w:val="clear" w:color="auto" w:fill="D1D0CB" w:themeFill="text1" w:themeFillTint="19"/>
       </w:tcPr>
     </w:tblStylePr>
     <w:tblStylePr w:type="lastRow">
       <w:rPr>
         <w:b/>
         <w:bCs/>
-        <w:color w:val="000000" w:themeColor="text1"/>
+        <w:color w:val="131237" w:themeColor="text1"/>
       </w:rPr>
       <w:tblPr/>
       <w:tcPr>
@@ -8723,7 +8696,7 @@
       <w:rPr>
         <w:b/>
         <w:bCs/>
-        <w:color w:val="000000" w:themeColor="text1"/>
+        <w:color w:val="131237" w:themeColor="text1"/>
       </w:rPr>
       <w:tblPr/>
       <w:tcPr>
@@ -8742,7 +8715,7 @@
       <w:rPr>
         <w:b w:val="0"/>
         <w:bCs w:val="0"/>
-        <w:color w:val="000000" w:themeColor="text1"/>
+        <w:color w:val="131237" w:themeColor="text1"/>
       </w:rPr>
       <w:tblPr/>
       <w:tcPr>
@@ -8754,13 +8727,13 @@
           <w:insideH w:val="nil"/>
           <w:insideV w:val="nil"/>
         </w:tcBorders>
-        <w:shd w:val="clear" w:color="auto" w:fill="CCCCCC" w:themeFill="text1" w:themeFillTint="33"/>
+        <w:shd w:val="clear" w:color="auto" w:fill="D1D0CB" w:themeFill="text1" w:themeFillTint="33"/>
       </w:tcPr>
     </w:tblStylePr>
     <w:tblStylePr w:type="band1Vert">
       <w:tblPr/>
       <w:tcPr>
-        <w:shd w:val="clear" w:color="auto" w:fill="808080" w:themeFill="text1" w:themeFillTint="7F"/>
+        <w:shd w:val="clear" w:color="auto" w:fill="5C6684" w:themeFill="text1" w:themeFillTint="7F"/>
       </w:tcPr>
     </w:tblStylePr>
     <w:tblStylePr w:type="band1Horz">
@@ -8770,7 +8743,7 @@
           <w:insideH w:val="single" w:sz="6" w:space="0" w:color="000000" w:themeColor="text1"/>
           <w:insideV w:val="single" w:sz="6" w:space="0" w:color="000000" w:themeColor="text1"/>
         </w:tcBorders>
-        <w:shd w:val="clear" w:color="auto" w:fill="808080" w:themeFill="text1" w:themeFillTint="7F"/>
+        <w:shd w:val="clear" w:color="auto" w:fill="5C6684" w:themeFill="text1" w:themeFillTint="7F"/>
       </w:tcPr>
     </w:tblStylePr>
     <w:tblStylePr w:type="nwCell">
@@ -8790,7 +8763,7 @@
     </w:pPr>
     <w:rPr>
       <w:rFonts w:asciiTheme="majorHAnsi" w:eastAsiaTheme="majorEastAsia" w:hAnsiTheme="majorHAnsi" w:cstheme="majorBidi"/>
-      <w:color w:val="000000" w:themeColor="text1"/>
+      <w:color w:val="131237" w:themeColor="text1"/>
     </w:rPr>
     <w:tblPr>
       <w:tblStyleRowBandSize w:val="1"/>
@@ -8812,24 +8785,24 @@
       </w:tblCellMar>
     </w:tblPr>
     <w:tcPr>
-      <w:shd w:val="clear" w:color="auto" w:fill="D3DFEE" w:themeFill="accent1" w:themeFillTint="3F"/>
+      <w:shd w:val="clear" w:color="auto" w:fill="D1D0CB" w:themeFill="accent1" w:themeFillTint="3F"/>
     </w:tcPr>
     <w:tblStylePr w:type="firstRow">
       <w:rPr>
         <w:b/>
         <w:bCs/>
-        <w:color w:val="000000" w:themeColor="text1"/>
-      </w:rPr>
-      <w:tblPr/>
-      <w:tcPr>
-        <w:shd w:val="clear" w:color="auto" w:fill="EDF2F8" w:themeFill="accent1" w:themeFillTint="19"/>
+        <w:color w:val="131237" w:themeColor="text1"/>
+      </w:rPr>
+      <w:tblPr/>
+      <w:tcPr>
+        <w:shd w:val="clear" w:color="auto" w:fill="FFFFFF" w:themeFill="accent1" w:themeFillTint="19"/>
       </w:tcPr>
     </w:tblStylePr>
     <w:tblStylePr w:type="lastRow">
       <w:rPr>
         <w:b/>
         <w:bCs/>
-        <w:color w:val="000000" w:themeColor="text1"/>
+        <w:color w:val="131237" w:themeColor="text1"/>
       </w:rPr>
       <w:tblPr/>
       <w:tcPr>
@@ -8848,7 +8821,7 @@
       <w:rPr>
         <w:b/>
         <w:bCs/>
-        <w:color w:val="000000" w:themeColor="text1"/>
+        <w:color w:val="131237" w:themeColor="text1"/>
       </w:rPr>
       <w:tblPr/>
       <w:tcPr>
@@ -8867,7 +8840,7 @@
       <w:rPr>
         <w:b w:val="0"/>
         <w:bCs w:val="0"/>
-        <w:color w:val="000000" w:themeColor="text1"/>
+        <w:color w:val="131237" w:themeColor="text1"/>
       </w:rPr>
       <w:tblPr/>
       <w:tcPr>
@@ -8879,13 +8852,13 @@
           <w:insideH w:val="nil"/>
           <w:insideV w:val="nil"/>
         </w:tcBorders>
-        <w:shd w:val="clear" w:color="auto" w:fill="DBE5F1" w:themeFill="accent1" w:themeFillTint="33"/>
+        <w:shd w:val="clear" w:color="auto" w:fill="D1D0CB" w:themeFill="accent1" w:themeFillTint="33"/>
       </w:tcPr>
     </w:tblStylePr>
     <w:tblStylePr w:type="band1Vert">
       <w:tblPr/>
       <w:tcPr>
-        <w:shd w:val="clear" w:color="auto" w:fill="A7BFDE" w:themeFill="accent1" w:themeFillTint="7F"/>
+        <w:shd w:val="clear" w:color="auto" w:fill="D1D0CB" w:themeFill="accent1" w:themeFillTint="7F"/>
       </w:tcPr>
     </w:tblStylePr>
     <w:tblStylePr w:type="band1Horz">
@@ -8895,7 +8868,7 @@
           <w:insideH w:val="single" w:sz="6" w:space="0" w:color="4F81BD" w:themeColor="accent1"/>
           <w:insideV w:val="single" w:sz="6" w:space="0" w:color="4F81BD" w:themeColor="accent1"/>
         </w:tcBorders>
-        <w:shd w:val="clear" w:color="auto" w:fill="A7BFDE" w:themeFill="accent1" w:themeFillTint="7F"/>
+        <w:shd w:val="clear" w:color="auto" w:fill="D1D0CB" w:themeFill="accent1" w:themeFillTint="7F"/>
       </w:tcPr>
     </w:tblStylePr>
     <w:tblStylePr w:type="nwCell">
@@ -8915,7 +8888,7 @@
     </w:pPr>
     <w:rPr>
       <w:rFonts w:asciiTheme="majorHAnsi" w:eastAsiaTheme="majorEastAsia" w:hAnsiTheme="majorHAnsi" w:cstheme="majorBidi"/>
-      <w:color w:val="000000" w:themeColor="text1"/>
+      <w:color w:val="131237" w:themeColor="text1"/>
     </w:rPr>
     <w:tblPr>
       <w:tblStyleRowBandSize w:val="1"/>
@@ -8937,24 +8910,24 @@
       </w:tblCellMar>
     </w:tblPr>
     <w:tcPr>
-      <w:shd w:val="clear" w:color="auto" w:fill="EFD3D2" w:themeFill="accent2" w:themeFillTint="3F"/>
+      <w:shd w:val="clear" w:color="auto" w:fill="D1D0CB" w:themeFill="accent2" w:themeFillTint="3F"/>
     </w:tcPr>
     <w:tblStylePr w:type="firstRow">
       <w:rPr>
         <w:b/>
         <w:bCs/>
-        <w:color w:val="000000" w:themeColor="text1"/>
-      </w:rPr>
-      <w:tblPr/>
-      <w:tcPr>
-        <w:shd w:val="clear" w:color="auto" w:fill="F8EDED" w:themeFill="accent2" w:themeFillTint="19"/>
+        <w:color w:val="131237" w:themeColor="text1"/>
+      </w:rPr>
+      <w:tblPr/>
+      <w:tcPr>
+        <w:shd w:val="clear" w:color="auto" w:fill="FFFFFF" w:themeFill="accent2" w:themeFillTint="19"/>
       </w:tcPr>
     </w:tblStylePr>
     <w:tblStylePr w:type="lastRow">
       <w:rPr>
         <w:b/>
         <w:bCs/>
-        <w:color w:val="000000" w:themeColor="text1"/>
+        <w:color w:val="131237" w:themeColor="text1"/>
       </w:rPr>
       <w:tblPr/>
       <w:tcPr>
@@ -8973,7 +8946,7 @@
       <w:rPr>
         <w:b/>
         <w:bCs/>
-        <w:color w:val="000000" w:themeColor="text1"/>
+        <w:color w:val="131237" w:themeColor="text1"/>
       </w:rPr>
       <w:tblPr/>
       <w:tcPr>
@@ -8992,7 +8965,7 @@
       <w:rPr>
         <w:b w:val="0"/>
         <w:bCs w:val="0"/>
-        <w:color w:val="000000" w:themeColor="text1"/>
+        <w:color w:val="131237" w:themeColor="text1"/>
       </w:rPr>
       <w:tblPr/>
       <w:tcPr>
@@ -9004,13 +8977,13 @@
           <w:insideH w:val="nil"/>
           <w:insideV w:val="nil"/>
         </w:tcBorders>
-        <w:shd w:val="clear" w:color="auto" w:fill="F2DBDB" w:themeFill="accent2" w:themeFillTint="33"/>
+        <w:shd w:val="clear" w:color="auto" w:fill="D1D0CB" w:themeFill="accent2" w:themeFillTint="33"/>
       </w:tcPr>
     </w:tblStylePr>
     <w:tblStylePr w:type="band1Vert">
       <w:tblPr/>
       <w:tcPr>
-        <w:shd w:val="clear" w:color="auto" w:fill="DFA7A6" w:themeFill="accent2" w:themeFillTint="7F"/>
+        <w:shd w:val="clear" w:color="auto" w:fill="D1D0CB" w:themeFill="accent2" w:themeFillTint="7F"/>
       </w:tcPr>
     </w:tblStylePr>
     <w:tblStylePr w:type="band1Horz">
@@ -9020,7 +8993,7 @@
           <w:insideH w:val="single" w:sz="6" w:space="0" w:color="C0504D" w:themeColor="accent2"/>
           <w:insideV w:val="single" w:sz="6" w:space="0" w:color="C0504D" w:themeColor="accent2"/>
         </w:tcBorders>
-        <w:shd w:val="clear" w:color="auto" w:fill="DFA7A6" w:themeFill="accent2" w:themeFillTint="7F"/>
+        <w:shd w:val="clear" w:color="auto" w:fill="D1D0CB" w:themeFill="accent2" w:themeFillTint="7F"/>
       </w:tcPr>
     </w:tblStylePr>
     <w:tblStylePr w:type="nwCell">
@@ -9040,7 +9013,7 @@
     </w:pPr>
     <w:rPr>
       <w:rFonts w:asciiTheme="majorHAnsi" w:eastAsiaTheme="majorEastAsia" w:hAnsiTheme="majorHAnsi" w:cstheme="majorBidi"/>
-      <w:color w:val="000000" w:themeColor="text1"/>
+      <w:color w:val="131237" w:themeColor="text1"/>
     </w:rPr>
     <w:tblPr>
       <w:tblStyleRowBandSize w:val="1"/>
@@ -9062,24 +9035,24 @@
       </w:tblCellMar>
     </w:tblPr>
     <w:tcPr>
-      <w:shd w:val="clear" w:color="auto" w:fill="E6EED5" w:themeFill="accent3" w:themeFillTint="3F"/>
+      <w:shd w:val="clear" w:color="auto" w:fill="D1D0CB" w:themeFill="accent3" w:themeFillTint="3F"/>
     </w:tcPr>
     <w:tblStylePr w:type="firstRow">
       <w:rPr>
         <w:b/>
         <w:bCs/>
-        <w:color w:val="000000" w:themeColor="text1"/>
-      </w:rPr>
-      <w:tblPr/>
-      <w:tcPr>
-        <w:shd w:val="clear" w:color="auto" w:fill="F5F8EE" w:themeFill="accent3" w:themeFillTint="19"/>
+        <w:color w:val="131237" w:themeColor="text1"/>
+      </w:rPr>
+      <w:tblPr/>
+      <w:tcPr>
+        <w:shd w:val="clear" w:color="auto" w:fill="FFFFFF" w:themeFill="accent3" w:themeFillTint="19"/>
       </w:tcPr>
     </w:tblStylePr>
     <w:tblStylePr w:type="lastRow">
       <w:rPr>
         <w:b/>
         <w:bCs/>
-        <w:color w:val="000000" w:themeColor="text1"/>
+        <w:color w:val="131237" w:themeColor="text1"/>
       </w:rPr>
       <w:tblPr/>
       <w:tcPr>
@@ -9098,7 +9071,7 @@
       <w:rPr>
         <w:b/>
         <w:bCs/>
-        <w:color w:val="000000" w:themeColor="text1"/>
+        <w:color w:val="131237" w:themeColor="text1"/>
       </w:rPr>
       <w:tblPr/>
       <w:tcPr>
@@ -9117,7 +9090,7 @@
       <w:rPr>
         <w:b w:val="0"/>
         <w:bCs w:val="0"/>
-        <w:color w:val="000000" w:themeColor="text1"/>
+        <w:color w:val="131237" w:themeColor="text1"/>
       </w:rPr>
       <w:tblPr/>
       <w:tcPr>
@@ -9129,13 +9102,13 @@
           <w:insideH w:val="nil"/>
           <w:insideV w:val="nil"/>
         </w:tcBorders>
-        <w:shd w:val="clear" w:color="auto" w:fill="EAF1DD" w:themeFill="accent3" w:themeFillTint="33"/>
+        <w:shd w:val="clear" w:color="auto" w:fill="FFFFFF" w:themeFill="accent3" w:themeFillTint="33"/>
       </w:tcPr>
     </w:tblStylePr>
     <w:tblStylePr w:type="band1Vert">
       <w:tblPr/>
       <w:tcPr>
-        <w:shd w:val="clear" w:color="auto" w:fill="CDDDAC" w:themeFill="accent3" w:themeFillTint="7F"/>
+        <w:shd w:val="clear" w:color="auto" w:fill="D1D0CB" w:themeFill="accent3" w:themeFillTint="7F"/>
       </w:tcPr>
     </w:tblStylePr>
     <w:tblStylePr w:type="band1Horz">
@@ -9145,7 +9118,7 @@
           <w:insideH w:val="single" w:sz="6" w:space="0" w:color="9BBB59" w:themeColor="accent3"/>
           <w:insideV w:val="single" w:sz="6" w:space="0" w:color="9BBB59" w:themeColor="accent3"/>
         </w:tcBorders>
-        <w:shd w:val="clear" w:color="auto" w:fill="CDDDAC" w:themeFill="accent3" w:themeFillTint="7F"/>
+        <w:shd w:val="clear" w:color="auto" w:fill="D1D0CB" w:themeFill="accent3" w:themeFillTint="7F"/>
       </w:tcPr>
     </w:tblStylePr>
     <w:tblStylePr w:type="nwCell">
@@ -9165,7 +9138,7 @@
     </w:pPr>
     <w:rPr>
       <w:rFonts w:asciiTheme="majorHAnsi" w:eastAsiaTheme="majorEastAsia" w:hAnsiTheme="majorHAnsi" w:cstheme="majorBidi"/>
-      <w:color w:val="000000" w:themeColor="text1"/>
+      <w:color w:val="131237" w:themeColor="text1"/>
     </w:rPr>
     <w:tblPr>
       <w:tblStyleRowBandSize w:val="1"/>
@@ -9187,24 +9160,24 @@
       </w:tblCellMar>
     </w:tblPr>
     <w:tcPr>
-      <w:shd w:val="clear" w:color="auto" w:fill="DFD8E8" w:themeFill="accent4" w:themeFillTint="3F"/>
+      <w:shd w:val="clear" w:color="auto" w:fill="D1D0CB" w:themeFill="accent4" w:themeFillTint="3F"/>
     </w:tcPr>
     <w:tblStylePr w:type="firstRow">
       <w:rPr>
         <w:b/>
         <w:bCs/>
-        <w:color w:val="000000" w:themeColor="text1"/>
-      </w:rPr>
-      <w:tblPr/>
-      <w:tcPr>
-        <w:shd w:val="clear" w:color="auto" w:fill="F2EFF6" w:themeFill="accent4" w:themeFillTint="19"/>
+        <w:color w:val="131237" w:themeColor="text1"/>
+      </w:rPr>
+      <w:tblPr/>
+      <w:tcPr>
+        <w:shd w:val="clear" w:color="auto" w:fill="FFFFFF" w:themeFill="accent4" w:themeFillTint="19"/>
       </w:tcPr>
     </w:tblStylePr>
     <w:tblStylePr w:type="lastRow">
       <w:rPr>
         <w:b/>
         <w:bCs/>
-        <w:color w:val="000000" w:themeColor="text1"/>
+        <w:color w:val="131237" w:themeColor="text1"/>
       </w:rPr>
       <w:tblPr/>
       <w:tcPr>
@@ -9223,7 +9196,7 @@
       <w:rPr>
         <w:b/>
         <w:bCs/>
-        <w:color w:val="000000" w:themeColor="text1"/>
+        <w:color w:val="131237" w:themeColor="text1"/>
       </w:rPr>
       <w:tblPr/>
       <w:tcPr>
@@ -9242,7 +9215,7 @@
       <w:rPr>
         <w:b w:val="0"/>
         <w:bCs w:val="0"/>
-        <w:color w:val="000000" w:themeColor="text1"/>
+        <w:color w:val="131237" w:themeColor="text1"/>
       </w:rPr>
       <w:tblPr/>
       <w:tcPr>
@@ -9254,13 +9227,13 @@
           <w:insideH w:val="nil"/>
           <w:insideV w:val="nil"/>
         </w:tcBorders>
-        <w:shd w:val="clear" w:color="auto" w:fill="E5DFEC" w:themeFill="accent4" w:themeFillTint="33"/>
+        <w:shd w:val="clear" w:color="auto" w:fill="D1D0CB" w:themeFill="accent4" w:themeFillTint="33"/>
       </w:tcPr>
     </w:tblStylePr>
     <w:tblStylePr w:type="band1Vert">
       <w:tblPr/>
       <w:tcPr>
-        <w:shd w:val="clear" w:color="auto" w:fill="BFB1D0" w:themeFill="accent4" w:themeFillTint="7F"/>
+        <w:shd w:val="clear" w:color="auto" w:fill="D1D0CB" w:themeFill="accent4" w:themeFillTint="7F"/>
       </w:tcPr>
     </w:tblStylePr>
     <w:tblStylePr w:type="band1Horz">
@@ -9270,7 +9243,7 @@
           <w:insideH w:val="single" w:sz="6" w:space="0" w:color="8064A2" w:themeColor="accent4"/>
           <w:insideV w:val="single" w:sz="6" w:space="0" w:color="8064A2" w:themeColor="accent4"/>
         </w:tcBorders>
-        <w:shd w:val="clear" w:color="auto" w:fill="BFB1D0" w:themeFill="accent4" w:themeFillTint="7F"/>
+        <w:shd w:val="clear" w:color="auto" w:fill="D1D0CB" w:themeFill="accent4" w:themeFillTint="7F"/>
       </w:tcPr>
     </w:tblStylePr>
     <w:tblStylePr w:type="nwCell">
@@ -9290,7 +9263,7 @@
     </w:pPr>
     <w:rPr>
       <w:rFonts w:asciiTheme="majorHAnsi" w:eastAsiaTheme="majorEastAsia" w:hAnsiTheme="majorHAnsi" w:cstheme="majorBidi"/>
-      <w:color w:val="000000" w:themeColor="text1"/>
+      <w:color w:val="131237" w:themeColor="text1"/>
     </w:rPr>
     <w:tblPr>
       <w:tblStyleRowBandSize w:val="1"/>
@@ -9312,24 +9285,24 @@
       </w:tblCellMar>
     </w:tblPr>
     <w:tcPr>
-      <w:shd w:val="clear" w:color="auto" w:fill="D2EAF1" w:themeFill="accent5" w:themeFillTint="3F"/>
+      <w:shd w:val="clear" w:color="auto" w:fill="D1D0CB" w:themeFill="accent5" w:themeFillTint="3F"/>
     </w:tcPr>
     <w:tblStylePr w:type="firstRow">
       <w:rPr>
         <w:b/>
         <w:bCs/>
-        <w:color w:val="000000" w:themeColor="text1"/>
-      </w:rPr>
-      <w:tblPr/>
-      <w:tcPr>
-        <w:shd w:val="clear" w:color="auto" w:fill="EDF6F9" w:themeFill="accent5" w:themeFillTint="19"/>
+        <w:color w:val="131237" w:themeColor="text1"/>
+      </w:rPr>
+      <w:tblPr/>
+      <w:tcPr>
+        <w:shd w:val="clear" w:color="auto" w:fill="FFFFFF" w:themeFill="accent5" w:themeFillTint="19"/>
       </w:tcPr>
     </w:tblStylePr>
     <w:tblStylePr w:type="lastRow">
       <w:rPr>
         <w:b/>
         <w:bCs/>
-        <w:color w:val="000000" w:themeColor="text1"/>
+        <w:color w:val="131237" w:themeColor="text1"/>
       </w:rPr>
       <w:tblPr/>
       <w:tcPr>
@@ -9348,7 +9321,7 @@
       <w:rPr>
         <w:b/>
         <w:bCs/>
-        <w:color w:val="000000" w:themeColor="text1"/>
+        <w:color w:val="131237" w:themeColor="text1"/>
       </w:rPr>
       <w:tblPr/>
       <w:tcPr>
@@ -9367,7 +9340,7 @@
       <w:rPr>
         <w:b w:val="0"/>
         <w:bCs w:val="0"/>
-        <w:color w:val="000000" w:themeColor="text1"/>
+        <w:color w:val="131237" w:themeColor="text1"/>
       </w:rPr>
       <w:tblPr/>
       <w:tcPr>
@@ -9379,13 +9352,13 @@
           <w:insideH w:val="nil"/>
           <w:insideV w:val="nil"/>
         </w:tcBorders>
-        <w:shd w:val="clear" w:color="auto" w:fill="DAEEF3" w:themeFill="accent5" w:themeFillTint="33"/>
+        <w:shd w:val="clear" w:color="auto" w:fill="FFFFFF" w:themeFill="accent5" w:themeFillTint="33"/>
       </w:tcPr>
     </w:tblStylePr>
     <w:tblStylePr w:type="band1Vert">
       <w:tblPr/>
       <w:tcPr>
-        <w:shd w:val="clear" w:color="auto" w:fill="A5D5E2" w:themeFill="accent5" w:themeFillTint="7F"/>
+        <w:shd w:val="clear" w:color="auto" w:fill="D1D0CB" w:themeFill="accent5" w:themeFillTint="7F"/>
       </w:tcPr>
     </w:tblStylePr>
     <w:tblStylePr w:type="band1Horz">
@@ -9395,7 +9368,7 @@
           <w:insideH w:val="single" w:sz="6" w:space="0" w:color="4BACC6" w:themeColor="accent5"/>
           <w:insideV w:val="single" w:sz="6" w:space="0" w:color="4BACC6" w:themeColor="accent5"/>
         </w:tcBorders>
-        <w:shd w:val="clear" w:color="auto" w:fill="A5D5E2" w:themeFill="accent5" w:themeFillTint="7F"/>
+        <w:shd w:val="clear" w:color="auto" w:fill="D1D0CB" w:themeFill="accent5" w:themeFillTint="7F"/>
       </w:tcPr>
     </w:tblStylePr>
     <w:tblStylePr w:type="nwCell">
@@ -9415,7 +9388,7 @@
     </w:pPr>
     <w:rPr>
       <w:rFonts w:asciiTheme="majorHAnsi" w:eastAsiaTheme="majorEastAsia" w:hAnsiTheme="majorHAnsi" w:cstheme="majorBidi"/>
-      <w:color w:val="000000" w:themeColor="text1"/>
+      <w:color w:val="131237" w:themeColor="text1"/>
     </w:rPr>
     <w:tblPr>
       <w:tblStyleRowBandSize w:val="1"/>
@@ -9437,24 +9410,24 @@
       </w:tblCellMar>
     </w:tblPr>
     <w:tcPr>
-      <w:shd w:val="clear" w:color="auto" w:fill="FDE4D0" w:themeFill="accent6" w:themeFillTint="3F"/>
+      <w:shd w:val="clear" w:color="auto" w:fill="D1D0CB" w:themeFill="accent6" w:themeFillTint="3F"/>
     </w:tcPr>
     <w:tblStylePr w:type="firstRow">
       <w:rPr>
         <w:b/>
         <w:bCs/>
-        <w:color w:val="000000" w:themeColor="text1"/>
-      </w:rPr>
-      <w:tblPr/>
-      <w:tcPr>
-        <w:shd w:val="clear" w:color="auto" w:fill="FEF4EC" w:themeFill="accent6" w:themeFillTint="19"/>
+        <w:color w:val="131237" w:themeColor="text1"/>
+      </w:rPr>
+      <w:tblPr/>
+      <w:tcPr>
+        <w:shd w:val="clear" w:color="auto" w:fill="FFFFFF" w:themeFill="accent6" w:themeFillTint="19"/>
       </w:tcPr>
     </w:tblStylePr>
     <w:tblStylePr w:type="lastRow">
       <w:rPr>
         <w:b/>
         <w:bCs/>
-        <w:color w:val="000000" w:themeColor="text1"/>
+        <w:color w:val="131237" w:themeColor="text1"/>
       </w:rPr>
       <w:tblPr/>
       <w:tcPr>
@@ -9473,7 +9446,7 @@
       <w:rPr>
         <w:b/>
         <w:bCs/>
-        <w:color w:val="000000" w:themeColor="text1"/>
+        <w:color w:val="131237" w:themeColor="text1"/>
       </w:rPr>
       <w:tblPr/>
       <w:tcPr>
@@ -9492,7 +9465,7 @@
       <w:rPr>
         <w:b w:val="0"/>
         <w:bCs w:val="0"/>
-        <w:color w:val="000000" w:themeColor="text1"/>
+        <w:color w:val="131237" w:themeColor="text1"/>
       </w:rPr>
       <w:tblPr/>
       <w:tcPr>
@@ -9504,13 +9477,13 @@
           <w:insideH w:val="nil"/>
           <w:insideV w:val="nil"/>
         </w:tcBorders>
-        <w:shd w:val="clear" w:color="auto" w:fill="FDE9D9" w:themeFill="accent6" w:themeFillTint="33"/>
+        <w:shd w:val="clear" w:color="auto" w:fill="FFFFFF" w:themeFill="accent6" w:themeFillTint="33"/>
       </w:tcPr>
     </w:tblStylePr>
     <w:tblStylePr w:type="band1Vert">
       <w:tblPr/>
       <w:tcPr>
-        <w:shd w:val="clear" w:color="auto" w:fill="FBCAA2" w:themeFill="accent6" w:themeFillTint="7F"/>
+        <w:shd w:val="clear" w:color="auto" w:fill="D1D0CB" w:themeFill="accent6" w:themeFillTint="7F"/>
       </w:tcPr>
     </w:tblStylePr>
     <w:tblStylePr w:type="band1Horz">
@@ -9520,7 +9493,7 @@
           <w:insideH w:val="single" w:sz="6" w:space="0" w:color="F79646" w:themeColor="accent6"/>
           <w:insideV w:val="single" w:sz="6" w:space="0" w:color="F79646" w:themeColor="accent6"/>
         </w:tcBorders>
-        <w:shd w:val="clear" w:color="auto" w:fill="FBCAA2" w:themeFill="accent6" w:themeFillTint="7F"/>
+        <w:shd w:val="clear" w:color="auto" w:fill="D1D0CB" w:themeFill="accent6" w:themeFillTint="7F"/>
       </w:tcPr>
     </w:tblStylePr>
     <w:tblStylePr w:type="nwCell">
@@ -9558,7 +9531,7 @@
       </w:tblCellMar>
     </w:tblPr>
     <w:tcPr>
-      <w:shd w:val="clear" w:color="auto" w:fill="C0C0C0" w:themeFill="text1" w:themeFillTint="3F"/>
+      <w:shd w:val="clear" w:color="auto" w:fill="D1D0CB" w:themeFill="text1" w:themeFillTint="3F"/>
     </w:tcPr>
     <w:tblStylePr w:type="firstRow">
       <w:rPr>
@@ -9578,7 +9551,7 @@
           <w:insideH w:val="nil"/>
           <w:insideV w:val="single" w:sz="8" w:space="0" w:color="FFFFFF" w:themeColor="background1"/>
         </w:tcBorders>
-        <w:shd w:val="clear" w:color="auto" w:fill="000000" w:themeFill="text1"/>
+        <w:shd w:val="clear" w:color="auto" w:fill="131237" w:themeFill="text1"/>
       </w:tcPr>
     </w:tblStylePr>
     <w:tblStylePr w:type="lastRow">
@@ -9599,7 +9572,7 @@
           <w:insideH w:val="nil"/>
           <w:insideV w:val="single" w:sz="8" w:space="0" w:color="FFFFFF" w:themeColor="background1"/>
         </w:tcBorders>
-        <w:shd w:val="clear" w:color="auto" w:fill="000000" w:themeFill="text1"/>
+        <w:shd w:val="clear" w:color="auto" w:fill="131237" w:themeFill="text1"/>
       </w:tcPr>
     </w:tblStylePr>
     <w:tblStylePr w:type="firstCol">
@@ -9618,7 +9591,7 @@
           <w:insideH w:val="nil"/>
           <w:insideV w:val="nil"/>
         </w:tcBorders>
-        <w:shd w:val="clear" w:color="auto" w:fill="000000" w:themeFill="text1"/>
+        <w:shd w:val="clear" w:color="auto" w:fill="131237" w:themeFill="text1"/>
       </w:tcPr>
     </w:tblStylePr>
     <w:tblStylePr w:type="lastCol">
@@ -9639,7 +9612,7 @@
           <w:insideH w:val="nil"/>
           <w:insideV w:val="nil"/>
         </w:tcBorders>
-        <w:shd w:val="clear" w:color="auto" w:fill="000000" w:themeFill="text1"/>
+        <w:shd w:val="clear" w:color="auto" w:fill="131237" w:themeFill="text1"/>
       </w:tcPr>
     </w:tblStylePr>
     <w:tblStylePr w:type="band1Vert">
@@ -9653,7 +9626,7 @@
           <w:insideH w:val="nil"/>
           <w:insideV w:val="nil"/>
         </w:tcBorders>
-        <w:shd w:val="clear" w:color="auto" w:fill="808080" w:themeFill="text1" w:themeFillTint="7F"/>
+        <w:shd w:val="clear" w:color="auto" w:fill="5C6684" w:themeFill="text1" w:themeFillTint="7F"/>
       </w:tcPr>
     </w:tblStylePr>
     <w:tblStylePr w:type="band1Horz">
@@ -9667,7 +9640,7 @@
           <w:insideH w:val="single" w:sz="8" w:space="0" w:color="FFFFFF" w:themeColor="background1"/>
           <w:insideV w:val="single" w:sz="8" w:space="0" w:color="FFFFFF" w:themeColor="background1"/>
         </w:tcBorders>
-        <w:shd w:val="clear" w:color="auto" w:fill="808080" w:themeFill="text1" w:themeFillTint="7F"/>
+        <w:shd w:val="clear" w:color="auto" w:fill="5C6684" w:themeFill="text1" w:themeFillTint="7F"/>
       </w:tcPr>
     </w:tblStylePr>
   </w:style>
@@ -9699,7 +9672,7 @@
       </w:tblCellMar>
     </w:tblPr>
     <w:tcPr>
-      <w:shd w:val="clear" w:color="auto" w:fill="D3DFEE" w:themeFill="accent1" w:themeFillTint="3F"/>
+      <w:shd w:val="clear" w:color="auto" w:fill="D1D0CB" w:themeFill="accent1" w:themeFillTint="3F"/>
     </w:tcPr>
     <w:tblStylePr w:type="firstRow">
       <w:rPr>
@@ -9719,7 +9692,7 @@
           <w:insideH w:val="nil"/>
           <w:insideV w:val="single" w:sz="8" w:space="0" w:color="FFFFFF" w:themeColor="background1"/>
         </w:tcBorders>
-        <w:shd w:val="clear" w:color="auto" w:fill="4F81BD" w:themeFill="accent1"/>
+        <w:shd w:val="clear" w:color="auto" w:fill="5C6684" w:themeFill="accent1"/>
       </w:tcPr>
     </w:tblStylePr>
     <w:tblStylePr w:type="lastRow">
@@ -9740,7 +9713,7 @@
           <w:insideH w:val="nil"/>
           <w:insideV w:val="single" w:sz="8" w:space="0" w:color="FFFFFF" w:themeColor="background1"/>
         </w:tcBorders>
-        <w:shd w:val="clear" w:color="auto" w:fill="4F81BD" w:themeFill="accent1"/>
+        <w:shd w:val="clear" w:color="auto" w:fill="5C6684" w:themeFill="accent1"/>
       </w:tcPr>
     </w:tblStylePr>
     <w:tblStylePr w:type="firstCol">
@@ -9759,7 +9732,7 @@
           <w:insideH w:val="nil"/>
           <w:insideV w:val="nil"/>
         </w:tcBorders>
-        <w:shd w:val="clear" w:color="auto" w:fill="4F81BD" w:themeFill="accent1"/>
+        <w:shd w:val="clear" w:color="auto" w:fill="5C6684" w:themeFill="accent1"/>
       </w:tcPr>
     </w:tblStylePr>
     <w:tblStylePr w:type="lastCol">
@@ -9780,7 +9753,7 @@
           <w:insideH w:val="nil"/>
           <w:insideV w:val="nil"/>
         </w:tcBorders>
-        <w:shd w:val="clear" w:color="auto" w:fill="4F81BD" w:themeFill="accent1"/>
+        <w:shd w:val="clear" w:color="auto" w:fill="5C6684" w:themeFill="accent1"/>
       </w:tcPr>
     </w:tblStylePr>
     <w:tblStylePr w:type="band1Vert">
@@ -9794,7 +9767,7 @@
           <w:insideH w:val="nil"/>
           <w:insideV w:val="nil"/>
         </w:tcBorders>
-        <w:shd w:val="clear" w:color="auto" w:fill="A7BFDE" w:themeFill="accent1" w:themeFillTint="7F"/>
+        <w:shd w:val="clear" w:color="auto" w:fill="D1D0CB" w:themeFill="accent1" w:themeFillTint="7F"/>
       </w:tcPr>
     </w:tblStylePr>
     <w:tblStylePr w:type="band1Horz">
@@ -9808,7 +9781,7 @@
           <w:insideH w:val="single" w:sz="8" w:space="0" w:color="FFFFFF" w:themeColor="background1"/>
           <w:insideV w:val="single" w:sz="8" w:space="0" w:color="FFFFFF" w:themeColor="background1"/>
         </w:tcBorders>
-        <w:shd w:val="clear" w:color="auto" w:fill="A7BFDE" w:themeFill="accent1" w:themeFillTint="7F"/>
+        <w:shd w:val="clear" w:color="auto" w:fill="D1D0CB" w:themeFill="accent1" w:themeFillTint="7F"/>
       </w:tcPr>
     </w:tblStylePr>
   </w:style>
@@ -9840,7 +9813,7 @@
       </w:tblCellMar>
     </w:tblPr>
     <w:tcPr>
-      <w:shd w:val="clear" w:color="auto" w:fill="EFD3D2" w:themeFill="accent2" w:themeFillTint="3F"/>
+      <w:shd w:val="clear" w:color="auto" w:fill="D1D0CB" w:themeFill="accent2" w:themeFillTint="3F"/>
     </w:tcPr>
     <w:tblStylePr w:type="firstRow">
       <w:rPr>
@@ -9860,7 +9833,7 @@
           <w:insideH w:val="nil"/>
           <w:insideV w:val="single" w:sz="8" w:space="0" w:color="FFFFFF" w:themeColor="background1"/>
         </w:tcBorders>
-        <w:shd w:val="clear" w:color="auto" w:fill="C0504D" w:themeFill="accent2"/>
+        <w:shd w:val="clear" w:color="auto" w:fill="5C6684" w:themeFill="accent2"/>
       </w:tcPr>
     </w:tblStylePr>
     <w:tblStylePr w:type="lastRow">
@@ -9881,7 +9854,7 @@
           <w:insideH w:val="nil"/>
           <w:insideV w:val="single" w:sz="8" w:space="0" w:color="FFFFFF" w:themeColor="background1"/>
         </w:tcBorders>
-        <w:shd w:val="clear" w:color="auto" w:fill="C0504D" w:themeFill="accent2"/>
+        <w:shd w:val="clear" w:color="auto" w:fill="5C6684" w:themeFill="accent2"/>
       </w:tcPr>
     </w:tblStylePr>
     <w:tblStylePr w:type="firstCol">
@@ -9900,7 +9873,7 @@
           <w:insideH w:val="nil"/>
           <w:insideV w:val="nil"/>
         </w:tcBorders>
-        <w:shd w:val="clear" w:color="auto" w:fill="C0504D" w:themeFill="accent2"/>
+        <w:shd w:val="clear" w:color="auto" w:fill="5C6684" w:themeFill="accent2"/>
       </w:tcPr>
     </w:tblStylePr>
     <w:tblStylePr w:type="lastCol">
@@ -9921,7 +9894,7 @@
           <w:insideH w:val="nil"/>
           <w:insideV w:val="nil"/>
         </w:tcBorders>
-        <w:shd w:val="clear" w:color="auto" w:fill="C0504D" w:themeFill="accent2"/>
+        <w:shd w:val="clear" w:color="auto" w:fill="5C6684" w:themeFill="accent2"/>
       </w:tcPr>
     </w:tblStylePr>
     <w:tblStylePr w:type="band1Vert">
@@ -9935,7 +9908,7 @@
           <w:insideH w:val="nil"/>
           <w:insideV w:val="nil"/>
         </w:tcBorders>
-        <w:shd w:val="clear" w:color="auto" w:fill="DFA7A6" w:themeFill="accent2" w:themeFillTint="7F"/>
+        <w:shd w:val="clear" w:color="auto" w:fill="D1D0CB" w:themeFill="accent2" w:themeFillTint="7F"/>
       </w:tcPr>
     </w:tblStylePr>
     <w:tblStylePr w:type="band1Horz">
@@ -9949,7 +9922,7 @@
           <w:insideH w:val="single" w:sz="8" w:space="0" w:color="FFFFFF" w:themeColor="background1"/>
           <w:insideV w:val="single" w:sz="8" w:space="0" w:color="FFFFFF" w:themeColor="background1"/>
         </w:tcBorders>
-        <w:shd w:val="clear" w:color="auto" w:fill="DFA7A6" w:themeFill="accent2" w:themeFillTint="7F"/>
+        <w:shd w:val="clear" w:color="auto" w:fill="D1D0CB" w:themeFill="accent2" w:themeFillTint="7F"/>
       </w:tcPr>
     </w:tblStylePr>
   </w:style>
@@ -9981,7 +9954,7 @@
       </w:tblCellMar>
     </w:tblPr>
     <w:tcPr>
-      <w:shd w:val="clear" w:color="auto" w:fill="E6EED5" w:themeFill="accent3" w:themeFillTint="3F"/>
+      <w:shd w:val="clear" w:color="auto" w:fill="D1D0CB" w:themeFill="accent3" w:themeFillTint="3F"/>
     </w:tcPr>
     <w:tblStylePr w:type="firstRow">
       <w:rPr>
@@ -10001,7 +9974,7 @@
           <w:insideH w:val="nil"/>
           <w:insideV w:val="single" w:sz="8" w:space="0" w:color="FFFFFF" w:themeColor="background1"/>
         </w:tcBorders>
-        <w:shd w:val="clear" w:color="auto" w:fill="9BBB59" w:themeFill="accent3"/>
+        <w:shd w:val="clear" w:color="auto" w:fill="5C6684" w:themeFill="accent3"/>
       </w:tcPr>
     </w:tblStylePr>
     <w:tblStylePr w:type="lastRow">
@@ -10022,7 +9995,7 @@
           <w:insideH w:val="nil"/>
           <w:insideV w:val="single" w:sz="8" w:space="0" w:color="FFFFFF" w:themeColor="background1"/>
         </w:tcBorders>
-        <w:shd w:val="clear" w:color="auto" w:fill="9BBB59" w:themeFill="accent3"/>
+        <w:shd w:val="clear" w:color="auto" w:fill="5C6684" w:themeFill="accent3"/>
       </w:tcPr>
     </w:tblStylePr>
     <w:tblStylePr w:type="firstCol">
@@ -10041,7 +10014,7 @@
           <w:insideH w:val="nil"/>
           <w:insideV w:val="nil"/>
         </w:tcBorders>
-        <w:shd w:val="clear" w:color="auto" w:fill="9BBB59" w:themeFill="accent3"/>
+        <w:shd w:val="clear" w:color="auto" w:fill="5C6684" w:themeFill="accent3"/>
       </w:tcPr>
     </w:tblStylePr>
     <w:tblStylePr w:type="lastCol">
@@ -10062,7 +10035,7 @@
           <w:insideH w:val="nil"/>
           <w:insideV w:val="nil"/>
         </w:tcBorders>
-        <w:shd w:val="clear" w:color="auto" w:fill="9BBB59" w:themeFill="accent3"/>
+        <w:shd w:val="clear" w:color="auto" w:fill="5C6684" w:themeFill="accent3"/>
       </w:tcPr>
     </w:tblStylePr>
     <w:tblStylePr w:type="band1Vert">
@@ -10076,7 +10049,7 @@
           <w:insideH w:val="nil"/>
           <w:insideV w:val="nil"/>
         </w:tcBorders>
-        <w:shd w:val="clear" w:color="auto" w:fill="CDDDAC" w:themeFill="accent3" w:themeFillTint="7F"/>
+        <w:shd w:val="clear" w:color="auto" w:fill="D1D0CB" w:themeFill="accent3" w:themeFillTint="7F"/>
       </w:tcPr>
     </w:tblStylePr>
     <w:tblStylePr w:type="band1Horz">
@@ -10090,7 +10063,7 @@
           <w:insideH w:val="single" w:sz="8" w:space="0" w:color="FFFFFF" w:themeColor="background1"/>
           <w:insideV w:val="single" w:sz="8" w:space="0" w:color="FFFFFF" w:themeColor="background1"/>
         </w:tcBorders>
-        <w:shd w:val="clear" w:color="auto" w:fill="CDDDAC" w:themeFill="accent3" w:themeFillTint="7F"/>
+        <w:shd w:val="clear" w:color="auto" w:fill="D1D0CB" w:themeFill="accent3" w:themeFillTint="7F"/>
       </w:tcPr>
     </w:tblStylePr>
   </w:style>
@@ -10122,7 +10095,7 @@
       </w:tblCellMar>
     </w:tblPr>
     <w:tcPr>
-      <w:shd w:val="clear" w:color="auto" w:fill="DFD8E8" w:themeFill="accent4" w:themeFillTint="3F"/>
+      <w:shd w:val="clear" w:color="auto" w:fill="D1D0CB" w:themeFill="accent4" w:themeFillTint="3F"/>
     </w:tcPr>
     <w:tblStylePr w:type="firstRow">
       <w:rPr>
@@ -10142,7 +10115,7 @@
           <w:insideH w:val="nil"/>
           <w:insideV w:val="single" w:sz="8" w:space="0" w:color="FFFFFF" w:themeColor="background1"/>
         </w:tcBorders>
-        <w:shd w:val="clear" w:color="auto" w:fill="8064A2" w:themeFill="accent4"/>
+        <w:shd w:val="clear" w:color="auto" w:fill="5C6684" w:themeFill="accent4"/>
       </w:tcPr>
     </w:tblStylePr>
     <w:tblStylePr w:type="lastRow">
@@ -10163,7 +10136,7 @@
           <w:insideH w:val="nil"/>
           <w:insideV w:val="single" w:sz="8" w:space="0" w:color="FFFFFF" w:themeColor="background1"/>
         </w:tcBorders>
-        <w:shd w:val="clear" w:color="auto" w:fill="8064A2" w:themeFill="accent4"/>
+        <w:shd w:val="clear" w:color="auto" w:fill="5C6684" w:themeFill="accent4"/>
       </w:tcPr>
     </w:tblStylePr>
     <w:tblStylePr w:type="firstCol">
@@ -10182,7 +10155,7 @@
           <w:insideH w:val="nil"/>
           <w:insideV w:val="nil"/>
         </w:tcBorders>
-        <w:shd w:val="clear" w:color="auto" w:fill="8064A2" w:themeFill="accent4"/>
+        <w:shd w:val="clear" w:color="auto" w:fill="5C6684" w:themeFill="accent4"/>
       </w:tcPr>
     </w:tblStylePr>
     <w:tblStylePr w:type="lastCol">
@@ -10203,7 +10176,7 @@
           <w:insideH w:val="nil"/>
           <w:insideV w:val="nil"/>
         </w:tcBorders>
-        <w:shd w:val="clear" w:color="auto" w:fill="8064A2" w:themeFill="accent4"/>
+        <w:shd w:val="clear" w:color="auto" w:fill="5C6684" w:themeFill="accent4"/>
       </w:tcPr>
     </w:tblStylePr>
     <w:tblStylePr w:type="band1Vert">
@@ -10217,7 +10190,7 @@
           <w:insideH w:val="nil"/>
           <w:insideV w:val="nil"/>
         </w:tcBorders>
-        <w:shd w:val="clear" w:color="auto" w:fill="BFB1D0" w:themeFill="accent4" w:themeFillTint="7F"/>
+        <w:shd w:val="clear" w:color="auto" w:fill="D1D0CB" w:themeFill="accent4" w:themeFillTint="7F"/>
       </w:tcPr>
     </w:tblStylePr>
     <w:tblStylePr w:type="band1Horz">
@@ -10231,7 +10204,7 @@
           <w:insideH w:val="single" w:sz="8" w:space="0" w:color="FFFFFF" w:themeColor="background1"/>
           <w:insideV w:val="single" w:sz="8" w:space="0" w:color="FFFFFF" w:themeColor="background1"/>
         </w:tcBorders>
-        <w:shd w:val="clear" w:color="auto" w:fill="BFB1D0" w:themeFill="accent4" w:themeFillTint="7F"/>
+        <w:shd w:val="clear" w:color="auto" w:fill="D1D0CB" w:themeFill="accent4" w:themeFillTint="7F"/>
       </w:tcPr>
     </w:tblStylePr>
   </w:style>
@@ -10263,7 +10236,7 @@
       </w:tblCellMar>
     </w:tblPr>
     <w:tcPr>
-      <w:shd w:val="clear" w:color="auto" w:fill="D2EAF1" w:themeFill="accent5" w:themeFillTint="3F"/>
+      <w:shd w:val="clear" w:color="auto" w:fill="D1D0CB" w:themeFill="accent5" w:themeFillTint="3F"/>
     </w:tcPr>
     <w:tblStylePr w:type="firstRow">
       <w:rPr>
@@ -10283,7 +10256,7 @@
           <w:insideH w:val="nil"/>
           <w:insideV w:val="single" w:sz="8" w:space="0" w:color="FFFFFF" w:themeColor="background1"/>
         </w:tcBorders>
-        <w:shd w:val="clear" w:color="auto" w:fill="4BACC6" w:themeFill="accent5"/>
+        <w:shd w:val="clear" w:color="auto" w:fill="5C6684" w:themeFill="accent5"/>
       </w:tcPr>
     </w:tblStylePr>
     <w:tblStylePr w:type="lastRow">
@@ -10304,7 +10277,7 @@
           <w:insideH w:val="nil"/>
           <w:insideV w:val="single" w:sz="8" w:space="0" w:color="FFFFFF" w:themeColor="background1"/>
         </w:tcBorders>
-        <w:shd w:val="clear" w:color="auto" w:fill="4BACC6" w:themeFill="accent5"/>
+        <w:shd w:val="clear" w:color="auto" w:fill="5C6684" w:themeFill="accent5"/>
       </w:tcPr>
     </w:tblStylePr>
     <w:tblStylePr w:type="firstCol">
@@ -10323,7 +10296,7 @@
           <w:insideH w:val="nil"/>
           <w:insideV w:val="nil"/>
         </w:tcBorders>
-        <w:shd w:val="clear" w:color="auto" w:fill="4BACC6" w:themeFill="accent5"/>
+        <w:shd w:val="clear" w:color="auto" w:fill="5C6684" w:themeFill="accent5"/>
       </w:tcPr>
     </w:tblStylePr>
     <w:tblStylePr w:type="lastCol">
@@ -10344,7 +10317,7 @@
           <w:insideH w:val="nil"/>
           <w:insideV w:val="nil"/>
         </w:tcBorders>
-        <w:shd w:val="clear" w:color="auto" w:fill="4BACC6" w:themeFill="accent5"/>
+        <w:shd w:val="clear" w:color="auto" w:fill="5C6684" w:themeFill="accent5"/>
       </w:tcPr>
     </w:tblStylePr>
     <w:tblStylePr w:type="band1Vert">
@@ -10358,7 +10331,7 @@
           <w:insideH w:val="nil"/>
           <w:insideV w:val="nil"/>
         </w:tcBorders>
-        <w:shd w:val="clear" w:color="auto" w:fill="A5D5E2" w:themeFill="accent5" w:themeFillTint="7F"/>
+        <w:shd w:val="clear" w:color="auto" w:fill="D1D0CB" w:themeFill="accent5" w:themeFillTint="7F"/>
       </w:tcPr>
     </w:tblStylePr>
     <w:tblStylePr w:type="band1Horz">
@@ -10372,7 +10345,7 @@
           <w:insideH w:val="single" w:sz="8" w:space="0" w:color="FFFFFF" w:themeColor="background1"/>
           <w:insideV w:val="single" w:sz="8" w:space="0" w:color="FFFFFF" w:themeColor="background1"/>
         </w:tcBorders>
-        <w:shd w:val="clear" w:color="auto" w:fill="A5D5E2" w:themeFill="accent5" w:themeFillTint="7F"/>
+        <w:shd w:val="clear" w:color="auto" w:fill="D1D0CB" w:themeFill="accent5" w:themeFillTint="7F"/>
       </w:tcPr>
     </w:tblStylePr>
   </w:style>
@@ -10404,7 +10377,7 @@
       </w:tblCellMar>
     </w:tblPr>
     <w:tcPr>
-      <w:shd w:val="clear" w:color="auto" w:fill="FDE4D0" w:themeFill="accent6" w:themeFillTint="3F"/>
+      <w:shd w:val="clear" w:color="auto" w:fill="D1D0CB" w:themeFill="accent6" w:themeFillTint="3F"/>
     </w:tcPr>
     <w:tblStylePr w:type="firstRow">
       <w:rPr>
@@ -10424,7 +10397,7 @@
           <w:insideH w:val="nil"/>
           <w:insideV w:val="single" w:sz="8" w:space="0" w:color="FFFFFF" w:themeColor="background1"/>
         </w:tcBorders>
-        <w:shd w:val="clear" w:color="auto" w:fill="F79646" w:themeFill="accent6"/>
+        <w:shd w:val="clear" w:color="auto" w:fill="D1D0CB" w:themeFill="accent6"/>
       </w:tcPr>
     </w:tblStylePr>
     <w:tblStylePr w:type="lastRow">
@@ -10445,7 +10418,7 @@
           <w:insideH w:val="nil"/>
           <w:insideV w:val="single" w:sz="8" w:space="0" w:color="FFFFFF" w:themeColor="background1"/>
         </w:tcBorders>
-        <w:shd w:val="clear" w:color="auto" w:fill="F79646" w:themeFill="accent6"/>
+        <w:shd w:val="clear" w:color="auto" w:fill="D1D0CB" w:themeFill="accent6"/>
       </w:tcPr>
     </w:tblStylePr>
     <w:tblStylePr w:type="firstCol">
@@ -10464,7 +10437,7 @@
           <w:insideH w:val="nil"/>
           <w:insideV w:val="nil"/>
         </w:tcBorders>
-        <w:shd w:val="clear" w:color="auto" w:fill="F79646" w:themeFill="accent6"/>
+        <w:shd w:val="clear" w:color="auto" w:fill="D1D0CB" w:themeFill="accent6"/>
       </w:tcPr>
     </w:tblStylePr>
     <w:tblStylePr w:type="lastCol">
@@ -10485,7 +10458,7 @@
           <w:insideH w:val="nil"/>
           <w:insideV w:val="nil"/>
         </w:tcBorders>
-        <w:shd w:val="clear" w:color="auto" w:fill="F79646" w:themeFill="accent6"/>
+        <w:shd w:val="clear" w:color="auto" w:fill="D1D0CB" w:themeFill="accent6"/>
       </w:tcPr>
     </w:tblStylePr>
     <w:tblStylePr w:type="band1Vert">
@@ -10499,7 +10472,7 @@
           <w:insideH w:val="nil"/>
           <w:insideV w:val="nil"/>
         </w:tcBorders>
-        <w:shd w:val="clear" w:color="auto" w:fill="FBCAA2" w:themeFill="accent6" w:themeFillTint="7F"/>
+        <w:shd w:val="clear" w:color="auto" w:fill="D1D0CB" w:themeFill="accent6" w:themeFillTint="7F"/>
       </w:tcPr>
     </w:tblStylePr>
     <w:tblStylePr w:type="band1Horz">
@@ -10513,7 +10486,7 @@
           <w:insideH w:val="single" w:sz="8" w:space="0" w:color="FFFFFF" w:themeColor="background1"/>
           <w:insideV w:val="single" w:sz="8" w:space="0" w:color="FFFFFF" w:themeColor="background1"/>
         </w:tcBorders>
-        <w:shd w:val="clear" w:color="auto" w:fill="FBCAA2" w:themeFill="accent6" w:themeFillTint="7F"/>
+        <w:shd w:val="clear" w:color="auto" w:fill="D1D0CB" w:themeFill="accent6" w:themeFillTint="7F"/>
       </w:tcPr>
     </w:tblStylePr>
   </w:style>
@@ -10540,7 +10513,7 @@
       </w:tblCellMar>
     </w:tblPr>
     <w:tcPr>
-      <w:shd w:val="clear" w:color="auto" w:fill="000000" w:themeFill="text1"/>
+      <w:shd w:val="clear" w:color="auto" w:fill="131237" w:themeFill="text1"/>
     </w:tcPr>
     <w:tblStylePr w:type="firstRow">
       <w:rPr>
@@ -10557,7 +10530,7 @@
           <w:insideH w:val="nil"/>
           <w:insideV w:val="nil"/>
         </w:tcBorders>
-        <w:shd w:val="clear" w:color="auto" w:fill="000000" w:themeFill="text1"/>
+        <w:shd w:val="clear" w:color="auto" w:fill="131237" w:themeFill="text1"/>
       </w:tcPr>
     </w:tblStylePr>
     <w:tblStylePr w:type="lastRow">
@@ -10571,7 +10544,7 @@
           <w:insideH w:val="nil"/>
           <w:insideV w:val="nil"/>
         </w:tcBorders>
-        <w:shd w:val="clear" w:color="auto" w:fill="000000" w:themeFill="text1" w:themeFillShade="7F"/>
+        <w:shd w:val="clear" w:color="auto" w:fill="131237" w:themeFill="text1" w:themeFillShade="7F"/>
       </w:tcPr>
     </w:tblStylePr>
     <w:tblStylePr w:type="firstCol">
@@ -10585,7 +10558,7 @@
           <w:insideH w:val="nil"/>
           <w:insideV w:val="nil"/>
         </w:tcBorders>
-        <w:shd w:val="clear" w:color="auto" w:fill="000000" w:themeFill="text1" w:themeFillShade="BF"/>
+        <w:shd w:val="clear" w:color="auto" w:fill="131237" w:themeFill="text1" w:themeFillShade="BF"/>
       </w:tcPr>
     </w:tblStylePr>
     <w:tblStylePr w:type="lastCol">
@@ -10599,7 +10572,7 @@
           <w:insideH w:val="nil"/>
           <w:insideV w:val="nil"/>
         </w:tcBorders>
-        <w:shd w:val="clear" w:color="auto" w:fill="000000" w:themeFill="text1" w:themeFillShade="BF"/>
+        <w:shd w:val="clear" w:color="auto" w:fill="131237" w:themeFill="text1" w:themeFillShade="BF"/>
       </w:tcPr>
     </w:tblStylePr>
     <w:tblStylePr w:type="band1Vert">
@@ -10613,7 +10586,7 @@
           <w:insideH w:val="nil"/>
           <w:insideV w:val="nil"/>
         </w:tcBorders>
-        <w:shd w:val="clear" w:color="auto" w:fill="000000" w:themeFill="text1" w:themeFillShade="BF"/>
+        <w:shd w:val="clear" w:color="auto" w:fill="131237" w:themeFill="text1" w:themeFillShade="BF"/>
       </w:tcPr>
     </w:tblStylePr>
     <w:tblStylePr w:type="band1Horz">
@@ -10627,7 +10600,7 @@
           <w:insideH w:val="nil"/>
           <w:insideV w:val="nil"/>
         </w:tcBorders>
-        <w:shd w:val="clear" w:color="auto" w:fill="000000" w:themeFill="text1" w:themeFillShade="BF"/>
+        <w:shd w:val="clear" w:color="auto" w:fill="131237" w:themeFill="text1" w:themeFillShade="BF"/>
       </w:tcPr>
     </w:tblStylePr>
   </w:style>
@@ -10654,7 +10627,7 @@
       </w:tblCellMar>
     </w:tblPr>
     <w:tcPr>
-      <w:shd w:val="clear" w:color="auto" w:fill="4F81BD" w:themeFill="accent1"/>
+      <w:shd w:val="clear" w:color="auto" w:fill="5C6684" w:themeFill="accent1"/>
     </w:tcPr>
     <w:tblStylePr w:type="firstRow">
       <w:rPr>
@@ -10671,7 +10644,7 @@
           <w:insideH w:val="nil"/>
           <w:insideV w:val="nil"/>
         </w:tcBorders>
-        <w:shd w:val="clear" w:color="auto" w:fill="000000" w:themeFill="text1"/>
+        <w:shd w:val="clear" w:color="auto" w:fill="131237" w:themeFill="text1"/>
       </w:tcPr>
     </w:tblStylePr>
     <w:tblStylePr w:type="lastRow">
@@ -10685,7 +10658,7 @@
           <w:insideH w:val="nil"/>
           <w:insideV w:val="nil"/>
         </w:tcBorders>
-        <w:shd w:val="clear" w:color="auto" w:fill="243F60" w:themeFill="accent1" w:themeFillShade="7F"/>
+        <w:shd w:val="clear" w:color="auto" w:fill="2F2E47" w:themeFill="accent1" w:themeFillShade="7F"/>
       </w:tcPr>
     </w:tblStylePr>
     <w:tblStylePr w:type="firstCol">
@@ -10699,7 +10672,7 @@
           <w:insideH w:val="nil"/>
           <w:insideV w:val="nil"/>
         </w:tcBorders>
-        <w:shd w:val="clear" w:color="auto" w:fill="365F91" w:themeFill="accent1" w:themeFillShade="BF"/>
+        <w:shd w:val="clear" w:color="auto" w:fill="5C6684" w:themeFill="accent1" w:themeFillShade="BF"/>
       </w:tcPr>
     </w:tblStylePr>
     <w:tblStylePr w:type="lastCol">
@@ -10713,7 +10686,7 @@
           <w:insideH w:val="nil"/>
           <w:insideV w:val="nil"/>
         </w:tcBorders>
-        <w:shd w:val="clear" w:color="auto" w:fill="365F91" w:themeFill="accent1" w:themeFillShade="BF"/>
+        <w:shd w:val="clear" w:color="auto" w:fill="5C6684" w:themeFill="accent1" w:themeFillShade="BF"/>
       </w:tcPr>
     </w:tblStylePr>
     <w:tblStylePr w:type="band1Vert">
@@ -10727,7 +10700,7 @@
           <w:insideH w:val="nil"/>
           <w:insideV w:val="nil"/>
         </w:tcBorders>
-        <w:shd w:val="clear" w:color="auto" w:fill="365F91" w:themeFill="accent1" w:themeFillShade="BF"/>
+        <w:shd w:val="clear" w:color="auto" w:fill="5C6684" w:themeFill="accent1" w:themeFillShade="BF"/>
       </w:tcPr>
     </w:tblStylePr>
     <w:tblStylePr w:type="band1Horz">
@@ -10741,7 +10714,7 @@
           <w:insideH w:val="nil"/>
           <w:insideV w:val="nil"/>
         </w:tcBorders>
-        <w:shd w:val="clear" w:color="auto" w:fill="365F91" w:themeFill="accent1" w:themeFillShade="BF"/>
+        <w:shd w:val="clear" w:color="auto" w:fill="5C6684" w:themeFill="accent1" w:themeFillShade="BF"/>
       </w:tcPr>
     </w:tblStylePr>
   </w:style>
@@ -10768,7 +10741,7 @@
       </w:tblCellMar>
     </w:tblPr>
     <w:tcPr>
-      <w:shd w:val="clear" w:color="auto" w:fill="C0504D" w:themeFill="accent2"/>
+      <w:shd w:val="clear" w:color="auto" w:fill="5C6684" w:themeFill="accent2"/>
     </w:tcPr>
     <w:tblStylePr w:type="firstRow">
       <w:rPr>
@@ -10785,7 +10758,7 @@
           <w:insideH w:val="nil"/>
           <w:insideV w:val="nil"/>
         </w:tcBorders>
-        <w:shd w:val="clear" w:color="auto" w:fill="000000" w:themeFill="text1"/>
+        <w:shd w:val="clear" w:color="auto" w:fill="131237" w:themeFill="text1"/>
       </w:tcPr>
     </w:tblStylePr>
     <w:tblStylePr w:type="lastRow">
@@ -10799,7 +10772,7 @@
           <w:insideH w:val="nil"/>
           <w:insideV w:val="nil"/>
         </w:tcBorders>
-        <w:shd w:val="clear" w:color="auto" w:fill="622423" w:themeFill="accent2" w:themeFillShade="7F"/>
+        <w:shd w:val="clear" w:color="auto" w:fill="2F2E47" w:themeFill="accent2" w:themeFillShade="7F"/>
       </w:tcPr>
     </w:tblStylePr>
     <w:tblStylePr w:type="firstCol">
@@ -10813,7 +10786,7 @@
           <w:insideH w:val="nil"/>
           <w:insideV w:val="nil"/>
         </w:tcBorders>
-        <w:shd w:val="clear" w:color="auto" w:fill="943634" w:themeFill="accent2" w:themeFillShade="BF"/>
+        <w:shd w:val="clear" w:color="auto" w:fill="2F2E47" w:themeFill="accent2" w:themeFillShade="BF"/>
       </w:tcPr>
     </w:tblStylePr>
     <w:tblStylePr w:type="lastCol">
@@ -10827,7 +10800,7 @@
           <w:insideH w:val="nil"/>
           <w:insideV w:val="nil"/>
         </w:tcBorders>
-        <w:shd w:val="clear" w:color="auto" w:fill="943634" w:themeFill="accent2" w:themeFillShade="BF"/>
+        <w:shd w:val="clear" w:color="auto" w:fill="2F2E47" w:themeFill="accent2" w:themeFillShade="BF"/>
       </w:tcPr>
     </w:tblStylePr>
     <w:tblStylePr w:type="band1Vert">
@@ -10841,7 +10814,7 @@
           <w:insideH w:val="nil"/>
           <w:insideV w:val="nil"/>
         </w:tcBorders>
-        <w:shd w:val="clear" w:color="auto" w:fill="943634" w:themeFill="accent2" w:themeFillShade="BF"/>
+        <w:shd w:val="clear" w:color="auto" w:fill="2F2E47" w:themeFill="accent2" w:themeFillShade="BF"/>
       </w:tcPr>
     </w:tblStylePr>
     <w:tblStylePr w:type="band1Horz">
@@ -10855,7 +10828,7 @@
           <w:insideH w:val="nil"/>
           <w:insideV w:val="nil"/>
         </w:tcBorders>
-        <w:shd w:val="clear" w:color="auto" w:fill="943634" w:themeFill="accent2" w:themeFillShade="BF"/>
+        <w:shd w:val="clear" w:color="auto" w:fill="2F2E47" w:themeFill="accent2" w:themeFillShade="BF"/>
       </w:tcPr>
     </w:tblStylePr>
   </w:style>
@@ -10882,7 +10855,7 @@
       </w:tblCellMar>
     </w:tblPr>
     <w:tcPr>
-      <w:shd w:val="clear" w:color="auto" w:fill="9BBB59" w:themeFill="accent3"/>
+      <w:shd w:val="clear" w:color="auto" w:fill="5C6684" w:themeFill="accent3"/>
     </w:tcPr>
     <w:tblStylePr w:type="firstRow">
       <w:rPr>
@@ -10899,7 +10872,7 @@
           <w:insideH w:val="nil"/>
           <w:insideV w:val="nil"/>
         </w:tcBorders>
-        <w:shd w:val="clear" w:color="auto" w:fill="000000" w:themeFill="text1"/>
+        <w:shd w:val="clear" w:color="auto" w:fill="131237" w:themeFill="text1"/>
       </w:tcPr>
     </w:tblStylePr>
     <w:tblStylePr w:type="lastRow">
@@ -10913,7 +10886,7 @@
           <w:insideH w:val="nil"/>
           <w:insideV w:val="nil"/>
         </w:tcBorders>
-        <w:shd w:val="clear" w:color="auto" w:fill="4E6128" w:themeFill="accent3" w:themeFillShade="7F"/>
+        <w:shd w:val="clear" w:color="auto" w:fill="2F2E47" w:themeFill="accent3" w:themeFillShade="7F"/>
       </w:tcPr>
     </w:tblStylePr>
     <w:tblStylePr w:type="firstCol">
@@ -10927,7 +10900,7 @@
           <w:insideH w:val="nil"/>
           <w:insideV w:val="nil"/>
         </w:tcBorders>
-        <w:shd w:val="clear" w:color="auto" w:fill="76923C" w:themeFill="accent3" w:themeFillShade="BF"/>
+        <w:shd w:val="clear" w:color="auto" w:fill="5C6684" w:themeFill="accent3" w:themeFillShade="BF"/>
       </w:tcPr>
     </w:tblStylePr>
     <w:tblStylePr w:type="lastCol">
@@ -10941,7 +10914,7 @@
           <w:insideH w:val="nil"/>
           <w:insideV w:val="nil"/>
         </w:tcBorders>
-        <w:shd w:val="clear" w:color="auto" w:fill="76923C" w:themeFill="accent3" w:themeFillShade="BF"/>
+        <w:shd w:val="clear" w:color="auto" w:fill="5C6684" w:themeFill="accent3" w:themeFillShade="BF"/>
       </w:tcPr>
     </w:tblStylePr>
     <w:tblStylePr w:type="band1Vert">
@@ -10955,7 +10928,7 @@
           <w:insideH w:val="nil"/>
           <w:insideV w:val="nil"/>
         </w:tcBorders>
-        <w:shd w:val="clear" w:color="auto" w:fill="76923C" w:themeFill="accent3" w:themeFillShade="BF"/>
+        <w:shd w:val="clear" w:color="auto" w:fill="5C6684" w:themeFill="accent3" w:themeFillShade="BF"/>
       </w:tcPr>
     </w:tblStylePr>
     <w:tblStylePr w:type="band1Horz">
@@ -10969,7 +10942,7 @@
           <w:insideH w:val="nil"/>
           <w:insideV w:val="nil"/>
         </w:tcBorders>
-        <w:shd w:val="clear" w:color="auto" w:fill="76923C" w:themeFill="accent3" w:themeFillShade="BF"/>
+        <w:shd w:val="clear" w:color="auto" w:fill="5C6684" w:themeFill="accent3" w:themeFillShade="BF"/>
       </w:tcPr>
     </w:tblStylePr>
   </w:style>
@@ -10996,7 +10969,7 @@
       </w:tblCellMar>
     </w:tblPr>
     <w:tcPr>
-      <w:shd w:val="clear" w:color="auto" w:fill="8064A2" w:themeFill="accent4"/>
+      <w:shd w:val="clear" w:color="auto" w:fill="5C6684" w:themeFill="accent4"/>
     </w:tcPr>
     <w:tblStylePr w:type="firstRow">
       <w:rPr>
@@ -11013,7 +10986,7 @@
           <w:insideH w:val="nil"/>
           <w:insideV w:val="nil"/>
         </w:tcBorders>
-        <w:shd w:val="clear" w:color="auto" w:fill="000000" w:themeFill="text1"/>
+        <w:shd w:val="clear" w:color="auto" w:fill="131237" w:themeFill="text1"/>
       </w:tcPr>
     </w:tblStylePr>
     <w:tblStylePr w:type="lastRow">
@@ -11027,7 +11000,7 @@
           <w:insideH w:val="nil"/>
           <w:insideV w:val="nil"/>
         </w:tcBorders>
-        <w:shd w:val="clear" w:color="auto" w:fill="3F3151" w:themeFill="accent4" w:themeFillShade="7F"/>
+        <w:shd w:val="clear" w:color="auto" w:fill="2F2E47" w:themeFill="accent4" w:themeFillShade="7F"/>
       </w:tcPr>
     </w:tblStylePr>
     <w:tblStylePr w:type="firstCol">
@@ -11041,7 +11014,7 @@
           <w:insideH w:val="nil"/>
           <w:insideV w:val="nil"/>
         </w:tcBorders>
-        <w:shd w:val="clear" w:color="auto" w:fill="5F497A" w:themeFill="accent4" w:themeFillShade="BF"/>
+        <w:shd w:val="clear" w:color="auto" w:fill="5C6684" w:themeFill="accent4" w:themeFillShade="BF"/>
       </w:tcPr>
     </w:tblStylePr>
     <w:tblStylePr w:type="lastCol">
@@ -11055,7 +11028,7 @@
           <w:insideH w:val="nil"/>
           <w:insideV w:val="nil"/>
         </w:tcBorders>
-        <w:shd w:val="clear" w:color="auto" w:fill="5F497A" w:themeFill="accent4" w:themeFillShade="BF"/>
+        <w:shd w:val="clear" w:color="auto" w:fill="5C6684" w:themeFill="accent4" w:themeFillShade="BF"/>
       </w:tcPr>
     </w:tblStylePr>
     <w:tblStylePr w:type="band1Vert">
@@ -11069,7 +11042,7 @@
           <w:insideH w:val="nil"/>
           <w:insideV w:val="nil"/>
         </w:tcBorders>
-        <w:shd w:val="clear" w:color="auto" w:fill="5F497A" w:themeFill="accent4" w:themeFillShade="BF"/>
+        <w:shd w:val="clear" w:color="auto" w:fill="5C6684" w:themeFill="accent4" w:themeFillShade="BF"/>
       </w:tcPr>
     </w:tblStylePr>
     <w:tblStylePr w:type="band1Horz">
@@ -11083,7 +11056,7 @@
           <w:insideH w:val="nil"/>
           <w:insideV w:val="nil"/>
         </w:tcBorders>
-        <w:shd w:val="clear" w:color="auto" w:fill="5F497A" w:themeFill="accent4" w:themeFillShade="BF"/>
+        <w:shd w:val="clear" w:color="auto" w:fill="5C6684" w:themeFill="accent4" w:themeFillShade="BF"/>
       </w:tcPr>
     </w:tblStylePr>
   </w:style>
@@ -11110,7 +11083,7 @@
       </w:tblCellMar>
     </w:tblPr>
     <w:tcPr>
-      <w:shd w:val="clear" w:color="auto" w:fill="4BACC6" w:themeFill="accent5"/>
+      <w:shd w:val="clear" w:color="auto" w:fill="5C6684" w:themeFill="accent5"/>
     </w:tcPr>
     <w:tblStylePr w:type="firstRow">
       <w:rPr>
@@ -11127,7 +11100,7 @@
           <w:insideH w:val="nil"/>
           <w:insideV w:val="nil"/>
         </w:tcBorders>
-        <w:shd w:val="clear" w:color="auto" w:fill="000000" w:themeFill="text1"/>
+        <w:shd w:val="clear" w:color="auto" w:fill="131237" w:themeFill="text1"/>
       </w:tcPr>
     </w:tblStylePr>
     <w:tblStylePr w:type="lastRow">
@@ -11141,7 +11114,7 @@
           <w:insideH w:val="nil"/>
           <w:insideV w:val="nil"/>
         </w:tcBorders>
-        <w:shd w:val="clear" w:color="auto" w:fill="205867" w:themeFill="accent5" w:themeFillShade="7F"/>
+        <w:shd w:val="clear" w:color="auto" w:fill="2F2E47" w:themeFill="accent5" w:themeFillShade="7F"/>
       </w:tcPr>
     </w:tblStylePr>
     <w:tblStylePr w:type="firstCol">
@@ -11155,7 +11128,7 @@
           <w:insideH w:val="nil"/>
           <w:insideV w:val="nil"/>
         </w:tcBorders>
-        <w:shd w:val="clear" w:color="auto" w:fill="31849B" w:themeFill="accent5" w:themeFillShade="BF"/>
+        <w:shd w:val="clear" w:color="auto" w:fill="5C6684" w:themeFill="accent5" w:themeFillShade="BF"/>
       </w:tcPr>
     </w:tblStylePr>
     <w:tblStylePr w:type="lastCol">
@@ -11169,7 +11142,7 @@
           <w:insideH w:val="nil"/>
           <w:insideV w:val="nil"/>
         </w:tcBorders>
-        <w:shd w:val="clear" w:color="auto" w:fill="31849B" w:themeFill="accent5" w:themeFillShade="BF"/>
+        <w:shd w:val="clear" w:color="auto" w:fill="5C6684" w:themeFill="accent5" w:themeFillShade="BF"/>
       </w:tcPr>
     </w:tblStylePr>
     <w:tblStylePr w:type="band1Vert">
@@ -11183,7 +11156,7 @@
           <w:insideH w:val="nil"/>
           <w:insideV w:val="nil"/>
         </w:tcBorders>
-        <w:shd w:val="clear" w:color="auto" w:fill="31849B" w:themeFill="accent5" w:themeFillShade="BF"/>
+        <w:shd w:val="clear" w:color="auto" w:fill="5C6684" w:themeFill="accent5" w:themeFillShade="BF"/>
       </w:tcPr>
     </w:tblStylePr>
     <w:tblStylePr w:type="band1Horz">
@@ -11197,7 +11170,7 @@
           <w:insideH w:val="nil"/>
           <w:insideV w:val="nil"/>
         </w:tcBorders>
-        <w:shd w:val="clear" w:color="auto" w:fill="31849B" w:themeFill="accent5" w:themeFillShade="BF"/>
+        <w:shd w:val="clear" w:color="auto" w:fill="5C6684" w:themeFill="accent5" w:themeFillShade="BF"/>
       </w:tcPr>
     </w:tblStylePr>
   </w:style>
@@ -11224,7 +11197,7 @@
       </w:tblCellMar>
     </w:tblPr>
     <w:tcPr>
-      <w:shd w:val="clear" w:color="auto" w:fill="F79646" w:themeFill="accent6"/>
+      <w:shd w:val="clear" w:color="auto" w:fill="D1D0CB" w:themeFill="accent6"/>
     </w:tcPr>
     <w:tblStylePr w:type="firstRow">
       <w:rPr>
@@ -11241,7 +11214,7 @@
           <w:insideH w:val="nil"/>
           <w:insideV w:val="nil"/>
         </w:tcBorders>
-        <w:shd w:val="clear" w:color="auto" w:fill="000000" w:themeFill="text1"/>
+        <w:shd w:val="clear" w:color="auto" w:fill="131237" w:themeFill="text1"/>
       </w:tcPr>
     </w:tblStylePr>
     <w:tblStylePr w:type="lastRow">
@@ -11255,7 +11228,7 @@
           <w:insideH w:val="nil"/>
           <w:insideV w:val="nil"/>
         </w:tcBorders>
-        <w:shd w:val="clear" w:color="auto" w:fill="974706" w:themeFill="accent6" w:themeFillShade="7F"/>
+        <w:shd w:val="clear" w:color="auto" w:fill="2F2E47" w:themeFill="accent6" w:themeFillShade="7F"/>
       </w:tcPr>
     </w:tblStylePr>
     <w:tblStylePr w:type="firstCol">
@@ -11269,7 +11242,7 @@
           <w:insideH w:val="nil"/>
           <w:insideV w:val="nil"/>
         </w:tcBorders>
-        <w:shd w:val="clear" w:color="auto" w:fill="E36C0A" w:themeFill="accent6" w:themeFillShade="BF"/>
+        <w:shd w:val="clear" w:color="auto" w:fill="5C6684" w:themeFill="accent6" w:themeFillShade="BF"/>
       </w:tcPr>
     </w:tblStylePr>
     <w:tblStylePr w:type="lastCol">
@@ -11283,7 +11256,7 @@
           <w:insideH w:val="nil"/>
           <w:insideV w:val="nil"/>
         </w:tcBorders>
-        <w:shd w:val="clear" w:color="auto" w:fill="E36C0A" w:themeFill="accent6" w:themeFillShade="BF"/>
+        <w:shd w:val="clear" w:color="auto" w:fill="5C6684" w:themeFill="accent6" w:themeFillShade="BF"/>
       </w:tcPr>
     </w:tblStylePr>
     <w:tblStylePr w:type="band1Vert">
@@ -11297,7 +11270,7 @@
           <w:insideH w:val="nil"/>
           <w:insideV w:val="nil"/>
         </w:tcBorders>
-        <w:shd w:val="clear" w:color="auto" w:fill="E36C0A" w:themeFill="accent6" w:themeFillShade="BF"/>
+        <w:shd w:val="clear" w:color="auto" w:fill="5C6684" w:themeFill="accent6" w:themeFillShade="BF"/>
       </w:tcPr>
     </w:tblStylePr>
     <w:tblStylePr w:type="band1Horz">
@@ -11311,7 +11284,7 @@
           <w:insideH w:val="nil"/>
           <w:insideV w:val="nil"/>
         </w:tcBorders>
-        <w:shd w:val="clear" w:color="auto" w:fill="E36C0A" w:themeFill="accent6" w:themeFillShade="BF"/>
+        <w:shd w:val="clear" w:color="auto" w:fill="5C6684" w:themeFill="accent6" w:themeFillShade="BF"/>
       </w:tcPr>
     </w:tblStylePr>
   </w:style>
@@ -11324,7 +11297,7 @@
       <w:spacing w:after="0" w:line="240" w:lineRule="auto"/>
     </w:pPr>
     <w:rPr>
-      <w:color w:val="000000" w:themeColor="text1"/>
+      <w:color w:val="131237" w:themeColor="text1"/>
     </w:rPr>
     <w:tblPr>
       <w:tblStyleRowBandSize w:val="1"/>
@@ -11346,7 +11319,7 @@
       </w:tblCellMar>
     </w:tblPr>
     <w:tcPr>
-      <w:shd w:val="clear" w:color="auto" w:fill="E6E6E6" w:themeFill="text1" w:themeFillTint="19"/>
+      <w:shd w:val="clear" w:color="auto" w:fill="D1D0CB" w:themeFill="text1" w:themeFillTint="19"/>
     </w:tcPr>
     <w:tblStylePr w:type="firstRow">
       <w:rPr>
@@ -11377,7 +11350,7 @@
         <w:tcBorders>
           <w:top w:val="single" w:sz="6" w:space="0" w:color="FFFFFF" w:themeColor="background1"/>
         </w:tcBorders>
-        <w:shd w:val="clear" w:color="auto" w:fill="000000" w:themeFill="text1" w:themeFillShade="99"/>
+        <w:shd w:val="clear" w:color="auto" w:fill="131237" w:themeFill="text1" w:themeFillShade="99"/>
       </w:tcPr>
     </w:tblStylePr>
     <w:tblStylePr w:type="firstCol">
@@ -11394,7 +11367,7 @@
           <w:insideH w:val="single" w:sz="4" w:space="0" w:color="000000" w:themeColor="text1" w:themeShade="99"/>
           <w:insideV w:val="nil"/>
         </w:tcBorders>
-        <w:shd w:val="clear" w:color="auto" w:fill="000000" w:themeFill="text1" w:themeFillShade="99"/>
+        <w:shd w:val="clear" w:color="auto" w:fill="131237" w:themeFill="text1" w:themeFillShade="99"/>
       </w:tcPr>
     </w:tblStylePr>
     <w:tblStylePr w:type="lastCol">
@@ -11411,29 +11384,29 @@
           <w:insideH w:val="nil"/>
           <w:insideV w:val="nil"/>
         </w:tcBorders>
-        <w:shd w:val="clear" w:color="auto" w:fill="000000" w:themeFill="text1" w:themeFillShade="BF"/>
+        <w:shd w:val="clear" w:color="auto" w:fill="131237" w:themeFill="text1" w:themeFillShade="BF"/>
       </w:tcPr>
     </w:tblStylePr>
     <w:tblStylePr w:type="band1Vert">
       <w:tblPr/>
       <w:tcPr>
-        <w:shd w:val="clear" w:color="auto" w:fill="999999" w:themeFill="text1" w:themeFillTint="66"/>
+        <w:shd w:val="clear" w:color="auto" w:fill="5C6684" w:themeFill="text1" w:themeFillTint="66"/>
       </w:tcPr>
     </w:tblStylePr>
     <w:tblStylePr w:type="band1Horz">
       <w:tblPr/>
       <w:tcPr>
-        <w:shd w:val="clear" w:color="auto" w:fill="808080" w:themeFill="text1" w:themeFillTint="7F"/>
+        <w:shd w:val="clear" w:color="auto" w:fill="5C6684" w:themeFill="text1" w:themeFillTint="7F"/>
       </w:tcPr>
     </w:tblStylePr>
     <w:tblStylePr w:type="neCell">
       <w:rPr>
-        <w:color w:val="000000" w:themeColor="text1"/>
+        <w:color w:val="131237" w:themeColor="text1"/>
       </w:rPr>
     </w:tblStylePr>
     <w:tblStylePr w:type="nwCell">
       <w:rPr>
-        <w:color w:val="000000" w:themeColor="text1"/>
+        <w:color w:val="131237" w:themeColor="text1"/>
       </w:rPr>
     </w:tblStylePr>
   </w:style>
@@ -11446,7 +11419,7 @@
       <w:spacing w:after="0" w:line="240" w:lineRule="auto"/>
     </w:pPr>
     <w:rPr>
-      <w:color w:val="000000" w:themeColor="text1"/>
+      <w:color w:val="131237" w:themeColor="text1"/>
     </w:rPr>
     <w:tblPr>
       <w:tblStyleRowBandSize w:val="1"/>
@@ -11468,7 +11441,7 @@
       </w:tblCellMar>
     </w:tblPr>
     <w:tcPr>
-      <w:shd w:val="clear" w:color="auto" w:fill="EDF2F8" w:themeFill="accent1" w:themeFillTint="19"/>
+      <w:shd w:val="clear" w:color="auto" w:fill="FFFFFF" w:themeFill="accent1" w:themeFillTint="19"/>
     </w:tcPr>
     <w:tblStylePr w:type="firstRow">
       <w:rPr>
@@ -11499,7 +11472,7 @@
         <w:tcBorders>
           <w:top w:val="single" w:sz="6" w:space="0" w:color="FFFFFF" w:themeColor="background1"/>
         </w:tcBorders>
-        <w:shd w:val="clear" w:color="auto" w:fill="2C4C74" w:themeFill="accent1" w:themeFillShade="99"/>
+        <w:shd w:val="clear" w:color="auto" w:fill="2F2E47" w:themeFill="accent1" w:themeFillShade="99"/>
       </w:tcPr>
     </w:tblStylePr>
     <w:tblStylePr w:type="firstCol">
@@ -11516,7 +11489,7 @@
           <w:insideH w:val="single" w:sz="4" w:space="0" w:color="2C4C74" w:themeColor="accent1" w:themeShade="99"/>
           <w:insideV w:val="nil"/>
         </w:tcBorders>
-        <w:shd w:val="clear" w:color="auto" w:fill="2C4C74" w:themeFill="accent1" w:themeFillShade="99"/>
+        <w:shd w:val="clear" w:color="auto" w:fill="2F2E47" w:themeFill="accent1" w:themeFillShade="99"/>
       </w:tcPr>
     </w:tblStylePr>
     <w:tblStylePr w:type="lastCol">
@@ -11533,29 +11506,29 @@
           <w:insideH w:val="nil"/>
           <w:insideV w:val="nil"/>
         </w:tcBorders>
-        <w:shd w:val="clear" w:color="auto" w:fill="2C4C74" w:themeFill="accent1" w:themeFillShade="99"/>
+        <w:shd w:val="clear" w:color="auto" w:fill="2F2E47" w:themeFill="accent1" w:themeFillShade="99"/>
       </w:tcPr>
     </w:tblStylePr>
     <w:tblStylePr w:type="band1Vert">
       <w:tblPr/>
       <w:tcPr>
-        <w:shd w:val="clear" w:color="auto" w:fill="B8CCE4" w:themeFill="accent1" w:themeFillTint="66"/>
+        <w:shd w:val="clear" w:color="auto" w:fill="D1D0CB" w:themeFill="accent1" w:themeFillTint="66"/>
       </w:tcPr>
     </w:tblStylePr>
     <w:tblStylePr w:type="band1Horz">
       <w:tblPr/>
       <w:tcPr>
-        <w:shd w:val="clear" w:color="auto" w:fill="A7BFDE" w:themeFill="accent1" w:themeFillTint="7F"/>
+        <w:shd w:val="clear" w:color="auto" w:fill="D1D0CB" w:themeFill="accent1" w:themeFillTint="7F"/>
       </w:tcPr>
     </w:tblStylePr>
     <w:tblStylePr w:type="neCell">
       <w:rPr>
-        <w:color w:val="000000" w:themeColor="text1"/>
+        <w:color w:val="131237" w:themeColor="text1"/>
       </w:rPr>
     </w:tblStylePr>
     <w:tblStylePr w:type="nwCell">
       <w:rPr>
-        <w:color w:val="000000" w:themeColor="text1"/>
+        <w:color w:val="131237" w:themeColor="text1"/>
       </w:rPr>
     </w:tblStylePr>
   </w:style>
@@ -11568,7 +11541,7 @@
       <w:spacing w:after="0" w:line="240" w:lineRule="auto"/>
     </w:pPr>
     <w:rPr>
-      <w:color w:val="000000" w:themeColor="text1"/>
+      <w:color w:val="131237" w:themeColor="text1"/>
     </w:rPr>
     <w:tblPr>
       <w:tblStyleRowBandSize w:val="1"/>
@@ -11590,7 +11563,7 @@
       </w:tblCellMar>
     </w:tblPr>
     <w:tcPr>
-      <w:shd w:val="clear" w:color="auto" w:fill="F8EDED" w:themeFill="accent2" w:themeFillTint="19"/>
+      <w:shd w:val="clear" w:color="auto" w:fill="FFFFFF" w:themeFill="accent2" w:themeFillTint="19"/>
     </w:tcPr>
     <w:tblStylePr w:type="firstRow">
       <w:rPr>
@@ -11621,7 +11594,7 @@
         <w:tcBorders>
           <w:top w:val="single" w:sz="6" w:space="0" w:color="FFFFFF" w:themeColor="background1"/>
         </w:tcBorders>
-        <w:shd w:val="clear" w:color="auto" w:fill="772C2A" w:themeFill="accent2" w:themeFillShade="99"/>
+        <w:shd w:val="clear" w:color="auto" w:fill="2F2E47" w:themeFill="accent2" w:themeFillShade="99"/>
       </w:tcPr>
     </w:tblStylePr>
     <w:tblStylePr w:type="firstCol">
@@ -11638,7 +11611,7 @@
           <w:insideH w:val="single" w:sz="4" w:space="0" w:color="772C2A" w:themeColor="accent2" w:themeShade="99"/>
           <w:insideV w:val="nil"/>
         </w:tcBorders>
-        <w:shd w:val="clear" w:color="auto" w:fill="772C2A" w:themeFill="accent2" w:themeFillShade="99"/>
+        <w:shd w:val="clear" w:color="auto" w:fill="2F2E47" w:themeFill="accent2" w:themeFillShade="99"/>
       </w:tcPr>
     </w:tblStylePr>
     <w:tblStylePr w:type="lastCol">
@@ -11655,29 +11628,29 @@
           <w:insideH w:val="nil"/>
           <w:insideV w:val="nil"/>
         </w:tcBorders>
-        <w:shd w:val="clear" w:color="auto" w:fill="772C2A" w:themeFill="accent2" w:themeFillShade="99"/>
+        <w:shd w:val="clear" w:color="auto" w:fill="2F2E47" w:themeFill="accent2" w:themeFillShade="99"/>
       </w:tcPr>
     </w:tblStylePr>
     <w:tblStylePr w:type="band1Vert">
       <w:tblPr/>
       <w:tcPr>
-        <w:shd w:val="clear" w:color="auto" w:fill="E5B8B7" w:themeFill="accent2" w:themeFillTint="66"/>
+        <w:shd w:val="clear" w:color="auto" w:fill="D1D0CB" w:themeFill="accent2" w:themeFillTint="66"/>
       </w:tcPr>
     </w:tblStylePr>
     <w:tblStylePr w:type="band1Horz">
       <w:tblPr/>
       <w:tcPr>
-        <w:shd w:val="clear" w:color="auto" w:fill="DFA7A6" w:themeFill="accent2" w:themeFillTint="7F"/>
+        <w:shd w:val="clear" w:color="auto" w:fill="D1D0CB" w:themeFill="accent2" w:themeFillTint="7F"/>
       </w:tcPr>
     </w:tblStylePr>
     <w:tblStylePr w:type="neCell">
       <w:rPr>
-        <w:color w:val="000000" w:themeColor="text1"/>
+        <w:color w:val="131237" w:themeColor="text1"/>
       </w:rPr>
     </w:tblStylePr>
     <w:tblStylePr w:type="nwCell">
       <w:rPr>
-        <w:color w:val="000000" w:themeColor="text1"/>
+        <w:color w:val="131237" w:themeColor="text1"/>
       </w:rPr>
     </w:tblStylePr>
   </w:style>
@@ -11690,7 +11663,7 @@
       <w:spacing w:after="0" w:line="240" w:lineRule="auto"/>
     </w:pPr>
     <w:rPr>
-      <w:color w:val="000000" w:themeColor="text1"/>
+      <w:color w:val="131237" w:themeColor="text1"/>
     </w:rPr>
     <w:tblPr>
       <w:tblStyleRowBandSize w:val="1"/>
@@ -11712,7 +11685,7 @@
       </w:tblCellMar>
     </w:tblPr>
     <w:tcPr>
-      <w:shd w:val="clear" w:color="auto" w:fill="F5F8EE" w:themeFill="accent3" w:themeFillTint="19"/>
+      <w:shd w:val="clear" w:color="auto" w:fill="FFFFFF" w:themeFill="accent3" w:themeFillTint="19"/>
     </w:tcPr>
     <w:tblStylePr w:type="firstRow">
       <w:rPr>
@@ -11743,7 +11716,7 @@
         <w:tcBorders>
           <w:top w:val="single" w:sz="6" w:space="0" w:color="FFFFFF" w:themeColor="background1"/>
         </w:tcBorders>
-        <w:shd w:val="clear" w:color="auto" w:fill="5E7530" w:themeFill="accent3" w:themeFillShade="99"/>
+        <w:shd w:val="clear" w:color="auto" w:fill="5C6684" w:themeFill="accent3" w:themeFillShade="99"/>
       </w:tcPr>
     </w:tblStylePr>
     <w:tblStylePr w:type="firstCol">
@@ -11760,7 +11733,7 @@
           <w:insideH w:val="single" w:sz="4" w:space="0" w:color="5E7530" w:themeColor="accent3" w:themeShade="99"/>
           <w:insideV w:val="nil"/>
         </w:tcBorders>
-        <w:shd w:val="clear" w:color="auto" w:fill="5E7530" w:themeFill="accent3" w:themeFillShade="99"/>
+        <w:shd w:val="clear" w:color="auto" w:fill="5C6684" w:themeFill="accent3" w:themeFillShade="99"/>
       </w:tcPr>
     </w:tblStylePr>
     <w:tblStylePr w:type="lastCol">
@@ -11777,19 +11750,19 @@
           <w:insideH w:val="nil"/>
           <w:insideV w:val="nil"/>
         </w:tcBorders>
-        <w:shd w:val="clear" w:color="auto" w:fill="5E7530" w:themeFill="accent3" w:themeFillShade="99"/>
+        <w:shd w:val="clear" w:color="auto" w:fill="5C6684" w:themeFill="accent3" w:themeFillShade="99"/>
       </w:tcPr>
     </w:tblStylePr>
     <w:tblStylePr w:type="band1Vert">
       <w:tblPr/>
       <w:tcPr>
-        <w:shd w:val="clear" w:color="auto" w:fill="D6E3BC" w:themeFill="accent3" w:themeFillTint="66"/>
+        <w:shd w:val="clear" w:color="auto" w:fill="D1D0CB" w:themeFill="accent3" w:themeFillTint="66"/>
       </w:tcPr>
     </w:tblStylePr>
     <w:tblStylePr w:type="band1Horz">
       <w:tblPr/>
       <w:tcPr>
-        <w:shd w:val="clear" w:color="auto" w:fill="CDDDAC" w:themeFill="accent3" w:themeFillTint="7F"/>
+        <w:shd w:val="clear" w:color="auto" w:fill="D1D0CB" w:themeFill="accent3" w:themeFillTint="7F"/>
       </w:tcPr>
     </w:tblStylePr>
   </w:style>
@@ -11802,7 +11775,7 @@
       <w:spacing w:after="0" w:line="240" w:lineRule="auto"/>
     </w:pPr>
     <w:rPr>
-      <w:color w:val="000000" w:themeColor="text1"/>
+      <w:color w:val="131237" w:themeColor="text1"/>
     </w:rPr>
     <w:tblPr>
       <w:tblStyleRowBandSize w:val="1"/>
@@ -11824,7 +11797,7 @@
       </w:tblCellMar>
     </w:tblPr>
     <w:tcPr>
-      <w:shd w:val="clear" w:color="auto" w:fill="F2EFF6" w:themeFill="accent4" w:themeFillTint="19"/>
+      <w:shd w:val="clear" w:color="auto" w:fill="FFFFFF" w:themeFill="accent4" w:themeFillTint="19"/>
     </w:tcPr>
     <w:tblStylePr w:type="firstRow">
       <w:rPr>
@@ -11855,7 +11828,7 @@
         <w:tcBorders>
           <w:top w:val="single" w:sz="6" w:space="0" w:color="FFFFFF" w:themeColor="background1"/>
         </w:tcBorders>
-        <w:shd w:val="clear" w:color="auto" w:fill="4C3B62" w:themeFill="accent4" w:themeFillShade="99"/>
+        <w:shd w:val="clear" w:color="auto" w:fill="2F2E47" w:themeFill="accent4" w:themeFillShade="99"/>
       </w:tcPr>
     </w:tblStylePr>
     <w:tblStylePr w:type="firstCol">
@@ -11872,7 +11845,7 @@
           <w:insideH w:val="single" w:sz="4" w:space="0" w:color="4C3B62" w:themeColor="accent4" w:themeShade="99"/>
           <w:insideV w:val="nil"/>
         </w:tcBorders>
-        <w:shd w:val="clear" w:color="auto" w:fill="4C3B62" w:themeFill="accent4" w:themeFillShade="99"/>
+        <w:shd w:val="clear" w:color="auto" w:fill="2F2E47" w:themeFill="accent4" w:themeFillShade="99"/>
       </w:tcPr>
     </w:tblStylePr>
     <w:tblStylePr w:type="lastCol">
@@ -11889,29 +11862,29 @@
           <w:insideH w:val="nil"/>
           <w:insideV w:val="nil"/>
         </w:tcBorders>
-        <w:shd w:val="clear" w:color="auto" w:fill="4C3B62" w:themeFill="accent4" w:themeFillShade="99"/>
+        <w:shd w:val="clear" w:color="auto" w:fill="2F2E47" w:themeFill="accent4" w:themeFillShade="99"/>
       </w:tcPr>
     </w:tblStylePr>
     <w:tblStylePr w:type="band1Vert">
       <w:tblPr/>
       <w:tcPr>
-        <w:shd w:val="clear" w:color="auto" w:fill="CCC0D9" w:themeFill="accent4" w:themeFillTint="66"/>
+        <w:shd w:val="clear" w:color="auto" w:fill="D1D0CB" w:themeFill="accent4" w:themeFillTint="66"/>
       </w:tcPr>
     </w:tblStylePr>
     <w:tblStylePr w:type="band1Horz">
       <w:tblPr/>
       <w:tcPr>
-        <w:shd w:val="clear" w:color="auto" w:fill="BFB1D0" w:themeFill="accent4" w:themeFillTint="7F"/>
+        <w:shd w:val="clear" w:color="auto" w:fill="D1D0CB" w:themeFill="accent4" w:themeFillTint="7F"/>
       </w:tcPr>
     </w:tblStylePr>
     <w:tblStylePr w:type="neCell">
       <w:rPr>
-        <w:color w:val="000000" w:themeColor="text1"/>
+        <w:color w:val="131237" w:themeColor="text1"/>
       </w:rPr>
     </w:tblStylePr>
     <w:tblStylePr w:type="nwCell">
       <w:rPr>
-        <w:color w:val="000000" w:themeColor="text1"/>
+        <w:color w:val="131237" w:themeColor="text1"/>
       </w:rPr>
     </w:tblStylePr>
   </w:style>
@@ -11924,7 +11897,7 @@
       <w:spacing w:after="0" w:line="240" w:lineRule="auto"/>
     </w:pPr>
     <w:rPr>
-      <w:color w:val="000000" w:themeColor="text1"/>
+      <w:color w:val="131237" w:themeColor="text1"/>
     </w:rPr>
     <w:tblPr>
       <w:tblStyleRowBandSize w:val="1"/>
@@ -11946,7 +11919,7 @@
       </w:tblCellMar>
     </w:tblPr>
     <w:tcPr>
-      <w:shd w:val="clear" w:color="auto" w:fill="EDF6F9" w:themeFill="accent5" w:themeFillTint="19"/>
+      <w:shd w:val="clear" w:color="auto" w:fill="FFFFFF" w:themeFill="accent5" w:themeFillTint="19"/>
     </w:tcPr>
     <w:tblStylePr w:type="firstRow">
       <w:rPr>
@@ -11977,7 +11950,7 @@
         <w:tcBorders>
           <w:top w:val="single" w:sz="6" w:space="0" w:color="FFFFFF" w:themeColor="background1"/>
         </w:tcBorders>
-        <w:shd w:val="clear" w:color="auto" w:fill="276A7C" w:themeFill="accent5" w:themeFillShade="99"/>
+        <w:shd w:val="clear" w:color="auto" w:fill="5C6684" w:themeFill="accent5" w:themeFillShade="99"/>
       </w:tcPr>
     </w:tblStylePr>
     <w:tblStylePr w:type="firstCol">
@@ -11994,7 +11967,7 @@
           <w:insideH w:val="single" w:sz="4" w:space="0" w:color="276A7C" w:themeColor="accent5" w:themeShade="99"/>
           <w:insideV w:val="nil"/>
         </w:tcBorders>
-        <w:shd w:val="clear" w:color="auto" w:fill="276A7C" w:themeFill="accent5" w:themeFillShade="99"/>
+        <w:shd w:val="clear" w:color="auto" w:fill="5C6684" w:themeFill="accent5" w:themeFillShade="99"/>
       </w:tcPr>
     </w:tblStylePr>
     <w:tblStylePr w:type="lastCol">
@@ -12011,29 +11984,29 @@
           <w:insideH w:val="nil"/>
           <w:insideV w:val="nil"/>
         </w:tcBorders>
-        <w:shd w:val="clear" w:color="auto" w:fill="276A7C" w:themeFill="accent5" w:themeFillShade="99"/>
+        <w:shd w:val="clear" w:color="auto" w:fill="5C6684" w:themeFill="accent5" w:themeFillShade="99"/>
       </w:tcPr>
     </w:tblStylePr>
     <w:tblStylePr w:type="band1Vert">
       <w:tblPr/>
       <w:tcPr>
-        <w:shd w:val="clear" w:color="auto" w:fill="B6DDE8" w:themeFill="accent5" w:themeFillTint="66"/>
+        <w:shd w:val="clear" w:color="auto" w:fill="D1D0CB" w:themeFill="accent5" w:themeFillTint="66"/>
       </w:tcPr>
     </w:tblStylePr>
     <w:tblStylePr w:type="band1Horz">
       <w:tblPr/>
       <w:tcPr>
-        <w:shd w:val="clear" w:color="auto" w:fill="A5D5E2" w:themeFill="accent5" w:themeFillTint="7F"/>
+        <w:shd w:val="clear" w:color="auto" w:fill="D1D0CB" w:themeFill="accent5" w:themeFillTint="7F"/>
       </w:tcPr>
     </w:tblStylePr>
     <w:tblStylePr w:type="neCell">
       <w:rPr>
-        <w:color w:val="000000" w:themeColor="text1"/>
+        <w:color w:val="131237" w:themeColor="text1"/>
       </w:rPr>
     </w:tblStylePr>
     <w:tblStylePr w:type="nwCell">
       <w:rPr>
-        <w:color w:val="000000" w:themeColor="text1"/>
+        <w:color w:val="131237" w:themeColor="text1"/>
       </w:rPr>
     </w:tblStylePr>
   </w:style>
@@ -12046,7 +12019,7 @@
       <w:spacing w:after="0" w:line="240" w:lineRule="auto"/>
     </w:pPr>
     <w:rPr>
-      <w:color w:val="000000" w:themeColor="text1"/>
+      <w:color w:val="131237" w:themeColor="text1"/>
     </w:rPr>
     <w:tblPr>
       <w:tblStyleRowBandSize w:val="1"/>
@@ -12068,7 +12041,7 @@
       </w:tblCellMar>
     </w:tblPr>
     <w:tcPr>
-      <w:shd w:val="clear" w:color="auto" w:fill="FEF4EC" w:themeFill="accent6" w:themeFillTint="19"/>
+      <w:shd w:val="clear" w:color="auto" w:fill="FFFFFF" w:themeFill="accent6" w:themeFillTint="19"/>
     </w:tcPr>
     <w:tblStylePr w:type="firstRow">
       <w:rPr>
@@ -12099,7 +12072,7 @@
         <w:tcBorders>
           <w:top w:val="single" w:sz="6" w:space="0" w:color="FFFFFF" w:themeColor="background1"/>
         </w:tcBorders>
-        <w:shd w:val="clear" w:color="auto" w:fill="B65608" w:themeFill="accent6" w:themeFillShade="99"/>
+        <w:shd w:val="clear" w:color="auto" w:fill="5C6684" w:themeFill="accent6" w:themeFillShade="99"/>
       </w:tcPr>
     </w:tblStylePr>
     <w:tblStylePr w:type="firstCol">
@@ -12116,7 +12089,7 @@
           <w:insideH w:val="single" w:sz="4" w:space="0" w:color="B65608" w:themeColor="accent6" w:themeShade="99"/>
           <w:insideV w:val="nil"/>
         </w:tcBorders>
-        <w:shd w:val="clear" w:color="auto" w:fill="B65608" w:themeFill="accent6" w:themeFillShade="99"/>
+        <w:shd w:val="clear" w:color="auto" w:fill="5C6684" w:themeFill="accent6" w:themeFillShade="99"/>
       </w:tcPr>
     </w:tblStylePr>
     <w:tblStylePr w:type="lastCol">
@@ -12133,29 +12106,29 @@
           <w:insideH w:val="nil"/>
           <w:insideV w:val="nil"/>
         </w:tcBorders>
-        <w:shd w:val="clear" w:color="auto" w:fill="B65608" w:themeFill="accent6" w:themeFillShade="99"/>
+        <w:shd w:val="clear" w:color="auto" w:fill="5C6684" w:themeFill="accent6" w:themeFillShade="99"/>
       </w:tcPr>
     </w:tblStylePr>
     <w:tblStylePr w:type="band1Vert">
       <w:tblPr/>
       <w:tcPr>
-        <w:shd w:val="clear" w:color="auto" w:fill="FBD4B4" w:themeFill="accent6" w:themeFillTint="66"/>
+        <w:shd w:val="clear" w:color="auto" w:fill="D1D0CB" w:themeFill="accent6" w:themeFillTint="66"/>
       </w:tcPr>
     </w:tblStylePr>
     <w:tblStylePr w:type="band1Horz">
       <w:tblPr/>
       <w:tcPr>
-        <w:shd w:val="clear" w:color="auto" w:fill="FBCAA2" w:themeFill="accent6" w:themeFillTint="7F"/>
+        <w:shd w:val="clear" w:color="auto" w:fill="D1D0CB" w:themeFill="accent6" w:themeFillTint="7F"/>
       </w:tcPr>
     </w:tblStylePr>
     <w:tblStylePr w:type="neCell">
       <w:rPr>
-        <w:color w:val="000000" w:themeColor="text1"/>
+        <w:color w:val="131237" w:themeColor="text1"/>
       </w:rPr>
     </w:tblStylePr>
     <w:tblStylePr w:type="nwCell">
       <w:rPr>
-        <w:color w:val="000000" w:themeColor="text1"/>
+        <w:color w:val="131237" w:themeColor="text1"/>
       </w:rPr>
     </w:tblStylePr>
   </w:style>
@@ -12168,7 +12141,7 @@
       <w:spacing w:after="0" w:line="240" w:lineRule="auto"/>
     </w:pPr>
     <w:rPr>
-      <w:color w:val="000000" w:themeColor="text1"/>
+      <w:color w:val="131237" w:themeColor="text1"/>
     </w:rPr>
     <w:tblPr>
       <w:tblStyleRowBandSize w:val="1"/>
@@ -12182,7 +12155,7 @@
       </w:tblCellMar>
     </w:tblPr>
     <w:tcPr>
-      <w:shd w:val="clear" w:color="auto" w:fill="E6E6E6" w:themeFill="text1" w:themeFillTint="19"/>
+      <w:shd w:val="clear" w:color="auto" w:fill="D1D0CB" w:themeFill="text1" w:themeFillTint="19"/>
     </w:tcPr>
     <w:tblStylePr w:type="firstRow">
       <w:rPr>
@@ -12195,14 +12168,14 @@
         <w:tcBorders>
           <w:bottom w:val="single" w:sz="12" w:space="0" w:color="FFFFFF" w:themeColor="background1"/>
         </w:tcBorders>
-        <w:shd w:val="clear" w:color="auto" w:fill="9E3A38" w:themeFill="accent2" w:themeFillShade="CC"/>
+        <w:shd w:val="clear" w:color="auto" w:fill="5C6684" w:themeFill="accent2" w:themeFillShade="CC"/>
       </w:tcPr>
     </w:tblStylePr>
     <w:tblStylePr w:type="lastRow">
       <w:rPr>
         <w:b/>
         <w:bCs/>
-        <w:color w:val="9E3A38" w:themeColor="accent2" w:themeShade="CC"/>
+        <w:color w:val="5C6684" w:themeColor="accent2" w:themeShade="CC"/>
       </w:rPr>
       <w:tblPr/>
       <w:tcPr>
@@ -12235,13 +12208,13 @@
           <w:insideH w:val="nil"/>
           <w:insideV w:val="nil"/>
         </w:tcBorders>
-        <w:shd w:val="clear" w:color="auto" w:fill="C0C0C0" w:themeFill="text1" w:themeFillTint="3F"/>
+        <w:shd w:val="clear" w:color="auto" w:fill="D1D0CB" w:themeFill="text1" w:themeFillTint="3F"/>
       </w:tcPr>
     </w:tblStylePr>
     <w:tblStylePr w:type="band1Horz">
       <w:tblPr/>
       <w:tcPr>
-        <w:shd w:val="clear" w:color="auto" w:fill="CCCCCC" w:themeFill="text1" w:themeFillTint="33"/>
+        <w:shd w:val="clear" w:color="auto" w:fill="D1D0CB" w:themeFill="text1" w:themeFillTint="33"/>
       </w:tcPr>
     </w:tblStylePr>
   </w:style>
@@ -12254,7 +12227,7 @@
       <w:spacing w:after="0" w:line="240" w:lineRule="auto"/>
     </w:pPr>
     <w:rPr>
-      <w:color w:val="000000" w:themeColor="text1"/>
+      <w:color w:val="131237" w:themeColor="text1"/>
     </w:rPr>
     <w:tblPr>
       <w:tblStyleRowBandSize w:val="1"/>
@@ -12268,7 +12241,7 @@
       </w:tblCellMar>
     </w:tblPr>
     <w:tcPr>
-      <w:shd w:val="clear" w:color="auto" w:fill="EDF2F8" w:themeFill="accent1" w:themeFillTint="19"/>
+      <w:shd w:val="clear" w:color="auto" w:fill="FFFFFF" w:themeFill="accent1" w:themeFillTint="19"/>
     </w:tcPr>
     <w:tblStylePr w:type="firstRow">
       <w:rPr>
@@ -12281,14 +12254,14 @@
         <w:tcBorders>
           <w:bottom w:val="single" w:sz="12" w:space="0" w:color="FFFFFF" w:themeColor="background1"/>
         </w:tcBorders>
-        <w:shd w:val="clear" w:color="auto" w:fill="9E3A38" w:themeFill="accent2" w:themeFillShade="CC"/>
+        <w:shd w:val="clear" w:color="auto" w:fill="5C6684" w:themeFill="accent2" w:themeFillShade="CC"/>
       </w:tcPr>
     </w:tblStylePr>
     <w:tblStylePr w:type="lastRow">
       <w:rPr>
         <w:b/>
         <w:bCs/>
-        <w:color w:val="9E3A38" w:themeColor="accent2" w:themeShade="CC"/>
+        <w:color w:val="5C6684" w:themeColor="accent2" w:themeShade="CC"/>
       </w:rPr>
       <w:tblPr/>
       <w:tcPr>
@@ -12321,13 +12294,13 @@
           <w:insideH w:val="nil"/>
           <w:insideV w:val="nil"/>
         </w:tcBorders>
-        <w:shd w:val="clear" w:color="auto" w:fill="D3DFEE" w:themeFill="accent1" w:themeFillTint="3F"/>
+        <w:shd w:val="clear" w:color="auto" w:fill="D1D0CB" w:themeFill="accent1" w:themeFillTint="3F"/>
       </w:tcPr>
     </w:tblStylePr>
     <w:tblStylePr w:type="band1Horz">
       <w:tblPr/>
       <w:tcPr>
-        <w:shd w:val="clear" w:color="auto" w:fill="DBE5F1" w:themeFill="accent1" w:themeFillTint="33"/>
+        <w:shd w:val="clear" w:color="auto" w:fill="D1D0CB" w:themeFill="accent1" w:themeFillTint="33"/>
       </w:tcPr>
     </w:tblStylePr>
   </w:style>
@@ -12340,7 +12313,7 @@
       <w:spacing w:after="0" w:line="240" w:lineRule="auto"/>
     </w:pPr>
     <w:rPr>
-      <w:color w:val="000000" w:themeColor="text1"/>
+      <w:color w:val="131237" w:themeColor="text1"/>
     </w:rPr>
     <w:tblPr>
       <w:tblStyleRowBandSize w:val="1"/>
@@ -12354,7 +12327,7 @@
       </w:tblCellMar>
     </w:tblPr>
     <w:tcPr>
-      <w:shd w:val="clear" w:color="auto" w:fill="F8EDED" w:themeFill="accent2" w:themeFillTint="19"/>
+      <w:shd w:val="clear" w:color="auto" w:fill="FFFFFF" w:themeFill="accent2" w:themeFillTint="19"/>
     </w:tcPr>
     <w:tblStylePr w:type="firstRow">
       <w:rPr>
@@ -12367,14 +12340,14 @@
         <w:tcBorders>
           <w:bottom w:val="single" w:sz="12" w:space="0" w:color="FFFFFF" w:themeColor="background1"/>
         </w:tcBorders>
-        <w:shd w:val="clear" w:color="auto" w:fill="9E3A38" w:themeFill="accent2" w:themeFillShade="CC"/>
+        <w:shd w:val="clear" w:color="auto" w:fill="5C6684" w:themeFill="accent2" w:themeFillShade="CC"/>
       </w:tcPr>
     </w:tblStylePr>
     <w:tblStylePr w:type="lastRow">
       <w:rPr>
         <w:b/>
         <w:bCs/>
-        <w:color w:val="9E3A38" w:themeColor="accent2" w:themeShade="CC"/>
+        <w:color w:val="5C6684" w:themeColor="accent2" w:themeShade="CC"/>
       </w:rPr>
       <w:tblPr/>
       <w:tcPr>
@@ -12407,13 +12380,13 @@
           <w:insideH w:val="nil"/>
           <w:insideV w:val="nil"/>
         </w:tcBorders>
-        <w:shd w:val="clear" w:color="auto" w:fill="EFD3D2" w:themeFill="accent2" w:themeFillTint="3F"/>
+        <w:shd w:val="clear" w:color="auto" w:fill="D1D0CB" w:themeFill="accent2" w:themeFillTint="3F"/>
       </w:tcPr>
     </w:tblStylePr>
     <w:tblStylePr w:type="band1Horz">
       <w:tblPr/>
       <w:tcPr>
-        <w:shd w:val="clear" w:color="auto" w:fill="F2DBDB" w:themeFill="accent2" w:themeFillTint="33"/>
+        <w:shd w:val="clear" w:color="auto" w:fill="D1D0CB" w:themeFill="accent2" w:themeFillTint="33"/>
       </w:tcPr>
     </w:tblStylePr>
   </w:style>
@@ -12426,7 +12399,7 @@
       <w:spacing w:after="0" w:line="240" w:lineRule="auto"/>
     </w:pPr>
     <w:rPr>
-      <w:color w:val="000000" w:themeColor="text1"/>
+      <w:color w:val="131237" w:themeColor="text1"/>
     </w:rPr>
     <w:tblPr>
       <w:tblStyleRowBandSize w:val="1"/>
@@ -12440,7 +12413,7 @@
       </w:tblCellMar>
     </w:tblPr>
     <w:tcPr>
-      <w:shd w:val="clear" w:color="auto" w:fill="F5F8EE" w:themeFill="accent3" w:themeFillTint="19"/>
+      <w:shd w:val="clear" w:color="auto" w:fill="FFFFFF" w:themeFill="accent3" w:themeFillTint="19"/>
     </w:tcPr>
     <w:tblStylePr w:type="firstRow">
       <w:rPr>
@@ -12453,14 +12426,14 @@
         <w:tcBorders>
           <w:bottom w:val="single" w:sz="12" w:space="0" w:color="FFFFFF" w:themeColor="background1"/>
         </w:tcBorders>
-        <w:shd w:val="clear" w:color="auto" w:fill="664E82" w:themeFill="accent4" w:themeFillShade="CC"/>
+        <w:shd w:val="clear" w:color="auto" w:fill="5C6684" w:themeFill="accent4" w:themeFillShade="CC"/>
       </w:tcPr>
     </w:tblStylePr>
     <w:tblStylePr w:type="lastRow">
       <w:rPr>
         <w:b/>
         <w:bCs/>
-        <w:color w:val="664E82" w:themeColor="accent4" w:themeShade="CC"/>
+        <w:color w:val="5C6684" w:themeColor="accent4" w:themeShade="CC"/>
       </w:rPr>
       <w:tblPr/>
       <w:tcPr>
@@ -12493,13 +12466,13 @@
           <w:insideH w:val="nil"/>
           <w:insideV w:val="nil"/>
         </w:tcBorders>
-        <w:shd w:val="clear" w:color="auto" w:fill="E6EED5" w:themeFill="accent3" w:themeFillTint="3F"/>
+        <w:shd w:val="clear" w:color="auto" w:fill="D1D0CB" w:themeFill="accent3" w:themeFillTint="3F"/>
       </w:tcPr>
     </w:tblStylePr>
     <w:tblStylePr w:type="band1Horz">
       <w:tblPr/>
       <w:tcPr>
-        <w:shd w:val="clear" w:color="auto" w:fill="EAF1DD" w:themeFill="accent3" w:themeFillTint="33"/>
+        <w:shd w:val="clear" w:color="auto" w:fill="FFFFFF" w:themeFill="accent3" w:themeFillTint="33"/>
       </w:tcPr>
     </w:tblStylePr>
   </w:style>
@@ -12512,7 +12485,7 @@
       <w:spacing w:after="0" w:line="240" w:lineRule="auto"/>
     </w:pPr>
     <w:rPr>
-      <w:color w:val="000000" w:themeColor="text1"/>
+      <w:color w:val="131237" w:themeColor="text1"/>
     </w:rPr>
     <w:tblPr>
       <w:tblStyleRowBandSize w:val="1"/>
@@ -12526,7 +12499,7 @@
       </w:tblCellMar>
     </w:tblPr>
     <w:tcPr>
-      <w:shd w:val="clear" w:color="auto" w:fill="F2EFF6" w:themeFill="accent4" w:themeFillTint="19"/>
+      <w:shd w:val="clear" w:color="auto" w:fill="FFFFFF" w:themeFill="accent4" w:themeFillTint="19"/>
     </w:tcPr>
     <w:tblStylePr w:type="firstRow">
       <w:rPr>
@@ -12539,14 +12512,14 @@
         <w:tcBorders>
           <w:bottom w:val="single" w:sz="12" w:space="0" w:color="FFFFFF" w:themeColor="background1"/>
         </w:tcBorders>
-        <w:shd w:val="clear" w:color="auto" w:fill="7E9C40" w:themeFill="accent3" w:themeFillShade="CC"/>
+        <w:shd w:val="clear" w:color="auto" w:fill="5C6684" w:themeFill="accent3" w:themeFillShade="CC"/>
       </w:tcPr>
     </w:tblStylePr>
     <w:tblStylePr w:type="lastRow">
       <w:rPr>
         <w:b/>
         <w:bCs/>
-        <w:color w:val="7E9C40" w:themeColor="accent3" w:themeShade="CC"/>
+        <w:color w:val="5C6684" w:themeColor="accent3" w:themeShade="CC"/>
       </w:rPr>
       <w:tblPr/>
       <w:tcPr>
@@ -12579,13 +12552,13 @@
           <w:insideH w:val="nil"/>
           <w:insideV w:val="nil"/>
         </w:tcBorders>
-        <w:shd w:val="clear" w:color="auto" w:fill="DFD8E8" w:themeFill="accent4" w:themeFillTint="3F"/>
+        <w:shd w:val="clear" w:color="auto" w:fill="D1D0CB" w:themeFill="accent4" w:themeFillTint="3F"/>
       </w:tcPr>
     </w:tblStylePr>
     <w:tblStylePr w:type="band1Horz">
       <w:tblPr/>
       <w:tcPr>
-        <w:shd w:val="clear" w:color="auto" w:fill="E5DFEC" w:themeFill="accent4" w:themeFillTint="33"/>
+        <w:shd w:val="clear" w:color="auto" w:fill="D1D0CB" w:themeFill="accent4" w:themeFillTint="33"/>
       </w:tcPr>
     </w:tblStylePr>
   </w:style>
@@ -12598,7 +12571,7 @@
       <w:spacing w:after="0" w:line="240" w:lineRule="auto"/>
     </w:pPr>
     <w:rPr>
-      <w:color w:val="000000" w:themeColor="text1"/>
+      <w:color w:val="131237" w:themeColor="text1"/>
     </w:rPr>
     <w:tblPr>
       <w:tblStyleRowBandSize w:val="1"/>
@@ -12612,7 +12585,7 @@
       </w:tblCellMar>
     </w:tblPr>
     <w:tcPr>
-      <w:shd w:val="clear" w:color="auto" w:fill="EDF6F9" w:themeFill="accent5" w:themeFillTint="19"/>
+      <w:shd w:val="clear" w:color="auto" w:fill="FFFFFF" w:themeFill="accent5" w:themeFillTint="19"/>
     </w:tcPr>
     <w:tblStylePr w:type="firstRow">
       <w:rPr>
@@ -12625,14 +12598,14 @@
         <w:tcBorders>
           <w:bottom w:val="single" w:sz="12" w:space="0" w:color="FFFFFF" w:themeColor="background1"/>
         </w:tcBorders>
-        <w:shd w:val="clear" w:color="auto" w:fill="F2730A" w:themeFill="accent6" w:themeFillShade="CC"/>
+        <w:shd w:val="clear" w:color="auto" w:fill="5C6684" w:themeFill="accent6" w:themeFillShade="CC"/>
       </w:tcPr>
     </w:tblStylePr>
     <w:tblStylePr w:type="lastRow">
       <w:rPr>
         <w:b/>
         <w:bCs/>
-        <w:color w:val="F2730A" w:themeColor="accent6" w:themeShade="CC"/>
+        <w:color w:val="5C6684" w:themeColor="accent6" w:themeShade="CC"/>
       </w:rPr>
       <w:tblPr/>
       <w:tcPr>
@@ -12665,13 +12638,13 @@
           <w:insideH w:val="nil"/>
           <w:insideV w:val="nil"/>
         </w:tcBorders>
-        <w:shd w:val="clear" w:color="auto" w:fill="D2EAF1" w:themeFill="accent5" w:themeFillTint="3F"/>
+        <w:shd w:val="clear" w:color="auto" w:fill="D1D0CB" w:themeFill="accent5" w:themeFillTint="3F"/>
       </w:tcPr>
     </w:tblStylePr>
     <w:tblStylePr w:type="band1Horz">
       <w:tblPr/>
       <w:tcPr>
-        <w:shd w:val="clear" w:color="auto" w:fill="DAEEF3" w:themeFill="accent5" w:themeFillTint="33"/>
+        <w:shd w:val="clear" w:color="auto" w:fill="FFFFFF" w:themeFill="accent5" w:themeFillTint="33"/>
       </w:tcPr>
     </w:tblStylePr>
   </w:style>
@@ -12684,7 +12657,7 @@
       <w:spacing w:after="0" w:line="240" w:lineRule="auto"/>
     </w:pPr>
     <w:rPr>
-      <w:color w:val="000000" w:themeColor="text1"/>
+      <w:color w:val="131237" w:themeColor="text1"/>
     </w:rPr>
     <w:tblPr>
       <w:tblStyleRowBandSize w:val="1"/>
@@ -12698,7 +12671,7 @@
       </w:tblCellMar>
     </w:tblPr>
     <w:tcPr>
-      <w:shd w:val="clear" w:color="auto" w:fill="FEF4EC" w:themeFill="accent6" w:themeFillTint="19"/>
+      <w:shd w:val="clear" w:color="auto" w:fill="FFFFFF" w:themeFill="accent6" w:themeFillTint="19"/>
     </w:tcPr>
     <w:tblStylePr w:type="firstRow">
       <w:rPr>
@@ -12711,14 +12684,14 @@
         <w:tcBorders>
           <w:bottom w:val="single" w:sz="12" w:space="0" w:color="FFFFFF" w:themeColor="background1"/>
         </w:tcBorders>
-        <w:shd w:val="clear" w:color="auto" w:fill="348DA5" w:themeFill="accent5" w:themeFillShade="CC"/>
+        <w:shd w:val="clear" w:color="auto" w:fill="5C6684" w:themeFill="accent5" w:themeFillShade="CC"/>
       </w:tcPr>
     </w:tblStylePr>
     <w:tblStylePr w:type="lastRow">
       <w:rPr>
         <w:b/>
         <w:bCs/>
-        <w:color w:val="348DA5" w:themeColor="accent5" w:themeShade="CC"/>
+        <w:color w:val="5C6684" w:themeColor="accent5" w:themeShade="CC"/>
       </w:rPr>
       <w:tblPr/>
       <w:tcPr>
@@ -12751,13 +12724,13 @@
           <w:insideH w:val="nil"/>
           <w:insideV w:val="nil"/>
         </w:tcBorders>
-        <w:shd w:val="clear" w:color="auto" w:fill="FDE4D0" w:themeFill="accent6" w:themeFillTint="3F"/>
+        <w:shd w:val="clear" w:color="auto" w:fill="D1D0CB" w:themeFill="accent6" w:themeFillTint="3F"/>
       </w:tcPr>
     </w:tblStylePr>
     <w:tblStylePr w:type="band1Horz">
       <w:tblPr/>
       <w:tcPr>
-        <w:shd w:val="clear" w:color="auto" w:fill="FDE9D9" w:themeFill="accent6" w:themeFillTint="33"/>
+        <w:shd w:val="clear" w:color="auto" w:fill="FFFFFF" w:themeFill="accent6" w:themeFillTint="33"/>
       </w:tcPr>
     </w:tblStylePr>
   </w:style>
@@ -12770,7 +12743,7 @@
       <w:spacing w:after="0" w:line="240" w:lineRule="auto"/>
     </w:pPr>
     <w:rPr>
-      <w:color w:val="000000" w:themeColor="text1"/>
+      <w:color w:val="131237" w:themeColor="text1"/>
     </w:rPr>
     <w:tblPr>
       <w:tblStyleRowBandSize w:val="1"/>
@@ -12787,7 +12760,7 @@
       </w:tblCellMar>
     </w:tblPr>
     <w:tcPr>
-      <w:shd w:val="clear" w:color="auto" w:fill="CCCCCC" w:themeFill="text1" w:themeFillTint="33"/>
+      <w:shd w:val="clear" w:color="auto" w:fill="D1D0CB" w:themeFill="text1" w:themeFillTint="33"/>
     </w:tcPr>
     <w:tblStylePr w:type="firstRow">
       <w:rPr>
@@ -12796,18 +12769,18 @@
       </w:rPr>
       <w:tblPr/>
       <w:tcPr>
-        <w:shd w:val="clear" w:color="auto" w:fill="999999" w:themeFill="text1" w:themeFillTint="66"/>
+        <w:shd w:val="clear" w:color="auto" w:fill="5C6684" w:themeFill="text1" w:themeFillTint="66"/>
       </w:tcPr>
     </w:tblStylePr>
     <w:tblStylePr w:type="lastRow">
       <w:rPr>
         <w:b/>
         <w:bCs/>
-        <w:color w:val="000000" w:themeColor="text1"/>
-      </w:rPr>
-      <w:tblPr/>
-      <w:tcPr>
-        <w:shd w:val="clear" w:color="auto" w:fill="999999" w:themeFill="text1" w:themeFillTint="66"/>
+        <w:color w:val="131237" w:themeColor="text1"/>
+      </w:rPr>
+      <w:tblPr/>
+      <w:tcPr>
+        <w:shd w:val="clear" w:color="auto" w:fill="5C6684" w:themeFill="text1" w:themeFillTint="66"/>
       </w:tcPr>
     </w:tblStylePr>
     <w:tblStylePr w:type="firstCol">
@@ -12816,7 +12789,7 @@
       </w:rPr>
       <w:tblPr/>
       <w:tcPr>
-        <w:shd w:val="clear" w:color="auto" w:fill="000000" w:themeFill="text1" w:themeFillShade="BF"/>
+        <w:shd w:val="clear" w:color="auto" w:fill="131237" w:themeFill="text1" w:themeFillShade="BF"/>
       </w:tcPr>
     </w:tblStylePr>
     <w:tblStylePr w:type="lastCol">
@@ -12825,19 +12798,19 @@
       </w:rPr>
       <w:tblPr/>
       <w:tcPr>
-        <w:shd w:val="clear" w:color="auto" w:fill="000000" w:themeFill="text1" w:themeFillShade="BF"/>
+        <w:shd w:val="clear" w:color="auto" w:fill="131237" w:themeFill="text1" w:themeFillShade="BF"/>
       </w:tcPr>
     </w:tblStylePr>
     <w:tblStylePr w:type="band1Vert">
       <w:tblPr/>
       <w:tcPr>
-        <w:shd w:val="clear" w:color="auto" w:fill="808080" w:themeFill="text1" w:themeFillTint="7F"/>
+        <w:shd w:val="clear" w:color="auto" w:fill="5C6684" w:themeFill="text1" w:themeFillTint="7F"/>
       </w:tcPr>
     </w:tblStylePr>
     <w:tblStylePr w:type="band1Horz">
       <w:tblPr/>
       <w:tcPr>
-        <w:shd w:val="clear" w:color="auto" w:fill="808080" w:themeFill="text1" w:themeFillTint="7F"/>
+        <w:shd w:val="clear" w:color="auto" w:fill="5C6684" w:themeFill="text1" w:themeFillTint="7F"/>
       </w:tcPr>
     </w:tblStylePr>
   </w:style>
@@ -12850,7 +12823,7 @@
       <w:spacing w:after="0" w:line="240" w:lineRule="auto"/>
     </w:pPr>
     <w:rPr>
-      <w:color w:val="000000" w:themeColor="text1"/>
+      <w:color w:val="131237" w:themeColor="text1"/>
     </w:rPr>
     <w:tblPr>
       <w:tblStyleRowBandSize w:val="1"/>
@@ -12867,7 +12840,7 @@
       </w:tblCellMar>
     </w:tblPr>
     <w:tcPr>
-      <w:shd w:val="clear" w:color="auto" w:fill="DBE5F1" w:themeFill="accent1" w:themeFillTint="33"/>
+      <w:shd w:val="clear" w:color="auto" w:fill="D1D0CB" w:themeFill="accent1" w:themeFillTint="33"/>
     </w:tcPr>
     <w:tblStylePr w:type="firstRow">
       <w:rPr>
@@ -12876,18 +12849,18 @@
       </w:rPr>
       <w:tblPr/>
       <w:tcPr>
-        <w:shd w:val="clear" w:color="auto" w:fill="B8CCE4" w:themeFill="accent1" w:themeFillTint="66"/>
+        <w:shd w:val="clear" w:color="auto" w:fill="D1D0CB" w:themeFill="accent1" w:themeFillTint="66"/>
       </w:tcPr>
     </w:tblStylePr>
     <w:tblStylePr w:type="lastRow">
       <w:rPr>
         <w:b/>
         <w:bCs/>
-        <w:color w:val="000000" w:themeColor="text1"/>
-      </w:rPr>
-      <w:tblPr/>
-      <w:tcPr>
-        <w:shd w:val="clear" w:color="auto" w:fill="B8CCE4" w:themeFill="accent1" w:themeFillTint="66"/>
+        <w:color w:val="131237" w:themeColor="text1"/>
+      </w:rPr>
+      <w:tblPr/>
+      <w:tcPr>
+        <w:shd w:val="clear" w:color="auto" w:fill="D1D0CB" w:themeFill="accent1" w:themeFillTint="66"/>
       </w:tcPr>
     </w:tblStylePr>
     <w:tblStylePr w:type="firstCol">
@@ -12896,7 +12869,7 @@
       </w:rPr>
       <w:tblPr/>
       <w:tcPr>
-        <w:shd w:val="clear" w:color="auto" w:fill="365F91" w:themeFill="accent1" w:themeFillShade="BF"/>
+        <w:shd w:val="clear" w:color="auto" w:fill="5C6684" w:themeFill="accent1" w:themeFillShade="BF"/>
       </w:tcPr>
     </w:tblStylePr>
     <w:tblStylePr w:type="lastCol">
@@ -12905,19 +12878,19 @@
       </w:rPr>
       <w:tblPr/>
       <w:tcPr>
-        <w:shd w:val="clear" w:color="auto" w:fill="365F91" w:themeFill="accent1" w:themeFillShade="BF"/>
+        <w:shd w:val="clear" w:color="auto" w:fill="5C6684" w:themeFill="accent1" w:themeFillShade="BF"/>
       </w:tcPr>
     </w:tblStylePr>
     <w:tblStylePr w:type="band1Vert">
       <w:tblPr/>
       <w:tcPr>
-        <w:shd w:val="clear" w:color="auto" w:fill="A7BFDE" w:themeFill="accent1" w:themeFillTint="7F"/>
+        <w:shd w:val="clear" w:color="auto" w:fill="D1D0CB" w:themeFill="accent1" w:themeFillTint="7F"/>
       </w:tcPr>
     </w:tblStylePr>
     <w:tblStylePr w:type="band1Horz">
       <w:tblPr/>
       <w:tcPr>
-        <w:shd w:val="clear" w:color="auto" w:fill="A7BFDE" w:themeFill="accent1" w:themeFillTint="7F"/>
+        <w:shd w:val="clear" w:color="auto" w:fill="D1D0CB" w:themeFill="accent1" w:themeFillTint="7F"/>
       </w:tcPr>
     </w:tblStylePr>
   </w:style>
@@ -12930,7 +12903,7 @@
       <w:spacing w:after="0" w:line="240" w:lineRule="auto"/>
     </w:pPr>
     <w:rPr>
-      <w:color w:val="000000" w:themeColor="text1"/>
+      <w:color w:val="131237" w:themeColor="text1"/>
     </w:rPr>
     <w:tblPr>
       <w:tblStyleRowBandSize w:val="1"/>
@@ -12947,7 +12920,7 @@
       </w:tblCellMar>
     </w:tblPr>
     <w:tcPr>
-      <w:shd w:val="clear" w:color="auto" w:fill="F2DBDB" w:themeFill="accent2" w:themeFillTint="33"/>
+      <w:shd w:val="clear" w:color="auto" w:fill="D1D0CB" w:themeFill="accent2" w:themeFillTint="33"/>
     </w:tcPr>
     <w:tblStylePr w:type="firstRow">
       <w:rPr>
@@ -12956,18 +12929,18 @@
       </w:rPr>
       <w:tblPr/>
       <w:tcPr>
-        <w:shd w:val="clear" w:color="auto" w:fill="E5B8B7" w:themeFill="accent2" w:themeFillTint="66"/>
+        <w:shd w:val="clear" w:color="auto" w:fill="D1D0CB" w:themeFill="accent2" w:themeFillTint="66"/>
       </w:tcPr>
     </w:tblStylePr>
     <w:tblStylePr w:type="lastRow">
       <w:rPr>
         <w:b/>
         <w:bCs/>
-        <w:color w:val="000000" w:themeColor="text1"/>
-      </w:rPr>
-      <w:tblPr/>
-      <w:tcPr>
-        <w:shd w:val="clear" w:color="auto" w:fill="E5B8B7" w:themeFill="accent2" w:themeFillTint="66"/>
+        <w:color w:val="131237" w:themeColor="text1"/>
+      </w:rPr>
+      <w:tblPr/>
+      <w:tcPr>
+        <w:shd w:val="clear" w:color="auto" w:fill="D1D0CB" w:themeFill="accent2" w:themeFillTint="66"/>
       </w:tcPr>
     </w:tblStylePr>
     <w:tblStylePr w:type="firstCol">
@@ -12976,7 +12949,7 @@
       </w:rPr>
       <w:tblPr/>
       <w:tcPr>
-        <w:shd w:val="clear" w:color="auto" w:fill="943634" w:themeFill="accent2" w:themeFillShade="BF"/>
+        <w:shd w:val="clear" w:color="auto" w:fill="2F2E47" w:themeFill="accent2" w:themeFillShade="BF"/>
       </w:tcPr>
     </w:tblStylePr>
     <w:tblStylePr w:type="lastCol">
@@ -12985,19 +12958,19 @@
       </w:rPr>
       <w:tblPr/>
       <w:tcPr>
-        <w:shd w:val="clear" w:color="auto" w:fill="943634" w:themeFill="accent2" w:themeFillShade="BF"/>
+        <w:shd w:val="clear" w:color="auto" w:fill="2F2E47" w:themeFill="accent2" w:themeFillShade="BF"/>
       </w:tcPr>
     </w:tblStylePr>
     <w:tblStylePr w:type="band1Vert">
       <w:tblPr/>
       <w:tcPr>
-        <w:shd w:val="clear" w:color="auto" w:fill="DFA7A6" w:themeFill="accent2" w:themeFillTint="7F"/>
+        <w:shd w:val="clear" w:color="auto" w:fill="D1D0CB" w:themeFill="accent2" w:themeFillTint="7F"/>
       </w:tcPr>
     </w:tblStylePr>
     <w:tblStylePr w:type="band1Horz">
       <w:tblPr/>
       <w:tcPr>
-        <w:shd w:val="clear" w:color="auto" w:fill="DFA7A6" w:themeFill="accent2" w:themeFillTint="7F"/>
+        <w:shd w:val="clear" w:color="auto" w:fill="D1D0CB" w:themeFill="accent2" w:themeFillTint="7F"/>
       </w:tcPr>
     </w:tblStylePr>
   </w:style>
@@ -13010,7 +12983,7 @@
       <w:spacing w:after="0" w:line="240" w:lineRule="auto"/>
     </w:pPr>
     <w:rPr>
-      <w:color w:val="000000" w:themeColor="text1"/>
+      <w:color w:val="131237" w:themeColor="text1"/>
     </w:rPr>
     <w:tblPr>
       <w:tblStyleRowBandSize w:val="1"/>
@@ -13027,7 +13000,7 @@
       </w:tblCellMar>
     </w:tblPr>
     <w:tcPr>
-      <w:shd w:val="clear" w:color="auto" w:fill="EAF1DD" w:themeFill="accent3" w:themeFillTint="33"/>
+      <w:shd w:val="clear" w:color="auto" w:fill="FFFFFF" w:themeFill="accent3" w:themeFillTint="33"/>
     </w:tcPr>
     <w:tblStylePr w:type="firstRow">
       <w:rPr>
@@ -13036,18 +13009,18 @@
       </w:rPr>
       <w:tblPr/>
       <w:tcPr>
-        <w:shd w:val="clear" w:color="auto" w:fill="D6E3BC" w:themeFill="accent3" w:themeFillTint="66"/>
+        <w:shd w:val="clear" w:color="auto" w:fill="D1D0CB" w:themeFill="accent3" w:themeFillTint="66"/>
       </w:tcPr>
     </w:tblStylePr>
     <w:tblStylePr w:type="lastRow">
       <w:rPr>
         <w:b/>
         <w:bCs/>
-        <w:color w:val="000000" w:themeColor="text1"/>
-      </w:rPr>
-      <w:tblPr/>
-      <w:tcPr>
-        <w:shd w:val="clear" w:color="auto" w:fill="D6E3BC" w:themeFill="accent3" w:themeFillTint="66"/>
+        <w:color w:val="131237" w:themeColor="text1"/>
+      </w:rPr>
+      <w:tblPr/>
+      <w:tcPr>
+        <w:shd w:val="clear" w:color="auto" w:fill="D1D0CB" w:themeFill="accent3" w:themeFillTint="66"/>
       </w:tcPr>
     </w:tblStylePr>
     <w:tblStylePr w:type="firstCol">
@@ -13056,7 +13029,7 @@
       </w:rPr>
       <w:tblPr/>
       <w:tcPr>
-        <w:shd w:val="clear" w:color="auto" w:fill="76923C" w:themeFill="accent3" w:themeFillShade="BF"/>
+        <w:shd w:val="clear" w:color="auto" w:fill="5C6684" w:themeFill="accent3" w:themeFillShade="BF"/>
       </w:tcPr>
     </w:tblStylePr>
     <w:tblStylePr w:type="lastCol">
@@ -13065,19 +13038,19 @@
       </w:rPr>
       <w:tblPr/>
       <w:tcPr>
-        <w:shd w:val="clear" w:color="auto" w:fill="76923C" w:themeFill="accent3" w:themeFillShade="BF"/>
+        <w:shd w:val="clear" w:color="auto" w:fill="5C6684" w:themeFill="accent3" w:themeFillShade="BF"/>
       </w:tcPr>
     </w:tblStylePr>
     <w:tblStylePr w:type="band1Vert">
       <w:tblPr/>
       <w:tcPr>
-        <w:shd w:val="clear" w:color="auto" w:fill="CDDDAC" w:themeFill="accent3" w:themeFillTint="7F"/>
+        <w:shd w:val="clear" w:color="auto" w:fill="D1D0CB" w:themeFill="accent3" w:themeFillTint="7F"/>
       </w:tcPr>
     </w:tblStylePr>
     <w:tblStylePr w:type="band1Horz">
       <w:tblPr/>
       <w:tcPr>
-        <w:shd w:val="clear" w:color="auto" w:fill="CDDDAC" w:themeFill="accent3" w:themeFillTint="7F"/>
+        <w:shd w:val="clear" w:color="auto" w:fill="D1D0CB" w:themeFill="accent3" w:themeFillTint="7F"/>
       </w:tcPr>
     </w:tblStylePr>
   </w:style>
@@ -13090,7 +13063,7 @@
       <w:spacing w:after="0" w:line="240" w:lineRule="auto"/>
     </w:pPr>
     <w:rPr>
-      <w:color w:val="000000" w:themeColor="text1"/>
+      <w:color w:val="131237" w:themeColor="text1"/>
     </w:rPr>
     <w:tblPr>
       <w:tblStyleRowBandSize w:val="1"/>
@@ -13107,7 +13080,7 @@
       </w:tblCellMar>
     </w:tblPr>
     <w:tcPr>
-      <w:shd w:val="clear" w:color="auto" w:fill="E5DFEC" w:themeFill="accent4" w:themeFillTint="33"/>
+      <w:shd w:val="clear" w:color="auto" w:fill="D1D0CB" w:themeFill="accent4" w:themeFillTint="33"/>
     </w:tcPr>
     <w:tblStylePr w:type="firstRow">
       <w:rPr>
@@ -13116,18 +13089,18 @@
       </w:rPr>
       <w:tblPr/>
       <w:tcPr>
-        <w:shd w:val="clear" w:color="auto" w:fill="CCC0D9" w:themeFill="accent4" w:themeFillTint="66"/>
+        <w:shd w:val="clear" w:color="auto" w:fill="D1D0CB" w:themeFill="accent4" w:themeFillTint="66"/>
       </w:tcPr>
     </w:tblStylePr>
     <w:tblStylePr w:type="lastRow">
       <w:rPr>
         <w:b/>
         <w:bCs/>
-        <w:color w:val="000000" w:themeColor="text1"/>
-      </w:rPr>
-      <w:tblPr/>
-      <w:tcPr>
-        <w:shd w:val="clear" w:color="auto" w:fill="CCC0D9" w:themeFill="accent4" w:themeFillTint="66"/>
+        <w:color w:val="131237" w:themeColor="text1"/>
+      </w:rPr>
+      <w:tblPr/>
+      <w:tcPr>
+        <w:shd w:val="clear" w:color="auto" w:fill="D1D0CB" w:themeFill="accent4" w:themeFillTint="66"/>
       </w:tcPr>
     </w:tblStylePr>
     <w:tblStylePr w:type="firstCol">
@@ -13136,7 +13109,7 @@
       </w:rPr>
       <w:tblPr/>
       <w:tcPr>
-        <w:shd w:val="clear" w:color="auto" w:fill="5F497A" w:themeFill="accent4" w:themeFillShade="BF"/>
+        <w:shd w:val="clear" w:color="auto" w:fill="5C6684" w:themeFill="accent4" w:themeFillShade="BF"/>
       </w:tcPr>
     </w:tblStylePr>
     <w:tblStylePr w:type="lastCol">
@@ -13145,19 +13118,19 @@
       </w:rPr>
       <w:tblPr/>
       <w:tcPr>
-        <w:shd w:val="clear" w:color="auto" w:fill="5F497A" w:themeFill="accent4" w:themeFillShade="BF"/>
+        <w:shd w:val="clear" w:color="auto" w:fill="5C6684" w:themeFill="accent4" w:themeFillShade="BF"/>
       </w:tcPr>
     </w:tblStylePr>
     <w:tblStylePr w:type="band1Vert">
       <w:tblPr/>
       <w:tcPr>
-        <w:shd w:val="clear" w:color="auto" w:fill="BFB1D0" w:themeFill="accent4" w:themeFillTint="7F"/>
+        <w:shd w:val="clear" w:color="auto" w:fill="D1D0CB" w:themeFill="accent4" w:themeFillTint="7F"/>
       </w:tcPr>
     </w:tblStylePr>
     <w:tblStylePr w:type="band1Horz">
       <w:tblPr/>
       <w:tcPr>
-        <w:shd w:val="clear" w:color="auto" w:fill="BFB1D0" w:themeFill="accent4" w:themeFillTint="7F"/>
+        <w:shd w:val="clear" w:color="auto" w:fill="D1D0CB" w:themeFill="accent4" w:themeFillTint="7F"/>
       </w:tcPr>
     </w:tblStylePr>
   </w:style>
@@ -13170,7 +13143,7 @@
       <w:spacing w:after="0" w:line="240" w:lineRule="auto"/>
     </w:pPr>
     <w:rPr>
-      <w:color w:val="000000" w:themeColor="text1"/>
+      <w:color w:val="131237" w:themeColor="text1"/>
     </w:rPr>
     <w:tblPr>
       <w:tblStyleRowBandSize w:val="1"/>
@@ -13187,7 +13160,7 @@
       </w:tblCellMar>
     </w:tblPr>
     <w:tcPr>
-      <w:shd w:val="clear" w:color="auto" w:fill="DAEEF3" w:themeFill="accent5" w:themeFillTint="33"/>
+      <w:shd w:val="clear" w:color="auto" w:fill="FFFFFF" w:themeFill="accent5" w:themeFillTint="33"/>
     </w:tcPr>
     <w:tblStylePr w:type="firstRow">
       <w:rPr>
@@ -13196,18 +13169,18 @@
       </w:rPr>
       <w:tblPr/>
       <w:tcPr>
-        <w:shd w:val="clear" w:color="auto" w:fill="B6DDE8" w:themeFill="accent5" w:themeFillTint="66"/>
+        <w:shd w:val="clear" w:color="auto" w:fill="D1D0CB" w:themeFill="accent5" w:themeFillTint="66"/>
       </w:tcPr>
     </w:tblStylePr>
     <w:tblStylePr w:type="lastRow">
       <w:rPr>
         <w:b/>
         <w:bCs/>
-        <w:color w:val="000000" w:themeColor="text1"/>
-      </w:rPr>
-      <w:tblPr/>
-      <w:tcPr>
-        <w:shd w:val="clear" w:color="auto" w:fill="B6DDE8" w:themeFill="accent5" w:themeFillTint="66"/>
+        <w:color w:val="131237" w:themeColor="text1"/>
+      </w:rPr>
+      <w:tblPr/>
+      <w:tcPr>
+        <w:shd w:val="clear" w:color="auto" w:fill="D1D0CB" w:themeFill="accent5" w:themeFillTint="66"/>
       </w:tcPr>
     </w:tblStylePr>
     <w:tblStylePr w:type="firstCol">
@@ -13216,7 +13189,7 @@
       </w:rPr>
       <w:tblPr/>
       <w:tcPr>
-        <w:shd w:val="clear" w:color="auto" w:fill="31849B" w:themeFill="accent5" w:themeFillShade="BF"/>
+        <w:shd w:val="clear" w:color="auto" w:fill="5C6684" w:themeFill="accent5" w:themeFillShade="BF"/>
       </w:tcPr>
     </w:tblStylePr>
     <w:tblStylePr w:type="lastCol">
@@ -13225,19 +13198,19 @@
       </w:rPr>
       <w:tblPr/>
       <w:tcPr>
-        <w:shd w:val="clear" w:color="auto" w:fill="31849B" w:themeFill="accent5" w:themeFillShade="BF"/>
+        <w:shd w:val="clear" w:color="auto" w:fill="5C6684" w:themeFill="accent5" w:themeFillShade="BF"/>
       </w:tcPr>
     </w:tblStylePr>
     <w:tblStylePr w:type="band1Vert">
       <w:tblPr/>
       <w:tcPr>
-        <w:shd w:val="clear" w:color="auto" w:fill="A5D5E2" w:themeFill="accent5" w:themeFillTint="7F"/>
+        <w:shd w:val="clear" w:color="auto" w:fill="D1D0CB" w:themeFill="accent5" w:themeFillTint="7F"/>
       </w:tcPr>
     </w:tblStylePr>
     <w:tblStylePr w:type="band1Horz">
       <w:tblPr/>
       <w:tcPr>
-        <w:shd w:val="clear" w:color="auto" w:fill="A5D5E2" w:themeFill="accent5" w:themeFillTint="7F"/>
+        <w:shd w:val="clear" w:color="auto" w:fill="D1D0CB" w:themeFill="accent5" w:themeFillTint="7F"/>
       </w:tcPr>
     </w:tblStylePr>
   </w:style>
@@ -13250,7 +13223,7 @@
       <w:spacing w:after="0" w:line="240" w:lineRule="auto"/>
     </w:pPr>
     <w:rPr>
-      <w:color w:val="000000" w:themeColor="text1"/>
+      <w:color w:val="131237" w:themeColor="text1"/>
     </w:rPr>
     <w:tblPr>
       <w:tblStyleRowBandSize w:val="1"/>
@@ -13267,7 +13240,7 @@
       </w:tblCellMar>
     </w:tblPr>
     <w:tcPr>
-      <w:shd w:val="clear" w:color="auto" w:fill="FDE9D9" w:themeFill="accent6" w:themeFillTint="33"/>
+      <w:shd w:val="clear" w:color="auto" w:fill="FFFFFF" w:themeFill="accent6" w:themeFillTint="33"/>
     </w:tcPr>
     <w:tblStylePr w:type="firstRow">
       <w:rPr>
@@ -13276,18 +13249,18 @@
       </w:rPr>
       <w:tblPr/>
       <w:tcPr>
-        <w:shd w:val="clear" w:color="auto" w:fill="FBD4B4" w:themeFill="accent6" w:themeFillTint="66"/>
+        <w:shd w:val="clear" w:color="auto" w:fill="D1D0CB" w:themeFill="accent6" w:themeFillTint="66"/>
       </w:tcPr>
     </w:tblStylePr>
     <w:tblStylePr w:type="lastRow">
       <w:rPr>
         <w:b/>
         <w:bCs/>
-        <w:color w:val="000000" w:themeColor="text1"/>
-      </w:rPr>
-      <w:tblPr/>
-      <w:tcPr>
-        <w:shd w:val="clear" w:color="auto" w:fill="FBD4B4" w:themeFill="accent6" w:themeFillTint="66"/>
+        <w:color w:val="131237" w:themeColor="text1"/>
+      </w:rPr>
+      <w:tblPr/>
+      <w:tcPr>
+        <w:shd w:val="clear" w:color="auto" w:fill="D1D0CB" w:themeFill="accent6" w:themeFillTint="66"/>
       </w:tcPr>
     </w:tblStylePr>
     <w:tblStylePr w:type="firstCol">
@@ -13296,7 +13269,7 @@
       </w:rPr>
       <w:tblPr/>
       <w:tcPr>
-        <w:shd w:val="clear" w:color="auto" w:fill="E36C0A" w:themeFill="accent6" w:themeFillShade="BF"/>
+        <w:shd w:val="clear" w:color="auto" w:fill="5C6684" w:themeFill="accent6" w:themeFillShade="BF"/>
       </w:tcPr>
     </w:tblStylePr>
     <w:tblStylePr w:type="lastCol">
@@ -13305,19 +13278,19 @@
       </w:rPr>
       <w:tblPr/>
       <w:tcPr>
-        <w:shd w:val="clear" w:color="auto" w:fill="E36C0A" w:themeFill="accent6" w:themeFillShade="BF"/>
+        <w:shd w:val="clear" w:color="auto" w:fill="5C6684" w:themeFill="accent6" w:themeFillShade="BF"/>
       </w:tcPr>
     </w:tblStylePr>
     <w:tblStylePr w:type="band1Vert">
       <w:tblPr/>
       <w:tcPr>
-        <w:shd w:val="clear" w:color="auto" w:fill="FBCAA2" w:themeFill="accent6" w:themeFillTint="7F"/>
+        <w:shd w:val="clear" w:color="auto" w:fill="D1D0CB" w:themeFill="accent6" w:themeFillTint="7F"/>
       </w:tcPr>
     </w:tblStylePr>
     <w:tblStylePr w:type="band1Horz">
       <w:tblPr/>
       <w:tcPr>
-        <w:shd w:val="clear" w:color="auto" w:fill="FBCAA2" w:themeFill="accent6" w:themeFillTint="7F"/>
+        <w:shd w:val="clear" w:color="auto" w:fill="D1D0CB" w:themeFill="accent6" w:themeFillTint="7F"/>
       </w:tcPr>
     </w:tblStylePr>
   </w:style>
@@ -13503,7 +13476,7 @@
       <w:rFonts w:asciiTheme="majorHAnsi" w:eastAsiaTheme="majorEastAsia" w:hAnsiTheme="majorHAnsi" w:cstheme="majorBidi"/>
       <w:b/>
       <w:bCs/>
-      <w:color w:val="365F91" w:themeColor="accent1" w:themeShade="BF"/>
+      <w:color w:val="5C6684" w:themeColor="accent1" w:themeShade="BF"/>
       <w:sz w:val="28"/>
       <w:szCs w:val="28"/>
     </w:rPr>
@@ -13527,7 +13500,7 @@
       <w:rFonts w:asciiTheme="majorHAnsi" w:eastAsiaTheme="majorEastAsia" w:hAnsiTheme="majorHAnsi" w:cstheme="majorBidi"/>
       <w:b/>
       <w:bCs/>
-      <w:color w:val="4F81BD" w:themeColor="accent1"/>
+      <w:color w:val="5C6684" w:themeColor="accent1"/>
       <w:sz w:val="26"/>
       <w:szCs w:val="26"/>
     </w:rPr>
@@ -13551,7 +13524,7 @@
       <w:rFonts w:asciiTheme="majorHAnsi" w:eastAsiaTheme="majorEastAsia" w:hAnsiTheme="majorHAnsi" w:cstheme="majorBidi"/>
       <w:b/>
       <w:bCs/>
-      <w:color w:val="4F81BD" w:themeColor="accent1"/>
+      <w:color w:val="5C6684" w:themeColor="accent1"/>
     </w:rPr>
   </w:style>
   <w:style w:type="paragraph" w:styleId="Heading4">
@@ -13576,7 +13549,7 @@
       <w:bCs/>
       <w:i/>
       <w:iCs/>
-      <w:color w:val="4F81BD" w:themeColor="accent1"/>
+      <w:color w:val="5C6684" w:themeColor="accent1"/>
     </w:rPr>
   </w:style>
   <w:style w:type="paragraph" w:styleId="Heading5">
@@ -13597,7 +13570,7 @@
     </w:pPr>
     <w:rPr>
       <w:rFonts w:asciiTheme="majorHAnsi" w:eastAsiaTheme="majorEastAsia" w:hAnsiTheme="majorHAnsi" w:cstheme="majorBidi"/>
-      <w:color w:val="243F60" w:themeColor="accent1" w:themeShade="7F"/>
+      <w:color w:val="2F2E47" w:themeColor="accent1" w:themeShade="7F"/>
     </w:rPr>
   </w:style>
   <w:style w:type="paragraph" w:styleId="Heading6">
@@ -13620,7 +13593,7 @@
       <w:rFonts w:asciiTheme="majorHAnsi" w:eastAsiaTheme="majorEastAsia" w:hAnsiTheme="majorHAnsi" w:cstheme="majorBidi"/>
       <w:i/>
       <w:iCs/>
-      <w:color w:val="243F60" w:themeColor="accent1" w:themeShade="7F"/>
+      <w:color w:val="2F2E47" w:themeColor="accent1" w:themeShade="7F"/>
     </w:rPr>
   </w:style>
   <w:style w:type="paragraph" w:styleId="Heading7">
@@ -13643,7 +13616,7 @@
       <w:rFonts w:asciiTheme="majorHAnsi" w:eastAsiaTheme="majorEastAsia" w:hAnsiTheme="majorHAnsi" w:cstheme="majorBidi"/>
       <w:i/>
       <w:iCs/>
-      <w:color w:val="404040" w:themeColor="text1" w:themeTint="BF"/>
+      <w:color w:val="2F2E47" w:themeColor="text1" w:themeTint="BF"/>
     </w:rPr>
   </w:style>
   <w:style w:type="paragraph" w:styleId="Heading8">
@@ -13664,7 +13637,7 @@
     </w:pPr>
     <w:rPr>
       <w:rFonts w:asciiTheme="majorHAnsi" w:eastAsiaTheme="majorEastAsia" w:hAnsiTheme="majorHAnsi" w:cstheme="majorBidi"/>
-      <w:color w:val="4F81BD" w:themeColor="accent1"/>
+      <w:color w:val="5C6684" w:themeColor="accent1"/>
       <w:sz w:val="20"/>
       <w:szCs w:val="20"/>
     </w:rPr>
@@ -13689,7 +13662,7 @@
       <w:rFonts w:asciiTheme="majorHAnsi" w:eastAsiaTheme="majorEastAsia" w:hAnsiTheme="majorHAnsi" w:cstheme="majorBidi"/>
       <w:i/>
       <w:iCs/>
-      <w:color w:val="404040" w:themeColor="text1" w:themeTint="BF"/>
+      <w:color w:val="2F2E47" w:themeColor="text1" w:themeTint="BF"/>
       <w:sz w:val="20"/>
       <w:szCs w:val="20"/>
     </w:rPr>
@@ -13740,7 +13713,7 @@
       <w:rFonts w:asciiTheme="majorHAnsi" w:eastAsiaTheme="majorEastAsia" w:hAnsiTheme="majorHAnsi" w:cstheme="majorBidi"/>
       <w:b/>
       <w:bCs/>
-      <w:color w:val="365F91" w:themeColor="accent1" w:themeShade="BF"/>
+      <w:color w:val="5C6684" w:themeColor="accent1" w:themeShade="BF"/>
       <w:sz w:val="28"/>
       <w:szCs w:val="28"/>
     </w:rPr>
@@ -13755,7 +13728,7 @@
       <w:rFonts w:asciiTheme="majorHAnsi" w:eastAsiaTheme="majorEastAsia" w:hAnsiTheme="majorHAnsi" w:cstheme="majorBidi"/>
       <w:b/>
       <w:bCs/>
-      <w:color w:val="4F81BD" w:themeColor="accent1"/>
+      <w:color w:val="5C6684" w:themeColor="accent1"/>
       <w:sz w:val="26"/>
       <w:szCs w:val="26"/>
     </w:rPr>
@@ -13770,7 +13743,7 @@
       <w:rFonts w:asciiTheme="majorHAnsi" w:eastAsiaTheme="majorEastAsia" w:hAnsiTheme="majorHAnsi" w:cstheme="majorBidi"/>
       <w:b/>
       <w:bCs/>
-      <w:color w:val="4F81BD" w:themeColor="accent1"/>
+      <w:color w:val="5C6684" w:themeColor="accent1"/>
     </w:rPr>
   </w:style>
   <w:style w:type="paragraph" w:styleId="Title">
@@ -13790,7 +13763,7 @@
     </w:pPr>
     <w:rPr>
       <w:rFonts w:asciiTheme="majorHAnsi" w:eastAsiaTheme="majorEastAsia" w:hAnsiTheme="majorHAnsi" w:cstheme="majorBidi"/>
-      <w:color w:val="17365D" w:themeColor="text2" w:themeShade="BF"/>
+      <w:color w:val="2F2E47" w:themeColor="text2" w:themeShade="BF"/>
       <w:spacing w:val="5"/>
       <w:kern w:val="28"/>
       <w:sz w:val="52"/>
@@ -13805,7 +13778,7 @@
     <w:rsid w:val="00FC693F"/>
     <w:rPr>
       <w:rFonts w:asciiTheme="majorHAnsi" w:eastAsiaTheme="majorEastAsia" w:hAnsiTheme="majorHAnsi" w:cstheme="majorBidi"/>
-      <w:color w:val="17365D" w:themeColor="text2" w:themeShade="BF"/>
+      <w:color w:val="2F2E47" w:themeColor="text2" w:themeShade="BF"/>
       <w:spacing w:val="5"/>
       <w:kern w:val="28"/>
       <w:sz w:val="52"/>
@@ -13829,7 +13802,7 @@
       <w:rFonts w:asciiTheme="majorHAnsi" w:eastAsiaTheme="majorEastAsia" w:hAnsiTheme="majorHAnsi" w:cstheme="majorBidi"/>
       <w:i/>
       <w:iCs/>
-      <w:color w:val="4F81BD" w:themeColor="accent1"/>
+      <w:color w:val="5C6684" w:themeColor="accent1"/>
       <w:spacing w:val="15"/>
       <w:sz w:val="24"/>
       <w:szCs w:val="24"/>
@@ -13845,7 +13818,7 @@
       <w:rFonts w:asciiTheme="majorHAnsi" w:eastAsiaTheme="majorEastAsia" w:hAnsiTheme="majorHAnsi" w:cstheme="majorBidi"/>
       <w:i/>
       <w:iCs/>
-      <w:color w:val="4F81BD" w:themeColor="accent1"/>
+      <w:color w:val="5C6684" w:themeColor="accent1"/>
       <w:spacing w:val="15"/>
       <w:sz w:val="24"/>
       <w:szCs w:val="24"/>
@@ -14117,7 +14090,7 @@
     <w:rPr>
       <w:i/>
       <w:iCs/>
-      <w:color w:val="000000" w:themeColor="text1"/>
+      <w:color w:val="131237" w:themeColor="text1"/>
     </w:rPr>
   </w:style>
   <w:style w:type="character" w:customStyle="1" w:styleId="QuoteChar">
@@ -14129,7 +14102,7 @@
     <w:rPr>
       <w:i/>
       <w:iCs/>
-      <w:color w:val="000000" w:themeColor="text1"/>
+      <w:color w:val="131237" w:themeColor="text1"/>
     </w:rPr>
   </w:style>
   <w:style w:type="character" w:customStyle="1" w:styleId="Heading4Char">
@@ -14145,7 +14118,7 @@
       <w:bCs/>
       <w:i/>
       <w:iCs/>
-      <w:color w:val="4F81BD" w:themeColor="accent1"/>
+      <w:color w:val="5C6684" w:themeColor="accent1"/>
     </w:rPr>
   </w:style>
   <w:style w:type="character" w:customStyle="1" w:styleId="Heading5Char">
@@ -14157,7 +14130,7 @@
     <w:rsid w:val="00FC693F"/>
     <w:rPr>
       <w:rFonts w:asciiTheme="majorHAnsi" w:eastAsiaTheme="majorEastAsia" w:hAnsiTheme="majorHAnsi" w:cstheme="majorBidi"/>
-      <w:color w:val="243F60" w:themeColor="accent1" w:themeShade="7F"/>
+      <w:color w:val="2F2E47" w:themeColor="accent1" w:themeShade="7F"/>
     </w:rPr>
   </w:style>
   <w:style w:type="character" w:customStyle="1" w:styleId="Heading6Char">
@@ -14171,7 +14144,7 @@
       <w:rFonts w:asciiTheme="majorHAnsi" w:eastAsiaTheme="majorEastAsia" w:hAnsiTheme="majorHAnsi" w:cstheme="majorBidi"/>
       <w:i/>
       <w:iCs/>
-      <w:color w:val="243F60" w:themeColor="accent1" w:themeShade="7F"/>
+      <w:color w:val="2F2E47" w:themeColor="accent1" w:themeShade="7F"/>
     </w:rPr>
   </w:style>
   <w:style w:type="character" w:customStyle="1" w:styleId="Heading7Char">
@@ -14185,7 +14158,7 @@
       <w:rFonts w:asciiTheme="majorHAnsi" w:eastAsiaTheme="majorEastAsia" w:hAnsiTheme="majorHAnsi" w:cstheme="majorBidi"/>
       <w:i/>
       <w:iCs/>
-      <w:color w:val="404040" w:themeColor="text1" w:themeTint="BF"/>
+      <w:color w:val="2F2E47" w:themeColor="text1" w:themeTint="BF"/>
     </w:rPr>
   </w:style>
   <w:style w:type="character" w:customStyle="1" w:styleId="Heading8Char">
@@ -14197,7 +14170,7 @@
     <w:rsid w:val="00FC693F"/>
     <w:rPr>
       <w:rFonts w:asciiTheme="majorHAnsi" w:eastAsiaTheme="majorEastAsia" w:hAnsiTheme="majorHAnsi" w:cstheme="majorBidi"/>
-      <w:color w:val="4F81BD" w:themeColor="accent1"/>
+      <w:color w:val="5C6684" w:themeColor="accent1"/>
       <w:sz w:val="20"/>
       <w:szCs w:val="20"/>
     </w:rPr>
@@ -14213,7 +14186,7 @@
       <w:rFonts w:asciiTheme="majorHAnsi" w:eastAsiaTheme="majorEastAsia" w:hAnsiTheme="majorHAnsi" w:cstheme="majorBidi"/>
       <w:i/>
       <w:iCs/>
-      <w:color w:val="404040" w:themeColor="text1" w:themeTint="BF"/>
+      <w:color w:val="2F2E47" w:themeColor="text1" w:themeTint="BF"/>
       <w:sz w:val="20"/>
       <w:szCs w:val="20"/>
     </w:rPr>
@@ -14233,7 +14206,7 @@
     <w:rPr>
       <w:b/>
       <w:bCs/>
-      <w:color w:val="4F81BD" w:themeColor="accent1"/>
+      <w:color w:val="5C6684" w:themeColor="accent1"/>
       <w:sz w:val="18"/>
       <w:szCs w:val="18"/>
     </w:rPr>
@@ -14280,7 +14253,7 @@
       <w:bCs/>
       <w:i/>
       <w:iCs/>
-      <w:color w:val="4F81BD" w:themeColor="accent1"/>
+      <w:color w:val="5C6684" w:themeColor="accent1"/>
     </w:rPr>
   </w:style>
   <w:style w:type="character" w:customStyle="1" w:styleId="IntenseQuoteChar">
@@ -14294,7 +14267,7 @@
       <w:bCs/>
       <w:i/>
       <w:iCs/>
-      <w:color w:val="4F81BD" w:themeColor="accent1"/>
+      <w:color w:val="5C6684" w:themeColor="accent1"/>
     </w:rPr>
   </w:style>
   <w:style w:type="character" w:styleId="SubtleEmphasis">
@@ -14306,7 +14279,7 @@
     <w:rPr>
       <w:i/>
       <w:iCs/>
-      <w:color w:val="808080" w:themeColor="text1" w:themeTint="7F"/>
+      <w:color w:val="5C6684" w:themeColor="text1" w:themeTint="7F"/>
     </w:rPr>
   </w:style>
   <w:style w:type="character" w:styleId="IntenseEmphasis">
@@ -14320,7 +14293,7 @@
       <w:bCs/>
       <w:i/>
       <w:iCs/>
-      <w:color w:val="4F81BD" w:themeColor="accent1"/>
+      <w:color w:val="5C6684" w:themeColor="accent1"/>
     </w:rPr>
   </w:style>
   <w:style w:type="character" w:styleId="SubtleReference">
@@ -14331,7 +14304,7 @@
     <w:rsid w:val="00FC693F"/>
     <w:rPr>
       <w:smallCaps/>
-      <w:color w:val="C0504D" w:themeColor="accent2"/>
+      <w:color w:val="5C6684" w:themeColor="accent2"/>
       <w:u w:val="single"/>
     </w:rPr>
   </w:style>
@@ -14345,7 +14318,7 @@
       <w:b/>
       <w:bCs/>
       <w:smallCaps/>
-      <w:color w:val="C0504D" w:themeColor="accent2"/>
+      <w:color w:val="5C6684" w:themeColor="accent2"/>
       <w:spacing w:val="5"/>
       <w:u w:val="single"/>
     </w:rPr>
@@ -14411,7 +14384,7 @@
       <w:spacing w:after="0" w:line="240" w:lineRule="auto"/>
     </w:pPr>
     <w:rPr>
-      <w:color w:val="000000" w:themeColor="text1" w:themeShade="BF"/>
+      <w:color w:val="131237" w:themeColor="text1" w:themeShade="BF"/>
     </w:rPr>
     <w:tblPr>
       <w:tblStyleRowBandSize w:val="1"/>
@@ -14489,7 +14462,7 @@
           <w:insideH w:val="nil"/>
           <w:insideV w:val="nil"/>
         </w:tcBorders>
-        <w:shd w:val="clear" w:color="auto" w:fill="C0C0C0" w:themeFill="text1" w:themeFillTint="3F"/>
+        <w:shd w:val="clear" w:color="auto" w:fill="D1D0CB" w:themeFill="text1" w:themeFillTint="3F"/>
       </w:tcPr>
     </w:tblStylePr>
     <w:tblStylePr w:type="band1Horz">
@@ -14501,7 +14474,7 @@
           <w:insideH w:val="nil"/>
           <w:insideV w:val="nil"/>
         </w:tcBorders>
-        <w:shd w:val="clear" w:color="auto" w:fill="C0C0C0" w:themeFill="text1" w:themeFillTint="3F"/>
+        <w:shd w:val="clear" w:color="auto" w:fill="D1D0CB" w:themeFill="text1" w:themeFillTint="3F"/>
       </w:tcPr>
     </w:tblStylePr>
   </w:style>
@@ -14514,7 +14487,7 @@
       <w:spacing w:after="0" w:line="240" w:lineRule="auto"/>
     </w:pPr>
     <w:rPr>
-      <w:color w:val="365F91" w:themeColor="accent1" w:themeShade="BF"/>
+      <w:color w:val="5C6684" w:themeColor="accent1" w:themeShade="BF"/>
     </w:rPr>
     <w:tblPr>
       <w:tblStyleRowBandSize w:val="1"/>
@@ -14592,7 +14565,7 @@
           <w:insideH w:val="nil"/>
           <w:insideV w:val="nil"/>
         </w:tcBorders>
-        <w:shd w:val="clear" w:color="auto" w:fill="D3DFEE" w:themeFill="accent1" w:themeFillTint="3F"/>
+        <w:shd w:val="clear" w:color="auto" w:fill="D1D0CB" w:themeFill="accent1" w:themeFillTint="3F"/>
       </w:tcPr>
     </w:tblStylePr>
     <w:tblStylePr w:type="band1Horz">
@@ -14604,7 +14577,7 @@
           <w:insideH w:val="nil"/>
           <w:insideV w:val="nil"/>
         </w:tcBorders>
-        <w:shd w:val="clear" w:color="auto" w:fill="D3DFEE" w:themeFill="accent1" w:themeFillTint="3F"/>
+        <w:shd w:val="clear" w:color="auto" w:fill="D1D0CB" w:themeFill="accent1" w:themeFillTint="3F"/>
       </w:tcPr>
     </w:tblStylePr>
   </w:style>
@@ -14617,7 +14590,7 @@
       <w:spacing w:after="0" w:line="240" w:lineRule="auto"/>
     </w:pPr>
     <w:rPr>
-      <w:color w:val="943634" w:themeColor="accent2" w:themeShade="BF"/>
+      <w:color w:val="2F2E47" w:themeColor="accent2" w:themeShade="BF"/>
     </w:rPr>
     <w:tblPr>
       <w:tblStyleRowBandSize w:val="1"/>
@@ -14695,7 +14668,7 @@
           <w:insideH w:val="nil"/>
           <w:insideV w:val="nil"/>
         </w:tcBorders>
-        <w:shd w:val="clear" w:color="auto" w:fill="EFD3D2" w:themeFill="accent2" w:themeFillTint="3F"/>
+        <w:shd w:val="clear" w:color="auto" w:fill="D1D0CB" w:themeFill="accent2" w:themeFillTint="3F"/>
       </w:tcPr>
     </w:tblStylePr>
     <w:tblStylePr w:type="band1Horz">
@@ -14707,7 +14680,7 @@
           <w:insideH w:val="nil"/>
           <w:insideV w:val="nil"/>
         </w:tcBorders>
-        <w:shd w:val="clear" w:color="auto" w:fill="EFD3D2" w:themeFill="accent2" w:themeFillTint="3F"/>
+        <w:shd w:val="clear" w:color="auto" w:fill="D1D0CB" w:themeFill="accent2" w:themeFillTint="3F"/>
       </w:tcPr>
     </w:tblStylePr>
   </w:style>
@@ -14720,7 +14693,7 @@
       <w:spacing w:after="0" w:line="240" w:lineRule="auto"/>
     </w:pPr>
     <w:rPr>
-      <w:color w:val="76923C" w:themeColor="accent3" w:themeShade="BF"/>
+      <w:color w:val="5C6684" w:themeColor="accent3" w:themeShade="BF"/>
     </w:rPr>
     <w:tblPr>
       <w:tblStyleRowBandSize w:val="1"/>
@@ -14798,7 +14771,7 @@
           <w:insideH w:val="nil"/>
           <w:insideV w:val="nil"/>
         </w:tcBorders>
-        <w:shd w:val="clear" w:color="auto" w:fill="E6EED5" w:themeFill="accent3" w:themeFillTint="3F"/>
+        <w:shd w:val="clear" w:color="auto" w:fill="D1D0CB" w:themeFill="accent3" w:themeFillTint="3F"/>
       </w:tcPr>
     </w:tblStylePr>
     <w:tblStylePr w:type="band1Horz">
@@ -14810,7 +14783,7 @@
           <w:insideH w:val="nil"/>
           <w:insideV w:val="nil"/>
         </w:tcBorders>
-        <w:shd w:val="clear" w:color="auto" w:fill="E6EED5" w:themeFill="accent3" w:themeFillTint="3F"/>
+        <w:shd w:val="clear" w:color="auto" w:fill="D1D0CB" w:themeFill="accent3" w:themeFillTint="3F"/>
       </w:tcPr>
     </w:tblStylePr>
   </w:style>
@@ -14823,7 +14796,7 @@
       <w:spacing w:after="0" w:line="240" w:lineRule="auto"/>
     </w:pPr>
     <w:rPr>
-      <w:color w:val="5F497A" w:themeColor="accent4" w:themeShade="BF"/>
+      <w:color w:val="5C6684" w:themeColor="accent4" w:themeShade="BF"/>
     </w:rPr>
     <w:tblPr>
       <w:tblStyleRowBandSize w:val="1"/>
@@ -14901,7 +14874,7 @@
           <w:insideH w:val="nil"/>
           <w:insideV w:val="nil"/>
         </w:tcBorders>
-        <w:shd w:val="clear" w:color="auto" w:fill="DFD8E8" w:themeFill="accent4" w:themeFillTint="3F"/>
+        <w:shd w:val="clear" w:color="auto" w:fill="D1D0CB" w:themeFill="accent4" w:themeFillTint="3F"/>
       </w:tcPr>
     </w:tblStylePr>
     <w:tblStylePr w:type="band1Horz">
@@ -14913,7 +14886,7 @@
           <w:insideH w:val="nil"/>
           <w:insideV w:val="nil"/>
         </w:tcBorders>
-        <w:shd w:val="clear" w:color="auto" w:fill="DFD8E8" w:themeFill="accent4" w:themeFillTint="3F"/>
+        <w:shd w:val="clear" w:color="auto" w:fill="D1D0CB" w:themeFill="accent4" w:themeFillTint="3F"/>
       </w:tcPr>
     </w:tblStylePr>
   </w:style>
@@ -14926,7 +14899,7 @@
       <w:spacing w:after="0" w:line="240" w:lineRule="auto"/>
     </w:pPr>
     <w:rPr>
-      <w:color w:val="31849B" w:themeColor="accent5" w:themeShade="BF"/>
+      <w:color w:val="5C6684" w:themeColor="accent5" w:themeShade="BF"/>
     </w:rPr>
     <w:tblPr>
       <w:tblStyleRowBandSize w:val="1"/>
@@ -15004,7 +14977,7 @@
           <w:insideH w:val="nil"/>
           <w:insideV w:val="nil"/>
         </w:tcBorders>
-        <w:shd w:val="clear" w:color="auto" w:fill="D2EAF1" w:themeFill="accent5" w:themeFillTint="3F"/>
+        <w:shd w:val="clear" w:color="auto" w:fill="D1D0CB" w:themeFill="accent5" w:themeFillTint="3F"/>
       </w:tcPr>
     </w:tblStylePr>
     <w:tblStylePr w:type="band1Horz">
@@ -15016,7 +14989,7 @@
           <w:insideH w:val="nil"/>
           <w:insideV w:val="nil"/>
         </w:tcBorders>
-        <w:shd w:val="clear" w:color="auto" w:fill="D2EAF1" w:themeFill="accent5" w:themeFillTint="3F"/>
+        <w:shd w:val="clear" w:color="auto" w:fill="D1D0CB" w:themeFill="accent5" w:themeFillTint="3F"/>
       </w:tcPr>
     </w:tblStylePr>
   </w:style>
@@ -15029,7 +15002,7 @@
       <w:spacing w:after="0" w:line="240" w:lineRule="auto"/>
     </w:pPr>
     <w:rPr>
-      <w:color w:val="E36C0A" w:themeColor="accent6" w:themeShade="BF"/>
+      <w:color w:val="5C6684" w:themeColor="accent6" w:themeShade="BF"/>
     </w:rPr>
     <w:tblPr>
       <w:tblStyleRowBandSize w:val="1"/>
@@ -15107,7 +15080,7 @@
           <w:insideH w:val="nil"/>
           <w:insideV w:val="nil"/>
         </w:tcBorders>
-        <w:shd w:val="clear" w:color="auto" w:fill="FDE4D0" w:themeFill="accent6" w:themeFillTint="3F"/>
+        <w:shd w:val="clear" w:color="auto" w:fill="D1D0CB" w:themeFill="accent6" w:themeFillTint="3F"/>
       </w:tcPr>
     </w:tblStylePr>
     <w:tblStylePr w:type="band1Horz">
@@ -15119,7 +15092,7 @@
           <w:insideH w:val="nil"/>
           <w:insideV w:val="nil"/>
         </w:tcBorders>
-        <w:shd w:val="clear" w:color="auto" w:fill="FDE4D0" w:themeFill="accent6" w:themeFillTint="3F"/>
+        <w:shd w:val="clear" w:color="auto" w:fill="D1D0CB" w:themeFill="accent6" w:themeFillTint="3F"/>
       </w:tcPr>
     </w:tblStylePr>
   </w:style>
@@ -15159,7 +15132,7 @@
       </w:rPr>
       <w:tblPr/>
       <w:tcPr>
-        <w:shd w:val="clear" w:color="auto" w:fill="000000" w:themeFill="text1"/>
+        <w:shd w:val="clear" w:color="auto" w:fill="131237" w:themeFill="text1"/>
       </w:tcPr>
     </w:tblStylePr>
     <w:tblStylePr w:type="lastRow">
@@ -15251,7 +15224,7 @@
       </w:rPr>
       <w:tblPr/>
       <w:tcPr>
-        <w:shd w:val="clear" w:color="auto" w:fill="4F81BD" w:themeFill="accent1"/>
+        <w:shd w:val="clear" w:color="auto" w:fill="5C6684" w:themeFill="accent1"/>
       </w:tcPr>
     </w:tblStylePr>
     <w:tblStylePr w:type="lastRow">
@@ -15343,7 +15316,7 @@
       </w:rPr>
       <w:tblPr/>
       <w:tcPr>
-        <w:shd w:val="clear" w:color="auto" w:fill="C0504D" w:themeFill="accent2"/>
+        <w:shd w:val="clear" w:color="auto" w:fill="5C6684" w:themeFill="accent2"/>
       </w:tcPr>
     </w:tblStylePr>
     <w:tblStylePr w:type="lastRow">
@@ -15435,7 +15408,7 @@
       </w:rPr>
       <w:tblPr/>
       <w:tcPr>
-        <w:shd w:val="clear" w:color="auto" w:fill="9BBB59" w:themeFill="accent3"/>
+        <w:shd w:val="clear" w:color="auto" w:fill="5C6684" w:themeFill="accent3"/>
       </w:tcPr>
     </w:tblStylePr>
     <w:tblStylePr w:type="lastRow">
@@ -15527,7 +15500,7 @@
       </w:rPr>
       <w:tblPr/>
       <w:tcPr>
-        <w:shd w:val="clear" w:color="auto" w:fill="8064A2" w:themeFill="accent4"/>
+        <w:shd w:val="clear" w:color="auto" w:fill="5C6684" w:themeFill="accent4"/>
       </w:tcPr>
     </w:tblStylePr>
     <w:tblStylePr w:type="lastRow">
@@ -15619,7 +15592,7 @@
       </w:rPr>
       <w:tblPr/>
       <w:tcPr>
-        <w:shd w:val="clear" w:color="auto" w:fill="4BACC6" w:themeFill="accent5"/>
+        <w:shd w:val="clear" w:color="auto" w:fill="5C6684" w:themeFill="accent5"/>
       </w:tcPr>
     </w:tblStylePr>
     <w:tblStylePr w:type="lastRow">
@@ -15711,7 +15684,7 @@
       </w:rPr>
       <w:tblPr/>
       <w:tcPr>
-        <w:shd w:val="clear" w:color="auto" w:fill="F79646" w:themeFill="accent6"/>
+        <w:shd w:val="clear" w:color="auto" w:fill="D1D0CB" w:themeFill="accent6"/>
       </w:tcPr>
     </w:tblStylePr>
     <w:tblStylePr w:type="lastRow">
@@ -15868,7 +15841,7 @@
           <w:bottom w:val="single" w:sz="8" w:space="0" w:color="000000" w:themeColor="text1"/>
           <w:right w:val="single" w:sz="8" w:space="0" w:color="000000" w:themeColor="text1"/>
         </w:tcBorders>
-        <w:shd w:val="clear" w:color="auto" w:fill="C0C0C0" w:themeFill="text1" w:themeFillTint="3F"/>
+        <w:shd w:val="clear" w:color="auto" w:fill="D1D0CB" w:themeFill="text1" w:themeFillTint="3F"/>
       </w:tcPr>
     </w:tblStylePr>
     <w:tblStylePr w:type="band1Horz">
@@ -15881,7 +15854,7 @@
           <w:right w:val="single" w:sz="8" w:space="0" w:color="000000" w:themeColor="text1"/>
           <w:insideV w:val="single" w:sz="8" w:space="0" w:color="000000" w:themeColor="text1"/>
         </w:tcBorders>
-        <w:shd w:val="clear" w:color="auto" w:fill="C0C0C0" w:themeFill="text1" w:themeFillTint="3F"/>
+        <w:shd w:val="clear" w:color="auto" w:fill="D1D0CB" w:themeFill="text1" w:themeFillTint="3F"/>
       </w:tcPr>
     </w:tblStylePr>
     <w:tblStylePr w:type="band2Horz">
@@ -15998,7 +15971,7 @@
           <w:bottom w:val="single" w:sz="8" w:space="0" w:color="4F81BD" w:themeColor="accent1"/>
           <w:right w:val="single" w:sz="8" w:space="0" w:color="4F81BD" w:themeColor="accent1"/>
         </w:tcBorders>
-        <w:shd w:val="clear" w:color="auto" w:fill="D3DFEE" w:themeFill="accent1" w:themeFillTint="3F"/>
+        <w:shd w:val="clear" w:color="auto" w:fill="D1D0CB" w:themeFill="accent1" w:themeFillTint="3F"/>
       </w:tcPr>
     </w:tblStylePr>
     <w:tblStylePr w:type="band1Horz">
@@ -16011,7 +15984,7 @@
           <w:right w:val="single" w:sz="8" w:space="0" w:color="4F81BD" w:themeColor="accent1"/>
           <w:insideV w:val="single" w:sz="8" w:space="0" w:color="4F81BD" w:themeColor="accent1"/>
         </w:tcBorders>
-        <w:shd w:val="clear" w:color="auto" w:fill="D3DFEE" w:themeFill="accent1" w:themeFillTint="3F"/>
+        <w:shd w:val="clear" w:color="auto" w:fill="D1D0CB" w:themeFill="accent1" w:themeFillTint="3F"/>
       </w:tcPr>
     </w:tblStylePr>
     <w:tblStylePr w:type="band2Horz">
@@ -16128,7 +16101,7 @@
           <w:bottom w:val="single" w:sz="8" w:space="0" w:color="C0504D" w:themeColor="accent2"/>
           <w:right w:val="single" w:sz="8" w:space="0" w:color="C0504D" w:themeColor="accent2"/>
         </w:tcBorders>
-        <w:shd w:val="clear" w:color="auto" w:fill="EFD3D2" w:themeFill="accent2" w:themeFillTint="3F"/>
+        <w:shd w:val="clear" w:color="auto" w:fill="D1D0CB" w:themeFill="accent2" w:themeFillTint="3F"/>
       </w:tcPr>
     </w:tblStylePr>
     <w:tblStylePr w:type="band1Horz">
@@ -16141,7 +16114,7 @@
           <w:right w:val="single" w:sz="8" w:space="0" w:color="C0504D" w:themeColor="accent2"/>
           <w:insideV w:val="single" w:sz="8" w:space="0" w:color="C0504D" w:themeColor="accent2"/>
         </w:tcBorders>
-        <w:shd w:val="clear" w:color="auto" w:fill="EFD3D2" w:themeFill="accent2" w:themeFillTint="3F"/>
+        <w:shd w:val="clear" w:color="auto" w:fill="D1D0CB" w:themeFill="accent2" w:themeFillTint="3F"/>
       </w:tcPr>
     </w:tblStylePr>
     <w:tblStylePr w:type="band2Horz">
@@ -16258,7 +16231,7 @@
           <w:bottom w:val="single" w:sz="8" w:space="0" w:color="9BBB59" w:themeColor="accent3"/>
           <w:right w:val="single" w:sz="8" w:space="0" w:color="9BBB59" w:themeColor="accent3"/>
         </w:tcBorders>
-        <w:shd w:val="clear" w:color="auto" w:fill="E6EED5" w:themeFill="accent3" w:themeFillTint="3F"/>
+        <w:shd w:val="clear" w:color="auto" w:fill="D1D0CB" w:themeFill="accent3" w:themeFillTint="3F"/>
       </w:tcPr>
     </w:tblStylePr>
     <w:tblStylePr w:type="band1Horz">
@@ -16271,7 +16244,7 @@
           <w:right w:val="single" w:sz="8" w:space="0" w:color="9BBB59" w:themeColor="accent3"/>
           <w:insideV w:val="single" w:sz="8" w:space="0" w:color="9BBB59" w:themeColor="accent3"/>
         </w:tcBorders>
-        <w:shd w:val="clear" w:color="auto" w:fill="E6EED5" w:themeFill="accent3" w:themeFillTint="3F"/>
+        <w:shd w:val="clear" w:color="auto" w:fill="D1D0CB" w:themeFill="accent3" w:themeFillTint="3F"/>
       </w:tcPr>
     </w:tblStylePr>
     <w:tblStylePr w:type="band2Horz">
@@ -16388,7 +16361,7 @@
           <w:bottom w:val="single" w:sz="8" w:space="0" w:color="8064A2" w:themeColor="accent4"/>
           <w:right w:val="single" w:sz="8" w:space="0" w:color="8064A2" w:themeColor="accent4"/>
         </w:tcBorders>
-        <w:shd w:val="clear" w:color="auto" w:fill="DFD8E8" w:themeFill="accent4" w:themeFillTint="3F"/>
+        <w:shd w:val="clear" w:color="auto" w:fill="D1D0CB" w:themeFill="accent4" w:themeFillTint="3F"/>
       </w:tcPr>
     </w:tblStylePr>
     <w:tblStylePr w:type="band1Horz">
@@ -16401,7 +16374,7 @@
           <w:right w:val="single" w:sz="8" w:space="0" w:color="8064A2" w:themeColor="accent4"/>
           <w:insideV w:val="single" w:sz="8" w:space="0" w:color="8064A2" w:themeColor="accent4"/>
         </w:tcBorders>
-        <w:shd w:val="clear" w:color="auto" w:fill="DFD8E8" w:themeFill="accent4" w:themeFillTint="3F"/>
+        <w:shd w:val="clear" w:color="auto" w:fill="D1D0CB" w:themeFill="accent4" w:themeFillTint="3F"/>
       </w:tcPr>
     </w:tblStylePr>
     <w:tblStylePr w:type="band2Horz">
@@ -16518,7 +16491,7 @@
           <w:bottom w:val="single" w:sz="8" w:space="0" w:color="4BACC6" w:themeColor="accent5"/>
           <w:right w:val="single" w:sz="8" w:space="0" w:color="4BACC6" w:themeColor="accent5"/>
         </w:tcBorders>
-        <w:shd w:val="clear" w:color="auto" w:fill="D2EAF1" w:themeFill="accent5" w:themeFillTint="3F"/>
+        <w:shd w:val="clear" w:color="auto" w:fill="D1D0CB" w:themeFill="accent5" w:themeFillTint="3F"/>
       </w:tcPr>
     </w:tblStylePr>
     <w:tblStylePr w:type="band1Horz">
@@ -16531,7 +16504,7 @@
           <w:right w:val="single" w:sz="8" w:space="0" w:color="4BACC6" w:themeColor="accent5"/>
           <w:insideV w:val="single" w:sz="8" w:space="0" w:color="4BACC6" w:themeColor="accent5"/>
         </w:tcBorders>
-        <w:shd w:val="clear" w:color="auto" w:fill="D2EAF1" w:themeFill="accent5" w:themeFillTint="3F"/>
+        <w:shd w:val="clear" w:color="auto" w:fill="D1D0CB" w:themeFill="accent5" w:themeFillTint="3F"/>
       </w:tcPr>
     </w:tblStylePr>
     <w:tblStylePr w:type="band2Horz">
@@ -16648,7 +16621,7 @@
           <w:bottom w:val="single" w:sz="8" w:space="0" w:color="F79646" w:themeColor="accent6"/>
           <w:right w:val="single" w:sz="8" w:space="0" w:color="F79646" w:themeColor="accent6"/>
         </w:tcBorders>
-        <w:shd w:val="clear" w:color="auto" w:fill="FDE4D0" w:themeFill="accent6" w:themeFillTint="3F"/>
+        <w:shd w:val="clear" w:color="auto" w:fill="D1D0CB" w:themeFill="accent6" w:themeFillTint="3F"/>
       </w:tcPr>
     </w:tblStylePr>
     <w:tblStylePr w:type="band1Horz">
@@ -16661,7 +16634,7 @@
           <w:right w:val="single" w:sz="8" w:space="0" w:color="F79646" w:themeColor="accent6"/>
           <w:insideV w:val="single" w:sz="8" w:space="0" w:color="F79646" w:themeColor="accent6"/>
         </w:tcBorders>
-        <w:shd w:val="clear" w:color="auto" w:fill="FDE4D0" w:themeFill="accent6" w:themeFillTint="3F"/>
+        <w:shd w:val="clear" w:color="auto" w:fill="D1D0CB" w:themeFill="accent6" w:themeFillTint="3F"/>
       </w:tcPr>
     </w:tblStylePr>
     <w:tblStylePr w:type="band2Horz">
@@ -16722,7 +16695,7 @@
           <w:insideH w:val="nil"/>
           <w:insideV w:val="nil"/>
         </w:tcBorders>
-        <w:shd w:val="clear" w:color="auto" w:fill="000000" w:themeFill="text1"/>
+        <w:shd w:val="clear" w:color="auto" w:fill="131237" w:themeFill="text1"/>
       </w:tcPr>
     </w:tblStylePr>
     <w:tblStylePr w:type="lastRow">
@@ -16760,7 +16733,7 @@
     <w:tblStylePr w:type="band1Vert">
       <w:tblPr/>
       <w:tcPr>
-        <w:shd w:val="clear" w:color="auto" w:fill="C0C0C0" w:themeFill="text1" w:themeFillTint="3F"/>
+        <w:shd w:val="clear" w:color="auto" w:fill="D1D0CB" w:themeFill="text1" w:themeFillTint="3F"/>
       </w:tcPr>
     </w:tblStylePr>
     <w:tblStylePr w:type="band1Horz">
@@ -16770,7 +16743,7 @@
           <w:insideH w:val="nil"/>
           <w:insideV w:val="nil"/>
         </w:tcBorders>
-        <w:shd w:val="clear" w:color="auto" w:fill="C0C0C0" w:themeFill="text1" w:themeFillTint="3F"/>
+        <w:shd w:val="clear" w:color="auto" w:fill="D1D0CB" w:themeFill="text1" w:themeFillTint="3F"/>
       </w:tcPr>
     </w:tblStylePr>
     <w:tblStylePr w:type="band2Horz">
@@ -16828,7 +16801,7 @@
           <w:insideH w:val="nil"/>
           <w:insideV w:val="nil"/>
         </w:tcBorders>
-        <w:shd w:val="clear" w:color="auto" w:fill="4F81BD" w:themeFill="accent1"/>
+        <w:shd w:val="clear" w:color="auto" w:fill="5C6684" w:themeFill="accent1"/>
       </w:tcPr>
     </w:tblStylePr>
     <w:tblStylePr w:type="lastRow">
@@ -16866,7 +16839,7 @@
     <w:tblStylePr w:type="band1Vert">
       <w:tblPr/>
       <w:tcPr>
-        <w:shd w:val="clear" w:color="auto" w:fill="D3DFEE" w:themeFill="accent1" w:themeFillTint="3F"/>
+        <w:shd w:val="clear" w:color="auto" w:fill="D1D0CB" w:themeFill="accent1" w:themeFillTint="3F"/>
       </w:tcPr>
     </w:tblStylePr>
     <w:tblStylePr w:type="band1Horz">
@@ -16876,7 +16849,7 @@
           <w:insideH w:val="nil"/>
           <w:insideV w:val="nil"/>
         </w:tcBorders>
-        <w:shd w:val="clear" w:color="auto" w:fill="D3DFEE" w:themeFill="accent1" w:themeFillTint="3F"/>
+        <w:shd w:val="clear" w:color="auto" w:fill="D1D0CB" w:themeFill="accent1" w:themeFillTint="3F"/>
       </w:tcPr>
     </w:tblStylePr>
     <w:tblStylePr w:type="band2Horz">
@@ -16934,7 +16907,7 @@
           <w:insideH w:val="nil"/>
           <w:insideV w:val="nil"/>
         </w:tcBorders>
-        <w:shd w:val="clear" w:color="auto" w:fill="C0504D" w:themeFill="accent2"/>
+        <w:shd w:val="clear" w:color="auto" w:fill="5C6684" w:themeFill="accent2"/>
       </w:tcPr>
     </w:tblStylePr>
     <w:tblStylePr w:type="lastRow">
@@ -16972,7 +16945,7 @@
     <w:tblStylePr w:type="band1Vert">
       <w:tblPr/>
       <w:tcPr>
-        <w:shd w:val="clear" w:color="auto" w:fill="EFD3D2" w:themeFill="accent2" w:themeFillTint="3F"/>
+        <w:shd w:val="clear" w:color="auto" w:fill="D1D0CB" w:themeFill="accent2" w:themeFillTint="3F"/>
       </w:tcPr>
     </w:tblStylePr>
     <w:tblStylePr w:type="band1Horz">
@@ -16982,7 +16955,7 @@
           <w:insideH w:val="nil"/>
           <w:insideV w:val="nil"/>
         </w:tcBorders>
-        <w:shd w:val="clear" w:color="auto" w:fill="EFD3D2" w:themeFill="accent2" w:themeFillTint="3F"/>
+        <w:shd w:val="clear" w:color="auto" w:fill="D1D0CB" w:themeFill="accent2" w:themeFillTint="3F"/>
       </w:tcPr>
     </w:tblStylePr>
     <w:tblStylePr w:type="band2Horz">
@@ -17040,7 +17013,7 @@
           <w:insideH w:val="nil"/>
           <w:insideV w:val="nil"/>
         </w:tcBorders>
-        <w:shd w:val="clear" w:color="auto" w:fill="9BBB59" w:themeFill="accent3"/>
+        <w:shd w:val="clear" w:color="auto" w:fill="5C6684" w:themeFill="accent3"/>
       </w:tcPr>
     </w:tblStylePr>
     <w:tblStylePr w:type="lastRow">
@@ -17078,7 +17051,7 @@
     <w:tblStylePr w:type="band1Vert">
       <w:tblPr/>
       <w:tcPr>
-        <w:shd w:val="clear" w:color="auto" w:fill="E6EED5" w:themeFill="accent3" w:themeFillTint="3F"/>
+        <w:shd w:val="clear" w:color="auto" w:fill="D1D0CB" w:themeFill="accent3" w:themeFillTint="3F"/>
       </w:tcPr>
     </w:tblStylePr>
     <w:tblStylePr w:type="band1Horz">
@@ -17088,7 +17061,7 @@
           <w:insideH w:val="nil"/>
           <w:insideV w:val="nil"/>
         </w:tcBorders>
-        <w:shd w:val="clear" w:color="auto" w:fill="E6EED5" w:themeFill="accent3" w:themeFillTint="3F"/>
+        <w:shd w:val="clear" w:color="auto" w:fill="D1D0CB" w:themeFill="accent3" w:themeFillTint="3F"/>
       </w:tcPr>
     </w:tblStylePr>
     <w:tblStylePr w:type="band2Horz">
@@ -17146,7 +17119,7 @@
           <w:insideH w:val="nil"/>
           <w:insideV w:val="nil"/>
         </w:tcBorders>
-        <w:shd w:val="clear" w:color="auto" w:fill="8064A2" w:themeFill="accent4"/>
+        <w:shd w:val="clear" w:color="auto" w:fill="5C6684" w:themeFill="accent4"/>
       </w:tcPr>
     </w:tblStylePr>
     <w:tblStylePr w:type="lastRow">
@@ -17184,7 +17157,7 @@
     <w:tblStylePr w:type="band1Vert">
       <w:tblPr/>
       <w:tcPr>
-        <w:shd w:val="clear" w:color="auto" w:fill="DFD8E8" w:themeFill="accent4" w:themeFillTint="3F"/>
+        <w:shd w:val="clear" w:color="auto" w:fill="D1D0CB" w:themeFill="accent4" w:themeFillTint="3F"/>
       </w:tcPr>
     </w:tblStylePr>
     <w:tblStylePr w:type="band1Horz">
@@ -17194,7 +17167,7 @@
           <w:insideH w:val="nil"/>
           <w:insideV w:val="nil"/>
         </w:tcBorders>
-        <w:shd w:val="clear" w:color="auto" w:fill="DFD8E8" w:themeFill="accent4" w:themeFillTint="3F"/>
+        <w:shd w:val="clear" w:color="auto" w:fill="D1D0CB" w:themeFill="accent4" w:themeFillTint="3F"/>
       </w:tcPr>
     </w:tblStylePr>
     <w:tblStylePr w:type="band2Horz">
@@ -17252,7 +17225,7 @@
           <w:insideH w:val="nil"/>
           <w:insideV w:val="nil"/>
         </w:tcBorders>
-        <w:shd w:val="clear" w:color="auto" w:fill="4BACC6" w:themeFill="accent5"/>
+        <w:shd w:val="clear" w:color="auto" w:fill="5C6684" w:themeFill="accent5"/>
       </w:tcPr>
     </w:tblStylePr>
     <w:tblStylePr w:type="lastRow">
@@ -17290,7 +17263,7 @@
     <w:tblStylePr w:type="band1Vert">
       <w:tblPr/>
       <w:tcPr>
-        <w:shd w:val="clear" w:color="auto" w:fill="D2EAF1" w:themeFill="accent5" w:themeFillTint="3F"/>
+        <w:shd w:val="clear" w:color="auto" w:fill="D1D0CB" w:themeFill="accent5" w:themeFillTint="3F"/>
       </w:tcPr>
     </w:tblStylePr>
     <w:tblStylePr w:type="band1Horz">
@@ -17300,7 +17273,7 @@
           <w:insideH w:val="nil"/>
           <w:insideV w:val="nil"/>
         </w:tcBorders>
-        <w:shd w:val="clear" w:color="auto" w:fill="D2EAF1" w:themeFill="accent5" w:themeFillTint="3F"/>
+        <w:shd w:val="clear" w:color="auto" w:fill="D1D0CB" w:themeFill="accent5" w:themeFillTint="3F"/>
       </w:tcPr>
     </w:tblStylePr>
     <w:tblStylePr w:type="band2Horz">
@@ -17358,7 +17331,7 @@
           <w:insideH w:val="nil"/>
           <w:insideV w:val="nil"/>
         </w:tcBorders>
-        <w:shd w:val="clear" w:color="auto" w:fill="F79646" w:themeFill="accent6"/>
+        <w:shd w:val="clear" w:color="auto" w:fill="D1D0CB" w:themeFill="accent6"/>
       </w:tcPr>
     </w:tblStylePr>
     <w:tblStylePr w:type="lastRow">
@@ -17396,7 +17369,7 @@
     <w:tblStylePr w:type="band1Vert">
       <w:tblPr/>
       <w:tcPr>
-        <w:shd w:val="clear" w:color="auto" w:fill="FDE4D0" w:themeFill="accent6" w:themeFillTint="3F"/>
+        <w:shd w:val="clear" w:color="auto" w:fill="D1D0CB" w:themeFill="accent6" w:themeFillTint="3F"/>
       </w:tcPr>
     </w:tblStylePr>
     <w:tblStylePr w:type="band1Horz">
@@ -17406,7 +17379,7 @@
           <w:insideH w:val="nil"/>
           <w:insideV w:val="nil"/>
         </w:tcBorders>
-        <w:shd w:val="clear" w:color="auto" w:fill="FDE4D0" w:themeFill="accent6" w:themeFillTint="3F"/>
+        <w:shd w:val="clear" w:color="auto" w:fill="D1D0CB" w:themeFill="accent6" w:themeFillTint="3F"/>
       </w:tcPr>
     </w:tblStylePr>
     <w:tblStylePr w:type="band2Horz">
@@ -17461,7 +17434,7 @@
           <w:insideH w:val="nil"/>
           <w:insideV w:val="nil"/>
         </w:tcBorders>
-        <w:shd w:val="clear" w:color="auto" w:fill="000000" w:themeFill="text1"/>
+        <w:shd w:val="clear" w:color="auto" w:fill="131237" w:themeFill="text1"/>
       </w:tcPr>
     </w:tblStylePr>
     <w:tblStylePr w:type="lastRow">
@@ -17500,7 +17473,7 @@
           <w:insideH w:val="nil"/>
           <w:insideV w:val="nil"/>
         </w:tcBorders>
-        <w:shd w:val="clear" w:color="auto" w:fill="000000" w:themeFill="text1"/>
+        <w:shd w:val="clear" w:color="auto" w:fill="131237" w:themeFill="text1"/>
       </w:tcPr>
     </w:tblStylePr>
     <w:tblStylePr w:type="lastCol">
@@ -17517,7 +17490,7 @@
           <w:insideH w:val="nil"/>
           <w:insideV w:val="nil"/>
         </w:tcBorders>
-        <w:shd w:val="clear" w:color="auto" w:fill="000000" w:themeFill="text1"/>
+        <w:shd w:val="clear" w:color="auto" w:fill="131237" w:themeFill="text1"/>
       </w:tcPr>
     </w:tblStylePr>
     <w:tblStylePr w:type="band1Vert">
@@ -17529,13 +17502,13 @@
           <w:insideH w:val="nil"/>
           <w:insideV w:val="nil"/>
         </w:tcBorders>
-        <w:shd w:val="clear" w:color="auto" w:fill="D8D8D8" w:themeFill="background1" w:themeFillShade="D8"/>
+        <w:shd w:val="clear" w:color="auto" w:fill="D1D0CB" w:themeFill="background1" w:themeFillShade="D8"/>
       </w:tcPr>
     </w:tblStylePr>
     <w:tblStylePr w:type="band1Horz">
       <w:tblPr/>
       <w:tcPr>
-        <w:shd w:val="clear" w:color="auto" w:fill="D8D8D8" w:themeFill="background1" w:themeFillShade="D8"/>
+        <w:shd w:val="clear" w:color="auto" w:fill="D1D0CB" w:themeFill="background1" w:themeFillShade="D8"/>
       </w:tcPr>
     </w:tblStylePr>
     <w:tblStylePr w:type="neCell">
@@ -17610,7 +17583,7 @@
           <w:insideH w:val="nil"/>
           <w:insideV w:val="nil"/>
         </w:tcBorders>
-        <w:shd w:val="clear" w:color="auto" w:fill="4F81BD" w:themeFill="accent1"/>
+        <w:shd w:val="clear" w:color="auto" w:fill="5C6684" w:themeFill="accent1"/>
       </w:tcPr>
     </w:tblStylePr>
     <w:tblStylePr w:type="lastRow">
@@ -17649,7 +17622,7 @@
           <w:insideH w:val="nil"/>
           <w:insideV w:val="nil"/>
         </w:tcBorders>
-        <w:shd w:val="clear" w:color="auto" w:fill="4F81BD" w:themeFill="accent1"/>
+        <w:shd w:val="clear" w:color="auto" w:fill="5C6684" w:themeFill="accent1"/>
       </w:tcPr>
     </w:tblStylePr>
     <w:tblStylePr w:type="lastCol">
@@ -17666,7 +17639,7 @@
           <w:insideH w:val="nil"/>
           <w:insideV w:val="nil"/>
         </w:tcBorders>
-        <w:shd w:val="clear" w:color="auto" w:fill="4F81BD" w:themeFill="accent1"/>
+        <w:shd w:val="clear" w:color="auto" w:fill="5C6684" w:themeFill="accent1"/>
       </w:tcPr>
     </w:tblStylePr>
     <w:tblStylePr w:type="band1Vert">
@@ -17678,13 +17651,13 @@
           <w:insideH w:val="nil"/>
           <w:insideV w:val="nil"/>
         </w:tcBorders>
-        <w:shd w:val="clear" w:color="auto" w:fill="D8D8D8" w:themeFill="background1" w:themeFillShade="D8"/>
+        <w:shd w:val="clear" w:color="auto" w:fill="D1D0CB" w:themeFill="background1" w:themeFillShade="D8"/>
       </w:tcPr>
     </w:tblStylePr>
     <w:tblStylePr w:type="band1Horz">
       <w:tblPr/>
       <w:tcPr>
-        <w:shd w:val="clear" w:color="auto" w:fill="D8D8D8" w:themeFill="background1" w:themeFillShade="D8"/>
+        <w:shd w:val="clear" w:color="auto" w:fill="D1D0CB" w:themeFill="background1" w:themeFillShade="D8"/>
       </w:tcPr>
     </w:tblStylePr>
     <w:tblStylePr w:type="neCell">
@@ -17759,7 +17732,7 @@
           <w:insideH w:val="nil"/>
           <w:insideV w:val="nil"/>
         </w:tcBorders>
-        <w:shd w:val="clear" w:color="auto" w:fill="C0504D" w:themeFill="accent2"/>
+        <w:shd w:val="clear" w:color="auto" w:fill="5C6684" w:themeFill="accent2"/>
       </w:tcPr>
     </w:tblStylePr>
     <w:tblStylePr w:type="lastRow">
@@ -17798,7 +17771,7 @@
           <w:insideH w:val="nil"/>
           <w:insideV w:val="nil"/>
         </w:tcBorders>
-        <w:shd w:val="clear" w:color="auto" w:fill="C0504D" w:themeFill="accent2"/>
+        <w:shd w:val="clear" w:color="auto" w:fill="5C6684" w:themeFill="accent2"/>
       </w:tcPr>
     </w:tblStylePr>
     <w:tblStylePr w:type="lastCol">
@@ -17815,7 +17788,7 @@
           <w:insideH w:val="nil"/>
           <w:insideV w:val="nil"/>
         </w:tcBorders>
-        <w:shd w:val="clear" w:color="auto" w:fill="C0504D" w:themeFill="accent2"/>
+        <w:shd w:val="clear" w:color="auto" w:fill="5C6684" w:themeFill="accent2"/>
       </w:tcPr>
     </w:tblStylePr>
     <w:tblStylePr w:type="band1Vert">
@@ -17827,13 +17800,13 @@
           <w:insideH w:val="nil"/>
           <w:insideV w:val="nil"/>
         </w:tcBorders>
-        <w:shd w:val="clear" w:color="auto" w:fill="D8D8D8" w:themeFill="background1" w:themeFillShade="D8"/>
+        <w:shd w:val="clear" w:color="auto" w:fill="D1D0CB" w:themeFill="background1" w:themeFillShade="D8"/>
       </w:tcPr>
     </w:tblStylePr>
     <w:tblStylePr w:type="band1Horz">
       <w:tblPr/>
       <w:tcPr>
-        <w:shd w:val="clear" w:color="auto" w:fill="D8D8D8" w:themeFill="background1" w:themeFillShade="D8"/>
+        <w:shd w:val="clear" w:color="auto" w:fill="D1D0CB" w:themeFill="background1" w:themeFillShade="D8"/>
       </w:tcPr>
     </w:tblStylePr>
     <w:tblStylePr w:type="neCell">
@@ -17908,7 +17881,7 @@
           <w:insideH w:val="nil"/>
           <w:insideV w:val="nil"/>
         </w:tcBorders>
-        <w:shd w:val="clear" w:color="auto" w:fill="9BBB59" w:themeFill="accent3"/>
+        <w:shd w:val="clear" w:color="auto" w:fill="5C6684" w:themeFill="accent3"/>
       </w:tcPr>
     </w:tblStylePr>
     <w:tblStylePr w:type="lastRow">
@@ -17947,7 +17920,7 @@
           <w:insideH w:val="nil"/>
           <w:insideV w:val="nil"/>
         </w:tcBorders>
-        <w:shd w:val="clear" w:color="auto" w:fill="9BBB59" w:themeFill="accent3"/>
+        <w:shd w:val="clear" w:color="auto" w:fill="5C6684" w:themeFill="accent3"/>
       </w:tcPr>
     </w:tblStylePr>
     <w:tblStylePr w:type="lastCol">
@@ -17964,7 +17937,7 @@
           <w:insideH w:val="nil"/>
           <w:insideV w:val="nil"/>
         </w:tcBorders>
-        <w:shd w:val="clear" w:color="auto" w:fill="9BBB59" w:themeFill="accent3"/>
+        <w:shd w:val="clear" w:color="auto" w:fill="5C6684" w:themeFill="accent3"/>
       </w:tcPr>
     </w:tblStylePr>
     <w:tblStylePr w:type="band1Vert">
@@ -17976,13 +17949,13 @@
           <w:insideH w:val="nil"/>
           <w:insideV w:val="nil"/>
         </w:tcBorders>
-        <w:shd w:val="clear" w:color="auto" w:fill="D8D8D8" w:themeFill="background1" w:themeFillShade="D8"/>
+        <w:shd w:val="clear" w:color="auto" w:fill="D1D0CB" w:themeFill="background1" w:themeFillShade="D8"/>
       </w:tcPr>
     </w:tblStylePr>
     <w:tblStylePr w:type="band1Horz">
       <w:tblPr/>
       <w:tcPr>
-        <w:shd w:val="clear" w:color="auto" w:fill="D8D8D8" w:themeFill="background1" w:themeFillShade="D8"/>
+        <w:shd w:val="clear" w:color="auto" w:fill="D1D0CB" w:themeFill="background1" w:themeFillShade="D8"/>
       </w:tcPr>
     </w:tblStylePr>
     <w:tblStylePr w:type="neCell">
@@ -18057,7 +18030,7 @@
           <w:insideH w:val="nil"/>
           <w:insideV w:val="nil"/>
         </w:tcBorders>
-        <w:shd w:val="clear" w:color="auto" w:fill="8064A2" w:themeFill="accent4"/>
+        <w:shd w:val="clear" w:color="auto" w:fill="5C6684" w:themeFill="accent4"/>
       </w:tcPr>
     </w:tblStylePr>
     <w:tblStylePr w:type="lastRow">
@@ -18096,7 +18069,7 @@
           <w:insideH w:val="nil"/>
           <w:insideV w:val="nil"/>
         </w:tcBorders>
-        <w:shd w:val="clear" w:color="auto" w:fill="8064A2" w:themeFill="accent4"/>
+        <w:shd w:val="clear" w:color="auto" w:fill="5C6684" w:themeFill="accent4"/>
       </w:tcPr>
     </w:tblStylePr>
     <w:tblStylePr w:type="lastCol">
@@ -18113,7 +18086,7 @@
           <w:insideH w:val="nil"/>
           <w:insideV w:val="nil"/>
         </w:tcBorders>
-        <w:shd w:val="clear" w:color="auto" w:fill="8064A2" w:themeFill="accent4"/>
+        <w:shd w:val="clear" w:color="auto" w:fill="5C6684" w:themeFill="accent4"/>
       </w:tcPr>
     </w:tblStylePr>
     <w:tblStylePr w:type="band1Vert">
@@ -18125,13 +18098,13 @@
           <w:insideH w:val="nil"/>
           <w:insideV w:val="nil"/>
         </w:tcBorders>
-        <w:shd w:val="clear" w:color="auto" w:fill="D8D8D8" w:themeFill="background1" w:themeFillShade="D8"/>
+        <w:shd w:val="clear" w:color="auto" w:fill="D1D0CB" w:themeFill="background1" w:themeFillShade="D8"/>
       </w:tcPr>
     </w:tblStylePr>
     <w:tblStylePr w:type="band1Horz">
       <w:tblPr/>
       <w:tcPr>
-        <w:shd w:val="clear" w:color="auto" w:fill="D8D8D8" w:themeFill="background1" w:themeFillShade="D8"/>
+        <w:shd w:val="clear" w:color="auto" w:fill="D1D0CB" w:themeFill="background1" w:themeFillShade="D8"/>
       </w:tcPr>
     </w:tblStylePr>
     <w:tblStylePr w:type="neCell">
@@ -18206,7 +18179,7 @@
           <w:insideH w:val="nil"/>
           <w:insideV w:val="nil"/>
         </w:tcBorders>
-        <w:shd w:val="clear" w:color="auto" w:fill="4BACC6" w:themeFill="accent5"/>
+        <w:shd w:val="clear" w:color="auto" w:fill="5C6684" w:themeFill="accent5"/>
       </w:tcPr>
     </w:tblStylePr>
     <w:tblStylePr w:type="lastRow">
@@ -18245,7 +18218,7 @@
           <w:insideH w:val="nil"/>
           <w:insideV w:val="nil"/>
         </w:tcBorders>
-        <w:shd w:val="clear" w:color="auto" w:fill="4BACC6" w:themeFill="accent5"/>
+        <w:shd w:val="clear" w:color="auto" w:fill="5C6684" w:themeFill="accent5"/>
       </w:tcPr>
     </w:tblStylePr>
     <w:tblStylePr w:type="lastCol">
@@ -18262,7 +18235,7 @@
           <w:insideH w:val="nil"/>
           <w:insideV w:val="nil"/>
         </w:tcBorders>
-        <w:shd w:val="clear" w:color="auto" w:fill="4BACC6" w:themeFill="accent5"/>
+        <w:shd w:val="clear" w:color="auto" w:fill="5C6684" w:themeFill="accent5"/>
       </w:tcPr>
     </w:tblStylePr>
     <w:tblStylePr w:type="band1Vert">
@@ -18274,13 +18247,13 @@
           <w:insideH w:val="nil"/>
           <w:insideV w:val="nil"/>
         </w:tcBorders>
-        <w:shd w:val="clear" w:color="auto" w:fill="D8D8D8" w:themeFill="background1" w:themeFillShade="D8"/>
+        <w:shd w:val="clear" w:color="auto" w:fill="D1D0CB" w:themeFill="background1" w:themeFillShade="D8"/>
       </w:tcPr>
     </w:tblStylePr>
     <w:tblStylePr w:type="band1Horz">
       <w:tblPr/>
       <w:tcPr>
-        <w:shd w:val="clear" w:color="auto" w:fill="D8D8D8" w:themeFill="background1" w:themeFillShade="D8"/>
+        <w:shd w:val="clear" w:color="auto" w:fill="D1D0CB" w:themeFill="background1" w:themeFillShade="D8"/>
       </w:tcPr>
     </w:tblStylePr>
     <w:tblStylePr w:type="neCell">
@@ -18355,7 +18328,7 @@
           <w:insideH w:val="nil"/>
           <w:insideV w:val="nil"/>
         </w:tcBorders>
-        <w:shd w:val="clear" w:color="auto" w:fill="F79646" w:themeFill="accent6"/>
+        <w:shd w:val="clear" w:color="auto" w:fill="D1D0CB" w:themeFill="accent6"/>
       </w:tcPr>
     </w:tblStylePr>
     <w:tblStylePr w:type="lastRow">
@@ -18394,7 +18367,7 @@
           <w:insideH w:val="nil"/>
           <w:insideV w:val="nil"/>
         </w:tcBorders>
-        <w:shd w:val="clear" w:color="auto" w:fill="F79646" w:themeFill="accent6"/>
+        <w:shd w:val="clear" w:color="auto" w:fill="D1D0CB" w:themeFill="accent6"/>
       </w:tcPr>
     </w:tblStylePr>
     <w:tblStylePr w:type="lastCol">
@@ -18411,7 +18384,7 @@
           <w:insideH w:val="nil"/>
           <w:insideV w:val="nil"/>
         </w:tcBorders>
-        <w:shd w:val="clear" w:color="auto" w:fill="F79646" w:themeFill="accent6"/>
+        <w:shd w:val="clear" w:color="auto" w:fill="D1D0CB" w:themeFill="accent6"/>
       </w:tcPr>
     </w:tblStylePr>
     <w:tblStylePr w:type="band1Vert">
@@ -18423,13 +18396,13 @@
           <w:insideH w:val="nil"/>
           <w:insideV w:val="nil"/>
         </w:tcBorders>
-        <w:shd w:val="clear" w:color="auto" w:fill="D8D8D8" w:themeFill="background1" w:themeFillShade="D8"/>
+        <w:shd w:val="clear" w:color="auto" w:fill="D1D0CB" w:themeFill="background1" w:themeFillShade="D8"/>
       </w:tcPr>
     </w:tblStylePr>
     <w:tblStylePr w:type="band1Horz">
       <w:tblPr/>
       <w:tcPr>
-        <w:shd w:val="clear" w:color="auto" w:fill="D8D8D8" w:themeFill="background1" w:themeFillShade="D8"/>
+        <w:shd w:val="clear" w:color="auto" w:fill="D1D0CB" w:themeFill="background1" w:themeFillShade="D8"/>
       </w:tcPr>
     </w:tblStylePr>
     <w:tblStylePr w:type="neCell">
@@ -18471,7 +18444,7 @@
       <w:spacing w:after="0" w:line="240" w:lineRule="auto"/>
     </w:pPr>
     <w:rPr>
-      <w:color w:val="000000" w:themeColor="text1"/>
+      <w:color w:val="131237" w:themeColor="text1"/>
     </w:rPr>
     <w:tblPr>
       <w:tblStyleRowBandSize w:val="1"/>
@@ -18504,7 +18477,7 @@
       <w:rPr>
         <w:b/>
         <w:bCs/>
-        <w:color w:val="1F497D" w:themeColor="text2"/>
+        <w:color w:val="2F2E47" w:themeColor="text2"/>
       </w:rPr>
       <w:tblPr/>
       <w:tcPr>
@@ -18536,13 +18509,13 @@
     <w:tblStylePr w:type="band1Vert">
       <w:tblPr/>
       <w:tcPr>
-        <w:shd w:val="clear" w:color="auto" w:fill="C0C0C0" w:themeFill="text1" w:themeFillTint="3F"/>
+        <w:shd w:val="clear" w:color="auto" w:fill="D1D0CB" w:themeFill="text1" w:themeFillTint="3F"/>
       </w:tcPr>
     </w:tblStylePr>
     <w:tblStylePr w:type="band1Horz">
       <w:tblPr/>
       <w:tcPr>
-        <w:shd w:val="clear" w:color="auto" w:fill="C0C0C0" w:themeFill="text1" w:themeFillTint="3F"/>
+        <w:shd w:val="clear" w:color="auto" w:fill="D1D0CB" w:themeFill="text1" w:themeFillTint="3F"/>
       </w:tcPr>
     </w:tblStylePr>
   </w:style>
@@ -18555,7 +18528,7 @@
       <w:spacing w:after="0" w:line="240" w:lineRule="auto"/>
     </w:pPr>
     <w:rPr>
-      <w:color w:val="000000" w:themeColor="text1"/>
+      <w:color w:val="131237" w:themeColor="text1"/>
     </w:rPr>
     <w:tblPr>
       <w:tblStyleRowBandSize w:val="1"/>
@@ -18588,7 +18561,7 @@
       <w:rPr>
         <w:b/>
         <w:bCs/>
-        <w:color w:val="1F497D" w:themeColor="text2"/>
+        <w:color w:val="2F2E47" w:themeColor="text2"/>
       </w:rPr>
       <w:tblPr/>
       <w:tcPr>
@@ -18620,13 +18593,13 @@
     <w:tblStylePr w:type="band1Vert">
       <w:tblPr/>
       <w:tcPr>
-        <w:shd w:val="clear" w:color="auto" w:fill="D3DFEE" w:themeFill="accent1" w:themeFillTint="3F"/>
+        <w:shd w:val="clear" w:color="auto" w:fill="D1D0CB" w:themeFill="accent1" w:themeFillTint="3F"/>
       </w:tcPr>
     </w:tblStylePr>
     <w:tblStylePr w:type="band1Horz">
       <w:tblPr/>
       <w:tcPr>
-        <w:shd w:val="clear" w:color="auto" w:fill="D3DFEE" w:themeFill="accent1" w:themeFillTint="3F"/>
+        <w:shd w:val="clear" w:color="auto" w:fill="D1D0CB" w:themeFill="accent1" w:themeFillTint="3F"/>
       </w:tcPr>
     </w:tblStylePr>
   </w:style>
@@ -18639,7 +18612,7 @@
       <w:spacing w:after="0" w:line="240" w:lineRule="auto"/>
     </w:pPr>
     <w:rPr>
-      <w:color w:val="000000" w:themeColor="text1"/>
+      <w:color w:val="131237" w:themeColor="text1"/>
     </w:rPr>
     <w:tblPr>
       <w:tblStyleRowBandSize w:val="1"/>
@@ -18672,7 +18645,7 @@
       <w:rPr>
         <w:b/>
         <w:bCs/>
-        <w:color w:val="1F497D" w:themeColor="text2"/>
+        <w:color w:val="2F2E47" w:themeColor="text2"/>
       </w:rPr>
       <w:tblPr/>
       <w:tcPr>
@@ -18704,13 +18677,13 @@
     <w:tblStylePr w:type="band1Vert">
       <w:tblPr/>
       <w:tcPr>
-        <w:shd w:val="clear" w:color="auto" w:fill="EFD3D2" w:themeFill="accent2" w:themeFillTint="3F"/>
+        <w:shd w:val="clear" w:color="auto" w:fill="D1D0CB" w:themeFill="accent2" w:themeFillTint="3F"/>
       </w:tcPr>
     </w:tblStylePr>
     <w:tblStylePr w:type="band1Horz">
       <w:tblPr/>
       <w:tcPr>
-        <w:shd w:val="clear" w:color="auto" w:fill="EFD3D2" w:themeFill="accent2" w:themeFillTint="3F"/>
+        <w:shd w:val="clear" w:color="auto" w:fill="D1D0CB" w:themeFill="accent2" w:themeFillTint="3F"/>
       </w:tcPr>
     </w:tblStylePr>
   </w:style>
@@ -18723,7 +18696,7 @@
       <w:spacing w:after="0" w:line="240" w:lineRule="auto"/>
     </w:pPr>
     <w:rPr>
-      <w:color w:val="000000" w:themeColor="text1"/>
+      <w:color w:val="131237" w:themeColor="text1"/>
     </w:rPr>
     <w:tblPr>
       <w:tblStyleRowBandSize w:val="1"/>
@@ -18756,7 +18729,7 @@
       <w:rPr>
         <w:b/>
         <w:bCs/>
-        <w:color w:val="1F497D" w:themeColor="text2"/>
+        <w:color w:val="2F2E47" w:themeColor="text2"/>
       </w:rPr>
       <w:tblPr/>
       <w:tcPr>
@@ -18788,13 +18761,13 @@
     <w:tblStylePr w:type="band1Vert">
       <w:tblPr/>
       <w:tcPr>
-        <w:shd w:val="clear" w:color="auto" w:fill="E6EED5" w:themeFill="accent3" w:themeFillTint="3F"/>
+        <w:shd w:val="clear" w:color="auto" w:fill="D1D0CB" w:themeFill="accent3" w:themeFillTint="3F"/>
       </w:tcPr>
     </w:tblStylePr>
     <w:tblStylePr w:type="band1Horz">
       <w:tblPr/>
       <w:tcPr>
-        <w:shd w:val="clear" w:color="auto" w:fill="E6EED5" w:themeFill="accent3" w:themeFillTint="3F"/>
+        <w:shd w:val="clear" w:color="auto" w:fill="D1D0CB" w:themeFill="accent3" w:themeFillTint="3F"/>
       </w:tcPr>
     </w:tblStylePr>
   </w:style>
@@ -18807,7 +18780,7 @@
       <w:spacing w:after="0" w:line="240" w:lineRule="auto"/>
     </w:pPr>
     <w:rPr>
-      <w:color w:val="000000" w:themeColor="text1"/>
+      <w:color w:val="131237" w:themeColor="text1"/>
     </w:rPr>
     <w:tblPr>
       <w:tblStyleRowBandSize w:val="1"/>
@@ -18840,7 +18813,7 @@
       <w:rPr>
         <w:b/>
         <w:bCs/>
-        <w:color w:val="1F497D" w:themeColor="text2"/>
+        <w:color w:val="2F2E47" w:themeColor="text2"/>
       </w:rPr>
       <w:tblPr/>
       <w:tcPr>
@@ -18872,13 +18845,13 @@
     <w:tblStylePr w:type="band1Vert">
       <w:tblPr/>
       <w:tcPr>
-        <w:shd w:val="clear" w:color="auto" w:fill="DFD8E8" w:themeFill="accent4" w:themeFillTint="3F"/>
+        <w:shd w:val="clear" w:color="auto" w:fill="D1D0CB" w:themeFill="accent4" w:themeFillTint="3F"/>
       </w:tcPr>
     </w:tblStylePr>
     <w:tblStylePr w:type="band1Horz">
       <w:tblPr/>
       <w:tcPr>
-        <w:shd w:val="clear" w:color="auto" w:fill="DFD8E8" w:themeFill="accent4" w:themeFillTint="3F"/>
+        <w:shd w:val="clear" w:color="auto" w:fill="D1D0CB" w:themeFill="accent4" w:themeFillTint="3F"/>
       </w:tcPr>
     </w:tblStylePr>
   </w:style>
@@ -18891,7 +18864,7 @@
       <w:spacing w:after="0" w:line="240" w:lineRule="auto"/>
     </w:pPr>
     <w:rPr>
-      <w:color w:val="000000" w:themeColor="text1"/>
+      <w:color w:val="131237" w:themeColor="text1"/>
     </w:rPr>
     <w:tblPr>
       <w:tblStyleRowBandSize w:val="1"/>
@@ -18924,7 +18897,7 @@
       <w:rPr>
         <w:b/>
         <w:bCs/>
-        <w:color w:val="1F497D" w:themeColor="text2"/>
+        <w:color w:val="2F2E47" w:themeColor="text2"/>
       </w:rPr>
       <w:tblPr/>
       <w:tcPr>
@@ -18956,13 +18929,13 @@
     <w:tblStylePr w:type="band1Vert">
       <w:tblPr/>
       <w:tcPr>
-        <w:shd w:val="clear" w:color="auto" w:fill="D2EAF1" w:themeFill="accent5" w:themeFillTint="3F"/>
+        <w:shd w:val="clear" w:color="auto" w:fill="D1D0CB" w:themeFill="accent5" w:themeFillTint="3F"/>
       </w:tcPr>
     </w:tblStylePr>
     <w:tblStylePr w:type="band1Horz">
       <w:tblPr/>
       <w:tcPr>
-        <w:shd w:val="clear" w:color="auto" w:fill="D2EAF1" w:themeFill="accent5" w:themeFillTint="3F"/>
+        <w:shd w:val="clear" w:color="auto" w:fill="D1D0CB" w:themeFill="accent5" w:themeFillTint="3F"/>
       </w:tcPr>
     </w:tblStylePr>
   </w:style>
@@ -18975,7 +18948,7 @@
       <w:spacing w:after="0" w:line="240" w:lineRule="auto"/>
     </w:pPr>
     <w:rPr>
-      <w:color w:val="000000" w:themeColor="text1"/>
+      <w:color w:val="131237" w:themeColor="text1"/>
     </w:rPr>
     <w:tblPr>
       <w:tblStyleRowBandSize w:val="1"/>
@@ -19008,7 +18981,7 @@
       <w:rPr>
         <w:b/>
         <w:bCs/>
-        <w:color w:val="1F497D" w:themeColor="text2"/>
+        <w:color w:val="2F2E47" w:themeColor="text2"/>
       </w:rPr>
       <w:tblPr/>
       <w:tcPr>
@@ -19040,13 +19013,13 @@
     <w:tblStylePr w:type="band1Vert">
       <w:tblPr/>
       <w:tcPr>
-        <w:shd w:val="clear" w:color="auto" w:fill="FDE4D0" w:themeFill="accent6" w:themeFillTint="3F"/>
+        <w:shd w:val="clear" w:color="auto" w:fill="D1D0CB" w:themeFill="accent6" w:themeFillTint="3F"/>
       </w:tcPr>
     </w:tblStylePr>
     <w:tblStylePr w:type="band1Horz">
       <w:tblPr/>
       <w:tcPr>
-        <w:shd w:val="clear" w:color="auto" w:fill="FDE4D0" w:themeFill="accent6" w:themeFillTint="3F"/>
+        <w:shd w:val="clear" w:color="auto" w:fill="D1D0CB" w:themeFill="accent6" w:themeFillTint="3F"/>
       </w:tcPr>
     </w:tblStylePr>
   </w:style>
@@ -19060,7 +19033,7 @@
     </w:pPr>
     <w:rPr>
       <w:rFonts w:asciiTheme="majorHAnsi" w:eastAsiaTheme="majorEastAsia" w:hAnsiTheme="majorHAnsi" w:cstheme="majorBidi"/>
-      <w:color w:val="000000" w:themeColor="text1"/>
+      <w:color w:val="131237" w:themeColor="text1"/>
     </w:rPr>
     <w:tblPr>
       <w:tblStyleRowBandSize w:val="1"/>
@@ -19148,7 +19121,7 @@
           <w:insideH w:val="nil"/>
           <w:insideV w:val="nil"/>
         </w:tcBorders>
-        <w:shd w:val="clear" w:color="auto" w:fill="C0C0C0" w:themeFill="text1" w:themeFillTint="3F"/>
+        <w:shd w:val="clear" w:color="auto" w:fill="D1D0CB" w:themeFill="text1" w:themeFillTint="3F"/>
       </w:tcPr>
     </w:tblStylePr>
     <w:tblStylePr w:type="band1Horz">
@@ -19160,7 +19133,7 @@
           <w:insideH w:val="nil"/>
           <w:insideV w:val="nil"/>
         </w:tcBorders>
-        <w:shd w:val="clear" w:color="auto" w:fill="C0C0C0" w:themeFill="text1" w:themeFillTint="3F"/>
+        <w:shd w:val="clear" w:color="auto" w:fill="D1D0CB" w:themeFill="text1" w:themeFillTint="3F"/>
       </w:tcPr>
     </w:tblStylePr>
     <w:tblStylePr w:type="nwCell">
@@ -19188,7 +19161,7 @@
     </w:pPr>
     <w:rPr>
       <w:rFonts w:asciiTheme="majorHAnsi" w:eastAsiaTheme="majorEastAsia" w:hAnsiTheme="majorHAnsi" w:cstheme="majorBidi"/>
-      <w:color w:val="000000" w:themeColor="text1"/>
+      <w:color w:val="131237" w:themeColor="text1"/>
     </w:rPr>
     <w:tblPr>
       <w:tblStyleRowBandSize w:val="1"/>
@@ -19276,7 +19249,7 @@
           <w:insideH w:val="nil"/>
           <w:insideV w:val="nil"/>
         </w:tcBorders>
-        <w:shd w:val="clear" w:color="auto" w:fill="D3DFEE" w:themeFill="accent1" w:themeFillTint="3F"/>
+        <w:shd w:val="clear" w:color="auto" w:fill="D1D0CB" w:themeFill="accent1" w:themeFillTint="3F"/>
       </w:tcPr>
     </w:tblStylePr>
     <w:tblStylePr w:type="band1Horz">
@@ -19288,7 +19261,7 @@
           <w:insideH w:val="nil"/>
           <w:insideV w:val="nil"/>
         </w:tcBorders>
-        <w:shd w:val="clear" w:color="auto" w:fill="D3DFEE" w:themeFill="accent1" w:themeFillTint="3F"/>
+        <w:shd w:val="clear" w:color="auto" w:fill="D1D0CB" w:themeFill="accent1" w:themeFillTint="3F"/>
       </w:tcPr>
     </w:tblStylePr>
     <w:tblStylePr w:type="nwCell">
@@ -19316,7 +19289,7 @@
     </w:pPr>
     <w:rPr>
       <w:rFonts w:asciiTheme="majorHAnsi" w:eastAsiaTheme="majorEastAsia" w:hAnsiTheme="majorHAnsi" w:cstheme="majorBidi"/>
-      <w:color w:val="000000" w:themeColor="text1"/>
+      <w:color w:val="131237" w:themeColor="text1"/>
     </w:rPr>
     <w:tblPr>
       <w:tblStyleRowBandSize w:val="1"/>
@@ -19404,7 +19377,7 @@
           <w:insideH w:val="nil"/>
           <w:insideV w:val="nil"/>
         </w:tcBorders>
-        <w:shd w:val="clear" w:color="auto" w:fill="EFD3D2" w:themeFill="accent2" w:themeFillTint="3F"/>
+        <w:shd w:val="clear" w:color="auto" w:fill="D1D0CB" w:themeFill="accent2" w:themeFillTint="3F"/>
       </w:tcPr>
     </w:tblStylePr>
     <w:tblStylePr w:type="band1Horz">
@@ -19416,7 +19389,7 @@
           <w:insideH w:val="nil"/>
           <w:insideV w:val="nil"/>
         </w:tcBorders>
-        <w:shd w:val="clear" w:color="auto" w:fill="EFD3D2" w:themeFill="accent2" w:themeFillTint="3F"/>
+        <w:shd w:val="clear" w:color="auto" w:fill="D1D0CB" w:themeFill="accent2" w:themeFillTint="3F"/>
       </w:tcPr>
     </w:tblStylePr>
     <w:tblStylePr w:type="nwCell">
@@ -19444,7 +19417,7 @@
     </w:pPr>
     <w:rPr>
       <w:rFonts w:asciiTheme="majorHAnsi" w:eastAsiaTheme="majorEastAsia" w:hAnsiTheme="majorHAnsi" w:cstheme="majorBidi"/>
-      <w:color w:val="000000" w:themeColor="text1"/>
+      <w:color w:val="131237" w:themeColor="text1"/>
     </w:rPr>
     <w:tblPr>
       <w:tblStyleRowBandSize w:val="1"/>
@@ -19532,7 +19505,7 @@
           <w:insideH w:val="nil"/>
           <w:insideV w:val="nil"/>
         </w:tcBorders>
-        <w:shd w:val="clear" w:color="auto" w:fill="E6EED5" w:themeFill="accent3" w:themeFillTint="3F"/>
+        <w:shd w:val="clear" w:color="auto" w:fill="D1D0CB" w:themeFill="accent3" w:themeFillTint="3F"/>
       </w:tcPr>
     </w:tblStylePr>
     <w:tblStylePr w:type="band1Horz">
@@ -19544,7 +19517,7 @@
           <w:insideH w:val="nil"/>
           <w:insideV w:val="nil"/>
         </w:tcBorders>
-        <w:shd w:val="clear" w:color="auto" w:fill="E6EED5" w:themeFill="accent3" w:themeFillTint="3F"/>
+        <w:shd w:val="clear" w:color="auto" w:fill="D1D0CB" w:themeFill="accent3" w:themeFillTint="3F"/>
       </w:tcPr>
     </w:tblStylePr>
     <w:tblStylePr w:type="nwCell">
@@ -19572,7 +19545,7 @@
     </w:pPr>
     <w:rPr>
       <w:rFonts w:asciiTheme="majorHAnsi" w:eastAsiaTheme="majorEastAsia" w:hAnsiTheme="majorHAnsi" w:cstheme="majorBidi"/>
-      <w:color w:val="000000" w:themeColor="text1"/>
+      <w:color w:val="131237" w:themeColor="text1"/>
     </w:rPr>
     <w:tblPr>
       <w:tblStyleRowBandSize w:val="1"/>
@@ -19660,7 +19633,7 @@
           <w:insideH w:val="nil"/>
           <w:insideV w:val="nil"/>
         </w:tcBorders>
-        <w:shd w:val="clear" w:color="auto" w:fill="DFD8E8" w:themeFill="accent4" w:themeFillTint="3F"/>
+        <w:shd w:val="clear" w:color="auto" w:fill="D1D0CB" w:themeFill="accent4" w:themeFillTint="3F"/>
       </w:tcPr>
     </w:tblStylePr>
     <w:tblStylePr w:type="band1Horz">
@@ -19672,7 +19645,7 @@
           <w:insideH w:val="nil"/>
           <w:insideV w:val="nil"/>
         </w:tcBorders>
-        <w:shd w:val="clear" w:color="auto" w:fill="DFD8E8" w:themeFill="accent4" w:themeFillTint="3F"/>
+        <w:shd w:val="clear" w:color="auto" w:fill="D1D0CB" w:themeFill="accent4" w:themeFillTint="3F"/>
       </w:tcPr>
     </w:tblStylePr>
     <w:tblStylePr w:type="nwCell">
@@ -19700,7 +19673,7 @@
     </w:pPr>
     <w:rPr>
       <w:rFonts w:asciiTheme="majorHAnsi" w:eastAsiaTheme="majorEastAsia" w:hAnsiTheme="majorHAnsi" w:cstheme="majorBidi"/>
-      <w:color w:val="000000" w:themeColor="text1"/>
+      <w:color w:val="131237" w:themeColor="text1"/>
     </w:rPr>
     <w:tblPr>
       <w:tblStyleRowBandSize w:val="1"/>
@@ -19788,7 +19761,7 @@
           <w:insideH w:val="nil"/>
           <w:insideV w:val="nil"/>
         </w:tcBorders>
-        <w:shd w:val="clear" w:color="auto" w:fill="D2EAF1" w:themeFill="accent5" w:themeFillTint="3F"/>
+        <w:shd w:val="clear" w:color="auto" w:fill="D1D0CB" w:themeFill="accent5" w:themeFillTint="3F"/>
       </w:tcPr>
     </w:tblStylePr>
     <w:tblStylePr w:type="band1Horz">
@@ -19800,7 +19773,7 @@
           <w:insideH w:val="nil"/>
           <w:insideV w:val="nil"/>
         </w:tcBorders>
-        <w:shd w:val="clear" w:color="auto" w:fill="D2EAF1" w:themeFill="accent5" w:themeFillTint="3F"/>
+        <w:shd w:val="clear" w:color="auto" w:fill="D1D0CB" w:themeFill="accent5" w:themeFillTint="3F"/>
       </w:tcPr>
     </w:tblStylePr>
     <w:tblStylePr w:type="nwCell">
@@ -19828,7 +19801,7 @@
     </w:pPr>
     <w:rPr>
       <w:rFonts w:asciiTheme="majorHAnsi" w:eastAsiaTheme="majorEastAsia" w:hAnsiTheme="majorHAnsi" w:cstheme="majorBidi"/>
-      <w:color w:val="000000" w:themeColor="text1"/>
+      <w:color w:val="131237" w:themeColor="text1"/>
     </w:rPr>
     <w:tblPr>
       <w:tblStyleRowBandSize w:val="1"/>
@@ -19916,7 +19889,7 @@
           <w:insideH w:val="nil"/>
           <w:insideV w:val="nil"/>
         </w:tcBorders>
-        <w:shd w:val="clear" w:color="auto" w:fill="FDE4D0" w:themeFill="accent6" w:themeFillTint="3F"/>
+        <w:shd w:val="clear" w:color="auto" w:fill="D1D0CB" w:themeFill="accent6" w:themeFillTint="3F"/>
       </w:tcPr>
     </w:tblStylePr>
     <w:tblStylePr w:type="band1Horz">
@@ -19928,7 +19901,7 @@
           <w:insideH w:val="nil"/>
           <w:insideV w:val="nil"/>
         </w:tcBorders>
-        <w:shd w:val="clear" w:color="auto" w:fill="FDE4D0" w:themeFill="accent6" w:themeFillTint="3F"/>
+        <w:shd w:val="clear" w:color="auto" w:fill="D1D0CB" w:themeFill="accent6" w:themeFillTint="3F"/>
       </w:tcPr>
     </w:tblStylePr>
     <w:tblStylePr w:type="nwCell">
@@ -19974,7 +19947,7 @@
       </w:tblCellMar>
     </w:tblPr>
     <w:tcPr>
-      <w:shd w:val="clear" w:color="auto" w:fill="C0C0C0" w:themeFill="text1" w:themeFillTint="3F"/>
+      <w:shd w:val="clear" w:color="auto" w:fill="D1D0CB" w:themeFill="text1" w:themeFillTint="3F"/>
     </w:tcPr>
     <w:tblStylePr w:type="firstRow">
       <w:rPr>
@@ -20009,13 +19982,13 @@
     <w:tblStylePr w:type="band1Vert">
       <w:tblPr/>
       <w:tcPr>
-        <w:shd w:val="clear" w:color="auto" w:fill="808080" w:themeFill="text1" w:themeFillTint="7F"/>
+        <w:shd w:val="clear" w:color="auto" w:fill="5C6684" w:themeFill="text1" w:themeFillTint="7F"/>
       </w:tcPr>
     </w:tblStylePr>
     <w:tblStylePr w:type="band1Horz">
       <w:tblPr/>
       <w:tcPr>
-        <w:shd w:val="clear" w:color="auto" w:fill="808080" w:themeFill="text1" w:themeFillTint="7F"/>
+        <w:shd w:val="clear" w:color="auto" w:fill="5C6684" w:themeFill="text1" w:themeFillTint="7F"/>
       </w:tcPr>
     </w:tblStylePr>
   </w:style>
@@ -20047,7 +20020,7 @@
       </w:tblCellMar>
     </w:tblPr>
     <w:tcPr>
-      <w:shd w:val="clear" w:color="auto" w:fill="D3DFEE" w:themeFill="accent1" w:themeFillTint="3F"/>
+      <w:shd w:val="clear" w:color="auto" w:fill="D1D0CB" w:themeFill="accent1" w:themeFillTint="3F"/>
     </w:tcPr>
     <w:tblStylePr w:type="firstRow">
       <w:rPr>
@@ -20082,13 +20055,13 @@
     <w:tblStylePr w:type="band1Vert">
       <w:tblPr/>
       <w:tcPr>
-        <w:shd w:val="clear" w:color="auto" w:fill="A7BFDE" w:themeFill="accent1" w:themeFillTint="7F"/>
+        <w:shd w:val="clear" w:color="auto" w:fill="D1D0CB" w:themeFill="accent1" w:themeFillTint="7F"/>
       </w:tcPr>
     </w:tblStylePr>
     <w:tblStylePr w:type="band1Horz">
       <w:tblPr/>
       <w:tcPr>
-        <w:shd w:val="clear" w:color="auto" w:fill="A7BFDE" w:themeFill="accent1" w:themeFillTint="7F"/>
+        <w:shd w:val="clear" w:color="auto" w:fill="D1D0CB" w:themeFill="accent1" w:themeFillTint="7F"/>
       </w:tcPr>
     </w:tblStylePr>
   </w:style>
@@ -20120,7 +20093,7 @@
       </w:tblCellMar>
     </w:tblPr>
     <w:tcPr>
-      <w:shd w:val="clear" w:color="auto" w:fill="EFD3D2" w:themeFill="accent2" w:themeFillTint="3F"/>
+      <w:shd w:val="clear" w:color="auto" w:fill="D1D0CB" w:themeFill="accent2" w:themeFillTint="3F"/>
     </w:tcPr>
     <w:tblStylePr w:type="firstRow">
       <w:rPr>
@@ -20155,13 +20128,13 @@
     <w:tblStylePr w:type="band1Vert">
       <w:tblPr/>
       <w:tcPr>
-        <w:shd w:val="clear" w:color="auto" w:fill="DFA7A6" w:themeFill="accent2" w:themeFillTint="7F"/>
+        <w:shd w:val="clear" w:color="auto" w:fill="D1D0CB" w:themeFill="accent2" w:themeFillTint="7F"/>
       </w:tcPr>
     </w:tblStylePr>
     <w:tblStylePr w:type="band1Horz">
       <w:tblPr/>
       <w:tcPr>
-        <w:shd w:val="clear" w:color="auto" w:fill="DFA7A6" w:themeFill="accent2" w:themeFillTint="7F"/>
+        <w:shd w:val="clear" w:color="auto" w:fill="D1D0CB" w:themeFill="accent2" w:themeFillTint="7F"/>
       </w:tcPr>
     </w:tblStylePr>
   </w:style>
@@ -20193,7 +20166,7 @@
       </w:tblCellMar>
     </w:tblPr>
     <w:tcPr>
-      <w:shd w:val="clear" w:color="auto" w:fill="E6EED5" w:themeFill="accent3" w:themeFillTint="3F"/>
+      <w:shd w:val="clear" w:color="auto" w:fill="D1D0CB" w:themeFill="accent3" w:themeFillTint="3F"/>
     </w:tcPr>
     <w:tblStylePr w:type="firstRow">
       <w:rPr>
@@ -20228,13 +20201,13 @@
     <w:tblStylePr w:type="band1Vert">
       <w:tblPr/>
       <w:tcPr>
-        <w:shd w:val="clear" w:color="auto" w:fill="CDDDAC" w:themeFill="accent3" w:themeFillTint="7F"/>
+        <w:shd w:val="clear" w:color="auto" w:fill="D1D0CB" w:themeFill="accent3" w:themeFillTint="7F"/>
       </w:tcPr>
     </w:tblStylePr>
     <w:tblStylePr w:type="band1Horz">
       <w:tblPr/>
       <w:tcPr>
-        <w:shd w:val="clear" w:color="auto" w:fill="CDDDAC" w:themeFill="accent3" w:themeFillTint="7F"/>
+        <w:shd w:val="clear" w:color="auto" w:fill="D1D0CB" w:themeFill="accent3" w:themeFillTint="7F"/>
       </w:tcPr>
     </w:tblStylePr>
   </w:style>
@@ -20266,7 +20239,7 @@
       </w:tblCellMar>
     </w:tblPr>
     <w:tcPr>
-      <w:shd w:val="clear" w:color="auto" w:fill="DFD8E8" w:themeFill="accent4" w:themeFillTint="3F"/>
+      <w:shd w:val="clear" w:color="auto" w:fill="D1D0CB" w:themeFill="accent4" w:themeFillTint="3F"/>
     </w:tcPr>
     <w:tblStylePr w:type="firstRow">
       <w:rPr>
@@ -20301,13 +20274,13 @@
     <w:tblStylePr w:type="band1Vert">
       <w:tblPr/>
       <w:tcPr>
-        <w:shd w:val="clear" w:color="auto" w:fill="BFB1D0" w:themeFill="accent4" w:themeFillTint="7F"/>
+        <w:shd w:val="clear" w:color="auto" w:fill="D1D0CB" w:themeFill="accent4" w:themeFillTint="7F"/>
       </w:tcPr>
     </w:tblStylePr>
     <w:tblStylePr w:type="band1Horz">
       <w:tblPr/>
       <w:tcPr>
-        <w:shd w:val="clear" w:color="auto" w:fill="BFB1D0" w:themeFill="accent4" w:themeFillTint="7F"/>
+        <w:shd w:val="clear" w:color="auto" w:fill="D1D0CB" w:themeFill="accent4" w:themeFillTint="7F"/>
       </w:tcPr>
     </w:tblStylePr>
   </w:style>
@@ -20339,7 +20312,7 @@
       </w:tblCellMar>
     </w:tblPr>
     <w:tcPr>
-      <w:shd w:val="clear" w:color="auto" w:fill="D2EAF1" w:themeFill="accent5" w:themeFillTint="3F"/>
+      <w:shd w:val="clear" w:color="auto" w:fill="D1D0CB" w:themeFill="accent5" w:themeFillTint="3F"/>
     </w:tcPr>
     <w:tblStylePr w:type="firstRow">
       <w:rPr>
@@ -20374,13 +20347,13 @@
     <w:tblStylePr w:type="band1Vert">
       <w:tblPr/>
       <w:tcPr>
-        <w:shd w:val="clear" w:color="auto" w:fill="A5D5E2" w:themeFill="accent5" w:themeFillTint="7F"/>
+        <w:shd w:val="clear" w:color="auto" w:fill="D1D0CB" w:themeFill="accent5" w:themeFillTint="7F"/>
       </w:tcPr>
     </w:tblStylePr>
     <w:tblStylePr w:type="band1Horz">
       <w:tblPr/>
       <w:tcPr>
-        <w:shd w:val="clear" w:color="auto" w:fill="A5D5E2" w:themeFill="accent5" w:themeFillTint="7F"/>
+        <w:shd w:val="clear" w:color="auto" w:fill="D1D0CB" w:themeFill="accent5" w:themeFillTint="7F"/>
       </w:tcPr>
     </w:tblStylePr>
   </w:style>
@@ -20412,7 +20385,7 @@
       </w:tblCellMar>
     </w:tblPr>
     <w:tcPr>
-      <w:shd w:val="clear" w:color="auto" w:fill="FDE4D0" w:themeFill="accent6" w:themeFillTint="3F"/>
+      <w:shd w:val="clear" w:color="auto" w:fill="D1D0CB" w:themeFill="accent6" w:themeFillTint="3F"/>
     </w:tcPr>
     <w:tblStylePr w:type="firstRow">
       <w:rPr>
@@ -20447,13 +20420,13 @@
     <w:tblStylePr w:type="band1Vert">
       <w:tblPr/>
       <w:tcPr>
-        <w:shd w:val="clear" w:color="auto" w:fill="FBCAA2" w:themeFill="accent6" w:themeFillTint="7F"/>
+        <w:shd w:val="clear" w:color="auto" w:fill="D1D0CB" w:themeFill="accent6" w:themeFillTint="7F"/>
       </w:tcPr>
     </w:tblStylePr>
     <w:tblStylePr w:type="band1Horz">
       <w:tblPr/>
       <w:tcPr>
-        <w:shd w:val="clear" w:color="auto" w:fill="FBCAA2" w:themeFill="accent6" w:themeFillTint="7F"/>
+        <w:shd w:val="clear" w:color="auto" w:fill="D1D0CB" w:themeFill="accent6" w:themeFillTint="7F"/>
       </w:tcPr>
     </w:tblStylePr>
   </w:style>
@@ -20467,7 +20440,7 @@
     </w:pPr>
     <w:rPr>
       <w:rFonts w:asciiTheme="majorHAnsi" w:eastAsiaTheme="majorEastAsia" w:hAnsiTheme="majorHAnsi" w:cstheme="majorBidi"/>
-      <w:color w:val="000000" w:themeColor="text1"/>
+      <w:color w:val="131237" w:themeColor="text1"/>
     </w:rPr>
     <w:tblPr>
       <w:tblStyleRowBandSize w:val="1"/>
@@ -20489,24 +20462,24 @@
       </w:tblCellMar>
     </w:tblPr>
     <w:tcPr>
-      <w:shd w:val="clear" w:color="auto" w:fill="C0C0C0" w:themeFill="text1" w:themeFillTint="3F"/>
+      <w:shd w:val="clear" w:color="auto" w:fill="D1D0CB" w:themeFill="text1" w:themeFillTint="3F"/>
     </w:tcPr>
     <w:tblStylePr w:type="firstRow">
       <w:rPr>
         <w:b/>
         <w:bCs/>
-        <w:color w:val="000000" w:themeColor="text1"/>
-      </w:rPr>
-      <w:tblPr/>
-      <w:tcPr>
-        <w:shd w:val="clear" w:color="auto" w:fill="E6E6E6" w:themeFill="text1" w:themeFillTint="19"/>
+        <w:color w:val="131237" w:themeColor="text1"/>
+      </w:rPr>
+      <w:tblPr/>
+      <w:tcPr>
+        <w:shd w:val="clear" w:color="auto" w:fill="D1D0CB" w:themeFill="text1" w:themeFillTint="19"/>
       </w:tcPr>
     </w:tblStylePr>
     <w:tblStylePr w:type="lastRow">
       <w:rPr>
         <w:b/>
         <w:bCs/>
-        <w:color w:val="000000" w:themeColor="text1"/>
+        <w:color w:val="131237" w:themeColor="text1"/>
       </w:rPr>
       <w:tblPr/>
       <w:tcPr>
@@ -20525,7 +20498,7 @@
       <w:rPr>
         <w:b/>
         <w:bCs/>
-        <w:color w:val="000000" w:themeColor="text1"/>
+        <w:color w:val="131237" w:themeColor="text1"/>
       </w:rPr>
       <w:tblPr/>
       <w:tcPr>
@@ -20544,7 +20517,7 @@
       <w:rPr>
         <w:b w:val="0"/>
         <w:bCs w:val="0"/>
-        <w:color w:val="000000" w:themeColor="text1"/>
+        <w:color w:val="131237" w:themeColor="text1"/>
       </w:rPr>
       <w:tblPr/>
       <w:tcPr>
@@ -20556,13 +20529,13 @@
           <w:insideH w:val="nil"/>
           <w:insideV w:val="nil"/>
         </w:tcBorders>
-        <w:shd w:val="clear" w:color="auto" w:fill="CCCCCC" w:themeFill="text1" w:themeFillTint="33"/>
+        <w:shd w:val="clear" w:color="auto" w:fill="D1D0CB" w:themeFill="text1" w:themeFillTint="33"/>
       </w:tcPr>
     </w:tblStylePr>
     <w:tblStylePr w:type="band1Vert">
       <w:tblPr/>
       <w:tcPr>
-        <w:shd w:val="clear" w:color="auto" w:fill="808080" w:themeFill="text1" w:themeFillTint="7F"/>
+        <w:shd w:val="clear" w:color="auto" w:fill="5C6684" w:themeFill="text1" w:themeFillTint="7F"/>
       </w:tcPr>
     </w:tblStylePr>
     <w:tblStylePr w:type="band1Horz">
@@ -20572,7 +20545,7 @@
           <w:insideH w:val="single" w:sz="6" w:space="0" w:color="000000" w:themeColor="text1"/>
           <w:insideV w:val="single" w:sz="6" w:space="0" w:color="000000" w:themeColor="text1"/>
         </w:tcBorders>
-        <w:shd w:val="clear" w:color="auto" w:fill="808080" w:themeFill="text1" w:themeFillTint="7F"/>
+        <w:shd w:val="clear" w:color="auto" w:fill="5C6684" w:themeFill="text1" w:themeFillTint="7F"/>
       </w:tcPr>
     </w:tblStylePr>
     <w:tblStylePr w:type="nwCell">
@@ -20592,7 +20565,7 @@
     </w:pPr>
     <w:rPr>
       <w:rFonts w:asciiTheme="majorHAnsi" w:eastAsiaTheme="majorEastAsia" w:hAnsiTheme="majorHAnsi" w:cstheme="majorBidi"/>
-      <w:color w:val="000000" w:themeColor="text1"/>
+      <w:color w:val="131237" w:themeColor="text1"/>
     </w:rPr>
     <w:tblPr>
       <w:tblStyleRowBandSize w:val="1"/>
@@ -20614,24 +20587,24 @@
       </w:tblCellMar>
     </w:tblPr>
     <w:tcPr>
-      <w:shd w:val="clear" w:color="auto" w:fill="D3DFEE" w:themeFill="accent1" w:themeFillTint="3F"/>
+      <w:shd w:val="clear" w:color="auto" w:fill="D1D0CB" w:themeFill="accent1" w:themeFillTint="3F"/>
     </w:tcPr>
     <w:tblStylePr w:type="firstRow">
       <w:rPr>
         <w:b/>
         <w:bCs/>
-        <w:color w:val="000000" w:themeColor="text1"/>
-      </w:rPr>
-      <w:tblPr/>
-      <w:tcPr>
-        <w:shd w:val="clear" w:color="auto" w:fill="EDF2F8" w:themeFill="accent1" w:themeFillTint="19"/>
+        <w:color w:val="131237" w:themeColor="text1"/>
+      </w:rPr>
+      <w:tblPr/>
+      <w:tcPr>
+        <w:shd w:val="clear" w:color="auto" w:fill="FFFFFF" w:themeFill="accent1" w:themeFillTint="19"/>
       </w:tcPr>
     </w:tblStylePr>
     <w:tblStylePr w:type="lastRow">
       <w:rPr>
         <w:b/>
         <w:bCs/>
-        <w:color w:val="000000" w:themeColor="text1"/>
+        <w:color w:val="131237" w:themeColor="text1"/>
       </w:rPr>
       <w:tblPr/>
       <w:tcPr>
@@ -20650,7 +20623,7 @@
       <w:rPr>
         <w:b/>
         <w:bCs/>
-        <w:color w:val="000000" w:themeColor="text1"/>
+        <w:color w:val="131237" w:themeColor="text1"/>
       </w:rPr>
       <w:tblPr/>
       <w:tcPr>
@@ -20669,7 +20642,7 @@
       <w:rPr>
         <w:b w:val="0"/>
         <w:bCs w:val="0"/>
-        <w:color w:val="000000" w:themeColor="text1"/>
+        <w:color w:val="131237" w:themeColor="text1"/>
       </w:rPr>
       <w:tblPr/>
       <w:tcPr>
@@ -20681,13 +20654,13 @@
           <w:insideH w:val="nil"/>
           <w:insideV w:val="nil"/>
         </w:tcBorders>
-        <w:shd w:val="clear" w:color="auto" w:fill="DBE5F1" w:themeFill="accent1" w:themeFillTint="33"/>
+        <w:shd w:val="clear" w:color="auto" w:fill="D1D0CB" w:themeFill="accent1" w:themeFillTint="33"/>
       </w:tcPr>
     </w:tblStylePr>
     <w:tblStylePr w:type="band1Vert">
       <w:tblPr/>
       <w:tcPr>
-        <w:shd w:val="clear" w:color="auto" w:fill="A7BFDE" w:themeFill="accent1" w:themeFillTint="7F"/>
+        <w:shd w:val="clear" w:color="auto" w:fill="D1D0CB" w:themeFill="accent1" w:themeFillTint="7F"/>
       </w:tcPr>
     </w:tblStylePr>
     <w:tblStylePr w:type="band1Horz">
@@ -20697,7 +20670,7 @@
           <w:insideH w:val="single" w:sz="6" w:space="0" w:color="4F81BD" w:themeColor="accent1"/>
           <w:insideV w:val="single" w:sz="6" w:space="0" w:color="4F81BD" w:themeColor="accent1"/>
         </w:tcBorders>
-        <w:shd w:val="clear" w:color="auto" w:fill="A7BFDE" w:themeFill="accent1" w:themeFillTint="7F"/>
+        <w:shd w:val="clear" w:color="auto" w:fill="D1D0CB" w:themeFill="accent1" w:themeFillTint="7F"/>
       </w:tcPr>
     </w:tblStylePr>
     <w:tblStylePr w:type="nwCell">
@@ -20717,7 +20690,7 @@
     </w:pPr>
     <w:rPr>
       <w:rFonts w:asciiTheme="majorHAnsi" w:eastAsiaTheme="majorEastAsia" w:hAnsiTheme="majorHAnsi" w:cstheme="majorBidi"/>
-      <w:color w:val="000000" w:themeColor="text1"/>
+      <w:color w:val="131237" w:themeColor="text1"/>
     </w:rPr>
     <w:tblPr>
       <w:tblStyleRowBandSize w:val="1"/>
@@ -20739,24 +20712,24 @@
       </w:tblCellMar>
     </w:tblPr>
     <w:tcPr>
-      <w:shd w:val="clear" w:color="auto" w:fill="EFD3D2" w:themeFill="accent2" w:themeFillTint="3F"/>
+      <w:shd w:val="clear" w:color="auto" w:fill="D1D0CB" w:themeFill="accent2" w:themeFillTint="3F"/>
     </w:tcPr>
     <w:tblStylePr w:type="firstRow">
       <w:rPr>
         <w:b/>
         <w:bCs/>
-        <w:color w:val="000000" w:themeColor="text1"/>
-      </w:rPr>
-      <w:tblPr/>
-      <w:tcPr>
-        <w:shd w:val="clear" w:color="auto" w:fill="F8EDED" w:themeFill="accent2" w:themeFillTint="19"/>
+        <w:color w:val="131237" w:themeColor="text1"/>
+      </w:rPr>
+      <w:tblPr/>
+      <w:tcPr>
+        <w:shd w:val="clear" w:color="auto" w:fill="FFFFFF" w:themeFill="accent2" w:themeFillTint="19"/>
       </w:tcPr>
     </w:tblStylePr>
     <w:tblStylePr w:type="lastRow">
       <w:rPr>
         <w:b/>
         <w:bCs/>
-        <w:color w:val="000000" w:themeColor="text1"/>
+        <w:color w:val="131237" w:themeColor="text1"/>
       </w:rPr>
       <w:tblPr/>
       <w:tcPr>
@@ -20775,7 +20748,7 @@
       <w:rPr>
         <w:b/>
         <w:bCs/>
-        <w:color w:val="000000" w:themeColor="text1"/>
+        <w:color w:val="131237" w:themeColor="text1"/>
       </w:rPr>
       <w:tblPr/>
       <w:tcPr>
@@ -20794,7 +20767,7 @@
       <w:rPr>
         <w:b w:val="0"/>
         <w:bCs w:val="0"/>
-        <w:color w:val="000000" w:themeColor="text1"/>
+        <w:color w:val="131237" w:themeColor="text1"/>
       </w:rPr>
       <w:tblPr/>
       <w:tcPr>
@@ -20806,13 +20779,13 @@
           <w:insideH w:val="nil"/>
           <w:insideV w:val="nil"/>
         </w:tcBorders>
-        <w:shd w:val="clear" w:color="auto" w:fill="F2DBDB" w:themeFill="accent2" w:themeFillTint="33"/>
+        <w:shd w:val="clear" w:color="auto" w:fill="D1D0CB" w:themeFill="accent2" w:themeFillTint="33"/>
       </w:tcPr>
     </w:tblStylePr>
     <w:tblStylePr w:type="band1Vert">
       <w:tblPr/>
       <w:tcPr>
-        <w:shd w:val="clear" w:color="auto" w:fill="DFA7A6" w:themeFill="accent2" w:themeFillTint="7F"/>
+        <w:shd w:val="clear" w:color="auto" w:fill="D1D0CB" w:themeFill="accent2" w:themeFillTint="7F"/>
       </w:tcPr>
     </w:tblStylePr>
     <w:tblStylePr w:type="band1Horz">
@@ -20822,7 +20795,7 @@
           <w:insideH w:val="single" w:sz="6" w:space="0" w:color="C0504D" w:themeColor="accent2"/>
           <w:insideV w:val="single" w:sz="6" w:space="0" w:color="C0504D" w:themeColor="accent2"/>
         </w:tcBorders>
-        <w:shd w:val="clear" w:color="auto" w:fill="DFA7A6" w:themeFill="accent2" w:themeFillTint="7F"/>
+        <w:shd w:val="clear" w:color="auto" w:fill="D1D0CB" w:themeFill="accent2" w:themeFillTint="7F"/>
       </w:tcPr>
     </w:tblStylePr>
     <w:tblStylePr w:type="nwCell">
@@ -20842,7 +20815,7 @@
     </w:pPr>
     <w:rPr>
       <w:rFonts w:asciiTheme="majorHAnsi" w:eastAsiaTheme="majorEastAsia" w:hAnsiTheme="majorHAnsi" w:cstheme="majorBidi"/>
-      <w:color w:val="000000" w:themeColor="text1"/>
+      <w:color w:val="131237" w:themeColor="text1"/>
     </w:rPr>
     <w:tblPr>
       <w:tblStyleRowBandSize w:val="1"/>
@@ -20864,24 +20837,24 @@
       </w:tblCellMar>
     </w:tblPr>
     <w:tcPr>
-      <w:shd w:val="clear" w:color="auto" w:fill="E6EED5" w:themeFill="accent3" w:themeFillTint="3F"/>
+      <w:shd w:val="clear" w:color="auto" w:fill="D1D0CB" w:themeFill="accent3" w:themeFillTint="3F"/>
     </w:tcPr>
     <w:tblStylePr w:type="firstRow">
       <w:rPr>
         <w:b/>
         <w:bCs/>
-        <w:color w:val="000000" w:themeColor="text1"/>
-      </w:rPr>
-      <w:tblPr/>
-      <w:tcPr>
-        <w:shd w:val="clear" w:color="auto" w:fill="F5F8EE" w:themeFill="accent3" w:themeFillTint="19"/>
+        <w:color w:val="131237" w:themeColor="text1"/>
+      </w:rPr>
+      <w:tblPr/>
+      <w:tcPr>
+        <w:shd w:val="clear" w:color="auto" w:fill="FFFFFF" w:themeFill="accent3" w:themeFillTint="19"/>
       </w:tcPr>
     </w:tblStylePr>
     <w:tblStylePr w:type="lastRow">
       <w:rPr>
         <w:b/>
         <w:bCs/>
-        <w:color w:val="000000" w:themeColor="text1"/>
+        <w:color w:val="131237" w:themeColor="text1"/>
       </w:rPr>
       <w:tblPr/>
       <w:tcPr>
@@ -20900,7 +20873,7 @@
       <w:rPr>
         <w:b/>
         <w:bCs/>
-        <w:color w:val="000000" w:themeColor="text1"/>
+        <w:color w:val="131237" w:themeColor="text1"/>
       </w:rPr>
       <w:tblPr/>
       <w:tcPr>
@@ -20919,7 +20892,7 @@
       <w:rPr>
         <w:b w:val="0"/>
         <w:bCs w:val="0"/>
-        <w:color w:val="000000" w:themeColor="text1"/>
+        <w:color w:val="131237" w:themeColor="text1"/>
       </w:rPr>
       <w:tblPr/>
       <w:tcPr>
@@ -20931,13 +20904,13 @@
           <w:insideH w:val="nil"/>
           <w:insideV w:val="nil"/>
         </w:tcBorders>
-        <w:shd w:val="clear" w:color="auto" w:fill="EAF1DD" w:themeFill="accent3" w:themeFillTint="33"/>
+        <w:shd w:val="clear" w:color="auto" w:fill="FFFFFF" w:themeFill="accent3" w:themeFillTint="33"/>
       </w:tcPr>
     </w:tblStylePr>
     <w:tblStylePr w:type="band1Vert">
       <w:tblPr/>
       <w:tcPr>
-        <w:shd w:val="clear" w:color="auto" w:fill="CDDDAC" w:themeFill="accent3" w:themeFillTint="7F"/>
+        <w:shd w:val="clear" w:color="auto" w:fill="D1D0CB" w:themeFill="accent3" w:themeFillTint="7F"/>
       </w:tcPr>
     </w:tblStylePr>
     <w:tblStylePr w:type="band1Horz">
@@ -20947,7 +20920,7 @@
           <w:insideH w:val="single" w:sz="6" w:space="0" w:color="9BBB59" w:themeColor="accent3"/>
           <w:insideV w:val="single" w:sz="6" w:space="0" w:color="9BBB59" w:themeColor="accent3"/>
         </w:tcBorders>
-        <w:shd w:val="clear" w:color="auto" w:fill="CDDDAC" w:themeFill="accent3" w:themeFillTint="7F"/>
+        <w:shd w:val="clear" w:color="auto" w:fill="D1D0CB" w:themeFill="accent3" w:themeFillTint="7F"/>
       </w:tcPr>
     </w:tblStylePr>
     <w:tblStylePr w:type="nwCell">
@@ -20967,7 +20940,7 @@
     </w:pPr>
     <w:rPr>
       <w:rFonts w:asciiTheme="majorHAnsi" w:eastAsiaTheme="majorEastAsia" w:hAnsiTheme="majorHAnsi" w:cstheme="majorBidi"/>
-      <w:color w:val="000000" w:themeColor="text1"/>
+      <w:color w:val="131237" w:themeColor="text1"/>
     </w:rPr>
     <w:tblPr>
       <w:tblStyleRowBandSize w:val="1"/>
@@ -20989,24 +20962,24 @@
       </w:tblCellMar>
     </w:tblPr>
     <w:tcPr>
-      <w:shd w:val="clear" w:color="auto" w:fill="DFD8E8" w:themeFill="accent4" w:themeFillTint="3F"/>
+      <w:shd w:val="clear" w:color="auto" w:fill="D1D0CB" w:themeFill="accent4" w:themeFillTint="3F"/>
     </w:tcPr>
     <w:tblStylePr w:type="firstRow">
       <w:rPr>
         <w:b/>
         <w:bCs/>
-        <w:color w:val="000000" w:themeColor="text1"/>
-      </w:rPr>
-      <w:tblPr/>
-      <w:tcPr>
-        <w:shd w:val="clear" w:color="auto" w:fill="F2EFF6" w:themeFill="accent4" w:themeFillTint="19"/>
+        <w:color w:val="131237" w:themeColor="text1"/>
+      </w:rPr>
+      <w:tblPr/>
+      <w:tcPr>
+        <w:shd w:val="clear" w:color="auto" w:fill="FFFFFF" w:themeFill="accent4" w:themeFillTint="19"/>
       </w:tcPr>
     </w:tblStylePr>
     <w:tblStylePr w:type="lastRow">
       <w:rPr>
         <w:b/>
         <w:bCs/>
-        <w:color w:val="000000" w:themeColor="text1"/>
+        <w:color w:val="131237" w:themeColor="text1"/>
       </w:rPr>
       <w:tblPr/>
       <w:tcPr>
@@ -21025,7 +20998,7 @@
       <w:rPr>
         <w:b/>
         <w:bCs/>
-        <w:color w:val="000000" w:themeColor="text1"/>
+        <w:color w:val="131237" w:themeColor="text1"/>
       </w:rPr>
       <w:tblPr/>
       <w:tcPr>
@@ -21044,7 +21017,7 @@
       <w:rPr>
         <w:b w:val="0"/>
         <w:bCs w:val="0"/>
-        <w:color w:val="000000" w:themeColor="text1"/>
+        <w:color w:val="131237" w:themeColor="text1"/>
       </w:rPr>
       <w:tblPr/>
       <w:tcPr>
@@ -21056,13 +21029,13 @@
           <w:insideH w:val="nil"/>
           <w:insideV w:val="nil"/>
         </w:tcBorders>
-        <w:shd w:val="clear" w:color="auto" w:fill="E5DFEC" w:themeFill="accent4" w:themeFillTint="33"/>
+        <w:shd w:val="clear" w:color="auto" w:fill="D1D0CB" w:themeFill="accent4" w:themeFillTint="33"/>
       </w:tcPr>
     </w:tblStylePr>
     <w:tblStylePr w:type="band1Vert">
       <w:tblPr/>
       <w:tcPr>
-        <w:shd w:val="clear" w:color="auto" w:fill="BFB1D0" w:themeFill="accent4" w:themeFillTint="7F"/>
+        <w:shd w:val="clear" w:color="auto" w:fill="D1D0CB" w:themeFill="accent4" w:themeFillTint="7F"/>
       </w:tcPr>
     </w:tblStylePr>
     <w:tblStylePr w:type="band1Horz">
@@ -21072,7 +21045,7 @@
           <w:insideH w:val="single" w:sz="6" w:space="0" w:color="8064A2" w:themeColor="accent4"/>
           <w:insideV w:val="single" w:sz="6" w:space="0" w:color="8064A2" w:themeColor="accent4"/>
         </w:tcBorders>
-        <w:shd w:val="clear" w:color="auto" w:fill="BFB1D0" w:themeFill="accent4" w:themeFillTint="7F"/>
+        <w:shd w:val="clear" w:color="auto" w:fill="D1D0CB" w:themeFill="accent4" w:themeFillTint="7F"/>
       </w:tcPr>
     </w:tblStylePr>
     <w:tblStylePr w:type="nwCell">
@@ -21092,7 +21065,7 @@
     </w:pPr>
     <w:rPr>
       <w:rFonts w:asciiTheme="majorHAnsi" w:eastAsiaTheme="majorEastAsia" w:hAnsiTheme="majorHAnsi" w:cstheme="majorBidi"/>
-      <w:color w:val="000000" w:themeColor="text1"/>
+      <w:color w:val="131237" w:themeColor="text1"/>
     </w:rPr>
     <w:tblPr>
       <w:tblStyleRowBandSize w:val="1"/>
@@ -21114,24 +21087,24 @@
       </w:tblCellMar>
     </w:tblPr>
     <w:tcPr>
-      <w:shd w:val="clear" w:color="auto" w:fill="D2EAF1" w:themeFill="accent5" w:themeFillTint="3F"/>
+      <w:shd w:val="clear" w:color="auto" w:fill="D1D0CB" w:themeFill="accent5" w:themeFillTint="3F"/>
     </w:tcPr>
     <w:tblStylePr w:type="firstRow">
       <w:rPr>
         <w:b/>
         <w:bCs/>
-        <w:color w:val="000000" w:themeColor="text1"/>
-      </w:rPr>
-      <w:tblPr/>
-      <w:tcPr>
-        <w:shd w:val="clear" w:color="auto" w:fill="EDF6F9" w:themeFill="accent5" w:themeFillTint="19"/>
+        <w:color w:val="131237" w:themeColor="text1"/>
+      </w:rPr>
+      <w:tblPr/>
+      <w:tcPr>
+        <w:shd w:val="clear" w:color="auto" w:fill="FFFFFF" w:themeFill="accent5" w:themeFillTint="19"/>
       </w:tcPr>
     </w:tblStylePr>
     <w:tblStylePr w:type="lastRow">
       <w:rPr>
         <w:b/>
         <w:bCs/>
-        <w:color w:val="000000" w:themeColor="text1"/>
+        <w:color w:val="131237" w:themeColor="text1"/>
       </w:rPr>
       <w:tblPr/>
       <w:tcPr>
@@ -21150,7 +21123,7 @@
       <w:rPr>
         <w:b/>
         <w:bCs/>
-        <w:color w:val="000000" w:themeColor="text1"/>
+        <w:color w:val="131237" w:themeColor="text1"/>
       </w:rPr>
       <w:tblPr/>
       <w:tcPr>
@@ -21169,7 +21142,7 @@
       <w:rPr>
         <w:b w:val="0"/>
         <w:bCs w:val="0"/>
-        <w:color w:val="000000" w:themeColor="text1"/>
+        <w:color w:val="131237" w:themeColor="text1"/>
       </w:rPr>
       <w:tblPr/>
       <w:tcPr>
@@ -21181,13 +21154,13 @@
           <w:insideH w:val="nil"/>
           <w:insideV w:val="nil"/>
         </w:tcBorders>
-        <w:shd w:val="clear" w:color="auto" w:fill="DAEEF3" w:themeFill="accent5" w:themeFillTint="33"/>
+        <w:shd w:val="clear" w:color="auto" w:fill="FFFFFF" w:themeFill="accent5" w:themeFillTint="33"/>
       </w:tcPr>
     </w:tblStylePr>
     <w:tblStylePr w:type="band1Vert">
       <w:tblPr/>
       <w:tcPr>
-        <w:shd w:val="clear" w:color="auto" w:fill="A5D5E2" w:themeFill="accent5" w:themeFillTint="7F"/>
+        <w:shd w:val="clear" w:color="auto" w:fill="D1D0CB" w:themeFill="accent5" w:themeFillTint="7F"/>
       </w:tcPr>
     </w:tblStylePr>
     <w:tblStylePr w:type="band1Horz">
@@ -21197,7 +21170,7 @@
           <w:insideH w:val="single" w:sz="6" w:space="0" w:color="4BACC6" w:themeColor="accent5"/>
           <w:insideV w:val="single" w:sz="6" w:space="0" w:color="4BACC6" w:themeColor="accent5"/>
         </w:tcBorders>
-        <w:shd w:val="clear" w:color="auto" w:fill="A5D5E2" w:themeFill="accent5" w:themeFillTint="7F"/>
+        <w:shd w:val="clear" w:color="auto" w:fill="D1D0CB" w:themeFill="accent5" w:themeFillTint="7F"/>
       </w:tcPr>
     </w:tblStylePr>
     <w:tblStylePr w:type="nwCell">
@@ -21217,7 +21190,7 @@
     </w:pPr>
     <w:rPr>
       <w:rFonts w:asciiTheme="majorHAnsi" w:eastAsiaTheme="majorEastAsia" w:hAnsiTheme="majorHAnsi" w:cstheme="majorBidi"/>
-      <w:color w:val="000000" w:themeColor="text1"/>
+      <w:color w:val="131237" w:themeColor="text1"/>
     </w:rPr>
     <w:tblPr>
       <w:tblStyleRowBandSize w:val="1"/>
@@ -21239,24 +21212,24 @@
       </w:tblCellMar>
     </w:tblPr>
     <w:tcPr>
-      <w:shd w:val="clear" w:color="auto" w:fill="FDE4D0" w:themeFill="accent6" w:themeFillTint="3F"/>
+      <w:shd w:val="clear" w:color="auto" w:fill="D1D0CB" w:themeFill="accent6" w:themeFillTint="3F"/>
     </w:tcPr>
     <w:tblStylePr w:type="firstRow">
       <w:rPr>
         <w:b/>
         <w:bCs/>
-        <w:color w:val="000000" w:themeColor="text1"/>
-      </w:rPr>
-      <w:tblPr/>
-      <w:tcPr>
-        <w:shd w:val="clear" w:color="auto" w:fill="FEF4EC" w:themeFill="accent6" w:themeFillTint="19"/>
+        <w:color w:val="131237" w:themeColor="text1"/>
+      </w:rPr>
+      <w:tblPr/>
+      <w:tcPr>
+        <w:shd w:val="clear" w:color="auto" w:fill="FFFFFF" w:themeFill="accent6" w:themeFillTint="19"/>
       </w:tcPr>
     </w:tblStylePr>
     <w:tblStylePr w:type="lastRow">
       <w:rPr>
         <w:b/>
         <w:bCs/>
-        <w:color w:val="000000" w:themeColor="text1"/>
+        <w:color w:val="131237" w:themeColor="text1"/>
       </w:rPr>
       <w:tblPr/>
       <w:tcPr>
@@ -21275,7 +21248,7 @@
       <w:rPr>
         <w:b/>
         <w:bCs/>
-        <w:color w:val="000000" w:themeColor="text1"/>
+        <w:color w:val="131237" w:themeColor="text1"/>
       </w:rPr>
       <w:tblPr/>
       <w:tcPr>
@@ -21294,7 +21267,7 @@
       <w:rPr>
         <w:b w:val="0"/>
         <w:bCs w:val="0"/>
-        <w:color w:val="000000" w:themeColor="text1"/>
+        <w:color w:val="131237" w:themeColor="text1"/>
       </w:rPr>
       <w:tblPr/>
       <w:tcPr>
@@ -21306,13 +21279,13 @@
           <w:insideH w:val="nil"/>
           <w:insideV w:val="nil"/>
         </w:tcBorders>
-        <w:shd w:val="clear" w:color="auto" w:fill="FDE9D9" w:themeFill="accent6" w:themeFillTint="33"/>
+        <w:shd w:val="clear" w:color="auto" w:fill="FFFFFF" w:themeFill="accent6" w:themeFillTint="33"/>
       </w:tcPr>
     </w:tblStylePr>
     <w:tblStylePr w:type="band1Vert">
       <w:tblPr/>
       <w:tcPr>
-        <w:shd w:val="clear" w:color="auto" w:fill="FBCAA2" w:themeFill="accent6" w:themeFillTint="7F"/>
+        <w:shd w:val="clear" w:color="auto" w:fill="D1D0CB" w:themeFill="accent6" w:themeFillTint="7F"/>
       </w:tcPr>
     </w:tblStylePr>
     <w:tblStylePr w:type="band1Horz">
@@ -21322,7 +21295,7 @@
           <w:insideH w:val="single" w:sz="6" w:space="0" w:color="F79646" w:themeColor="accent6"/>
           <w:insideV w:val="single" w:sz="6" w:space="0" w:color="F79646" w:themeColor="accent6"/>
         </w:tcBorders>
-        <w:shd w:val="clear" w:color="auto" w:fill="FBCAA2" w:themeFill="accent6" w:themeFillTint="7F"/>
+        <w:shd w:val="clear" w:color="auto" w:fill="D1D0CB" w:themeFill="accent6" w:themeFillTint="7F"/>
       </w:tcPr>
     </w:tblStylePr>
     <w:tblStylePr w:type="nwCell">
@@ -21360,7 +21333,7 @@
       </w:tblCellMar>
     </w:tblPr>
     <w:tcPr>
-      <w:shd w:val="clear" w:color="auto" w:fill="C0C0C0" w:themeFill="text1" w:themeFillTint="3F"/>
+      <w:shd w:val="clear" w:color="auto" w:fill="D1D0CB" w:themeFill="text1" w:themeFillTint="3F"/>
     </w:tcPr>
     <w:tblStylePr w:type="firstRow">
       <w:rPr>
@@ -21380,7 +21353,7 @@
           <w:insideH w:val="nil"/>
           <w:insideV w:val="single" w:sz="8" w:space="0" w:color="FFFFFF" w:themeColor="background1"/>
         </w:tcBorders>
-        <w:shd w:val="clear" w:color="auto" w:fill="000000" w:themeFill="text1"/>
+        <w:shd w:val="clear" w:color="auto" w:fill="131237" w:themeFill="text1"/>
       </w:tcPr>
     </w:tblStylePr>
     <w:tblStylePr w:type="lastRow">
@@ -21401,7 +21374,7 @@
           <w:insideH w:val="nil"/>
           <w:insideV w:val="single" w:sz="8" w:space="0" w:color="FFFFFF" w:themeColor="background1"/>
         </w:tcBorders>
-        <w:shd w:val="clear" w:color="auto" w:fill="000000" w:themeFill="text1"/>
+        <w:shd w:val="clear" w:color="auto" w:fill="131237" w:themeFill="text1"/>
       </w:tcPr>
     </w:tblStylePr>
     <w:tblStylePr w:type="firstCol">
@@ -21420,7 +21393,7 @@
           <w:insideH w:val="nil"/>
           <w:insideV w:val="nil"/>
         </w:tcBorders>
-        <w:shd w:val="clear" w:color="auto" w:fill="000000" w:themeFill="text1"/>
+        <w:shd w:val="clear" w:color="auto" w:fill="131237" w:themeFill="text1"/>
       </w:tcPr>
     </w:tblStylePr>
     <w:tblStylePr w:type="lastCol">
@@ -21441,7 +21414,7 @@
           <w:insideH w:val="nil"/>
           <w:insideV w:val="nil"/>
         </w:tcBorders>
-        <w:shd w:val="clear" w:color="auto" w:fill="000000" w:themeFill="text1"/>
+        <w:shd w:val="clear" w:color="auto" w:fill="131237" w:themeFill="text1"/>
       </w:tcPr>
     </w:tblStylePr>
     <w:tblStylePr w:type="band1Vert">
@@ -21455,7 +21428,7 @@
           <w:insideH w:val="nil"/>
           <w:insideV w:val="nil"/>
         </w:tcBorders>
-        <w:shd w:val="clear" w:color="auto" w:fill="808080" w:themeFill="text1" w:themeFillTint="7F"/>
+        <w:shd w:val="clear" w:color="auto" w:fill="5C6684" w:themeFill="text1" w:themeFillTint="7F"/>
       </w:tcPr>
     </w:tblStylePr>
     <w:tblStylePr w:type="band1Horz">
@@ -21469,7 +21442,7 @@
           <w:insideH w:val="single" w:sz="8" w:space="0" w:color="FFFFFF" w:themeColor="background1"/>
           <w:insideV w:val="single" w:sz="8" w:space="0" w:color="FFFFFF" w:themeColor="background1"/>
         </w:tcBorders>
-        <w:shd w:val="clear" w:color="auto" w:fill="808080" w:themeFill="text1" w:themeFillTint="7F"/>
+        <w:shd w:val="clear" w:color="auto" w:fill="5C6684" w:themeFill="text1" w:themeFillTint="7F"/>
       </w:tcPr>
     </w:tblStylePr>
   </w:style>
@@ -21501,7 +21474,7 @@
       </w:tblCellMar>
     </w:tblPr>
     <w:tcPr>
-      <w:shd w:val="clear" w:color="auto" w:fill="D3DFEE" w:themeFill="accent1" w:themeFillTint="3F"/>
+      <w:shd w:val="clear" w:color="auto" w:fill="D1D0CB" w:themeFill="accent1" w:themeFillTint="3F"/>
     </w:tcPr>
     <w:tblStylePr w:type="firstRow">
       <w:rPr>
@@ -21521,7 +21494,7 @@
           <w:insideH w:val="nil"/>
           <w:insideV w:val="single" w:sz="8" w:space="0" w:color="FFFFFF" w:themeColor="background1"/>
         </w:tcBorders>
-        <w:shd w:val="clear" w:color="auto" w:fill="4F81BD" w:themeFill="accent1"/>
+        <w:shd w:val="clear" w:color="auto" w:fill="5C6684" w:themeFill="accent1"/>
       </w:tcPr>
     </w:tblStylePr>
     <w:tblStylePr w:type="lastRow">
@@ -21542,7 +21515,7 @@
           <w:insideH w:val="nil"/>
           <w:insideV w:val="single" w:sz="8" w:space="0" w:color="FFFFFF" w:themeColor="background1"/>
         </w:tcBorders>
-        <w:shd w:val="clear" w:color="auto" w:fill="4F81BD" w:themeFill="accent1"/>
+        <w:shd w:val="clear" w:color="auto" w:fill="5C6684" w:themeFill="accent1"/>
       </w:tcPr>
     </w:tblStylePr>
     <w:tblStylePr w:type="firstCol">
@@ -21561,7 +21534,7 @@
           <w:insideH w:val="nil"/>
           <w:insideV w:val="nil"/>
         </w:tcBorders>
-        <w:shd w:val="clear" w:color="auto" w:fill="4F81BD" w:themeFill="accent1"/>
+        <w:shd w:val="clear" w:color="auto" w:fill="5C6684" w:themeFill="accent1"/>
       </w:tcPr>
     </w:tblStylePr>
     <w:tblStylePr w:type="lastCol">
@@ -21582,7 +21555,7 @@
           <w:insideH w:val="nil"/>
           <w:insideV w:val="nil"/>
         </w:tcBorders>
-        <w:shd w:val="clear" w:color="auto" w:fill="4F81BD" w:themeFill="accent1"/>
+        <w:shd w:val="clear" w:color="auto" w:fill="5C6684" w:themeFill="accent1"/>
       </w:tcPr>
     </w:tblStylePr>
     <w:tblStylePr w:type="band1Vert">
@@ -21596,7 +21569,7 @@
           <w:insideH w:val="nil"/>
           <w:insideV w:val="nil"/>
         </w:tcBorders>
-        <w:shd w:val="clear" w:color="auto" w:fill="A7BFDE" w:themeFill="accent1" w:themeFillTint="7F"/>
+        <w:shd w:val="clear" w:color="auto" w:fill="D1D0CB" w:themeFill="accent1" w:themeFillTint="7F"/>
       </w:tcPr>
     </w:tblStylePr>
     <w:tblStylePr w:type="band1Horz">
@@ -21610,7 +21583,7 @@
           <w:insideH w:val="single" w:sz="8" w:space="0" w:color="FFFFFF" w:themeColor="background1"/>
           <w:insideV w:val="single" w:sz="8" w:space="0" w:color="FFFFFF" w:themeColor="background1"/>
         </w:tcBorders>
-        <w:shd w:val="clear" w:color="auto" w:fill="A7BFDE" w:themeFill="accent1" w:themeFillTint="7F"/>
+        <w:shd w:val="clear" w:color="auto" w:fill="D1D0CB" w:themeFill="accent1" w:themeFillTint="7F"/>
       </w:tcPr>
     </w:tblStylePr>
   </w:style>
@@ -21642,7 +21615,7 @@
       </w:tblCellMar>
     </w:tblPr>
     <w:tcPr>
-      <w:shd w:val="clear" w:color="auto" w:fill="EFD3D2" w:themeFill="accent2" w:themeFillTint="3F"/>
+      <w:shd w:val="clear" w:color="auto" w:fill="D1D0CB" w:themeFill="accent2" w:themeFillTint="3F"/>
     </w:tcPr>
     <w:tblStylePr w:type="firstRow">
       <w:rPr>
@@ -21662,7 +21635,7 @@
           <w:insideH w:val="nil"/>
           <w:insideV w:val="single" w:sz="8" w:space="0" w:color="FFFFFF" w:themeColor="background1"/>
         </w:tcBorders>
-        <w:shd w:val="clear" w:color="auto" w:fill="C0504D" w:themeFill="accent2"/>
+        <w:shd w:val="clear" w:color="auto" w:fill="5C6684" w:themeFill="accent2"/>
       </w:tcPr>
     </w:tblStylePr>
     <w:tblStylePr w:type="lastRow">
@@ -21683,7 +21656,7 @@
           <w:insideH w:val="nil"/>
           <w:insideV w:val="single" w:sz="8" w:space="0" w:color="FFFFFF" w:themeColor="background1"/>
         </w:tcBorders>
-        <w:shd w:val="clear" w:color="auto" w:fill="C0504D" w:themeFill="accent2"/>
+        <w:shd w:val="clear" w:color="auto" w:fill="5C6684" w:themeFill="accent2"/>
       </w:tcPr>
     </w:tblStylePr>
     <w:tblStylePr w:type="firstCol">
@@ -21702,7 +21675,7 @@
           <w:insideH w:val="nil"/>
           <w:insideV w:val="nil"/>
         </w:tcBorders>
-        <w:shd w:val="clear" w:color="auto" w:fill="C0504D" w:themeFill="accent2"/>
+        <w:shd w:val="clear" w:color="auto" w:fill="5C6684" w:themeFill="accent2"/>
       </w:tcPr>
     </w:tblStylePr>
     <w:tblStylePr w:type="lastCol">
@@ -21723,7 +21696,7 @@
           <w:insideH w:val="nil"/>
           <w:insideV w:val="nil"/>
         </w:tcBorders>
-        <w:shd w:val="clear" w:color="auto" w:fill="C0504D" w:themeFill="accent2"/>
+        <w:shd w:val="clear" w:color="auto" w:fill="5C6684" w:themeFill="accent2"/>
       </w:tcPr>
     </w:tblStylePr>
     <w:tblStylePr w:type="band1Vert">
@@ -21737,7 +21710,7 @@
           <w:insideH w:val="nil"/>
           <w:insideV w:val="nil"/>
         </w:tcBorders>
-        <w:shd w:val="clear" w:color="auto" w:fill="DFA7A6" w:themeFill="accent2" w:themeFillTint="7F"/>
+        <w:shd w:val="clear" w:color="auto" w:fill="D1D0CB" w:themeFill="accent2" w:themeFillTint="7F"/>
       </w:tcPr>
     </w:tblStylePr>
     <w:tblStylePr w:type="band1Horz">
@@ -21751,7 +21724,7 @@
           <w:insideH w:val="single" w:sz="8" w:space="0" w:color="FFFFFF" w:themeColor="background1"/>
           <w:insideV w:val="single" w:sz="8" w:space="0" w:color="FFFFFF" w:themeColor="background1"/>
         </w:tcBorders>
-        <w:shd w:val="clear" w:color="auto" w:fill="DFA7A6" w:themeFill="accent2" w:themeFillTint="7F"/>
+        <w:shd w:val="clear" w:color="auto" w:fill="D1D0CB" w:themeFill="accent2" w:themeFillTint="7F"/>
       </w:tcPr>
     </w:tblStylePr>
   </w:style>
@@ -21783,7 +21756,7 @@
       </w:tblCellMar>
     </w:tblPr>
     <w:tcPr>
-      <w:shd w:val="clear" w:color="auto" w:fill="E6EED5" w:themeFill="accent3" w:themeFillTint="3F"/>
+      <w:shd w:val="clear" w:color="auto" w:fill="D1D0CB" w:themeFill="accent3" w:themeFillTint="3F"/>
     </w:tcPr>
     <w:tblStylePr w:type="firstRow">
       <w:rPr>
@@ -21803,7 +21776,7 @@
           <w:insideH w:val="nil"/>
           <w:insideV w:val="single" w:sz="8" w:space="0" w:color="FFFFFF" w:themeColor="background1"/>
         </w:tcBorders>
-        <w:shd w:val="clear" w:color="auto" w:fill="9BBB59" w:themeFill="accent3"/>
+        <w:shd w:val="clear" w:color="auto" w:fill="5C6684" w:themeFill="accent3"/>
       </w:tcPr>
     </w:tblStylePr>
     <w:tblStylePr w:type="lastRow">
@@ -21824,7 +21797,7 @@
           <w:insideH w:val="nil"/>
           <w:insideV w:val="single" w:sz="8" w:space="0" w:color="FFFFFF" w:themeColor="background1"/>
         </w:tcBorders>
-        <w:shd w:val="clear" w:color="auto" w:fill="9BBB59" w:themeFill="accent3"/>
+        <w:shd w:val="clear" w:color="auto" w:fill="5C6684" w:themeFill="accent3"/>
       </w:tcPr>
     </w:tblStylePr>
     <w:tblStylePr w:type="firstCol">
@@ -21843,7 +21816,7 @@
           <w:insideH w:val="nil"/>
           <w:insideV w:val="nil"/>
         </w:tcBorders>
-        <w:shd w:val="clear" w:color="auto" w:fill="9BBB59" w:themeFill="accent3"/>
+        <w:shd w:val="clear" w:color="auto" w:fill="5C6684" w:themeFill="accent3"/>
       </w:tcPr>
     </w:tblStylePr>
     <w:tblStylePr w:type="lastCol">
@@ -21864,7 +21837,7 @@
           <w:insideH w:val="nil"/>
           <w:insideV w:val="nil"/>
         </w:tcBorders>
-        <w:shd w:val="clear" w:color="auto" w:fill="9BBB59" w:themeFill="accent3"/>
+        <w:shd w:val="clear" w:color="auto" w:fill="5C6684" w:themeFill="accent3"/>
       </w:tcPr>
     </w:tblStylePr>
     <w:tblStylePr w:type="band1Vert">
@@ -21878,7 +21851,7 @@
           <w:insideH w:val="nil"/>
           <w:insideV w:val="nil"/>
         </w:tcBorders>
-        <w:shd w:val="clear" w:color="auto" w:fill="CDDDAC" w:themeFill="accent3" w:themeFillTint="7F"/>
+        <w:shd w:val="clear" w:color="auto" w:fill="D1D0CB" w:themeFill="accent3" w:themeFillTint="7F"/>
       </w:tcPr>
     </w:tblStylePr>
     <w:tblStylePr w:type="band1Horz">
@@ -21892,7 +21865,7 @@
           <w:insideH w:val="single" w:sz="8" w:space="0" w:color="FFFFFF" w:themeColor="background1"/>
           <w:insideV w:val="single" w:sz="8" w:space="0" w:color="FFFFFF" w:themeColor="background1"/>
         </w:tcBorders>
-        <w:shd w:val="clear" w:color="auto" w:fill="CDDDAC" w:themeFill="accent3" w:themeFillTint="7F"/>
+        <w:shd w:val="clear" w:color="auto" w:fill="D1D0CB" w:themeFill="accent3" w:themeFillTint="7F"/>
       </w:tcPr>
     </w:tblStylePr>
   </w:style>
@@ -21924,7 +21897,7 @@
       </w:tblCellMar>
     </w:tblPr>
     <w:tcPr>
-      <w:shd w:val="clear" w:color="auto" w:fill="DFD8E8" w:themeFill="accent4" w:themeFillTint="3F"/>
+      <w:shd w:val="clear" w:color="auto" w:fill="D1D0CB" w:themeFill="accent4" w:themeFillTint="3F"/>
     </w:tcPr>
     <w:tblStylePr w:type="firstRow">
       <w:rPr>
@@ -21944,7 +21917,7 @@
           <w:insideH w:val="nil"/>
           <w:insideV w:val="single" w:sz="8" w:space="0" w:color="FFFFFF" w:themeColor="background1"/>
         </w:tcBorders>
-        <w:shd w:val="clear" w:color="auto" w:fill="8064A2" w:themeFill="accent4"/>
+        <w:shd w:val="clear" w:color="auto" w:fill="5C6684" w:themeFill="accent4"/>
       </w:tcPr>
     </w:tblStylePr>
     <w:tblStylePr w:type="lastRow">
@@ -21965,7 +21938,7 @@
           <w:insideH w:val="nil"/>
           <w:insideV w:val="single" w:sz="8" w:space="0" w:color="FFFFFF" w:themeColor="background1"/>
         </w:tcBorders>
-        <w:shd w:val="clear" w:color="auto" w:fill="8064A2" w:themeFill="accent4"/>
+        <w:shd w:val="clear" w:color="auto" w:fill="5C6684" w:themeFill="accent4"/>
       </w:tcPr>
     </w:tblStylePr>
     <w:tblStylePr w:type="firstCol">
@@ -21984,7 +21957,7 @@
           <w:insideH w:val="nil"/>
           <w:insideV w:val="nil"/>
         </w:tcBorders>
-        <w:shd w:val="clear" w:color="auto" w:fill="8064A2" w:themeFill="accent4"/>
+        <w:shd w:val="clear" w:color="auto" w:fill="5C6684" w:themeFill="accent4"/>
       </w:tcPr>
     </w:tblStylePr>
     <w:tblStylePr w:type="lastCol">
@@ -22005,7 +21978,7 @@
           <w:insideH w:val="nil"/>
           <w:insideV w:val="nil"/>
         </w:tcBorders>
-        <w:shd w:val="clear" w:color="auto" w:fill="8064A2" w:themeFill="accent4"/>
+        <w:shd w:val="clear" w:color="auto" w:fill="5C6684" w:themeFill="accent4"/>
       </w:tcPr>
     </w:tblStylePr>
     <w:tblStylePr w:type="band1Vert">
@@ -22019,7 +21992,7 @@
           <w:insideH w:val="nil"/>
           <w:insideV w:val="nil"/>
         </w:tcBorders>
-        <w:shd w:val="clear" w:color="auto" w:fill="BFB1D0" w:themeFill="accent4" w:themeFillTint="7F"/>
+        <w:shd w:val="clear" w:color="auto" w:fill="D1D0CB" w:themeFill="accent4" w:themeFillTint="7F"/>
       </w:tcPr>
     </w:tblStylePr>
     <w:tblStylePr w:type="band1Horz">
@@ -22033,7 +22006,7 @@
           <w:insideH w:val="single" w:sz="8" w:space="0" w:color="FFFFFF" w:themeColor="background1"/>
           <w:insideV w:val="single" w:sz="8" w:space="0" w:color="FFFFFF" w:themeColor="background1"/>
         </w:tcBorders>
-        <w:shd w:val="clear" w:color="auto" w:fill="BFB1D0" w:themeFill="accent4" w:themeFillTint="7F"/>
+        <w:shd w:val="clear" w:color="auto" w:fill="D1D0CB" w:themeFill="accent4" w:themeFillTint="7F"/>
       </w:tcPr>
     </w:tblStylePr>
   </w:style>
@@ -22065,7 +22038,7 @@
       </w:tblCellMar>
     </w:tblPr>
     <w:tcPr>
-      <w:shd w:val="clear" w:color="auto" w:fill="D2EAF1" w:themeFill="accent5" w:themeFillTint="3F"/>
+      <w:shd w:val="clear" w:color="auto" w:fill="D1D0CB" w:themeFill="accent5" w:themeFillTint="3F"/>
     </w:tcPr>
     <w:tblStylePr w:type="firstRow">
       <w:rPr>
@@ -22085,7 +22058,7 @@
           <w:insideH w:val="nil"/>
           <w:insideV w:val="single" w:sz="8" w:space="0" w:color="FFFFFF" w:themeColor="background1"/>
         </w:tcBorders>
-        <w:shd w:val="clear" w:color="auto" w:fill="4BACC6" w:themeFill="accent5"/>
+        <w:shd w:val="clear" w:color="auto" w:fill="5C6684" w:themeFill="accent5"/>
       </w:tcPr>
     </w:tblStylePr>
     <w:tblStylePr w:type="lastRow">
@@ -22106,7 +22079,7 @@
           <w:insideH w:val="nil"/>
           <w:insideV w:val="single" w:sz="8" w:space="0" w:color="FFFFFF" w:themeColor="background1"/>
         </w:tcBorders>
-        <w:shd w:val="clear" w:color="auto" w:fill="4BACC6" w:themeFill="accent5"/>
+        <w:shd w:val="clear" w:color="auto" w:fill="5C6684" w:themeFill="accent5"/>
       </w:tcPr>
     </w:tblStylePr>
     <w:tblStylePr w:type="firstCol">
@@ -22125,7 +22098,7 @@
           <w:insideH w:val="nil"/>
           <w:insideV w:val="nil"/>
         </w:tcBorders>
-        <w:shd w:val="clear" w:color="auto" w:fill="4BACC6" w:themeFill="accent5"/>
+        <w:shd w:val="clear" w:color="auto" w:fill="5C6684" w:themeFill="accent5"/>
       </w:tcPr>
     </w:tblStylePr>
     <w:tblStylePr w:type="lastCol">
@@ -22146,7 +22119,7 @@
           <w:insideH w:val="nil"/>
           <w:insideV w:val="nil"/>
         </w:tcBorders>
-        <w:shd w:val="clear" w:color="auto" w:fill="4BACC6" w:themeFill="accent5"/>
+        <w:shd w:val="clear" w:color="auto" w:fill="5C6684" w:themeFill="accent5"/>
       </w:tcPr>
     </w:tblStylePr>
     <w:tblStylePr w:type="band1Vert">
@@ -22160,7 +22133,7 @@
           <w:insideH w:val="nil"/>
           <w:insideV w:val="nil"/>
         </w:tcBorders>
-        <w:shd w:val="clear" w:color="auto" w:fill="A5D5E2" w:themeFill="accent5" w:themeFillTint="7F"/>
+        <w:shd w:val="clear" w:color="auto" w:fill="D1D0CB" w:themeFill="accent5" w:themeFillTint="7F"/>
       </w:tcPr>
     </w:tblStylePr>
     <w:tblStylePr w:type="band1Horz">
@@ -22174,7 +22147,7 @@
           <w:insideH w:val="single" w:sz="8" w:space="0" w:color="FFFFFF" w:themeColor="background1"/>
           <w:insideV w:val="single" w:sz="8" w:space="0" w:color="FFFFFF" w:themeColor="background1"/>
         </w:tcBorders>
-        <w:shd w:val="clear" w:color="auto" w:fill="A5D5E2" w:themeFill="accent5" w:themeFillTint="7F"/>
+        <w:shd w:val="clear" w:color="auto" w:fill="D1D0CB" w:themeFill="accent5" w:themeFillTint="7F"/>
       </w:tcPr>
     </w:tblStylePr>
   </w:style>
@@ -22206,7 +22179,7 @@
       </w:tblCellMar>
     </w:tblPr>
     <w:tcPr>
-      <w:shd w:val="clear" w:color="auto" w:fill="FDE4D0" w:themeFill="accent6" w:themeFillTint="3F"/>
+      <w:shd w:val="clear" w:color="auto" w:fill="D1D0CB" w:themeFill="accent6" w:themeFillTint="3F"/>
     </w:tcPr>
     <w:tblStylePr w:type="firstRow">
       <w:rPr>
@@ -22226,7 +22199,7 @@
           <w:insideH w:val="nil"/>
           <w:insideV w:val="single" w:sz="8" w:space="0" w:color="FFFFFF" w:themeColor="background1"/>
         </w:tcBorders>
-        <w:shd w:val="clear" w:color="auto" w:fill="F79646" w:themeFill="accent6"/>
+        <w:shd w:val="clear" w:color="auto" w:fill="D1D0CB" w:themeFill="accent6"/>
       </w:tcPr>
     </w:tblStylePr>
     <w:tblStylePr w:type="lastRow">
@@ -22247,7 +22220,7 @@
           <w:insideH w:val="nil"/>
           <w:insideV w:val="single" w:sz="8" w:space="0" w:color="FFFFFF" w:themeColor="background1"/>
         </w:tcBorders>
-        <w:shd w:val="clear" w:color="auto" w:fill="F79646" w:themeFill="accent6"/>
+        <w:shd w:val="clear" w:color="auto" w:fill="D1D0CB" w:themeFill="accent6"/>
       </w:tcPr>
     </w:tblStylePr>
     <w:tblStylePr w:type="firstCol">
@@ -22266,7 +22239,7 @@
           <w:insideH w:val="nil"/>
           <w:insideV w:val="nil"/>
         </w:tcBorders>
-        <w:shd w:val="clear" w:color="auto" w:fill="F79646" w:themeFill="accent6"/>
+        <w:shd w:val="clear" w:color="auto" w:fill="D1D0CB" w:themeFill="accent6"/>
       </w:tcPr>
     </w:tblStylePr>
     <w:tblStylePr w:type="lastCol">
@@ -22287,7 +22260,7 @@
           <w:insideH w:val="nil"/>
           <w:insideV w:val="nil"/>
         </w:tcBorders>
-        <w:shd w:val="clear" w:color="auto" w:fill="F79646" w:themeFill="accent6"/>
+        <w:shd w:val="clear" w:color="auto" w:fill="D1D0CB" w:themeFill="accent6"/>
       </w:tcPr>
     </w:tblStylePr>
     <w:tblStylePr w:type="band1Vert">
@@ -22301,7 +22274,7 @@
           <w:insideH w:val="nil"/>
           <w:insideV w:val="nil"/>
         </w:tcBorders>
-        <w:shd w:val="clear" w:color="auto" w:fill="FBCAA2" w:themeFill="accent6" w:themeFillTint="7F"/>
+        <w:shd w:val="clear" w:color="auto" w:fill="D1D0CB" w:themeFill="accent6" w:themeFillTint="7F"/>
       </w:tcPr>
     </w:tblStylePr>
     <w:tblStylePr w:type="band1Horz">
@@ -22315,7 +22288,7 @@
           <w:insideH w:val="single" w:sz="8" w:space="0" w:color="FFFFFF" w:themeColor="background1"/>
           <w:insideV w:val="single" w:sz="8" w:space="0" w:color="FFFFFF" w:themeColor="background1"/>
         </w:tcBorders>
-        <w:shd w:val="clear" w:color="auto" w:fill="FBCAA2" w:themeFill="accent6" w:themeFillTint="7F"/>
+        <w:shd w:val="clear" w:color="auto" w:fill="D1D0CB" w:themeFill="accent6" w:themeFillTint="7F"/>
       </w:tcPr>
     </w:tblStylePr>
   </w:style>
@@ -22342,7 +22315,7 @@
       </w:tblCellMar>
     </w:tblPr>
     <w:tcPr>
-      <w:shd w:val="clear" w:color="auto" w:fill="000000" w:themeFill="text1"/>
+      <w:shd w:val="clear" w:color="auto" w:fill="131237" w:themeFill="text1"/>
     </w:tcPr>
     <w:tblStylePr w:type="firstRow">
       <w:rPr>
@@ -22359,7 +22332,7 @@
           <w:insideH w:val="nil"/>
           <w:insideV w:val="nil"/>
         </w:tcBorders>
-        <w:shd w:val="clear" w:color="auto" w:fill="000000" w:themeFill="text1"/>
+        <w:shd w:val="clear" w:color="auto" w:fill="131237" w:themeFill="text1"/>
       </w:tcPr>
     </w:tblStylePr>
     <w:tblStylePr w:type="lastRow">
@@ -22373,7 +22346,7 @@
           <w:insideH w:val="nil"/>
           <w:insideV w:val="nil"/>
         </w:tcBorders>
-        <w:shd w:val="clear" w:color="auto" w:fill="000000" w:themeFill="text1" w:themeFillShade="7F"/>
+        <w:shd w:val="clear" w:color="auto" w:fill="131237" w:themeFill="text1" w:themeFillShade="7F"/>
       </w:tcPr>
     </w:tblStylePr>
     <w:tblStylePr w:type="firstCol">
@@ -22387,7 +22360,7 @@
           <w:insideH w:val="nil"/>
           <w:insideV w:val="nil"/>
         </w:tcBorders>
-        <w:shd w:val="clear" w:color="auto" w:fill="000000" w:themeFill="text1" w:themeFillShade="BF"/>
+        <w:shd w:val="clear" w:color="auto" w:fill="131237" w:themeFill="text1" w:themeFillShade="BF"/>
       </w:tcPr>
     </w:tblStylePr>
     <w:tblStylePr w:type="lastCol">
@@ -22401,7 +22374,7 @@
           <w:insideH w:val="nil"/>
           <w:insideV w:val="nil"/>
         </w:tcBorders>
-        <w:shd w:val="clear" w:color="auto" w:fill="000000" w:themeFill="text1" w:themeFillShade="BF"/>
+        <w:shd w:val="clear" w:color="auto" w:fill="131237" w:themeFill="text1" w:themeFillShade="BF"/>
       </w:tcPr>
     </w:tblStylePr>
     <w:tblStylePr w:type="band1Vert">
@@ -22415,7 +22388,7 @@
           <w:insideH w:val="nil"/>
           <w:insideV w:val="nil"/>
         </w:tcBorders>
-        <w:shd w:val="clear" w:color="auto" w:fill="000000" w:themeFill="text1" w:themeFillShade="BF"/>
+        <w:shd w:val="clear" w:color="auto" w:fill="131237" w:themeFill="text1" w:themeFillShade="BF"/>
       </w:tcPr>
     </w:tblStylePr>
     <w:tblStylePr w:type="band1Horz">
@@ -22429,7 +22402,7 @@
           <w:insideH w:val="nil"/>
           <w:insideV w:val="nil"/>
         </w:tcBorders>
-        <w:shd w:val="clear" w:color="auto" w:fill="000000" w:themeFill="text1" w:themeFillShade="BF"/>
+        <w:shd w:val="clear" w:color="auto" w:fill="131237" w:themeFill="text1" w:themeFillShade="BF"/>
       </w:tcPr>
     </w:tblStylePr>
   </w:style>
@@ -22456,7 +22429,7 @@
       </w:tblCellMar>
     </w:tblPr>
     <w:tcPr>
-      <w:shd w:val="clear" w:color="auto" w:fill="4F81BD" w:themeFill="accent1"/>
+      <w:shd w:val="clear" w:color="auto" w:fill="5C6684" w:themeFill="accent1"/>
     </w:tcPr>
     <w:tblStylePr w:type="firstRow">
       <w:rPr>
@@ -22473,7 +22446,7 @@
           <w:insideH w:val="nil"/>
           <w:insideV w:val="nil"/>
         </w:tcBorders>
-        <w:shd w:val="clear" w:color="auto" w:fill="000000" w:themeFill="text1"/>
+        <w:shd w:val="clear" w:color="auto" w:fill="131237" w:themeFill="text1"/>
       </w:tcPr>
     </w:tblStylePr>
     <w:tblStylePr w:type="lastRow">
@@ -22487,7 +22460,7 @@
           <w:insideH w:val="nil"/>
           <w:insideV w:val="nil"/>
         </w:tcBorders>
-        <w:shd w:val="clear" w:color="auto" w:fill="243F60" w:themeFill="accent1" w:themeFillShade="7F"/>
+        <w:shd w:val="clear" w:color="auto" w:fill="2F2E47" w:themeFill="accent1" w:themeFillShade="7F"/>
       </w:tcPr>
     </w:tblStylePr>
     <w:tblStylePr w:type="firstCol">
@@ -22501,7 +22474,7 @@
           <w:insideH w:val="nil"/>
           <w:insideV w:val="nil"/>
         </w:tcBorders>
-        <w:shd w:val="clear" w:color="auto" w:fill="365F91" w:themeFill="accent1" w:themeFillShade="BF"/>
+        <w:shd w:val="clear" w:color="auto" w:fill="5C6684" w:themeFill="accent1" w:themeFillShade="BF"/>
       </w:tcPr>
     </w:tblStylePr>
     <w:tblStylePr w:type="lastCol">
@@ -22515,7 +22488,7 @@
           <w:insideH w:val="nil"/>
           <w:insideV w:val="nil"/>
         </w:tcBorders>
-        <w:shd w:val="clear" w:color="auto" w:fill="365F91" w:themeFill="accent1" w:themeFillShade="BF"/>
+        <w:shd w:val="clear" w:color="auto" w:fill="5C6684" w:themeFill="accent1" w:themeFillShade="BF"/>
       </w:tcPr>
     </w:tblStylePr>
     <w:tblStylePr w:type="band1Vert">
@@ -22529,7 +22502,7 @@
           <w:insideH w:val="nil"/>
           <w:insideV w:val="nil"/>
         </w:tcBorders>
-        <w:shd w:val="clear" w:color="auto" w:fill="365F91" w:themeFill="accent1" w:themeFillShade="BF"/>
+        <w:shd w:val="clear" w:color="auto" w:fill="5C6684" w:themeFill="accent1" w:themeFillShade="BF"/>
       </w:tcPr>
     </w:tblStylePr>
     <w:tblStylePr w:type="band1Horz">
@@ -22543,7 +22516,7 @@
           <w:insideH w:val="nil"/>
           <w:insideV w:val="nil"/>
         </w:tcBorders>
-        <w:shd w:val="clear" w:color="auto" w:fill="365F91" w:themeFill="accent1" w:themeFillShade="BF"/>
+        <w:shd w:val="clear" w:color="auto" w:fill="5C6684" w:themeFill="accent1" w:themeFillShade="BF"/>
       </w:tcPr>
     </w:tblStylePr>
   </w:style>
@@ -22570,7 +22543,7 @@
       </w:tblCellMar>
     </w:tblPr>
     <w:tcPr>
-      <w:shd w:val="clear" w:color="auto" w:fill="C0504D" w:themeFill="accent2"/>
+      <w:shd w:val="clear" w:color="auto" w:fill="5C6684" w:themeFill="accent2"/>
     </w:tcPr>
     <w:tblStylePr w:type="firstRow">
       <w:rPr>
@@ -22587,7 +22560,7 @@
           <w:insideH w:val="nil"/>
           <w:insideV w:val="nil"/>
         </w:tcBorders>
-        <w:shd w:val="clear" w:color="auto" w:fill="000000" w:themeFill="text1"/>
+        <w:shd w:val="clear" w:color="auto" w:fill="131237" w:themeFill="text1"/>
       </w:tcPr>
     </w:tblStylePr>
     <w:tblStylePr w:type="lastRow">
@@ -22601,7 +22574,7 @@
           <w:insideH w:val="nil"/>
           <w:insideV w:val="nil"/>
         </w:tcBorders>
-        <w:shd w:val="clear" w:color="auto" w:fill="622423" w:themeFill="accent2" w:themeFillShade="7F"/>
+        <w:shd w:val="clear" w:color="auto" w:fill="2F2E47" w:themeFill="accent2" w:themeFillShade="7F"/>
       </w:tcPr>
     </w:tblStylePr>
     <w:tblStylePr w:type="firstCol">
@@ -22615,7 +22588,7 @@
           <w:insideH w:val="nil"/>
           <w:insideV w:val="nil"/>
         </w:tcBorders>
-        <w:shd w:val="clear" w:color="auto" w:fill="943634" w:themeFill="accent2" w:themeFillShade="BF"/>
+        <w:shd w:val="clear" w:color="auto" w:fill="2F2E47" w:themeFill="accent2" w:themeFillShade="BF"/>
       </w:tcPr>
     </w:tblStylePr>
     <w:tblStylePr w:type="lastCol">
@@ -22629,7 +22602,7 @@
           <w:insideH w:val="nil"/>
           <w:insideV w:val="nil"/>
         </w:tcBorders>
-        <w:shd w:val="clear" w:color="auto" w:fill="943634" w:themeFill="accent2" w:themeFillShade="BF"/>
+        <w:shd w:val="clear" w:color="auto" w:fill="2F2E47" w:themeFill="accent2" w:themeFillShade="BF"/>
       </w:tcPr>
     </w:tblStylePr>
     <w:tblStylePr w:type="band1Vert">
@@ -22643,7 +22616,7 @@
           <w:insideH w:val="nil"/>
           <w:insideV w:val="nil"/>
         </w:tcBorders>
-        <w:shd w:val="clear" w:color="auto" w:fill="943634" w:themeFill="accent2" w:themeFillShade="BF"/>
+        <w:shd w:val="clear" w:color="auto" w:fill="2F2E47" w:themeFill="accent2" w:themeFillShade="BF"/>
       </w:tcPr>
     </w:tblStylePr>
     <w:tblStylePr w:type="band1Horz">
@@ -22657,7 +22630,7 @@
           <w:insideH w:val="nil"/>
           <w:insideV w:val="nil"/>
         </w:tcBorders>
-        <w:shd w:val="clear" w:color="auto" w:fill="943634" w:themeFill="accent2" w:themeFillShade="BF"/>
+        <w:shd w:val="clear" w:color="auto" w:fill="2F2E47" w:themeFill="accent2" w:themeFillShade="BF"/>
       </w:tcPr>
     </w:tblStylePr>
   </w:style>
@@ -22684,7 +22657,7 @@
       </w:tblCellMar>
     </w:tblPr>
     <w:tcPr>
-      <w:shd w:val="clear" w:color="auto" w:fill="9BBB59" w:themeFill="accent3"/>
+      <w:shd w:val="clear" w:color="auto" w:fill="5C6684" w:themeFill="accent3"/>
     </w:tcPr>
     <w:tblStylePr w:type="firstRow">
       <w:rPr>
@@ -22701,7 +22674,7 @@
           <w:insideH w:val="nil"/>
           <w:insideV w:val="nil"/>
         </w:tcBorders>
-        <w:shd w:val="clear" w:color="auto" w:fill="000000" w:themeFill="text1"/>
+        <w:shd w:val="clear" w:color="auto" w:fill="131237" w:themeFill="text1"/>
       </w:tcPr>
     </w:tblStylePr>
     <w:tblStylePr w:type="lastRow">
@@ -22715,7 +22688,7 @@
           <w:insideH w:val="nil"/>
           <w:insideV w:val="nil"/>
         </w:tcBorders>
-        <w:shd w:val="clear" w:color="auto" w:fill="4E6128" w:themeFill="accent3" w:themeFillShade="7F"/>
+        <w:shd w:val="clear" w:color="auto" w:fill="2F2E47" w:themeFill="accent3" w:themeFillShade="7F"/>
       </w:tcPr>
     </w:tblStylePr>
     <w:tblStylePr w:type="firstCol">
@@ -22729,7 +22702,7 @@
           <w:insideH w:val="nil"/>
           <w:insideV w:val="nil"/>
         </w:tcBorders>
-        <w:shd w:val="clear" w:color="auto" w:fill="76923C" w:themeFill="accent3" w:themeFillShade="BF"/>
+        <w:shd w:val="clear" w:color="auto" w:fill="5C6684" w:themeFill="accent3" w:themeFillShade="BF"/>
       </w:tcPr>
     </w:tblStylePr>
     <w:tblStylePr w:type="lastCol">
@@ -22743,7 +22716,7 @@
           <w:insideH w:val="nil"/>
           <w:insideV w:val="nil"/>
         </w:tcBorders>
-        <w:shd w:val="clear" w:color="auto" w:fill="76923C" w:themeFill="accent3" w:themeFillShade="BF"/>
+        <w:shd w:val="clear" w:color="auto" w:fill="5C6684" w:themeFill="accent3" w:themeFillShade="BF"/>
       </w:tcPr>
     </w:tblStylePr>
     <w:tblStylePr w:type="band1Vert">
@@ -22757,7 +22730,7 @@
           <w:insideH w:val="nil"/>
           <w:insideV w:val="nil"/>
         </w:tcBorders>
-        <w:shd w:val="clear" w:color="auto" w:fill="76923C" w:themeFill="accent3" w:themeFillShade="BF"/>
+        <w:shd w:val="clear" w:color="auto" w:fill="5C6684" w:themeFill="accent3" w:themeFillShade="BF"/>
       </w:tcPr>
     </w:tblStylePr>
     <w:tblStylePr w:type="band1Horz">
@@ -22771,7 +22744,7 @@
           <w:insideH w:val="nil"/>
           <w:insideV w:val="nil"/>
         </w:tcBorders>
-        <w:shd w:val="clear" w:color="auto" w:fill="76923C" w:themeFill="accent3" w:themeFillShade="BF"/>
+        <w:shd w:val="clear" w:color="auto" w:fill="5C6684" w:themeFill="accent3" w:themeFillShade="BF"/>
       </w:tcPr>
     </w:tblStylePr>
   </w:style>
@@ -22798,7 +22771,7 @@
       </w:tblCellMar>
     </w:tblPr>
     <w:tcPr>
-      <w:shd w:val="clear" w:color="auto" w:fill="8064A2" w:themeFill="accent4"/>
+      <w:shd w:val="clear" w:color="auto" w:fill="5C6684" w:themeFill="accent4"/>
     </w:tcPr>
     <w:tblStylePr w:type="firstRow">
       <w:rPr>
@@ -22815,7 +22788,7 @@
           <w:insideH w:val="nil"/>
           <w:insideV w:val="nil"/>
         </w:tcBorders>
-        <w:shd w:val="clear" w:color="auto" w:fill="000000" w:themeFill="text1"/>
+        <w:shd w:val="clear" w:color="auto" w:fill="131237" w:themeFill="text1"/>
       </w:tcPr>
     </w:tblStylePr>
     <w:tblStylePr w:type="lastRow">
@@ -22829,7 +22802,7 @@
           <w:insideH w:val="nil"/>
           <w:insideV w:val="nil"/>
         </w:tcBorders>
-        <w:shd w:val="clear" w:color="auto" w:fill="3F3151" w:themeFill="accent4" w:themeFillShade="7F"/>
+        <w:shd w:val="clear" w:color="auto" w:fill="2F2E47" w:themeFill="accent4" w:themeFillShade="7F"/>
       </w:tcPr>
     </w:tblStylePr>
     <w:tblStylePr w:type="firstCol">
@@ -22843,7 +22816,7 @@
           <w:insideH w:val="nil"/>
           <w:insideV w:val="nil"/>
         </w:tcBorders>
-        <w:shd w:val="clear" w:color="auto" w:fill="5F497A" w:themeFill="accent4" w:themeFillShade="BF"/>
+        <w:shd w:val="clear" w:color="auto" w:fill="5C6684" w:themeFill="accent4" w:themeFillShade="BF"/>
       </w:tcPr>
     </w:tblStylePr>
     <w:tblStylePr w:type="lastCol">
@@ -22857,7 +22830,7 @@
           <w:insideH w:val="nil"/>
           <w:insideV w:val="nil"/>
         </w:tcBorders>
-        <w:shd w:val="clear" w:color="auto" w:fill="5F497A" w:themeFill="accent4" w:themeFillShade="BF"/>
+        <w:shd w:val="clear" w:color="auto" w:fill="5C6684" w:themeFill="accent4" w:themeFillShade="BF"/>
       </w:tcPr>
     </w:tblStylePr>
     <w:tblStylePr w:type="band1Vert">
@@ -22871,7 +22844,7 @@
           <w:insideH w:val="nil"/>
           <w:insideV w:val="nil"/>
         </w:tcBorders>
-        <w:shd w:val="clear" w:color="auto" w:fill="5F497A" w:themeFill="accent4" w:themeFillShade="BF"/>
+        <w:shd w:val="clear" w:color="auto" w:fill="5C6684" w:themeFill="accent4" w:themeFillShade="BF"/>
       </w:tcPr>
     </w:tblStylePr>
     <w:tblStylePr w:type="band1Horz">
@@ -22885,7 +22858,7 @@
           <w:insideH w:val="nil"/>
           <w:insideV w:val="nil"/>
         </w:tcBorders>
-        <w:shd w:val="clear" w:color="auto" w:fill="5F497A" w:themeFill="accent4" w:themeFillShade="BF"/>
+        <w:shd w:val="clear" w:color="auto" w:fill="5C6684" w:themeFill="accent4" w:themeFillShade="BF"/>
       </w:tcPr>
     </w:tblStylePr>
   </w:style>
@@ -22912,7 +22885,7 @@
       </w:tblCellMar>
     </w:tblPr>
     <w:tcPr>
-      <w:shd w:val="clear" w:color="auto" w:fill="4BACC6" w:themeFill="accent5"/>
+      <w:shd w:val="clear" w:color="auto" w:fill="5C6684" w:themeFill="accent5"/>
     </w:tcPr>
     <w:tblStylePr w:type="firstRow">
       <w:rPr>
@@ -22929,7 +22902,7 @@
           <w:insideH w:val="nil"/>
           <w:insideV w:val="nil"/>
         </w:tcBorders>
-        <w:shd w:val="clear" w:color="auto" w:fill="000000" w:themeFill="text1"/>
+        <w:shd w:val="clear" w:color="auto" w:fill="131237" w:themeFill="text1"/>
       </w:tcPr>
     </w:tblStylePr>
     <w:tblStylePr w:type="lastRow">
@@ -22943,7 +22916,7 @@
           <w:insideH w:val="nil"/>
           <w:insideV w:val="nil"/>
         </w:tcBorders>
-        <w:shd w:val="clear" w:color="auto" w:fill="205867" w:themeFill="accent5" w:themeFillShade="7F"/>
+        <w:shd w:val="clear" w:color="auto" w:fill="2F2E47" w:themeFill="accent5" w:themeFillShade="7F"/>
       </w:tcPr>
     </w:tblStylePr>
     <w:tblStylePr w:type="firstCol">
@@ -22957,7 +22930,7 @@
           <w:insideH w:val="nil"/>
           <w:insideV w:val="nil"/>
         </w:tcBorders>
-        <w:shd w:val="clear" w:color="auto" w:fill="31849B" w:themeFill="accent5" w:themeFillShade="BF"/>
+        <w:shd w:val="clear" w:color="auto" w:fill="5C6684" w:themeFill="accent5" w:themeFillShade="BF"/>
       </w:tcPr>
     </w:tblStylePr>
     <w:tblStylePr w:type="lastCol">
@@ -22971,7 +22944,7 @@
           <w:insideH w:val="nil"/>
           <w:insideV w:val="nil"/>
         </w:tcBorders>
-        <w:shd w:val="clear" w:color="auto" w:fill="31849B" w:themeFill="accent5" w:themeFillShade="BF"/>
+        <w:shd w:val="clear" w:color="auto" w:fill="5C6684" w:themeFill="accent5" w:themeFillShade="BF"/>
       </w:tcPr>
     </w:tblStylePr>
     <w:tblStylePr w:type="band1Vert">
@@ -22985,7 +22958,7 @@
           <w:insideH w:val="nil"/>
           <w:insideV w:val="nil"/>
         </w:tcBorders>
-        <w:shd w:val="clear" w:color="auto" w:fill="31849B" w:themeFill="accent5" w:themeFillShade="BF"/>
+        <w:shd w:val="clear" w:color="auto" w:fill="5C6684" w:themeFill="accent5" w:themeFillShade="BF"/>
       </w:tcPr>
     </w:tblStylePr>
     <w:tblStylePr w:type="band1Horz">
@@ -22999,7 +22972,7 @@
           <w:insideH w:val="nil"/>
           <w:insideV w:val="nil"/>
         </w:tcBorders>
-        <w:shd w:val="clear" w:color="auto" w:fill="31849B" w:themeFill="accent5" w:themeFillShade="BF"/>
+        <w:shd w:val="clear" w:color="auto" w:fill="5C6684" w:themeFill="accent5" w:themeFillShade="BF"/>
       </w:tcPr>
     </w:tblStylePr>
   </w:style>
@@ -23026,7 +22999,7 @@
       </w:tblCellMar>
     </w:tblPr>
     <w:tcPr>
-      <w:shd w:val="clear" w:color="auto" w:fill="F79646" w:themeFill="accent6"/>
+      <w:shd w:val="clear" w:color="auto" w:fill="D1D0CB" w:themeFill="accent6"/>
     </w:tcPr>
     <w:tblStylePr w:type="firstRow">
       <w:rPr>
@@ -23043,7 +23016,7 @@
           <w:insideH w:val="nil"/>
           <w:insideV w:val="nil"/>
         </w:tcBorders>
-        <w:shd w:val="clear" w:color="auto" w:fill="000000" w:themeFill="text1"/>
+        <w:shd w:val="clear" w:color="auto" w:fill="131237" w:themeFill="text1"/>
       </w:tcPr>
     </w:tblStylePr>
     <w:tblStylePr w:type="lastRow">
@@ -23057,7 +23030,7 @@
           <w:insideH w:val="nil"/>
           <w:insideV w:val="nil"/>
         </w:tcBorders>
-        <w:shd w:val="clear" w:color="auto" w:fill="974706" w:themeFill="accent6" w:themeFillShade="7F"/>
+        <w:shd w:val="clear" w:color="auto" w:fill="2F2E47" w:themeFill="accent6" w:themeFillShade="7F"/>
       </w:tcPr>
     </w:tblStylePr>
     <w:tblStylePr w:type="firstCol">
@@ -23071,7 +23044,7 @@
           <w:insideH w:val="nil"/>
           <w:insideV w:val="nil"/>
         </w:tcBorders>
-        <w:shd w:val="clear" w:color="auto" w:fill="E36C0A" w:themeFill="accent6" w:themeFillShade="BF"/>
+        <w:shd w:val="clear" w:color="auto" w:fill="5C6684" w:themeFill="accent6" w:themeFillShade="BF"/>
       </w:tcPr>
     </w:tblStylePr>
     <w:tblStylePr w:type="lastCol">
@@ -23085,7 +23058,7 @@
           <w:insideH w:val="nil"/>
           <w:insideV w:val="nil"/>
         </w:tcBorders>
-        <w:shd w:val="clear" w:color="auto" w:fill="E36C0A" w:themeFill="accent6" w:themeFillShade="BF"/>
+        <w:shd w:val="clear" w:color="auto" w:fill="5C6684" w:themeFill="accent6" w:themeFillShade="BF"/>
       </w:tcPr>
     </w:tblStylePr>
     <w:tblStylePr w:type="band1Vert">
@@ -23099,7 +23072,7 @@
           <w:insideH w:val="nil"/>
           <w:insideV w:val="nil"/>
         </w:tcBorders>
-        <w:shd w:val="clear" w:color="auto" w:fill="E36C0A" w:themeFill="accent6" w:themeFillShade="BF"/>
+        <w:shd w:val="clear" w:color="auto" w:fill="5C6684" w:themeFill="accent6" w:themeFillShade="BF"/>
       </w:tcPr>
     </w:tblStylePr>
     <w:tblStylePr w:type="band1Horz">
@@ -23113,7 +23086,7 @@
           <w:insideH w:val="nil"/>
           <w:insideV w:val="nil"/>
         </w:tcBorders>
-        <w:shd w:val="clear" w:color="auto" w:fill="E36C0A" w:themeFill="accent6" w:themeFillShade="BF"/>
+        <w:shd w:val="clear" w:color="auto" w:fill="5C6684" w:themeFill="accent6" w:themeFillShade="BF"/>
       </w:tcPr>
     </w:tblStylePr>
   </w:style>
@@ -23126,7 +23099,7 @@
       <w:spacing w:after="0" w:line="240" w:lineRule="auto"/>
     </w:pPr>
     <w:rPr>
-      <w:color w:val="000000" w:themeColor="text1"/>
+      <w:color w:val="131237" w:themeColor="text1"/>
     </w:rPr>
     <w:tblPr>
       <w:tblStyleRowBandSize w:val="1"/>
@@ -23148,7 +23121,7 @@
       </w:tblCellMar>
     </w:tblPr>
     <w:tcPr>
-      <w:shd w:val="clear" w:color="auto" w:fill="E6E6E6" w:themeFill="text1" w:themeFillTint="19"/>
+      <w:shd w:val="clear" w:color="auto" w:fill="D1D0CB" w:themeFill="text1" w:themeFillTint="19"/>
     </w:tcPr>
     <w:tblStylePr w:type="firstRow">
       <w:rPr>
@@ -23179,7 +23152,7 @@
         <w:tcBorders>
           <w:top w:val="single" w:sz="6" w:space="0" w:color="FFFFFF" w:themeColor="background1"/>
         </w:tcBorders>
-        <w:shd w:val="clear" w:color="auto" w:fill="000000" w:themeFill="text1" w:themeFillShade="99"/>
+        <w:shd w:val="clear" w:color="auto" w:fill="131237" w:themeFill="text1" w:themeFillShade="99"/>
       </w:tcPr>
     </w:tblStylePr>
     <w:tblStylePr w:type="firstCol">
@@ -23196,7 +23169,7 @@
           <w:insideH w:val="single" w:sz="4" w:space="0" w:color="000000" w:themeColor="text1" w:themeShade="99"/>
           <w:insideV w:val="nil"/>
         </w:tcBorders>
-        <w:shd w:val="clear" w:color="auto" w:fill="000000" w:themeFill="text1" w:themeFillShade="99"/>
+        <w:shd w:val="clear" w:color="auto" w:fill="131237" w:themeFill="text1" w:themeFillShade="99"/>
       </w:tcPr>
     </w:tblStylePr>
     <w:tblStylePr w:type="lastCol">
@@ -23213,29 +23186,29 @@
           <w:insideH w:val="nil"/>
           <w:insideV w:val="nil"/>
         </w:tcBorders>
-        <w:shd w:val="clear" w:color="auto" w:fill="000000" w:themeFill="text1" w:themeFillShade="BF"/>
+        <w:shd w:val="clear" w:color="auto" w:fill="131237" w:themeFill="text1" w:themeFillShade="BF"/>
       </w:tcPr>
     </w:tblStylePr>
     <w:tblStylePr w:type="band1Vert">
       <w:tblPr/>
       <w:tcPr>
-        <w:shd w:val="clear" w:color="auto" w:fill="999999" w:themeFill="text1" w:themeFillTint="66"/>
+        <w:shd w:val="clear" w:color="auto" w:fill="5C6684" w:themeFill="text1" w:themeFillTint="66"/>
       </w:tcPr>
     </w:tblStylePr>
     <w:tblStylePr w:type="band1Horz">
       <w:tblPr/>
       <w:tcPr>
-        <w:shd w:val="clear" w:color="auto" w:fill="808080" w:themeFill="text1" w:themeFillTint="7F"/>
+        <w:shd w:val="clear" w:color="auto" w:fill="5C6684" w:themeFill="text1" w:themeFillTint="7F"/>
       </w:tcPr>
     </w:tblStylePr>
     <w:tblStylePr w:type="neCell">
       <w:rPr>
-        <w:color w:val="000000" w:themeColor="text1"/>
+        <w:color w:val="131237" w:themeColor="text1"/>
       </w:rPr>
     </w:tblStylePr>
     <w:tblStylePr w:type="nwCell">
       <w:rPr>
-        <w:color w:val="000000" w:themeColor="text1"/>
+        <w:color w:val="131237" w:themeColor="text1"/>
       </w:rPr>
     </w:tblStylePr>
   </w:style>
@@ -23248,7 +23221,7 @@
       <w:spacing w:after="0" w:line="240" w:lineRule="auto"/>
     </w:pPr>
     <w:rPr>
-      <w:color w:val="000000" w:themeColor="text1"/>
+      <w:color w:val="131237" w:themeColor="text1"/>
     </w:rPr>
     <w:tblPr>
       <w:tblStyleRowBandSize w:val="1"/>
@@ -23270,7 +23243,7 @@
       </w:tblCellMar>
     </w:tblPr>
     <w:tcPr>
-      <w:shd w:val="clear" w:color="auto" w:fill="EDF2F8" w:themeFill="accent1" w:themeFillTint="19"/>
+      <w:shd w:val="clear" w:color="auto" w:fill="FFFFFF" w:themeFill="accent1" w:themeFillTint="19"/>
     </w:tcPr>
     <w:tblStylePr w:type="firstRow">
       <w:rPr>
@@ -23301,7 +23274,7 @@
         <w:tcBorders>
           <w:top w:val="single" w:sz="6" w:space="0" w:color="FFFFFF" w:themeColor="background1"/>
         </w:tcBorders>
-        <w:shd w:val="clear" w:color="auto" w:fill="2C4C74" w:themeFill="accent1" w:themeFillShade="99"/>
+        <w:shd w:val="clear" w:color="auto" w:fill="2F2E47" w:themeFill="accent1" w:themeFillShade="99"/>
       </w:tcPr>
     </w:tblStylePr>
     <w:tblStylePr w:type="firstCol">
@@ -23318,7 +23291,7 @@
           <w:insideH w:val="single" w:sz="4" w:space="0" w:color="2C4C74" w:themeColor="accent1" w:themeShade="99"/>
           <w:insideV w:val="nil"/>
         </w:tcBorders>
-        <w:shd w:val="clear" w:color="auto" w:fill="2C4C74" w:themeFill="accent1" w:themeFillShade="99"/>
+        <w:shd w:val="clear" w:color="auto" w:fill="2F2E47" w:themeFill="accent1" w:themeFillShade="99"/>
       </w:tcPr>
     </w:tblStylePr>
     <w:tblStylePr w:type="lastCol">
@@ -23335,29 +23308,29 @@
           <w:insideH w:val="nil"/>
           <w:insideV w:val="nil"/>
         </w:tcBorders>
-        <w:shd w:val="clear" w:color="auto" w:fill="2C4C74" w:themeFill="accent1" w:themeFillShade="99"/>
+        <w:shd w:val="clear" w:color="auto" w:fill="2F2E47" w:themeFill="accent1" w:themeFillShade="99"/>
       </w:tcPr>
     </w:tblStylePr>
     <w:tblStylePr w:type="band1Vert">
       <w:tblPr/>
       <w:tcPr>
-        <w:shd w:val="clear" w:color="auto" w:fill="B8CCE4" w:themeFill="accent1" w:themeFillTint="66"/>
+        <w:shd w:val="clear" w:color="auto" w:fill="D1D0CB" w:themeFill="accent1" w:themeFillTint="66"/>
       </w:tcPr>
     </w:tblStylePr>
     <w:tblStylePr w:type="band1Horz">
       <w:tblPr/>
       <w:tcPr>
-        <w:shd w:val="clear" w:color="auto" w:fill="A7BFDE" w:themeFill="accent1" w:themeFillTint="7F"/>
+        <w:shd w:val="clear" w:color="auto" w:fill="D1D0CB" w:themeFill="accent1" w:themeFillTint="7F"/>
       </w:tcPr>
     </w:tblStylePr>
     <w:tblStylePr w:type="neCell">
       <w:rPr>
-        <w:color w:val="000000" w:themeColor="text1"/>
+        <w:color w:val="131237" w:themeColor="text1"/>
       </w:rPr>
     </w:tblStylePr>
     <w:tblStylePr w:type="nwCell">
       <w:rPr>
-        <w:color w:val="000000" w:themeColor="text1"/>
+        <w:color w:val="131237" w:themeColor="text1"/>
       </w:rPr>
     </w:tblStylePr>
   </w:style>
@@ -23370,7 +23343,7 @@
       <w:spacing w:after="0" w:line="240" w:lineRule="auto"/>
     </w:pPr>
     <w:rPr>
-      <w:color w:val="000000" w:themeColor="text1"/>
+      <w:color w:val="131237" w:themeColor="text1"/>
     </w:rPr>
     <w:tblPr>
       <w:tblStyleRowBandSize w:val="1"/>
@@ -23392,7 +23365,7 @@
       </w:tblCellMar>
     </w:tblPr>
     <w:tcPr>
-      <w:shd w:val="clear" w:color="auto" w:fill="F8EDED" w:themeFill="accent2" w:themeFillTint="19"/>
+      <w:shd w:val="clear" w:color="auto" w:fill="FFFFFF" w:themeFill="accent2" w:themeFillTint="19"/>
     </w:tcPr>
     <w:tblStylePr w:type="firstRow">
       <w:rPr>
@@ -23423,7 +23396,7 @@
         <w:tcBorders>
           <w:top w:val="single" w:sz="6" w:space="0" w:color="FFFFFF" w:themeColor="background1"/>
         </w:tcBorders>
-        <w:shd w:val="clear" w:color="auto" w:fill="772C2A" w:themeFill="accent2" w:themeFillShade="99"/>
+        <w:shd w:val="clear" w:color="auto" w:fill="2F2E47" w:themeFill="accent2" w:themeFillShade="99"/>
       </w:tcPr>
     </w:tblStylePr>
     <w:tblStylePr w:type="firstCol">
@@ -23440,7 +23413,7 @@
           <w:insideH w:val="single" w:sz="4" w:space="0" w:color="772C2A" w:themeColor="accent2" w:themeShade="99"/>
           <w:insideV w:val="nil"/>
         </w:tcBorders>
-        <w:shd w:val="clear" w:color="auto" w:fill="772C2A" w:themeFill="accent2" w:themeFillShade="99"/>
+        <w:shd w:val="clear" w:color="auto" w:fill="2F2E47" w:themeFill="accent2" w:themeFillShade="99"/>
       </w:tcPr>
     </w:tblStylePr>
     <w:tblStylePr w:type="lastCol">
@@ -23457,29 +23430,29 @@
           <w:insideH w:val="nil"/>
           <w:insideV w:val="nil"/>
         </w:tcBorders>
-        <w:shd w:val="clear" w:color="auto" w:fill="772C2A" w:themeFill="accent2" w:themeFillShade="99"/>
+        <w:shd w:val="clear" w:color="auto" w:fill="2F2E47" w:themeFill="accent2" w:themeFillShade="99"/>
       </w:tcPr>
     </w:tblStylePr>
     <w:tblStylePr w:type="band1Vert">
       <w:tblPr/>
       <w:tcPr>
-        <w:shd w:val="clear" w:color="auto" w:fill="E5B8B7" w:themeFill="accent2" w:themeFillTint="66"/>
+        <w:shd w:val="clear" w:color="auto" w:fill="D1D0CB" w:themeFill="accent2" w:themeFillTint="66"/>
       </w:tcPr>
     </w:tblStylePr>
     <w:tblStylePr w:type="band1Horz">
       <w:tblPr/>
       <w:tcPr>
-        <w:shd w:val="clear" w:color="auto" w:fill="DFA7A6" w:themeFill="accent2" w:themeFillTint="7F"/>
+        <w:shd w:val="clear" w:color="auto" w:fill="D1D0CB" w:themeFill="accent2" w:themeFillTint="7F"/>
       </w:tcPr>
     </w:tblStylePr>
     <w:tblStylePr w:type="neCell">
       <w:rPr>
-        <w:color w:val="000000" w:themeColor="text1"/>
+        <w:color w:val="131237" w:themeColor="text1"/>
       </w:rPr>
     </w:tblStylePr>
     <w:tblStylePr w:type="nwCell">
       <w:rPr>
-        <w:color w:val="000000" w:themeColor="text1"/>
+        <w:color w:val="131237" w:themeColor="text1"/>
       </w:rPr>
     </w:tblStylePr>
   </w:style>
@@ -23492,7 +23465,7 @@
       <w:spacing w:after="0" w:line="240" w:lineRule="auto"/>
     </w:pPr>
     <w:rPr>
-      <w:color w:val="000000" w:themeColor="text1"/>
+      <w:color w:val="131237" w:themeColor="text1"/>
     </w:rPr>
     <w:tblPr>
       <w:tblStyleRowBandSize w:val="1"/>
@@ -23514,7 +23487,7 @@
       </w:tblCellMar>
     </w:tblPr>
     <w:tcPr>
-      <w:shd w:val="clear" w:color="auto" w:fill="F5F8EE" w:themeFill="accent3" w:themeFillTint="19"/>
+      <w:shd w:val="clear" w:color="auto" w:fill="FFFFFF" w:themeFill="accent3" w:themeFillTint="19"/>
     </w:tcPr>
     <w:tblStylePr w:type="firstRow">
       <w:rPr>
@@ -23545,7 +23518,7 @@
         <w:tcBorders>
           <w:top w:val="single" w:sz="6" w:space="0" w:color="FFFFFF" w:themeColor="background1"/>
         </w:tcBorders>
-        <w:shd w:val="clear" w:color="auto" w:fill="5E7530" w:themeFill="accent3" w:themeFillShade="99"/>
+        <w:shd w:val="clear" w:color="auto" w:fill="5C6684" w:themeFill="accent3" w:themeFillShade="99"/>
       </w:tcPr>
     </w:tblStylePr>
     <w:tblStylePr w:type="firstCol">
@@ -23562,7 +23535,7 @@
           <w:insideH w:val="single" w:sz="4" w:space="0" w:color="5E7530" w:themeColor="accent3" w:themeShade="99"/>
           <w:insideV w:val="nil"/>
         </w:tcBorders>
-        <w:shd w:val="clear" w:color="auto" w:fill="5E7530" w:themeFill="accent3" w:themeFillShade="99"/>
+        <w:shd w:val="clear" w:color="auto" w:fill="5C6684" w:themeFill="accent3" w:themeFillShade="99"/>
       </w:tcPr>
     </w:tblStylePr>
     <w:tblStylePr w:type="lastCol">
@@ -23579,19 +23552,19 @@
           <w:insideH w:val="nil"/>
           <w:insideV w:val="nil"/>
         </w:tcBorders>
-        <w:shd w:val="clear" w:color="auto" w:fill="5E7530" w:themeFill="accent3" w:themeFillShade="99"/>
+        <w:shd w:val="clear" w:color="auto" w:fill="5C6684" w:themeFill="accent3" w:themeFillShade="99"/>
       </w:tcPr>
     </w:tblStylePr>
     <w:tblStylePr w:type="band1Vert">
       <w:tblPr/>
       <w:tcPr>
-        <w:shd w:val="clear" w:color="auto" w:fill="D6E3BC" w:themeFill="accent3" w:themeFillTint="66"/>
+        <w:shd w:val="clear" w:color="auto" w:fill="D1D0CB" w:themeFill="accent3" w:themeFillTint="66"/>
       </w:tcPr>
     </w:tblStylePr>
     <w:tblStylePr w:type="band1Horz">
       <w:tblPr/>
       <w:tcPr>
-        <w:shd w:val="clear" w:color="auto" w:fill="CDDDAC" w:themeFill="accent3" w:themeFillTint="7F"/>
+        <w:shd w:val="clear" w:color="auto" w:fill="D1D0CB" w:themeFill="accent3" w:themeFillTint="7F"/>
       </w:tcPr>
     </w:tblStylePr>
   </w:style>
@@ -23604,7 +23577,7 @@
       <w:spacing w:after="0" w:line="240" w:lineRule="auto"/>
     </w:pPr>
     <w:rPr>
-      <w:color w:val="000000" w:themeColor="text1"/>
+      <w:color w:val="131237" w:themeColor="text1"/>
     </w:rPr>
     <w:tblPr>
       <w:tblStyleRowBandSize w:val="1"/>
@@ -23626,7 +23599,7 @@
       </w:tblCellMar>
     </w:tblPr>
     <w:tcPr>
-      <w:shd w:val="clear" w:color="auto" w:fill="F2EFF6" w:themeFill="accent4" w:themeFillTint="19"/>
+      <w:shd w:val="clear" w:color="auto" w:fill="FFFFFF" w:themeFill="accent4" w:themeFillTint="19"/>
     </w:tcPr>
     <w:tblStylePr w:type="firstRow">
       <w:rPr>
@@ -23657,7 +23630,7 @@
         <w:tcBorders>
           <w:top w:val="single" w:sz="6" w:space="0" w:color="FFFFFF" w:themeColor="background1"/>
         </w:tcBorders>
-        <w:shd w:val="clear" w:color="auto" w:fill="4C3B62" w:themeFill="accent4" w:themeFillShade="99"/>
+        <w:shd w:val="clear" w:color="auto" w:fill="2F2E47" w:themeFill="accent4" w:themeFillShade="99"/>
       </w:tcPr>
     </w:tblStylePr>
     <w:tblStylePr w:type="firstCol">
@@ -23674,7 +23647,7 @@
           <w:insideH w:val="single" w:sz="4" w:space="0" w:color="4C3B62" w:themeColor="accent4" w:themeShade="99"/>
           <w:insideV w:val="nil"/>
         </w:tcBorders>
-        <w:shd w:val="clear" w:color="auto" w:fill="4C3B62" w:themeFill="accent4" w:themeFillShade="99"/>
+        <w:shd w:val="clear" w:color="auto" w:fill="2F2E47" w:themeFill="accent4" w:themeFillShade="99"/>
       </w:tcPr>
     </w:tblStylePr>
     <w:tblStylePr w:type="lastCol">
@@ -23691,29 +23664,29 @@
           <w:insideH w:val="nil"/>
           <w:insideV w:val="nil"/>
         </w:tcBorders>
-        <w:shd w:val="clear" w:color="auto" w:fill="4C3B62" w:themeFill="accent4" w:themeFillShade="99"/>
+        <w:shd w:val="clear" w:color="auto" w:fill="2F2E47" w:themeFill="accent4" w:themeFillShade="99"/>
       </w:tcPr>
     </w:tblStylePr>
     <w:tblStylePr w:type="band1Vert">
       <w:tblPr/>
       <w:tcPr>
-        <w:shd w:val="clear" w:color="auto" w:fill="CCC0D9" w:themeFill="accent4" w:themeFillTint="66"/>
+        <w:shd w:val="clear" w:color="auto" w:fill="D1D0CB" w:themeFill="accent4" w:themeFillTint="66"/>
       </w:tcPr>
     </w:tblStylePr>
     <w:tblStylePr w:type="band1Horz">
       <w:tblPr/>
       <w:tcPr>
-        <w:shd w:val="clear" w:color="auto" w:fill="BFB1D0" w:themeFill="accent4" w:themeFillTint="7F"/>
+        <w:shd w:val="clear" w:color="auto" w:fill="D1D0CB" w:themeFill="accent4" w:themeFillTint="7F"/>
       </w:tcPr>
     </w:tblStylePr>
     <w:tblStylePr w:type="neCell">
       <w:rPr>
-        <w:color w:val="000000" w:themeColor="text1"/>
+        <w:color w:val="131237" w:themeColor="text1"/>
       </w:rPr>
     </w:tblStylePr>
     <w:tblStylePr w:type="nwCell">
       <w:rPr>
-        <w:color w:val="000000" w:themeColor="text1"/>
+        <w:color w:val="131237" w:themeColor="text1"/>
       </w:rPr>
     </w:tblStylePr>
   </w:style>
@@ -23726,7 +23699,7 @@
       <w:spacing w:after="0" w:line="240" w:lineRule="auto"/>
     </w:pPr>
     <w:rPr>
-      <w:color w:val="000000" w:themeColor="text1"/>
+      <w:color w:val="131237" w:themeColor="text1"/>
     </w:rPr>
     <w:tblPr>
       <w:tblStyleRowBandSize w:val="1"/>
@@ -23748,7 +23721,7 @@
       </w:tblCellMar>
     </w:tblPr>
     <w:tcPr>
-      <w:shd w:val="clear" w:color="auto" w:fill="EDF6F9" w:themeFill="accent5" w:themeFillTint="19"/>
+      <w:shd w:val="clear" w:color="auto" w:fill="FFFFFF" w:themeFill="accent5" w:themeFillTint="19"/>
     </w:tcPr>
     <w:tblStylePr w:type="firstRow">
       <w:rPr>
@@ -23779,7 +23752,7 @@
         <w:tcBorders>
           <w:top w:val="single" w:sz="6" w:space="0" w:color="FFFFFF" w:themeColor="background1"/>
         </w:tcBorders>
-        <w:shd w:val="clear" w:color="auto" w:fill="276A7C" w:themeFill="accent5" w:themeFillShade="99"/>
+        <w:shd w:val="clear" w:color="auto" w:fill="5C6684" w:themeFill="accent5" w:themeFillShade="99"/>
       </w:tcPr>
     </w:tblStylePr>
     <w:tblStylePr w:type="firstCol">
@@ -23796,7 +23769,7 @@
           <w:insideH w:val="single" w:sz="4" w:space="0" w:color="276A7C" w:themeColor="accent5" w:themeShade="99"/>
           <w:insideV w:val="nil"/>
         </w:tcBorders>
-        <w:shd w:val="clear" w:color="auto" w:fill="276A7C" w:themeFill="accent5" w:themeFillShade="99"/>
+        <w:shd w:val="clear" w:color="auto" w:fill="5C6684" w:themeFill="accent5" w:themeFillShade="99"/>
       </w:tcPr>
     </w:tblStylePr>
     <w:tblStylePr w:type="lastCol">
@@ -23813,29 +23786,29 @@
           <w:insideH w:val="nil"/>
           <w:insideV w:val="nil"/>
         </w:tcBorders>
-        <w:shd w:val="clear" w:color="auto" w:fill="276A7C" w:themeFill="accent5" w:themeFillShade="99"/>
+        <w:shd w:val="clear" w:color="auto" w:fill="5C6684" w:themeFill="accent5" w:themeFillShade="99"/>
       </w:tcPr>
     </w:tblStylePr>
     <w:tblStylePr w:type="band1Vert">
       <w:tblPr/>
       <w:tcPr>
-        <w:shd w:val="clear" w:color="auto" w:fill="B6DDE8" w:themeFill="accent5" w:themeFillTint="66"/>
+        <w:shd w:val="clear" w:color="auto" w:fill="D1D0CB" w:themeFill="accent5" w:themeFillTint="66"/>
       </w:tcPr>
     </w:tblStylePr>
     <w:tblStylePr w:type="band1Horz">
       <w:tblPr/>
       <w:tcPr>
-        <w:shd w:val="clear" w:color="auto" w:fill="A5D5E2" w:themeFill="accent5" w:themeFillTint="7F"/>
+        <w:shd w:val="clear" w:color="auto" w:fill="D1D0CB" w:themeFill="accent5" w:themeFillTint="7F"/>
       </w:tcPr>
     </w:tblStylePr>
     <w:tblStylePr w:type="neCell">
       <w:rPr>
-        <w:color w:val="000000" w:themeColor="text1"/>
+        <w:color w:val="131237" w:themeColor="text1"/>
       </w:rPr>
     </w:tblStylePr>
     <w:tblStylePr w:type="nwCell">
       <w:rPr>
-        <w:color w:val="000000" w:themeColor="text1"/>
+        <w:color w:val="131237" w:themeColor="text1"/>
       </w:rPr>
     </w:tblStylePr>
   </w:style>
@@ -23848,7 +23821,7 @@
       <w:spacing w:after="0" w:line="240" w:lineRule="auto"/>
     </w:pPr>
     <w:rPr>
-      <w:color w:val="000000" w:themeColor="text1"/>
+      <w:color w:val="131237" w:themeColor="text1"/>
     </w:rPr>
     <w:tblPr>
       <w:tblStyleRowBandSize w:val="1"/>
@@ -23870,7 +23843,7 @@
       </w:tblCellMar>
     </w:tblPr>
     <w:tcPr>
-      <w:shd w:val="clear" w:color="auto" w:fill="FEF4EC" w:themeFill="accent6" w:themeFillTint="19"/>
+      <w:shd w:val="clear" w:color="auto" w:fill="FFFFFF" w:themeFill="accent6" w:themeFillTint="19"/>
     </w:tcPr>
     <w:tblStylePr w:type="firstRow">
       <w:rPr>
@@ -23901,7 +23874,7 @@
         <w:tcBorders>
           <w:top w:val="single" w:sz="6" w:space="0" w:color="FFFFFF" w:themeColor="background1"/>
         </w:tcBorders>
-        <w:shd w:val="clear" w:color="auto" w:fill="B65608" w:themeFill="accent6" w:themeFillShade="99"/>
+        <w:shd w:val="clear" w:color="auto" w:fill="5C6684" w:themeFill="accent6" w:themeFillShade="99"/>
       </w:tcPr>
     </w:tblStylePr>
     <w:tblStylePr w:type="firstCol">
@@ -23918,7 +23891,7 @@
           <w:insideH w:val="single" w:sz="4" w:space="0" w:color="B65608" w:themeColor="accent6" w:themeShade="99"/>
           <w:insideV w:val="nil"/>
         </w:tcBorders>
-        <w:shd w:val="clear" w:color="auto" w:fill="B65608" w:themeFill="accent6" w:themeFillShade="99"/>
+        <w:shd w:val="clear" w:color="auto" w:fill="5C6684" w:themeFill="accent6" w:themeFillShade="99"/>
       </w:tcPr>
     </w:tblStylePr>
     <w:tblStylePr w:type="lastCol">
@@ -23935,29 +23908,29 @@
           <w:insideH w:val="nil"/>
           <w:insideV w:val="nil"/>
         </w:tcBorders>
-        <w:shd w:val="clear" w:color="auto" w:fill="B65608" w:themeFill="accent6" w:themeFillShade="99"/>
+        <w:shd w:val="clear" w:color="auto" w:fill="5C6684" w:themeFill="accent6" w:themeFillShade="99"/>
       </w:tcPr>
     </w:tblStylePr>
     <w:tblStylePr w:type="band1Vert">
       <w:tblPr/>
       <w:tcPr>
-        <w:shd w:val="clear" w:color="auto" w:fill="FBD4B4" w:themeFill="accent6" w:themeFillTint="66"/>
+        <w:shd w:val="clear" w:color="auto" w:fill="D1D0CB" w:themeFill="accent6" w:themeFillTint="66"/>
       </w:tcPr>
     </w:tblStylePr>
     <w:tblStylePr w:type="band1Horz">
       <w:tblPr/>
       <w:tcPr>
-        <w:shd w:val="clear" w:color="auto" w:fill="FBCAA2" w:themeFill="accent6" w:themeFillTint="7F"/>
+        <w:shd w:val="clear" w:color="auto" w:fill="D1D0CB" w:themeFill="accent6" w:themeFillTint="7F"/>
       </w:tcPr>
     </w:tblStylePr>
     <w:tblStylePr w:type="neCell">
       <w:rPr>
-        <w:color w:val="000000" w:themeColor="text1"/>
+        <w:color w:val="131237" w:themeColor="text1"/>
       </w:rPr>
     </w:tblStylePr>
     <w:tblStylePr w:type="nwCell">
       <w:rPr>
-        <w:color w:val="000000" w:themeColor="text1"/>
+        <w:color w:val="131237" w:themeColor="text1"/>
       </w:rPr>
     </w:tblStylePr>
   </w:style>
@@ -23970,7 +23943,7 @@
       <w:spacing w:after="0" w:line="240" w:lineRule="auto"/>
     </w:pPr>
     <w:rPr>
-      <w:color w:val="000000" w:themeColor="text1"/>
+      <w:color w:val="131237" w:themeColor="text1"/>
     </w:rPr>
     <w:tblPr>
       <w:tblStyleRowBandSize w:val="1"/>
@@ -23984,7 +23957,7 @@
       </w:tblCellMar>
     </w:tblPr>
     <w:tcPr>
-      <w:shd w:val="clear" w:color="auto" w:fill="E6E6E6" w:themeFill="text1" w:themeFillTint="19"/>
+      <w:shd w:val="clear" w:color="auto" w:fill="D1D0CB" w:themeFill="text1" w:themeFillTint="19"/>
     </w:tcPr>
     <w:tblStylePr w:type="firstRow">
       <w:rPr>
@@ -23997,14 +23970,14 @@
         <w:tcBorders>
           <w:bottom w:val="single" w:sz="12" w:space="0" w:color="FFFFFF" w:themeColor="background1"/>
         </w:tcBorders>
-        <w:shd w:val="clear" w:color="auto" w:fill="9E3A38" w:themeFill="accent2" w:themeFillShade="CC"/>
+        <w:shd w:val="clear" w:color="auto" w:fill="5C6684" w:themeFill="accent2" w:themeFillShade="CC"/>
       </w:tcPr>
     </w:tblStylePr>
     <w:tblStylePr w:type="lastRow">
       <w:rPr>
         <w:b/>
         <w:bCs/>
-        <w:color w:val="9E3A38" w:themeColor="accent2" w:themeShade="CC"/>
+        <w:color w:val="5C6684" w:themeColor="accent2" w:themeShade="CC"/>
       </w:rPr>
       <w:tblPr/>
       <w:tcPr>
@@ -24037,13 +24010,13 @@
           <w:insideH w:val="nil"/>
           <w:insideV w:val="nil"/>
         </w:tcBorders>
-        <w:shd w:val="clear" w:color="auto" w:fill="C0C0C0" w:themeFill="text1" w:themeFillTint="3F"/>
+        <w:shd w:val="clear" w:color="auto" w:fill="D1D0CB" w:themeFill="text1" w:themeFillTint="3F"/>
       </w:tcPr>
     </w:tblStylePr>
     <w:tblStylePr w:type="band1Horz">
       <w:tblPr/>
       <w:tcPr>
-        <w:shd w:val="clear" w:color="auto" w:fill="CCCCCC" w:themeFill="text1" w:themeFillTint="33"/>
+        <w:shd w:val="clear" w:color="auto" w:fill="D1D0CB" w:themeFill="text1" w:themeFillTint="33"/>
       </w:tcPr>
     </w:tblStylePr>
   </w:style>
@@ -24056,7 +24029,7 @@
       <w:spacing w:after="0" w:line="240" w:lineRule="auto"/>
     </w:pPr>
     <w:rPr>
-      <w:color w:val="000000" w:themeColor="text1"/>
+      <w:color w:val="131237" w:themeColor="text1"/>
     </w:rPr>
     <w:tblPr>
       <w:tblStyleRowBandSize w:val="1"/>
@@ -24070,7 +24043,7 @@
       </w:tblCellMar>
     </w:tblPr>
     <w:tcPr>
-      <w:shd w:val="clear" w:color="auto" w:fill="EDF2F8" w:themeFill="accent1" w:themeFillTint="19"/>
+      <w:shd w:val="clear" w:color="auto" w:fill="FFFFFF" w:themeFill="accent1" w:themeFillTint="19"/>
     </w:tcPr>
     <w:tblStylePr w:type="firstRow">
       <w:rPr>
@@ -24083,14 +24056,14 @@
         <w:tcBorders>
           <w:bottom w:val="single" w:sz="12" w:space="0" w:color="FFFFFF" w:themeColor="background1"/>
         </w:tcBorders>
-        <w:shd w:val="clear" w:color="auto" w:fill="9E3A38" w:themeFill="accent2" w:themeFillShade="CC"/>
+        <w:shd w:val="clear" w:color="auto" w:fill="5C6684" w:themeFill="accent2" w:themeFillShade="CC"/>
       </w:tcPr>
     </w:tblStylePr>
     <w:tblStylePr w:type="lastRow">
       <w:rPr>
         <w:b/>
         <w:bCs/>
-        <w:color w:val="9E3A38" w:themeColor="accent2" w:themeShade="CC"/>
+        <w:color w:val="5C6684" w:themeColor="accent2" w:themeShade="CC"/>
       </w:rPr>
       <w:tblPr/>
       <w:tcPr>
@@ -24123,13 +24096,13 @@
           <w:insideH w:val="nil"/>
           <w:insideV w:val="nil"/>
         </w:tcBorders>
-        <w:shd w:val="clear" w:color="auto" w:fill="D3DFEE" w:themeFill="accent1" w:themeFillTint="3F"/>
+        <w:shd w:val="clear" w:color="auto" w:fill="D1D0CB" w:themeFill="accent1" w:themeFillTint="3F"/>
       </w:tcPr>
     </w:tblStylePr>
     <w:tblStylePr w:type="band1Horz">
       <w:tblPr/>
       <w:tcPr>
-        <w:shd w:val="clear" w:color="auto" w:fill="DBE5F1" w:themeFill="accent1" w:themeFillTint="33"/>
+        <w:shd w:val="clear" w:color="auto" w:fill="D1D0CB" w:themeFill="accent1" w:themeFillTint="33"/>
       </w:tcPr>
     </w:tblStylePr>
   </w:style>
@@ -24142,7 +24115,7 @@
       <w:spacing w:after="0" w:line="240" w:lineRule="auto"/>
     </w:pPr>
     <w:rPr>
-      <w:color w:val="000000" w:themeColor="text1"/>
+      <w:color w:val="131237" w:themeColor="text1"/>
     </w:rPr>
     <w:tblPr>
       <w:tblStyleRowBandSize w:val="1"/>
@@ -24156,7 +24129,7 @@
       </w:tblCellMar>
     </w:tblPr>
     <w:tcPr>
-      <w:shd w:val="clear" w:color="auto" w:fill="F8EDED" w:themeFill="accent2" w:themeFillTint="19"/>
+      <w:shd w:val="clear" w:color="auto" w:fill="FFFFFF" w:themeFill="accent2" w:themeFillTint="19"/>
     </w:tcPr>
     <w:tblStylePr w:type="firstRow">
       <w:rPr>
@@ -24169,14 +24142,14 @@
         <w:tcBorders>
           <w:bottom w:val="single" w:sz="12" w:space="0" w:color="FFFFFF" w:themeColor="background1"/>
         </w:tcBorders>
-        <w:shd w:val="clear" w:color="auto" w:fill="9E3A38" w:themeFill="accent2" w:themeFillShade="CC"/>
+        <w:shd w:val="clear" w:color="auto" w:fill="5C6684" w:themeFill="accent2" w:themeFillShade="CC"/>
       </w:tcPr>
     </w:tblStylePr>
     <w:tblStylePr w:type="lastRow">
       <w:rPr>
         <w:b/>
         <w:bCs/>
-        <w:color w:val="9E3A38" w:themeColor="accent2" w:themeShade="CC"/>
+        <w:color w:val="5C6684" w:themeColor="accent2" w:themeShade="CC"/>
       </w:rPr>
       <w:tblPr/>
       <w:tcPr>
@@ -24209,13 +24182,13 @@
           <w:insideH w:val="nil"/>
           <w:insideV w:val="nil"/>
         </w:tcBorders>
-        <w:shd w:val="clear" w:color="auto" w:fill="EFD3D2" w:themeFill="accent2" w:themeFillTint="3F"/>
+        <w:shd w:val="clear" w:color="auto" w:fill="D1D0CB" w:themeFill="accent2" w:themeFillTint="3F"/>
       </w:tcPr>
     </w:tblStylePr>
     <w:tblStylePr w:type="band1Horz">
       <w:tblPr/>
       <w:tcPr>
-        <w:shd w:val="clear" w:color="auto" w:fill="F2DBDB" w:themeFill="accent2" w:themeFillTint="33"/>
+        <w:shd w:val="clear" w:color="auto" w:fill="D1D0CB" w:themeFill="accent2" w:themeFillTint="33"/>
       </w:tcPr>
     </w:tblStylePr>
   </w:style>
@@ -24228,7 +24201,7 @@
       <w:spacing w:after="0" w:line="240" w:lineRule="auto"/>
     </w:pPr>
     <w:rPr>
-      <w:color w:val="000000" w:themeColor="text1"/>
+      <w:color w:val="131237" w:themeColor="text1"/>
     </w:rPr>
     <w:tblPr>
       <w:tblStyleRowBandSize w:val="1"/>
@@ -24242,7 +24215,7 @@
       </w:tblCellMar>
     </w:tblPr>
     <w:tcPr>
-      <w:shd w:val="clear" w:color="auto" w:fill="F5F8EE" w:themeFill="accent3" w:themeFillTint="19"/>
+      <w:shd w:val="clear" w:color="auto" w:fill="FFFFFF" w:themeFill="accent3" w:themeFillTint="19"/>
     </w:tcPr>
     <w:tblStylePr w:type="firstRow">
       <w:rPr>
@@ -24255,14 +24228,14 @@
         <w:tcBorders>
           <w:bottom w:val="single" w:sz="12" w:space="0" w:color="FFFFFF" w:themeColor="background1"/>
         </w:tcBorders>
-        <w:shd w:val="clear" w:color="auto" w:fill="664E82" w:themeFill="accent4" w:themeFillShade="CC"/>
+        <w:shd w:val="clear" w:color="auto" w:fill="5C6684" w:themeFill="accent4" w:themeFillShade="CC"/>
       </w:tcPr>
     </w:tblStylePr>
     <w:tblStylePr w:type="lastRow">
       <w:rPr>
         <w:b/>
         <w:bCs/>
-        <w:color w:val="664E82" w:themeColor="accent4" w:themeShade="CC"/>
+        <w:color w:val="5C6684" w:themeColor="accent4" w:themeShade="CC"/>
       </w:rPr>
       <w:tblPr/>
       <w:tcPr>
@@ -24295,13 +24268,13 @@
           <w:insideH w:val="nil"/>
           <w:insideV w:val="nil"/>
         </w:tcBorders>
-        <w:shd w:val="clear" w:color="auto" w:fill="E6EED5" w:themeFill="accent3" w:themeFillTint="3F"/>
+        <w:shd w:val="clear" w:color="auto" w:fill="D1D0CB" w:themeFill="accent3" w:themeFillTint="3F"/>
       </w:tcPr>
     </w:tblStylePr>
     <w:tblStylePr w:type="band1Horz">
       <w:tblPr/>
       <w:tcPr>
-        <w:shd w:val="clear" w:color="auto" w:fill="EAF1DD" w:themeFill="accent3" w:themeFillTint="33"/>
+        <w:shd w:val="clear" w:color="auto" w:fill="FFFFFF" w:themeFill="accent3" w:themeFillTint="33"/>
       </w:tcPr>
     </w:tblStylePr>
   </w:style>
@@ -24314,7 +24287,7 @@
       <w:spacing w:after="0" w:line="240" w:lineRule="auto"/>
     </w:pPr>
     <w:rPr>
-      <w:color w:val="000000" w:themeColor="text1"/>
+      <w:color w:val="131237" w:themeColor="text1"/>
     </w:rPr>
     <w:tblPr>
       <w:tblStyleRowBandSize w:val="1"/>
@@ -24328,7 +24301,7 @@
       </w:tblCellMar>
     </w:tblPr>
     <w:tcPr>
-      <w:shd w:val="clear" w:color="auto" w:fill="F2EFF6" w:themeFill="accent4" w:themeFillTint="19"/>
+      <w:shd w:val="clear" w:color="auto" w:fill="FFFFFF" w:themeFill="accent4" w:themeFillTint="19"/>
     </w:tcPr>
     <w:tblStylePr w:type="firstRow">
       <w:rPr>
@@ -24341,14 +24314,14 @@
         <w:tcBorders>
           <w:bottom w:val="single" w:sz="12" w:space="0" w:color="FFFFFF" w:themeColor="background1"/>
         </w:tcBorders>
-        <w:shd w:val="clear" w:color="auto" w:fill="7E9C40" w:themeFill="accent3" w:themeFillShade="CC"/>
+        <w:shd w:val="clear" w:color="auto" w:fill="5C6684" w:themeFill="accent3" w:themeFillShade="CC"/>
       </w:tcPr>
     </w:tblStylePr>
     <w:tblStylePr w:type="lastRow">
       <w:rPr>
         <w:b/>
         <w:bCs/>
-        <w:color w:val="7E9C40" w:themeColor="accent3" w:themeShade="CC"/>
+        <w:color w:val="5C6684" w:themeColor="accent3" w:themeShade="CC"/>
       </w:rPr>
       <w:tblPr/>
       <w:tcPr>
@@ -24381,13 +24354,13 @@
           <w:insideH w:val="nil"/>
           <w:insideV w:val="nil"/>
         </w:tcBorders>
-        <w:shd w:val="clear" w:color="auto" w:fill="DFD8E8" w:themeFill="accent4" w:themeFillTint="3F"/>
+        <w:shd w:val="clear" w:color="auto" w:fill="D1D0CB" w:themeFill="accent4" w:themeFillTint="3F"/>
       </w:tcPr>
     </w:tblStylePr>
     <w:tblStylePr w:type="band1Horz">
       <w:tblPr/>
       <w:tcPr>
-        <w:shd w:val="clear" w:color="auto" w:fill="E5DFEC" w:themeFill="accent4" w:themeFillTint="33"/>
+        <w:shd w:val="clear" w:color="auto" w:fill="D1D0CB" w:themeFill="accent4" w:themeFillTint="33"/>
       </w:tcPr>
     </w:tblStylePr>
   </w:style>
@@ -24400,7 +24373,7 @@
       <w:spacing w:after="0" w:line="240" w:lineRule="auto"/>
     </w:pPr>
     <w:rPr>
-      <w:color w:val="000000" w:themeColor="text1"/>
+      <w:color w:val="131237" w:themeColor="text1"/>
     </w:rPr>
     <w:tblPr>
       <w:tblStyleRowBandSize w:val="1"/>
@@ -24414,7 +24387,7 @@
       </w:tblCellMar>
     </w:tblPr>
     <w:tcPr>
-      <w:shd w:val="clear" w:color="auto" w:fill="EDF6F9" w:themeFill="accent5" w:themeFillTint="19"/>
+      <w:shd w:val="clear" w:color="auto" w:fill="FFFFFF" w:themeFill="accent5" w:themeFillTint="19"/>
     </w:tcPr>
     <w:tblStylePr w:type="firstRow">
       <w:rPr>
@@ -24427,14 +24400,14 @@
         <w:tcBorders>
           <w:bottom w:val="single" w:sz="12" w:space="0" w:color="FFFFFF" w:themeColor="background1"/>
         </w:tcBorders>
-        <w:shd w:val="clear" w:color="auto" w:fill="F2730A" w:themeFill="accent6" w:themeFillShade="CC"/>
+        <w:shd w:val="clear" w:color="auto" w:fill="5C6684" w:themeFill="accent6" w:themeFillShade="CC"/>
       </w:tcPr>
     </w:tblStylePr>
     <w:tblStylePr w:type="lastRow">
       <w:rPr>
         <w:b/>
         <w:bCs/>
-        <w:color w:val="F2730A" w:themeColor="accent6" w:themeShade="CC"/>
+        <w:color w:val="5C6684" w:themeColor="accent6" w:themeShade="CC"/>
       </w:rPr>
       <w:tblPr/>
       <w:tcPr>
@@ -24467,13 +24440,13 @@
           <w:insideH w:val="nil"/>
           <w:insideV w:val="nil"/>
         </w:tcBorders>
-        <w:shd w:val="clear" w:color="auto" w:fill="D2EAF1" w:themeFill="accent5" w:themeFillTint="3F"/>
+        <w:shd w:val="clear" w:color="auto" w:fill="D1D0CB" w:themeFill="accent5" w:themeFillTint="3F"/>
       </w:tcPr>
     </w:tblStylePr>
     <w:tblStylePr w:type="band1Horz">
       <w:tblPr/>
       <w:tcPr>
-        <w:shd w:val="clear" w:color="auto" w:fill="DAEEF3" w:themeFill="accent5" w:themeFillTint="33"/>
+        <w:shd w:val="clear" w:color="auto" w:fill="FFFFFF" w:themeFill="accent5" w:themeFillTint="33"/>
       </w:tcPr>
     </w:tblStylePr>
   </w:style>
@@ -24486,7 +24459,7 @@
       <w:spacing w:after="0" w:line="240" w:lineRule="auto"/>
     </w:pPr>
     <w:rPr>
-      <w:color w:val="000000" w:themeColor="text1"/>
+      <w:color w:val="131237" w:themeColor="text1"/>
     </w:rPr>
     <w:tblPr>
       <w:tblStyleRowBandSize w:val="1"/>
@@ -24500,7 +24473,7 @@
       </w:tblCellMar>
     </w:tblPr>
     <w:tcPr>
-      <w:shd w:val="clear" w:color="auto" w:fill="FEF4EC" w:themeFill="accent6" w:themeFillTint="19"/>
+      <w:shd w:val="clear" w:color="auto" w:fill="FFFFFF" w:themeFill="accent6" w:themeFillTint="19"/>
     </w:tcPr>
     <w:tblStylePr w:type="firstRow">
       <w:rPr>
@@ -24513,14 +24486,14 @@
         <w:tcBorders>
           <w:bottom w:val="single" w:sz="12" w:space="0" w:color="FFFFFF" w:themeColor="background1"/>
         </w:tcBorders>
-        <w:shd w:val="clear" w:color="auto" w:fill="348DA5" w:themeFill="accent5" w:themeFillShade="CC"/>
+        <w:shd w:val="clear" w:color="auto" w:fill="5C6684" w:themeFill="accent5" w:themeFillShade="CC"/>
       </w:tcPr>
     </w:tblStylePr>
     <w:tblStylePr w:type="lastRow">
       <w:rPr>
         <w:b/>
         <w:bCs/>
-        <w:color w:val="348DA5" w:themeColor="accent5" w:themeShade="CC"/>
+        <w:color w:val="5C6684" w:themeColor="accent5" w:themeShade="CC"/>
       </w:rPr>
       <w:tblPr/>
       <w:tcPr>
@@ -24553,13 +24526,13 @@
           <w:insideH w:val="nil"/>
           <w:insideV w:val="nil"/>
         </w:tcBorders>
-        <w:shd w:val="clear" w:color="auto" w:fill="FDE4D0" w:themeFill="accent6" w:themeFillTint="3F"/>
+        <w:shd w:val="clear" w:color="auto" w:fill="D1D0CB" w:themeFill="accent6" w:themeFillTint="3F"/>
       </w:tcPr>
     </w:tblStylePr>
     <w:tblStylePr w:type="band1Horz">
       <w:tblPr/>
       <w:tcPr>
-        <w:shd w:val="clear" w:color="auto" w:fill="FDE9D9" w:themeFill="accent6" w:themeFillTint="33"/>
+        <w:shd w:val="clear" w:color="auto" w:fill="FFFFFF" w:themeFill="accent6" w:themeFillTint="33"/>
       </w:tcPr>
     </w:tblStylePr>
   </w:style>
@@ -24572,7 +24545,7 @@
       <w:spacing w:after="0" w:line="240" w:lineRule="auto"/>
     </w:pPr>
     <w:rPr>
-      <w:color w:val="000000" w:themeColor="text1"/>
+      <w:color w:val="131237" w:themeColor="text1"/>
     </w:rPr>
     <w:tblPr>
       <w:tblStyleRowBandSize w:val="1"/>
@@ -24589,7 +24562,7 @@
       </w:tblCellMar>
     </w:tblPr>
     <w:tcPr>
-      <w:shd w:val="clear" w:color="auto" w:fill="CCCCCC" w:themeFill="text1" w:themeFillTint="33"/>
+      <w:shd w:val="clear" w:color="auto" w:fill="D1D0CB" w:themeFill="text1" w:themeFillTint="33"/>
     </w:tcPr>
     <w:tblStylePr w:type="firstRow">
       <w:rPr>
@@ -24598,18 +24571,18 @@
       </w:rPr>
       <w:tblPr/>
       <w:tcPr>
-        <w:shd w:val="clear" w:color="auto" w:fill="999999" w:themeFill="text1" w:themeFillTint="66"/>
+        <w:shd w:val="clear" w:color="auto" w:fill="5C6684" w:themeFill="text1" w:themeFillTint="66"/>
       </w:tcPr>
     </w:tblStylePr>
     <w:tblStylePr w:type="lastRow">
       <w:rPr>
         <w:b/>
         <w:bCs/>
-        <w:color w:val="000000" w:themeColor="text1"/>
-      </w:rPr>
-      <w:tblPr/>
-      <w:tcPr>
-        <w:shd w:val="clear" w:color="auto" w:fill="999999" w:themeFill="text1" w:themeFillTint="66"/>
+        <w:color w:val="131237" w:themeColor="text1"/>
+      </w:rPr>
+      <w:tblPr/>
+      <w:tcPr>
+        <w:shd w:val="clear" w:color="auto" w:fill="5C6684" w:themeFill="text1" w:themeFillTint="66"/>
       </w:tcPr>
     </w:tblStylePr>
     <w:tblStylePr w:type="firstCol">
@@ -24618,7 +24591,7 @@
       </w:rPr>
       <w:tblPr/>
       <w:tcPr>
-        <w:shd w:val="clear" w:color="auto" w:fill="000000" w:themeFill="text1" w:themeFillShade="BF"/>
+        <w:shd w:val="clear" w:color="auto" w:fill="131237" w:themeFill="text1" w:themeFillShade="BF"/>
       </w:tcPr>
     </w:tblStylePr>
     <w:tblStylePr w:type="lastCol">
@@ -24627,19 +24600,19 @@
       </w:rPr>
       <w:tblPr/>
       <w:tcPr>
-        <w:shd w:val="clear" w:color="auto" w:fill="000000" w:themeFill="text1" w:themeFillShade="BF"/>
+        <w:shd w:val="clear" w:color="auto" w:fill="131237" w:themeFill="text1" w:themeFillShade="BF"/>
       </w:tcPr>
     </w:tblStylePr>
     <w:tblStylePr w:type="band1Vert">
       <w:tblPr/>
       <w:tcPr>
-        <w:shd w:val="clear" w:color="auto" w:fill="808080" w:themeFill="text1" w:themeFillTint="7F"/>
+        <w:shd w:val="clear" w:color="auto" w:fill="5C6684" w:themeFill="text1" w:themeFillTint="7F"/>
       </w:tcPr>
     </w:tblStylePr>
     <w:tblStylePr w:type="band1Horz">
       <w:tblPr/>
       <w:tcPr>
-        <w:shd w:val="clear" w:color="auto" w:fill="808080" w:themeFill="text1" w:themeFillTint="7F"/>
+        <w:shd w:val="clear" w:color="auto" w:fill="5C6684" w:themeFill="text1" w:themeFillTint="7F"/>
       </w:tcPr>
     </w:tblStylePr>
   </w:style>
@@ -24652,7 +24625,7 @@
       <w:spacing w:after="0" w:line="240" w:lineRule="auto"/>
     </w:pPr>
     <w:rPr>
-      <w:color w:val="000000" w:themeColor="text1"/>
+      <w:color w:val="131237" w:themeColor="text1"/>
     </w:rPr>
     <w:tblPr>
       <w:tblStyleRowBandSize w:val="1"/>
@@ -24669,7 +24642,7 @@
       </w:tblCellMar>
     </w:tblPr>
     <w:tcPr>
-      <w:shd w:val="clear" w:color="auto" w:fill="DBE5F1" w:themeFill="accent1" w:themeFillTint="33"/>
+      <w:shd w:val="clear" w:color="auto" w:fill="D1D0CB" w:themeFill="accent1" w:themeFillTint="33"/>
     </w:tcPr>
     <w:tblStylePr w:type="firstRow">
       <w:rPr>
@@ -24678,18 +24651,18 @@
       </w:rPr>
       <w:tblPr/>
       <w:tcPr>
-        <w:shd w:val="clear" w:color="auto" w:fill="B8CCE4" w:themeFill="accent1" w:themeFillTint="66"/>
+        <w:shd w:val="clear" w:color="auto" w:fill="D1D0CB" w:themeFill="accent1" w:themeFillTint="66"/>
       </w:tcPr>
     </w:tblStylePr>
     <w:tblStylePr w:type="lastRow">
       <w:rPr>
         <w:b/>
         <w:bCs/>
-        <w:color w:val="000000" w:themeColor="text1"/>
-      </w:rPr>
-      <w:tblPr/>
-      <w:tcPr>
-        <w:shd w:val="clear" w:color="auto" w:fill="B8CCE4" w:themeFill="accent1" w:themeFillTint="66"/>
+        <w:color w:val="131237" w:themeColor="text1"/>
+      </w:rPr>
+      <w:tblPr/>
+      <w:tcPr>
+        <w:shd w:val="clear" w:color="auto" w:fill="D1D0CB" w:themeFill="accent1" w:themeFillTint="66"/>
       </w:tcPr>
     </w:tblStylePr>
     <w:tblStylePr w:type="firstCol">
@@ -24698,7 +24671,7 @@
       </w:rPr>
       <w:tblPr/>
       <w:tcPr>
-        <w:shd w:val="clear" w:color="auto" w:fill="365F91" w:themeFill="accent1" w:themeFillShade="BF"/>
+        <w:shd w:val="clear" w:color="auto" w:fill="5C6684" w:themeFill="accent1" w:themeFillShade="BF"/>
       </w:tcPr>
     </w:tblStylePr>
     <w:tblStylePr w:type="lastCol">
@@ -24707,19 +24680,19 @@
       </w:rPr>
       <w:tblPr/>
       <w:tcPr>
-        <w:shd w:val="clear" w:color="auto" w:fill="365F91" w:themeFill="accent1" w:themeFillShade="BF"/>
+        <w:shd w:val="clear" w:color="auto" w:fill="5C6684" w:themeFill="accent1" w:themeFillShade="BF"/>
       </w:tcPr>
     </w:tblStylePr>
     <w:tblStylePr w:type="band1Vert">
       <w:tblPr/>
       <w:tcPr>
-        <w:shd w:val="clear" w:color="auto" w:fill="A7BFDE" w:themeFill="accent1" w:themeFillTint="7F"/>
+        <w:shd w:val="clear" w:color="auto" w:fill="D1D0CB" w:themeFill="accent1" w:themeFillTint="7F"/>
       </w:tcPr>
     </w:tblStylePr>
     <w:tblStylePr w:type="band1Horz">
       <w:tblPr/>
       <w:tcPr>
-        <w:shd w:val="clear" w:color="auto" w:fill="A7BFDE" w:themeFill="accent1" w:themeFillTint="7F"/>
+        <w:shd w:val="clear" w:color="auto" w:fill="D1D0CB" w:themeFill="accent1" w:themeFillTint="7F"/>
       </w:tcPr>
     </w:tblStylePr>
   </w:style>
@@ -24732,7 +24705,7 @@
       <w:spacing w:after="0" w:line="240" w:lineRule="auto"/>
     </w:pPr>
     <w:rPr>
-      <w:color w:val="000000" w:themeColor="text1"/>
+      <w:color w:val="131237" w:themeColor="text1"/>
     </w:rPr>
     <w:tblPr>
       <w:tblStyleRowBandSize w:val="1"/>
@@ -24749,7 +24722,7 @@
       </w:tblCellMar>
     </w:tblPr>
     <w:tcPr>
-      <w:shd w:val="clear" w:color="auto" w:fill="F2DBDB" w:themeFill="accent2" w:themeFillTint="33"/>
+      <w:shd w:val="clear" w:color="auto" w:fill="D1D0CB" w:themeFill="accent2" w:themeFillTint="33"/>
     </w:tcPr>
     <w:tblStylePr w:type="firstRow">
       <w:rPr>
@@ -24758,18 +24731,18 @@
       </w:rPr>
       <w:tblPr/>
       <w:tcPr>
-        <w:shd w:val="clear" w:color="auto" w:fill="E5B8B7" w:themeFill="accent2" w:themeFillTint="66"/>
+        <w:shd w:val="clear" w:color="auto" w:fill="D1D0CB" w:themeFill="accent2" w:themeFillTint="66"/>
       </w:tcPr>
     </w:tblStylePr>
     <w:tblStylePr w:type="lastRow">
       <w:rPr>
         <w:b/>
         <w:bCs/>
-        <w:color w:val="000000" w:themeColor="text1"/>
-      </w:rPr>
-      <w:tblPr/>
-      <w:tcPr>
-        <w:shd w:val="clear" w:color="auto" w:fill="E5B8B7" w:themeFill="accent2" w:themeFillTint="66"/>
+        <w:color w:val="131237" w:themeColor="text1"/>
+      </w:rPr>
+      <w:tblPr/>
+      <w:tcPr>
+        <w:shd w:val="clear" w:color="auto" w:fill="D1D0CB" w:themeFill="accent2" w:themeFillTint="66"/>
       </w:tcPr>
     </w:tblStylePr>
     <w:tblStylePr w:type="firstCol">
@@ -24778,7 +24751,7 @@
       </w:rPr>
       <w:tblPr/>
       <w:tcPr>
-        <w:shd w:val="clear" w:color="auto" w:fill="943634" w:themeFill="accent2" w:themeFillShade="BF"/>
+        <w:shd w:val="clear" w:color="auto" w:fill="2F2E47" w:themeFill="accent2" w:themeFillShade="BF"/>
       </w:tcPr>
     </w:tblStylePr>
     <w:tblStylePr w:type="lastCol">
@@ -24787,19 +24760,19 @@
       </w:rPr>
       <w:tblPr/>
       <w:tcPr>
-        <w:shd w:val="clear" w:color="auto" w:fill="943634" w:themeFill="accent2" w:themeFillShade="BF"/>
+        <w:shd w:val="clear" w:color="auto" w:fill="2F2E47" w:themeFill="accent2" w:themeFillShade="BF"/>
       </w:tcPr>
     </w:tblStylePr>
     <w:tblStylePr w:type="band1Vert">
       <w:tblPr/>
       <w:tcPr>
-        <w:shd w:val="clear" w:color="auto" w:fill="DFA7A6" w:themeFill="accent2" w:themeFillTint="7F"/>
+        <w:shd w:val="clear" w:color="auto" w:fill="D1D0CB" w:themeFill="accent2" w:themeFillTint="7F"/>
       </w:tcPr>
     </w:tblStylePr>
     <w:tblStylePr w:type="band1Horz">
       <w:tblPr/>
       <w:tcPr>
-        <w:shd w:val="clear" w:color="auto" w:fill="DFA7A6" w:themeFill="accent2" w:themeFillTint="7F"/>
+        <w:shd w:val="clear" w:color="auto" w:fill="D1D0CB" w:themeFill="accent2" w:themeFillTint="7F"/>
       </w:tcPr>
     </w:tblStylePr>
   </w:style>
@@ -24812,7 +24785,7 @@
       <w:spacing w:after="0" w:line="240" w:lineRule="auto"/>
     </w:pPr>
     <w:rPr>
-      <w:color w:val="000000" w:themeColor="text1"/>
+      <w:color w:val="131237" w:themeColor="text1"/>
     </w:rPr>
     <w:tblPr>
       <w:tblStyleRowBandSize w:val="1"/>
@@ -24829,7 +24802,7 @@
       </w:tblCellMar>
     </w:tblPr>
     <w:tcPr>
-      <w:shd w:val="clear" w:color="auto" w:fill="EAF1DD" w:themeFill="accent3" w:themeFillTint="33"/>
+      <w:shd w:val="clear" w:color="auto" w:fill="FFFFFF" w:themeFill="accent3" w:themeFillTint="33"/>
     </w:tcPr>
     <w:tblStylePr w:type="firstRow">
       <w:rPr>
@@ -24838,18 +24811,18 @@
       </w:rPr>
       <w:tblPr/>
       <w:tcPr>
-        <w:shd w:val="clear" w:color="auto" w:fill="D6E3BC" w:themeFill="accent3" w:themeFillTint="66"/>
+        <w:shd w:val="clear" w:color="auto" w:fill="D1D0CB" w:themeFill="accent3" w:themeFillTint="66"/>
       </w:tcPr>
     </w:tblStylePr>
     <w:tblStylePr w:type="lastRow">
       <w:rPr>
         <w:b/>
         <w:bCs/>
-        <w:color w:val="000000" w:themeColor="text1"/>
-      </w:rPr>
-      <w:tblPr/>
-      <w:tcPr>
-        <w:shd w:val="clear" w:color="auto" w:fill="D6E3BC" w:themeFill="accent3" w:themeFillTint="66"/>
+        <w:color w:val="131237" w:themeColor="text1"/>
+      </w:rPr>
+      <w:tblPr/>
+      <w:tcPr>
+        <w:shd w:val="clear" w:color="auto" w:fill="D1D0CB" w:themeFill="accent3" w:themeFillTint="66"/>
       </w:tcPr>
     </w:tblStylePr>
     <w:tblStylePr w:type="firstCol">
@@ -24858,7 +24831,7 @@
       </w:rPr>
       <w:tblPr/>
       <w:tcPr>
-        <w:shd w:val="clear" w:color="auto" w:fill="76923C" w:themeFill="accent3" w:themeFillShade="BF"/>
+        <w:shd w:val="clear" w:color="auto" w:fill="5C6684" w:themeFill="accent3" w:themeFillShade="BF"/>
       </w:tcPr>
     </w:tblStylePr>
     <w:tblStylePr w:type="lastCol">
@@ -24867,19 +24840,19 @@
       </w:rPr>
       <w:tblPr/>
       <w:tcPr>
-        <w:shd w:val="clear" w:color="auto" w:fill="76923C" w:themeFill="accent3" w:themeFillShade="BF"/>
+        <w:shd w:val="clear" w:color="auto" w:fill="5C6684" w:themeFill="accent3" w:themeFillShade="BF"/>
       </w:tcPr>
     </w:tblStylePr>
     <w:tblStylePr w:type="band1Vert">
       <w:tblPr/>
       <w:tcPr>
-        <w:shd w:val="clear" w:color="auto" w:fill="CDDDAC" w:themeFill="accent3" w:themeFillTint="7F"/>
+        <w:shd w:val="clear" w:color="auto" w:fill="D1D0CB" w:themeFill="accent3" w:themeFillTint="7F"/>
       </w:tcPr>
     </w:tblStylePr>
     <w:tblStylePr w:type="band1Horz">
       <w:tblPr/>
       <w:tcPr>
-        <w:shd w:val="clear" w:color="auto" w:fill="CDDDAC" w:themeFill="accent3" w:themeFillTint="7F"/>
+        <w:shd w:val="clear" w:color="auto" w:fill="D1D0CB" w:themeFill="accent3" w:themeFillTint="7F"/>
       </w:tcPr>
     </w:tblStylePr>
   </w:style>
@@ -24892,7 +24865,7 @@
       <w:spacing w:after="0" w:line="240" w:lineRule="auto"/>
     </w:pPr>
     <w:rPr>
-      <w:color w:val="000000" w:themeColor="text1"/>
+      <w:color w:val="131237" w:themeColor="text1"/>
     </w:rPr>
     <w:tblPr>
       <w:tblStyleRowBandSize w:val="1"/>
@@ -24909,7 +24882,7 @@
       </w:tblCellMar>
     </w:tblPr>
     <w:tcPr>
-      <w:shd w:val="clear" w:color="auto" w:fill="E5DFEC" w:themeFill="accent4" w:themeFillTint="33"/>
+      <w:shd w:val="clear" w:color="auto" w:fill="D1D0CB" w:themeFill="accent4" w:themeFillTint="33"/>
     </w:tcPr>
     <w:tblStylePr w:type="firstRow">
       <w:rPr>
@@ -24918,18 +24891,18 @@
       </w:rPr>
       <w:tblPr/>
       <w:tcPr>
-        <w:shd w:val="clear" w:color="auto" w:fill="CCC0D9" w:themeFill="accent4" w:themeFillTint="66"/>
+        <w:shd w:val="clear" w:color="auto" w:fill="D1D0CB" w:themeFill="accent4" w:themeFillTint="66"/>
       </w:tcPr>
     </w:tblStylePr>
     <w:tblStylePr w:type="lastRow">
       <w:rPr>
         <w:b/>
         <w:bCs/>
-        <w:color w:val="000000" w:themeColor="text1"/>
-      </w:rPr>
-      <w:tblPr/>
-      <w:tcPr>
-        <w:shd w:val="clear" w:color="auto" w:fill="CCC0D9" w:themeFill="accent4" w:themeFillTint="66"/>
+        <w:color w:val="131237" w:themeColor="text1"/>
+      </w:rPr>
+      <w:tblPr/>
+      <w:tcPr>
+        <w:shd w:val="clear" w:color="auto" w:fill="D1D0CB" w:themeFill="accent4" w:themeFillTint="66"/>
       </w:tcPr>
     </w:tblStylePr>
     <w:tblStylePr w:type="firstCol">
@@ -24938,7 +24911,7 @@
       </w:rPr>
       <w:tblPr/>
       <w:tcPr>
-        <w:shd w:val="clear" w:color="auto" w:fill="5F497A" w:themeFill="accent4" w:themeFillShade="BF"/>
+        <w:shd w:val="clear" w:color="auto" w:fill="5C6684" w:themeFill="accent4" w:themeFillShade="BF"/>
       </w:tcPr>
     </w:tblStylePr>
     <w:tblStylePr w:type="lastCol">
@@ -24947,19 +24920,19 @@
       </w:rPr>
       <w:tblPr/>
       <w:tcPr>
-        <w:shd w:val="clear" w:color="auto" w:fill="5F497A" w:themeFill="accent4" w:themeFillShade="BF"/>
+        <w:shd w:val="clear" w:color="auto" w:fill="5C6684" w:themeFill="accent4" w:themeFillShade="BF"/>
       </w:tcPr>
     </w:tblStylePr>
     <w:tblStylePr w:type="band1Vert">
       <w:tblPr/>
       <w:tcPr>
-        <w:shd w:val="clear" w:color="auto" w:fill="BFB1D0" w:themeFill="accent4" w:themeFillTint="7F"/>
+        <w:shd w:val="clear" w:color="auto" w:fill="D1D0CB" w:themeFill="accent4" w:themeFillTint="7F"/>
       </w:tcPr>
     </w:tblStylePr>
     <w:tblStylePr w:type="band1Horz">
       <w:tblPr/>
       <w:tcPr>
-        <w:shd w:val="clear" w:color="auto" w:fill="BFB1D0" w:themeFill="accent4" w:themeFillTint="7F"/>
+        <w:shd w:val="clear" w:color="auto" w:fill="D1D0CB" w:themeFill="accent4" w:themeFillTint="7F"/>
       </w:tcPr>
     </w:tblStylePr>
   </w:style>
@@ -24972,7 +24945,7 @@
       <w:spacing w:after="0" w:line="240" w:lineRule="auto"/>
     </w:pPr>
     <w:rPr>
-      <w:color w:val="000000" w:themeColor="text1"/>
+      <w:color w:val="131237" w:themeColor="text1"/>
     </w:rPr>
     <w:tblPr>
       <w:tblStyleRowBandSize w:val="1"/>
@@ -24989,7 +24962,7 @@
       </w:tblCellMar>
     </w:tblPr>
     <w:tcPr>
-      <w:shd w:val="clear" w:color="auto" w:fill="DAEEF3" w:themeFill="accent5" w:themeFillTint="33"/>
+      <w:shd w:val="clear" w:color="auto" w:fill="FFFFFF" w:themeFill="accent5" w:themeFillTint="33"/>
     </w:tcPr>
     <w:tblStylePr w:type="firstRow">
       <w:rPr>
@@ -24998,18 +24971,18 @@
       </w:rPr>
       <w:tblPr/>
       <w:tcPr>
-        <w:shd w:val="clear" w:color="auto" w:fill="B6DDE8" w:themeFill="accent5" w:themeFillTint="66"/>
+        <w:shd w:val="clear" w:color="auto" w:fill="D1D0CB" w:themeFill="accent5" w:themeFillTint="66"/>
       </w:tcPr>
     </w:tblStylePr>
     <w:tblStylePr w:type="lastRow">
       <w:rPr>
         <w:b/>
         <w:bCs/>
-        <w:color w:val="000000" w:themeColor="text1"/>
-      </w:rPr>
-      <w:tblPr/>
-      <w:tcPr>
-        <w:shd w:val="clear" w:color="auto" w:fill="B6DDE8" w:themeFill="accent5" w:themeFillTint="66"/>
+        <w:color w:val="131237" w:themeColor="text1"/>
+      </w:rPr>
+      <w:tblPr/>
+      <w:tcPr>
+        <w:shd w:val="clear" w:color="auto" w:fill="D1D0CB" w:themeFill="accent5" w:themeFillTint="66"/>
       </w:tcPr>
     </w:tblStylePr>
     <w:tblStylePr w:type="firstCol">
@@ -25018,7 +24991,7 @@
       </w:rPr>
       <w:tblPr/>
       <w:tcPr>
-        <w:shd w:val="clear" w:color="auto" w:fill="31849B" w:themeFill="accent5" w:themeFillShade="BF"/>
+        <w:shd w:val="clear" w:color="auto" w:fill="5C6684" w:themeFill="accent5" w:themeFillShade="BF"/>
       </w:tcPr>
     </w:tblStylePr>
     <w:tblStylePr w:type="lastCol">
@@ -25027,19 +25000,19 @@
       </w:rPr>
       <w:tblPr/>
       <w:tcPr>
-        <w:shd w:val="clear" w:color="auto" w:fill="31849B" w:themeFill="accent5" w:themeFillShade="BF"/>
+        <w:shd w:val="clear" w:color="auto" w:fill="5C6684" w:themeFill="accent5" w:themeFillShade="BF"/>
       </w:tcPr>
     </w:tblStylePr>
     <w:tblStylePr w:type="band1Vert">
       <w:tblPr/>
       <w:tcPr>
-        <w:shd w:val="clear" w:color="auto" w:fill="A5D5E2" w:themeFill="accent5" w:themeFillTint="7F"/>
+        <w:shd w:val="clear" w:color="auto" w:fill="D1D0CB" w:themeFill="accent5" w:themeFillTint="7F"/>
       </w:tcPr>
     </w:tblStylePr>
     <w:tblStylePr w:type="band1Horz">
       <w:tblPr/>
       <w:tcPr>
-        <w:shd w:val="clear" w:color="auto" w:fill="A5D5E2" w:themeFill="accent5" w:themeFillTint="7F"/>
+        <w:shd w:val="clear" w:color="auto" w:fill="D1D0CB" w:themeFill="accent5" w:themeFillTint="7F"/>
       </w:tcPr>
     </w:tblStylePr>
   </w:style>
@@ -25052,7 +25025,7 @@
       <w:spacing w:after="0" w:line="240" w:lineRule="auto"/>
     </w:pPr>
     <w:rPr>
-      <w:color w:val="000000" w:themeColor="text1"/>
+      <w:color w:val="131237" w:themeColor="text1"/>
     </w:rPr>
     <w:tblPr>
       <w:tblStyleRowBandSize w:val="1"/>
@@ -25069,7 +25042,7 @@
       </w:tblCellMar>
     </w:tblPr>
     <w:tcPr>
-      <w:shd w:val="clear" w:color="auto" w:fill="FDE9D9" w:themeFill="accent6" w:themeFillTint="33"/>
+      <w:shd w:val="clear" w:color="auto" w:fill="FFFFFF" w:themeFill="accent6" w:themeFillTint="33"/>
     </w:tcPr>
     <w:tblStylePr w:type="firstRow">
       <w:rPr>
@@ -25078,18 +25051,18 @@
       </w:rPr>
       <w:tblPr/>
       <w:tcPr>
-        <w:shd w:val="clear" w:color="auto" w:fill="FBD4B4" w:themeFill="accent6" w:themeFillTint="66"/>
+        <w:shd w:val="clear" w:color="auto" w:fill="D1D0CB" w:themeFill="accent6" w:themeFillTint="66"/>
       </w:tcPr>
     </w:tblStylePr>
     <w:tblStylePr w:type="lastRow">
       <w:rPr>
         <w:b/>
         <w:bCs/>
-        <w:color w:val="000000" w:themeColor="text1"/>
-      </w:rPr>
-      <w:tblPr/>
-      <w:tcPr>
-        <w:shd w:val="clear" w:color="auto" w:fill="FBD4B4" w:themeFill="accent6" w:themeFillTint="66"/>
+        <w:color w:val="131237" w:themeColor="text1"/>
+      </w:rPr>
+      <w:tblPr/>
+      <w:tcPr>
+        <w:shd w:val="clear" w:color="auto" w:fill="D1D0CB" w:themeFill="accent6" w:themeFillTint="66"/>
       </w:tcPr>
     </w:tblStylePr>
     <w:tblStylePr w:type="firstCol">
@@ -25098,7 +25071,7 @@
       </w:rPr>
       <w:tblPr/>
       <w:tcPr>
-        <w:shd w:val="clear" w:color="auto" w:fill="E36C0A" w:themeFill="accent6" w:themeFillShade="BF"/>
+        <w:shd w:val="clear" w:color="auto" w:fill="5C6684" w:themeFill="accent6" w:themeFillShade="BF"/>
       </w:tcPr>
     </w:tblStylePr>
     <w:tblStylePr w:type="lastCol">
@@ -25107,19 +25080,19 @@
       </w:rPr>
       <w:tblPr/>
       <w:tcPr>
-        <w:shd w:val="clear" w:color="auto" w:fill="E36C0A" w:themeFill="accent6" w:themeFillShade="BF"/>
+        <w:shd w:val="clear" w:color="auto" w:fill="5C6684" w:themeFill="accent6" w:themeFillShade="BF"/>
       </w:tcPr>
     </w:tblStylePr>
     <w:tblStylePr w:type="band1Vert">
       <w:tblPr/>
       <w:tcPr>
-        <w:shd w:val="clear" w:color="auto" w:fill="FBCAA2" w:themeFill="accent6" w:themeFillTint="7F"/>
+        <w:shd w:val="clear" w:color="auto" w:fill="D1D0CB" w:themeFill="accent6" w:themeFillTint="7F"/>
       </w:tcPr>
     </w:tblStylePr>
     <w:tblStylePr w:type="band1Horz">
       <w:tblPr/>
       <w:tcPr>
-        <w:shd w:val="clear" w:color="auto" w:fill="FBCAA2" w:themeFill="accent6" w:themeFillTint="7F"/>
+        <w:shd w:val="clear" w:color="auto" w:fill="D1D0CB" w:themeFill="accent6" w:themeFillTint="7F"/>
       </w:tcPr>
     </w:tblStylePr>
   </w:style>
@@ -25131,40 +25104,40 @@
   <a:themeElements>
     <a:clrScheme name="Office">
       <a:dk1>
-        <a:sysClr val="windowText" lastClr="000000"/>
+        <a:sysClr val="windowText" lastClr="131237"/>
       </a:dk1>
       <a:lt1>
         <a:sysClr val="window" lastClr="FFFFFF"/>
       </a:lt1>
       <a:dk2>
-        <a:srgbClr val="1F497D"/>
+        <a:srgbClr val="2F2E47"/>
       </a:dk2>
       <a:lt2>
-        <a:srgbClr val="EEECE1"/>
+        <a:srgbClr val="FFFFFF"/>
       </a:lt2>
       <a:accent1>
-        <a:srgbClr val="4F81BD"/>
+        <a:srgbClr val="5C6684"/>
       </a:accent1>
       <a:accent2>
-        <a:srgbClr val="C0504D"/>
+        <a:srgbClr val="5C6684"/>
       </a:accent2>
       <a:accent3>
-        <a:srgbClr val="9BBB59"/>
+        <a:srgbClr val="5C6684"/>
       </a:accent3>
       <a:accent4>
-        <a:srgbClr val="8064A2"/>
+        <a:srgbClr val="5C6684"/>
       </a:accent4>
       <a:accent5>
-        <a:srgbClr val="4BACC6"/>
+        <a:srgbClr val="5C6684"/>
       </a:accent5>
       <a:accent6>
-        <a:srgbClr val="F79646"/>
+        <a:srgbClr val="D1D0CB"/>
       </a:accent6>
       <a:hlink>
-        <a:srgbClr val="0000FF"/>
+        <a:srgbClr val="5C6684"/>
       </a:hlink>
       <a:folHlink>
-        <a:srgbClr val="800080"/>
+        <a:srgbClr val="5C6684"/>
       </a:folHlink>
     </a:clrScheme>
     <a:fontScheme name="Office">
@@ -25314,7 +25287,7 @@
         <a:effectStyle>
           <a:effectLst>
             <a:outerShdw blurRad="40000" dist="20000" dir="5400000" rotWithShape="0">
-              <a:srgbClr val="000000">
+              <a:srgbClr val="131237">
                 <a:alpha val="38000"/>
               </a:srgbClr>
             </a:outerShdw>
@@ -25323,7 +25296,7 @@
         <a:effectStyle>
           <a:effectLst>
             <a:outerShdw blurRad="40000" dist="23000" dir="5400000" rotWithShape="0">
-              <a:srgbClr val="000000">
+              <a:srgbClr val="131237">
                 <a:alpha val="35000"/>
               </a:srgbClr>
             </a:outerShdw>
@@ -25332,7 +25305,7 @@
         <a:effectStyle>
           <a:effectLst>
             <a:outerShdw blurRad="40000" dist="23000" dir="5400000" rotWithShape="0">
-              <a:srgbClr val="000000">
+              <a:srgbClr val="131237">
                 <a:alpha val="35000"/>
               </a:srgbClr>
             </a:outerShdw>

--- a/casos/laboral-kcarmona/escritos/2026-10-26_Comunicado_Lineamientos_Equipo_Administrativo.docx
+++ b/casos/laboral-kcarmona/escritos/2026-10-26_Comunicado_Lineamientos_Equipo_Administrativo.docx
@@ -342,7 +342,7 @@
           <w:color w:val="2F2E47"/>
           <w:sz w:val="21"/>
         </w:rPr>
-        <w:t>Ante una persona en crisis o con señales de riesgo, se comunica de inmediato al equipo clínico y se acompaña a la persona mientras tanto.</w:t>
+        <w:t>Ante una persona en crisis o con señales de riesgo, se comunica de inmediato al equipo clínico y se acompaña a la persona mientras tanto. Si hay peligro inmediato, se activan los servicios de emergencia.</w:t>
       </w:r>
     </w:p>
     <w:p>
@@ -463,7 +463,7 @@
           <w:color w:val="2F2E47"/>
           <w:sz w:val="21"/>
         </w:rPr>
-        <w:t>Frente a visitantes y proveedores, la comunicación sobre la clínica y su equipo es neutral y respetuosa.</w:t>
+        <w:t>La información que se da a visitantes y proveedores sobre la clínica es veraz, profesional y respeta la confidencialidad.</w:t>
       </w:r>
     </w:p>
     <w:p>
@@ -478,7 +478,7 @@
           <w:color w:val="2F2E47"/>
           <w:sz w:val="21"/>
         </w:rPr>
-        <w:t>Nada de lo anterior limita el derecho de cada persona a plantear sus reclamos ante las instancias que la ley establece.</w:t>
+        <w:t>Nada de lo anterior limita el derecho de cada persona a plantear sus reclamos ante las instancias que la ley establece. Nadie será objeto de represalias por ejercer de buena fe sus derechos.</w:t>
       </w:r>
     </w:p>
     <w:p>
@@ -524,7 +524,22 @@
           <w:color w:val="2F2E47"/>
           <w:sz w:val="21"/>
         </w:rPr>
-        <w:t>La información salarial de cada persona es confidencial y se conversa en privado.</w:t>
+        <w:t>La información salarial que administra Poïesis se trata con reserva. Esto no impide que cada persona hable de sus propias condiciones laborales.</w:t>
+      </w:r>
+    </w:p>
+    <w:p>
+      <w:pPr>
+        <w:pStyle w:val="ListBullet"/>
+        <w:spacing w:before="0" w:after="60" w:line="300" w:lineRule="auto"/>
+      </w:pPr>
+      <w:r>
+        <w:rPr>
+          <w:rFonts w:ascii="Georgia" w:hAnsi="Georgia"/>
+          <w:b w:val="0"/>
+          <w:color w:val="2F2E47"/>
+          <w:sz w:val="21"/>
+        </w:rPr>
+        <w:t>Cualquier pérdida o divulgación accidental de información se comunica de inmediato a la jefatura.</w:t>
       </w:r>
     </w:p>
     <w:p>
@@ -681,7 +696,21 @@
           <w:color w:val="2F2E47"/>
           <w:sz w:val="21"/>
         </w:rPr>
-        <w:t>En Poïesis, conforme al Código de Trabajo, los incumplimientos se atienden de forma gradual y proporcional. Cada situación se conversa primero con la persona, y su versión se escucha. Si corresponde, se aplica una amonestación escrita. Cuando una falta es grave, o se repite después de haber sido advertida por escrito, la ley permite la terminación del contrato sin responsabilidad patronal.</w:t>
+        <w:t>En Poïesis, conforme al Código de Trabajo, los incumplimientos se atienden de forma objetiva, documentada y proporcional. Antes de cualquier medida se esclarecen los hechos y se escucha a la persona. Según el caso, puede tratarse de una conversación, una amonestación escrita u otra medida legalmente procedente. Una falta grave, o la reiteración de faltas ya advertidas, puede justificar la terminación del contrato sin responsabilidad patronal, siempre que se cumplan los requisitos legales.</w:t>
+      </w:r>
+    </w:p>
+    <w:p>
+      <w:pPr>
+        <w:spacing w:before="0" w:after="120" w:line="300" w:lineRule="auto"/>
+      </w:pPr>
+      <w:r>
+        <w:rPr>
+          <w:rFonts w:ascii="Georgia" w:hAnsi="Georgia"/>
+          <w:b w:val="0"/>
+          <w:color w:val="2F2E47"/>
+          <w:sz w:val="21"/>
+        </w:rPr>
+        <w:t>Ninguna sanción es automática. Ejercer derechos laborales, presentar un reclamo o no aceptar una modificación contractual no constituyen faltas.</w:t>
       </w:r>
     </w:p>
     <w:p>
@@ -696,6 +725,20 @@
           <w:sz w:val="21"/>
         </w:rPr>
         <w:t>Lo compartimos por transparencia, para que todas las personas conozcan el marco con la misma claridad. Nuestro interés es que no sea necesario aplicarlo, y confiamos en que así será.</w:t>
+      </w:r>
+    </w:p>
+    <w:p>
+      <w:pPr>
+        <w:spacing w:before="0" w:after="120" w:line="300" w:lineRule="auto"/>
+      </w:pPr>
+      <w:r>
+        <w:rPr>
+          <w:rFonts w:ascii="Georgia" w:hAnsi="Georgia"/>
+          <w:b w:val="0"/>
+          <w:color w:val="2F2E47"/>
+          <w:sz w:val="21"/>
+        </w:rPr>
+        <w:t>Este comunicado no modifica salarios, jornadas, funciones ni otras condiciones del contrato de trabajo.</w:t>
       </w:r>
     </w:p>
     <w:p>
@@ -827,7 +870,7 @@
           <w:color w:val="131237"/>
           <w:sz w:val="28"/>
         </w:rPr>
-        <w:t>Acuse de recibo</w:t>
+        <w:t>Constancia de recepción</w:t>
       </w:r>
     </w:p>
     <w:p>
@@ -841,7 +884,7 @@
           <w:color w:val="2F2E47"/>
           <w:sz w:val="21"/>
         </w:rPr>
-        <w:t>Mi firma indica que recibí y leí este comunicado.</w:t>
+        <w:t>Mediante mi firma, dejo constancia de haber recibido el comunicado «Lineamientos del Equipo Administrativo», con fecha 27 de octubre de 2026. Esta constancia acredita únicamente la recepción. No implica aceptación de modificaciones contractuales ni renuncia a derechos.</w:t>
       </w:r>
     </w:p>
     <w:tbl>
@@ -850,25 +893,22 @@
         <w:jc w:val="center"/>
         <w:tblLook w:firstColumn="1" w:firstRow="1" w:lastColumn="0" w:lastRow="0" w:noHBand="0" w:noVBand="1" w:val="04A0"/>
         <w:tblBorders>
-          <w:top w:val="single" w:sz="4" w:color="D1D0CB"/>
-          <w:left w:val="single" w:sz="4" w:color="D1D0CB"/>
-          <w:bottom w:val="single" w:sz="4" w:color="D1D0CB"/>
-          <w:right w:val="single" w:sz="4" w:color="D1D0CB"/>
-          <w:insideH w:val="single" w:sz="4" w:color="D1D0CB"/>
-          <w:insideV w:val="single" w:sz="4" w:color="D1D0CB"/>
+          <w:top w:val="nil"/>
+          <w:left w:val="nil"/>
+          <w:bottom w:val="nil"/>
+          <w:right w:val="nil"/>
+          <w:insideH w:val="nil"/>
+          <w:insideV w:val="nil"/>
         </w:tblBorders>
       </w:tblPr>
       <w:tblGrid>
-        <w:gridCol w:w="2268"/>
-        <w:gridCol w:w="2268"/>
-        <w:gridCol w:w="2268"/>
-        <w:gridCol w:w="2268"/>
+        <w:gridCol w:w="4536"/>
+        <w:gridCol w:w="4536"/>
       </w:tblGrid>
       <w:tr>
         <w:tc>
           <w:tcPr>
-            <w:tcW w:type="dxa" w:w="2268"/>
-            <w:shd w:val="clear" w:color="auto" w:fill="D1D0CB"/>
+            <w:tcW w:type="dxa" w:w="4536"/>
           </w:tcPr>
           <w:p>
             <w:pPr>
@@ -877,79 +917,17 @@
             <w:r>
               <w:rPr>
                 <w:rFonts w:ascii="Georgia" w:hAnsi="Georgia"/>
-                <w:b/>
-                <w:color w:val="131237"/>
+                <w:b w:val="0"/>
+                <w:color w:val="5C6684"/>
                 <w:sz w:val="19"/>
               </w:rPr>
-              <w:t>Nombre</w:t>
+              <w:t>Nombre completo</w:t>
             </w:r>
           </w:p>
         </w:tc>
         <w:tc>
           <w:tcPr>
-            <w:tcW w:type="dxa" w:w="2268"/>
-            <w:shd w:val="clear" w:color="auto" w:fill="D1D0CB"/>
-          </w:tcPr>
-          <w:p>
-            <w:pPr>
-              <w:spacing w:before="40" w:after="40" w:line="264" w:lineRule="auto"/>
-            </w:pPr>
-            <w:r>
-              <w:rPr>
-                <w:rFonts w:ascii="Georgia" w:hAnsi="Georgia"/>
-                <w:b/>
-                <w:color w:val="131237"/>
-                <w:sz w:val="19"/>
-              </w:rPr>
-              <w:t>Cédula</w:t>
-            </w:r>
-          </w:p>
-        </w:tc>
-        <w:tc>
-          <w:tcPr>
-            <w:tcW w:type="dxa" w:w="2268"/>
-            <w:shd w:val="clear" w:color="auto" w:fill="D1D0CB"/>
-          </w:tcPr>
-          <w:p>
-            <w:pPr>
-              <w:spacing w:before="40" w:after="40" w:line="264" w:lineRule="auto"/>
-            </w:pPr>
-            <w:r>
-              <w:rPr>
-                <w:rFonts w:ascii="Georgia" w:hAnsi="Georgia"/>
-                <w:b/>
-                <w:color w:val="131237"/>
-                <w:sz w:val="19"/>
-              </w:rPr>
-              <w:t>Firma</w:t>
-            </w:r>
-          </w:p>
-        </w:tc>
-        <w:tc>
-          <w:tcPr>
-            <w:tcW w:type="dxa" w:w="2268"/>
-            <w:shd w:val="clear" w:color="auto" w:fill="D1D0CB"/>
-          </w:tcPr>
-          <w:p>
-            <w:pPr>
-              <w:spacing w:before="40" w:after="40" w:line="264" w:lineRule="auto"/>
-            </w:pPr>
-            <w:r>
-              <w:rPr>
-                <w:rFonts w:ascii="Georgia" w:hAnsi="Georgia"/>
-                <w:b/>
-                <w:color w:val="131237"/>
-                <w:sz w:val="19"/>
-              </w:rPr>
-              <w:t>Fecha</w:t>
-            </w:r>
-          </w:p>
-        </w:tc>
-      </w:tr>
-      <w:tr>
-        <w:tc>
-          <w:tcPr>
-            <w:tcW w:type="dxa" w:w="2268"/>
+            <w:tcW w:type="dxa" w:w="4536"/>
           </w:tcPr>
           <w:p>
             <w:pPr>
@@ -966,29 +944,30 @@
             </w:r>
           </w:p>
         </w:tc>
+      </w:tr>
+      <w:tr>
         <w:tc>
           <w:tcPr>
-            <w:tcW w:type="dxa" w:w="2268"/>
+            <w:tcW w:type="dxa" w:w="4536"/>
           </w:tcPr>
           <w:p>
             <w:pPr>
               <w:spacing w:before="40" w:after="40" w:line="264" w:lineRule="auto"/>
             </w:pPr>
+            <w:r>
+              <w:rPr>
+                <w:rFonts w:ascii="Georgia" w:hAnsi="Georgia"/>
+                <w:b w:val="0"/>
+                <w:color w:val="5C6684"/>
+                <w:sz w:val="19"/>
+              </w:rPr>
+              <w:t>Cédula</w:t>
+            </w:r>
           </w:p>
         </w:tc>
         <w:tc>
           <w:tcPr>
-            <w:tcW w:type="dxa" w:w="2268"/>
-          </w:tcPr>
-          <w:p>
-            <w:pPr>
-              <w:spacing w:before="40" w:after="40" w:line="264" w:lineRule="auto"/>
-            </w:pPr>
-          </w:p>
-        </w:tc>
-        <w:tc>
-          <w:tcPr>
-            <w:tcW w:type="dxa" w:w="2268"/>
+            <w:tcW w:type="dxa" w:w="4536"/>
           </w:tcPr>
           <w:p>
             <w:pPr>
@@ -1000,7 +979,143 @@
       <w:tr>
         <w:tc>
           <w:tcPr>
-            <w:tcW w:type="dxa" w:w="2268"/>
+            <w:tcW w:type="dxa" w:w="4536"/>
+          </w:tcPr>
+          <w:p>
+            <w:pPr>
+              <w:spacing w:before="40" w:after="40" w:line="264" w:lineRule="auto"/>
+            </w:pPr>
+            <w:r>
+              <w:rPr>
+                <w:rFonts w:ascii="Georgia" w:hAnsi="Georgia"/>
+                <w:b w:val="0"/>
+                <w:color w:val="5C6684"/>
+                <w:sz w:val="19"/>
+              </w:rPr>
+              <w:t>Fecha de recepción</w:t>
+            </w:r>
+          </w:p>
+        </w:tc>
+        <w:tc>
+          <w:tcPr>
+            <w:tcW w:type="dxa" w:w="4536"/>
+          </w:tcPr>
+          <w:p>
+            <w:pPr>
+              <w:spacing w:before="40" w:after="40" w:line="264" w:lineRule="auto"/>
+            </w:pPr>
+          </w:p>
+        </w:tc>
+      </w:tr>
+      <w:tr>
+        <w:tc>
+          <w:tcPr>
+            <w:tcW w:type="dxa" w:w="4536"/>
+          </w:tcPr>
+          <w:p>
+            <w:pPr>
+              <w:spacing w:before="40" w:after="40" w:line="264" w:lineRule="auto"/>
+            </w:pPr>
+            <w:r>
+              <w:rPr>
+                <w:rFonts w:ascii="Georgia" w:hAnsi="Georgia"/>
+                <w:b w:val="0"/>
+                <w:color w:val="5C6684"/>
+                <w:sz w:val="19"/>
+              </w:rPr>
+              <w:t>Firma</w:t>
+            </w:r>
+          </w:p>
+        </w:tc>
+        <w:tc>
+          <w:tcPr>
+            <w:tcW w:type="dxa" w:w="4536"/>
+          </w:tcPr>
+          <w:p>
+            <w:pPr>
+              <w:spacing w:before="40" w:after="40" w:line="264" w:lineRule="auto"/>
+            </w:pPr>
+          </w:p>
+        </w:tc>
+      </w:tr>
+    </w:tbl>
+    <w:p/>
+    <w:p>
+      <w:r>
+        <w:br w:type="page"/>
+      </w:r>
+    </w:p>
+    <w:p>
+      <w:pPr>
+        <w:spacing w:before="280" w:after="120" w:line="300" w:lineRule="auto"/>
+        <w:pBdr>
+          <w:bottom w:val="single" w:sz="6" w:space="4" w:color="D1D0CB"/>
+        </w:pBdr>
+      </w:pPr>
+      <w:r>
+        <w:rPr>
+          <w:rFonts w:ascii="Safira March" w:hAnsi="Safira March"/>
+          <w:color w:val="131237"/>
+          <w:sz w:val="28"/>
+        </w:rPr>
+        <w:t>Constancia de recepción</w:t>
+      </w:r>
+    </w:p>
+    <w:p>
+      <w:pPr>
+        <w:spacing w:before="0" w:after="120" w:line="300" w:lineRule="auto"/>
+      </w:pPr>
+      <w:r>
+        <w:rPr>
+          <w:rFonts w:ascii="Georgia" w:hAnsi="Georgia"/>
+          <w:b w:val="0"/>
+          <w:color w:val="2F2E47"/>
+          <w:sz w:val="21"/>
+        </w:rPr>
+        <w:t>Mediante mi firma, dejo constancia de haber recibido el comunicado «Lineamientos del Equipo Administrativo», con fecha 27 de octubre de 2026. Esta constancia acredita únicamente la recepción. No implica aceptación de modificaciones contractuales ni renuncia a derechos.</w:t>
+      </w:r>
+    </w:p>
+    <w:tbl>
+      <w:tblPr>
+        <w:tblW w:type="auto" w:w="0"/>
+        <w:jc w:val="center"/>
+        <w:tblLook w:firstColumn="1" w:firstRow="1" w:lastColumn="0" w:lastRow="0" w:noHBand="0" w:noVBand="1" w:val="04A0"/>
+        <w:tblBorders>
+          <w:top w:val="nil"/>
+          <w:left w:val="nil"/>
+          <w:bottom w:val="nil"/>
+          <w:right w:val="nil"/>
+          <w:insideH w:val="nil"/>
+          <w:insideV w:val="nil"/>
+        </w:tblBorders>
+      </w:tblPr>
+      <w:tblGrid>
+        <w:gridCol w:w="4536"/>
+        <w:gridCol w:w="4536"/>
+      </w:tblGrid>
+      <w:tr>
+        <w:tc>
+          <w:tcPr>
+            <w:tcW w:type="dxa" w:w="4536"/>
+          </w:tcPr>
+          <w:p>
+            <w:pPr>
+              <w:spacing w:before="40" w:after="40" w:line="264" w:lineRule="auto"/>
+            </w:pPr>
+            <w:r>
+              <w:rPr>
+                <w:rFonts w:ascii="Georgia" w:hAnsi="Georgia"/>
+                <w:b w:val="0"/>
+                <w:color w:val="5C6684"/>
+                <w:sz w:val="19"/>
+              </w:rPr>
+              <w:t>Nombre completo</w:t>
+            </w:r>
+          </w:p>
+        </w:tc>
+        <w:tc>
+          <w:tcPr>
+            <w:tcW w:type="dxa" w:w="4536"/>
           </w:tcPr>
           <w:p>
             <w:pPr>
@@ -1017,29 +1132,30 @@
             </w:r>
           </w:p>
         </w:tc>
+      </w:tr>
+      <w:tr>
         <w:tc>
           <w:tcPr>
-            <w:tcW w:type="dxa" w:w="2268"/>
+            <w:tcW w:type="dxa" w:w="4536"/>
           </w:tcPr>
           <w:p>
             <w:pPr>
               <w:spacing w:before="40" w:after="40" w:line="264" w:lineRule="auto"/>
             </w:pPr>
+            <w:r>
+              <w:rPr>
+                <w:rFonts w:ascii="Georgia" w:hAnsi="Georgia"/>
+                <w:b w:val="0"/>
+                <w:color w:val="5C6684"/>
+                <w:sz w:val="19"/>
+              </w:rPr>
+              <w:t>Cédula</w:t>
+            </w:r>
           </w:p>
         </w:tc>
         <w:tc>
           <w:tcPr>
-            <w:tcW w:type="dxa" w:w="2268"/>
-          </w:tcPr>
-          <w:p>
-            <w:pPr>
-              <w:spacing w:before="40" w:after="40" w:line="264" w:lineRule="auto"/>
-            </w:pPr>
-          </w:p>
-        </w:tc>
-        <w:tc>
-          <w:tcPr>
-            <w:tcW w:type="dxa" w:w="2268"/>
+            <w:tcW w:type="dxa" w:w="4536"/>
           </w:tcPr>
           <w:p>
             <w:pPr>
@@ -1051,7 +1167,143 @@
       <w:tr>
         <w:tc>
           <w:tcPr>
-            <w:tcW w:type="dxa" w:w="2268"/>
+            <w:tcW w:type="dxa" w:w="4536"/>
+          </w:tcPr>
+          <w:p>
+            <w:pPr>
+              <w:spacing w:before="40" w:after="40" w:line="264" w:lineRule="auto"/>
+            </w:pPr>
+            <w:r>
+              <w:rPr>
+                <w:rFonts w:ascii="Georgia" w:hAnsi="Georgia"/>
+                <w:b w:val="0"/>
+                <w:color w:val="5C6684"/>
+                <w:sz w:val="19"/>
+              </w:rPr>
+              <w:t>Fecha de recepción</w:t>
+            </w:r>
+          </w:p>
+        </w:tc>
+        <w:tc>
+          <w:tcPr>
+            <w:tcW w:type="dxa" w:w="4536"/>
+          </w:tcPr>
+          <w:p>
+            <w:pPr>
+              <w:spacing w:before="40" w:after="40" w:line="264" w:lineRule="auto"/>
+            </w:pPr>
+          </w:p>
+        </w:tc>
+      </w:tr>
+      <w:tr>
+        <w:tc>
+          <w:tcPr>
+            <w:tcW w:type="dxa" w:w="4536"/>
+          </w:tcPr>
+          <w:p>
+            <w:pPr>
+              <w:spacing w:before="40" w:after="40" w:line="264" w:lineRule="auto"/>
+            </w:pPr>
+            <w:r>
+              <w:rPr>
+                <w:rFonts w:ascii="Georgia" w:hAnsi="Georgia"/>
+                <w:b w:val="0"/>
+                <w:color w:val="5C6684"/>
+                <w:sz w:val="19"/>
+              </w:rPr>
+              <w:t>Firma</w:t>
+            </w:r>
+          </w:p>
+        </w:tc>
+        <w:tc>
+          <w:tcPr>
+            <w:tcW w:type="dxa" w:w="4536"/>
+          </w:tcPr>
+          <w:p>
+            <w:pPr>
+              <w:spacing w:before="40" w:after="40" w:line="264" w:lineRule="auto"/>
+            </w:pPr>
+          </w:p>
+        </w:tc>
+      </w:tr>
+    </w:tbl>
+    <w:p/>
+    <w:p>
+      <w:r>
+        <w:br w:type="page"/>
+      </w:r>
+    </w:p>
+    <w:p>
+      <w:pPr>
+        <w:spacing w:before="280" w:after="120" w:line="300" w:lineRule="auto"/>
+        <w:pBdr>
+          <w:bottom w:val="single" w:sz="6" w:space="4" w:color="D1D0CB"/>
+        </w:pBdr>
+      </w:pPr>
+      <w:r>
+        <w:rPr>
+          <w:rFonts w:ascii="Safira March" w:hAnsi="Safira March"/>
+          <w:color w:val="131237"/>
+          <w:sz w:val="28"/>
+        </w:rPr>
+        <w:t>Constancia de recepción</w:t>
+      </w:r>
+    </w:p>
+    <w:p>
+      <w:pPr>
+        <w:spacing w:before="0" w:after="120" w:line="300" w:lineRule="auto"/>
+      </w:pPr>
+      <w:r>
+        <w:rPr>
+          <w:rFonts w:ascii="Georgia" w:hAnsi="Georgia"/>
+          <w:b w:val="0"/>
+          <w:color w:val="2F2E47"/>
+          <w:sz w:val="21"/>
+        </w:rPr>
+        <w:t>Mediante mi firma, dejo constancia de haber recibido el comunicado «Lineamientos del Equipo Administrativo», con fecha 27 de octubre de 2026. Esta constancia acredita únicamente la recepción. No implica aceptación de modificaciones contractuales ni renuncia a derechos.</w:t>
+      </w:r>
+    </w:p>
+    <w:tbl>
+      <w:tblPr>
+        <w:tblW w:type="auto" w:w="0"/>
+        <w:jc w:val="center"/>
+        <w:tblLook w:firstColumn="1" w:firstRow="1" w:lastColumn="0" w:lastRow="0" w:noHBand="0" w:noVBand="1" w:val="04A0"/>
+        <w:tblBorders>
+          <w:top w:val="nil"/>
+          <w:left w:val="nil"/>
+          <w:bottom w:val="nil"/>
+          <w:right w:val="nil"/>
+          <w:insideH w:val="nil"/>
+          <w:insideV w:val="nil"/>
+        </w:tblBorders>
+      </w:tblPr>
+      <w:tblGrid>
+        <w:gridCol w:w="4536"/>
+        <w:gridCol w:w="4536"/>
+      </w:tblGrid>
+      <w:tr>
+        <w:tc>
+          <w:tcPr>
+            <w:tcW w:type="dxa" w:w="4536"/>
+          </w:tcPr>
+          <w:p>
+            <w:pPr>
+              <w:spacing w:before="40" w:after="40" w:line="264" w:lineRule="auto"/>
+            </w:pPr>
+            <w:r>
+              <w:rPr>
+                <w:rFonts w:ascii="Georgia" w:hAnsi="Georgia"/>
+                <w:b w:val="0"/>
+                <w:color w:val="5C6684"/>
+                <w:sz w:val="19"/>
+              </w:rPr>
+              <w:t>Nombre completo</w:t>
+            </w:r>
+          </w:p>
+        </w:tc>
+        <w:tc>
+          <w:tcPr>
+            <w:tcW w:type="dxa" w:w="4536"/>
           </w:tcPr>
           <w:p>
             <w:pPr>
@@ -1068,29 +1320,30 @@
             </w:r>
           </w:p>
         </w:tc>
+      </w:tr>
+      <w:tr>
         <w:tc>
           <w:tcPr>
-            <w:tcW w:type="dxa" w:w="2268"/>
+            <w:tcW w:type="dxa" w:w="4536"/>
           </w:tcPr>
           <w:p>
             <w:pPr>
               <w:spacing w:before="40" w:after="40" w:line="264" w:lineRule="auto"/>
             </w:pPr>
+            <w:r>
+              <w:rPr>
+                <w:rFonts w:ascii="Georgia" w:hAnsi="Georgia"/>
+                <w:b w:val="0"/>
+                <w:color w:val="5C6684"/>
+                <w:sz w:val="19"/>
+              </w:rPr>
+              <w:t>Cédula</w:t>
+            </w:r>
           </w:p>
         </w:tc>
         <w:tc>
           <w:tcPr>
-            <w:tcW w:type="dxa" w:w="2268"/>
-          </w:tcPr>
-          <w:p>
-            <w:pPr>
-              <w:spacing w:before="40" w:after="40" w:line="264" w:lineRule="auto"/>
-            </w:pPr>
-          </w:p>
-        </w:tc>
-        <w:tc>
-          <w:tcPr>
-            <w:tcW w:type="dxa" w:w="2268"/>
+            <w:tcW w:type="dxa" w:w="4536"/>
           </w:tcPr>
           <w:p>
             <w:pPr>
@@ -1102,7 +1355,26 @@
       <w:tr>
         <w:tc>
           <w:tcPr>
-            <w:tcW w:type="dxa" w:w="2268"/>
+            <w:tcW w:type="dxa" w:w="4536"/>
+          </w:tcPr>
+          <w:p>
+            <w:pPr>
+              <w:spacing w:before="40" w:after="40" w:line="264" w:lineRule="auto"/>
+            </w:pPr>
+            <w:r>
+              <w:rPr>
+                <w:rFonts w:ascii="Georgia" w:hAnsi="Georgia"/>
+                <w:b w:val="0"/>
+                <w:color w:val="5C6684"/>
+                <w:sz w:val="19"/>
+              </w:rPr>
+              <w:t>Fecha de recepción</w:t>
+            </w:r>
+          </w:p>
+        </w:tc>
+        <w:tc>
+          <w:tcPr>
+            <w:tcW w:type="dxa" w:w="4536"/>
           </w:tcPr>
           <w:p>
             <w:pPr>
@@ -1110,29 +1382,30 @@
             </w:pPr>
           </w:p>
         </w:tc>
+      </w:tr>
+      <w:tr>
         <w:tc>
           <w:tcPr>
-            <w:tcW w:type="dxa" w:w="2268"/>
+            <w:tcW w:type="dxa" w:w="4536"/>
           </w:tcPr>
           <w:p>
             <w:pPr>
               <w:spacing w:before="40" w:after="40" w:line="264" w:lineRule="auto"/>
             </w:pPr>
+            <w:r>
+              <w:rPr>
+                <w:rFonts w:ascii="Georgia" w:hAnsi="Georgia"/>
+                <w:b w:val="0"/>
+                <w:color w:val="5C6684"/>
+                <w:sz w:val="19"/>
+              </w:rPr>
+              <w:t>Firma</w:t>
+            </w:r>
           </w:p>
         </w:tc>
         <w:tc>
           <w:tcPr>
-            <w:tcW w:type="dxa" w:w="2268"/>
-          </w:tcPr>
-          <w:p>
-            <w:pPr>
-              <w:spacing w:before="40" w:after="40" w:line="264" w:lineRule="auto"/>
-            </w:pPr>
-          </w:p>
-        </w:tc>
-        <w:tc>
-          <w:tcPr>
-            <w:tcW w:type="dxa" w:w="2268"/>
+            <w:tcW w:type="dxa" w:w="4536"/>
           </w:tcPr>
           <w:p>
             <w:pPr>

--- a/casos/laboral-kcarmona/escritos/2026-10-26_Comunicado_Lineamientos_Equipo_Administrativo.docx
+++ b/casos/laboral-kcarmona/escritos/2026-10-26_Comunicado_Lineamientos_Equipo_Administrativo.docx
@@ -312,7 +312,7 @@
           <w:color w:val="2F2E47"/>
           <w:sz w:val="21"/>
         </w:rPr>
-        <w:t>Ante una duda, se verifica y se confirma; no se improvisa.</w:t>
+        <w:t>Ante una duda, se verifica y se confirma; es preferible confirmar un dato que comunicar información incorrecta.</w:t>
       </w:r>
     </w:p>
     <w:p>
@@ -478,7 +478,7 @@
           <w:color w:val="2F2E47"/>
           <w:sz w:val="21"/>
         </w:rPr>
-        <w:t>Nada de lo anterior limita el derecho de cada persona a plantear sus reclamos ante las instancias que la ley establece. Nadie será objeto de represalias por ejercer de buena fe sus derechos.</w:t>
+        <w:t>Nada de lo anterior limita el derecho de cada persona a plantear sus reclamos ante las instancias que la ley establece. Toda persona puede solicitar asesoramiento y acudir a las autoridades competentes, sin represalias por el ejercicio legítimo de sus derechos.</w:t>
       </w:r>
     </w:p>
     <w:p>
@@ -696,7 +696,7 @@
           <w:color w:val="2F2E47"/>
           <w:sz w:val="21"/>
         </w:rPr>
-        <w:t>En Poïesis, conforme al Código de Trabajo, los incumplimientos se atienden de forma objetiva, documentada y proporcional. Antes de cualquier medida se esclarecen los hechos y se escucha a la persona. Según el caso, puede tratarse de una conversación, una amonestación escrita u otra medida legalmente procedente. Una falta grave, o la reiteración de faltas ya advertidas, puede justificar la terminación del contrato sin responsabilidad patronal, siempre que se cumplan los requisitos legales.</w:t>
+        <w:t>En Poïesis, conforme al Código de Trabajo, los incumplimientos se atienden de forma objetiva, documentada y proporcional. Antes de cualquier medida se esclarecen los hechos y se escucha a la persona. Según el caso, puede tratarse de una conversación, una amonestación escrita u otra medida legalmente procedente. Cada situación se valora según su naturaleza, gravedad, circunstancias y antecedentes. La terminación del contrato sin responsabilidad patronal procede únicamente cuando existe una causa legal debidamente acreditada y se cumplen los requisitos aplicables.</w:t>
       </w:r>
     </w:p>
     <w:p>
@@ -846,6 +846,27 @@
                 <w:sz w:val="19"/>
               </w:rPr>
               <w:t>Asesoría Legal · Grupo Poïesis</w:t>
+            </w:r>
+          </w:p>
+        </w:tc>
+      </w:tr>
+      <w:tr>
+        <w:tc>
+          <w:tcPr>
+            <w:tcW w:type="dxa" w:w="9072"/>
+          </w:tcPr>
+          <w:p>
+            <w:pPr>
+              <w:spacing w:before="40" w:after="40" w:line="264" w:lineRule="auto"/>
+            </w:pPr>
+            <w:r>
+              <w:rPr>
+                <w:rFonts w:ascii="Georgia" w:hAnsi="Georgia"/>
+                <w:b w:val="0"/>
+                <w:color w:val="2F2E47"/>
+                <w:sz w:val="19"/>
+              </w:rPr>
+              <w:t>Con conocimiento de Dirección General</w:t>
             </w:r>
           </w:p>
         </w:tc>

--- a/casos/laboral-kcarmona/escritos/2026-10-26_Comunicado_Lineamientos_Equipo_Administrativo.docx
+++ b/casos/laboral-kcarmona/escritos/2026-10-26_Comunicado_Lineamientos_Equipo_Administrativo.docx
@@ -122,7 +122,7 @@
                 <w:color w:val="2F2E47"/>
                 <w:sz w:val="19"/>
               </w:rPr>
-              <w:t>Grupo Poïesis</w:t>
+              <w:t>Dirección General · Grupo Poïesis</w:t>
             </w:r>
           </w:p>
         </w:tc>
@@ -824,7 +824,7 @@
                 <w:color w:val="2F2E47"/>
                 <w:sz w:val="19"/>
               </w:rPr>
-              <w:t>Fressy Mora Peñaranda</w:t>
+              <w:t>Carlos Fernando Bonilla Cortés</w:t>
             </w:r>
           </w:p>
         </w:tc>
@@ -845,34 +845,27 @@
                 <w:color w:val="2F2E47"/>
                 <w:sz w:val="19"/>
               </w:rPr>
-              <w:t>Asesoría Legal · Grupo Poïesis</w:t>
-            </w:r>
-          </w:p>
-        </w:tc>
-      </w:tr>
-      <w:tr>
-        <w:tc>
-          <w:tcPr>
-            <w:tcW w:type="dxa" w:w="9072"/>
-          </w:tcPr>
-          <w:p>
-            <w:pPr>
-              <w:spacing w:before="40" w:after="40" w:line="264" w:lineRule="auto"/>
-            </w:pPr>
-            <w:r>
-              <w:rPr>
-                <w:rFonts w:ascii="Georgia" w:hAnsi="Georgia"/>
-                <w:b w:val="0"/>
-                <w:color w:val="2F2E47"/>
-                <w:sz w:val="19"/>
-              </w:rPr>
-              <w:t>Con conocimiento de Dirección General</w:t>
+              <w:t>Director General · Grupo Poïesis</w:t>
             </w:r>
           </w:p>
         </w:tc>
       </w:tr>
     </w:tbl>
     <w:p/>
+    <w:p>
+      <w:pPr>
+        <w:spacing w:before="0" w:after="120" w:line="300" w:lineRule="auto"/>
+      </w:pPr>
+      <w:r>
+        <w:rPr>
+          <w:rFonts w:ascii="Georgia" w:hAnsi="Georgia"/>
+          <w:b w:val="0"/>
+          <w:color w:val="2F2E47"/>
+          <w:sz w:val="21"/>
+        </w:rPr>
+        <w:t>Revisión jurídica: Fressy Mora Peñaranda · Asesoría Legal</w:t>
+      </w:r>
+    </w:p>
     <w:p>
       <w:r>
         <w:br w:type="page"/>
@@ -905,7 +898,7 @@
           <w:color w:val="2F2E47"/>
           <w:sz w:val="21"/>
         </w:rPr>
-        <w:t>Mediante mi firma, dejo constancia de haber recibido el comunicado «Lineamientos del Equipo Administrativo», con fecha 27 de octubre de 2026. Esta constancia acredita únicamente la recepción. No implica aceptación de modificaciones contractuales ni renuncia a derechos.</w:t>
+        <w:t>Mediante mi firma, dejo constancia de haber recibido el comunicado «Lineamientos del Equipo Administrativo», con fecha 27 de octubre de 2026. Esta constancia acredita únicamente la recepción. No implica aceptación de modificaciones contractuales ni renuncia a derechos laborales.</w:t>
       </w:r>
     </w:p>
     <w:tbl>
@@ -1093,7 +1086,7 @@
           <w:color w:val="2F2E47"/>
           <w:sz w:val="21"/>
         </w:rPr>
-        <w:t>Mediante mi firma, dejo constancia de haber recibido el comunicado «Lineamientos del Equipo Administrativo», con fecha 27 de octubre de 2026. Esta constancia acredita únicamente la recepción. No implica aceptación de modificaciones contractuales ni renuncia a derechos.</w:t>
+        <w:t>Mediante mi firma, dejo constancia de haber recibido el comunicado «Lineamientos del Equipo Administrativo», con fecha 27 de octubre de 2026. Esta constancia acredita únicamente la recepción. No implica aceptación de modificaciones contractuales ni renuncia a derechos laborales.</w:t>
       </w:r>
     </w:p>
     <w:tbl>
@@ -1281,7 +1274,7 @@
           <w:color w:val="2F2E47"/>
           <w:sz w:val="21"/>
         </w:rPr>
-        <w:t>Mediante mi firma, dejo constancia de haber recibido el comunicado «Lineamientos del Equipo Administrativo», con fecha 27 de octubre de 2026. Esta constancia acredita únicamente la recepción. No implica aceptación de modificaciones contractuales ni renuncia a derechos.</w:t>
+        <w:t>Mediante mi firma, dejo constancia de haber recibido el comunicado «Lineamientos del Equipo Administrativo», con fecha 27 de octubre de 2026. Esta constancia acredita únicamente la recepción. No implica aceptación de modificaciones contractuales ni renuncia a derechos laborales.</w:t>
       </w:r>
     </w:p>
     <w:tbl>

--- a/casos/laboral-kcarmona/escritos/2026-10-26_Comunicado_Lineamientos_Equipo_Administrativo.docx
+++ b/casos/laboral-kcarmona/escritos/2026-10-26_Comunicado_Lineamientos_Equipo_Administrativo.docx
@@ -357,7 +357,7 @@
           <w:color w:val="2F2E47"/>
           <w:sz w:val="21"/>
         </w:rPr>
-        <w:t>Ninguna persona queda sin respuesta, y ningún número se bloquea sin autorización de la Dirección.</w:t>
+        <w:t>Ninguna persona queda sin respuesta. Los contactos no se bloquean ni se restringen de forma arbitraria: cualquier medida de ese tipo responde a un motivo legítimo, como amenazas, acoso o fraude, se documenta y se comunica a la Dirección.</w:t>
       </w:r>
     </w:p>
     <w:p>
@@ -418,7 +418,7 @@
           <w:color w:val="2F2E47"/>
           <w:sz w:val="21"/>
         </w:rPr>
-        <w:t>Las referencias a las compañeras y compañeros, a las jefaturas, a la Dirección y a la clínica se expresan con respeto, también en su ausencia.</w:t>
+        <w:t>Las relaciones entre compañeras, compañeros, jefaturas, Dirección y profesionales se desarrollan con respeto, también en ausencia de las personas y aun cuando existan diferencias de criterio. Las observaciones y los desacuerdos se expresan de manera profesional, sin perjuicio del derecho a reclamar o acudir a las autoridades competentes.</w:t>
       </w:r>
     </w:p>
     <w:p>
@@ -433,7 +433,7 @@
           <w:color w:val="2F2E47"/>
           <w:sz w:val="21"/>
         </w:rPr>
-        <w:t>Las decisiones sobre la incorporación y la permanencia de colaboradores y profesionales corresponden a la Dirección.</w:t>
+        <w:t>Las decisiones sobre la incorporación, la organización y la continuidad de las relaciones laborales y profesionales corresponden a las personas u órganos facultados, conforme a los contratos y a la ley.</w:t>
       </w:r>
     </w:p>
     <w:p>
@@ -509,7 +509,7 @@
           <w:color w:val="2F2E47"/>
           <w:sz w:val="21"/>
         </w:rPr>
-        <w:t>La información de pacientes y la información confidencial de la clínica (expedientes, agendas, datos de contacto, finanzas y documentos legales) se utiliza solo para fines de trabajo. No se copia, reenvía ni almacena fuera de los canales institucionales.</w:t>
+        <w:t>La información de pacientes y la información confidencial de la clínica (expedientes, agendas, datos de contacto, finanzas y documentos legales) se utiliza solo para fines de trabajo. No se copia, reenvía ni almacena fuera de los canales institucionales, salvo comunicaciones autorizadas por la ley o requerimientos de autoridad competente.</w:t>
       </w:r>
     </w:p>
     <w:p>
@@ -671,6 +671,20 @@
     </w:p>
     <w:p>
       <w:pPr>
+        <w:spacing w:before="0" w:after="120" w:line="300" w:lineRule="auto"/>
+      </w:pPr>
+      <w:r>
+        <w:rPr>
+          <w:rFonts w:ascii="Georgia" w:hAnsi="Georgia"/>
+          <w:b w:val="0"/>
+          <w:color w:val="2F2E47"/>
+          <w:sz w:val="21"/>
+        </w:rPr>
+        <w:t>Las consultas sobre la colilla, las deducciones y demás aspectos individuales del salario se atienden directamente y en privado.</w:t>
+      </w:r>
+    </w:p>
+    <w:p>
+      <w:pPr>
         <w:spacing w:before="280" w:after="120" w:line="300" w:lineRule="auto"/>
         <w:pBdr>
           <w:bottom w:val="single" w:sz="6" w:space="4" w:color="D1D0CB"/>
@@ -682,7 +696,7 @@
           <w:color w:val="131237"/>
           <w:sz w:val="28"/>
         </w:rPr>
-        <w:t>5. Un marco claro</w:t>
+        <w:t>5. Responsabilidad y cumplimiento</w:t>
       </w:r>
     </w:p>
     <w:p>
@@ -696,7 +710,7 @@
           <w:color w:val="2F2E47"/>
           <w:sz w:val="21"/>
         </w:rPr>
-        <w:t>En Poïesis, conforme al Código de Trabajo, los incumplimientos se atienden de forma objetiva, documentada y proporcional. Antes de cualquier medida se esclarecen los hechos y se escucha a la persona. Según el caso, puede tratarse de una conversación, una amonestación escrita u otra medida legalmente procedente. Cada situación se valora según su naturaleza, gravedad, circunstancias y antecedentes. La terminación del contrato sin responsabilidad patronal procede únicamente cuando existe una causa legal debidamente acreditada y se cumplen los requisitos aplicables.</w:t>
+        <w:t>El cumplimiento responsable de nuestras funciones y protocolos sostiene la calidad de la atención y el bienestar del equipo.</w:t>
       </w:r>
     </w:p>
     <w:p>
@@ -710,7 +724,7 @@
           <w:color w:val="2F2E47"/>
           <w:sz w:val="21"/>
         </w:rPr>
-        <w:t>Ninguna sanción es automática. Ejercer derechos laborales, presentar un reclamo o no aceptar una modificación contractual no constituyen faltas.</w:t>
+        <w:t>Cuando surjan dificultades o posibles incumplimientos, cada situación se valora de manera objetiva, documentada y proporcional, según su naturaleza, gravedad, circunstancias y antecedentes. Se escucha la versión de la persona y, cuando corresponda, se aplican medidas correctivas o disciplinarias conforme a la legislación laboral. La terminación del contrato sin responsabilidad patronal procede únicamente cuando existe una causa legal debidamente acreditada y se cumplen los requisitos aplicables.</w:t>
       </w:r>
     </w:p>
     <w:p>
@@ -724,7 +738,21 @@
           <w:color w:val="2F2E47"/>
           <w:sz w:val="21"/>
         </w:rPr>
-        <w:t>Lo compartimos por transparencia, para que todas las personas conozcan el marco con la misma claridad. Nuestro interés es que no sea necesario aplicarlo, y confiamos en que así será.</w:t>
+        <w:t>Ninguna sanción es automática. Ejercer derechos laborales, presentar un reclamo o no aceptar una modificación contractual no constituyen, por sí mismos, faltas.</w:t>
+      </w:r>
+    </w:p>
+    <w:p>
+      <w:pPr>
+        <w:spacing w:before="0" w:after="120" w:line="300" w:lineRule="auto"/>
+      </w:pPr>
+      <w:r>
+        <w:rPr>
+          <w:rFonts w:ascii="Georgia" w:hAnsi="Georgia"/>
+          <w:b w:val="0"/>
+          <w:color w:val="2F2E47"/>
+          <w:sz w:val="21"/>
+        </w:rPr>
+        <w:t>Lo compartimos por transparencia, para que todas las personas conozcan el marco con la misma claridad. Nuestro interés es prevenir dificultades y resolverlas a tiempo, con diálogo y respeto mutuo.</w:t>
       </w:r>
     </w:p>
     <w:p>

--- a/casos/laboral-kcarmona/escritos/2026-10-26_Comunicado_Lineamientos_Equipo_Administrativo.docx
+++ b/casos/laboral-kcarmona/escritos/2026-10-26_Comunicado_Lineamientos_Equipo_Administrativo.docx
@@ -5,6 +5,7 @@
     <w:p>
       <w:pPr>
         <w:spacing w:before="0" w:after="80" w:line="300" w:lineRule="auto"/>
+        <w:jc w:val="center"/>
       </w:pPr>
       <w:r>
         <w:rPr>
@@ -18,6 +19,7 @@
     <w:p>
       <w:pPr>
         <w:spacing w:before="120" w:after="120" w:line="300" w:lineRule="auto"/>
+        <w:jc w:val="center"/>
       </w:pPr>
       <w:r>
         <w:rPr>

--- a/casos/laboral-kcarmona/escritos/2026-10-26_Comunicado_Lineamientos_Equipo_Administrativo.docx
+++ b/casos/laboral-kcarmona/escritos/2026-10-26_Comunicado_Lineamientos_Equipo_Administrativo.docx
@@ -799,89 +799,20 @@
         <w:t>Con aprecio,</w:t>
       </w:r>
     </w:p>
-    <w:p/>
-    <w:tbl>
-      <w:tblPr>
-        <w:tblW w:type="auto" w:w="0"/>
-        <w:jc w:val="center"/>
-        <w:tblLook w:firstColumn="1" w:firstRow="1" w:lastColumn="0" w:lastRow="0" w:noHBand="0" w:noVBand="1" w:val="04A0"/>
-        <w:tblBorders>
-          <w:top w:val="nil"/>
-          <w:left w:val="nil"/>
-          <w:bottom w:val="nil"/>
-          <w:right w:val="nil"/>
-          <w:insideH w:val="nil"/>
-          <w:insideV w:val="nil"/>
-        </w:tblBorders>
-      </w:tblPr>
-      <w:tblGrid>
-        <w:gridCol w:w="9072"/>
-      </w:tblGrid>
-      <w:tr>
-        <w:tc>
-          <w:tcPr>
-            <w:tcW w:type="dxa" w:w="9072"/>
-          </w:tcPr>
-          <w:p>
-            <w:pPr>
-              <w:spacing w:before="40" w:after="40" w:line="264" w:lineRule="auto"/>
-            </w:pPr>
-            <w:r>
-              <w:rPr>
-                <w:rFonts w:ascii="Georgia" w:hAnsi="Georgia"/>
-                <w:b w:val="0"/>
-                <w:color w:val="2F2E47"/>
-                <w:sz w:val="19"/>
-              </w:rPr>
-              <w:t>______________________________</w:t>
-            </w:r>
-          </w:p>
-        </w:tc>
-      </w:tr>
-      <w:tr>
-        <w:tc>
-          <w:tcPr>
-            <w:tcW w:type="dxa" w:w="9072"/>
-          </w:tcPr>
-          <w:p>
-            <w:pPr>
-              <w:spacing w:before="40" w:after="40" w:line="264" w:lineRule="auto"/>
-            </w:pPr>
-            <w:r>
-              <w:rPr>
-                <w:rFonts w:ascii="Georgia" w:hAnsi="Georgia"/>
-                <w:b w:val="0"/>
-                <w:color w:val="2F2E47"/>
-                <w:sz w:val="19"/>
-              </w:rPr>
-              <w:t>Carlos Fernando Bonilla Cortés</w:t>
-            </w:r>
-          </w:p>
-        </w:tc>
-      </w:tr>
-      <w:tr>
-        <w:tc>
-          <w:tcPr>
-            <w:tcW w:type="dxa" w:w="9072"/>
-          </w:tcPr>
-          <w:p>
-            <w:pPr>
-              <w:spacing w:before="40" w:after="40" w:line="264" w:lineRule="auto"/>
-            </w:pPr>
-            <w:r>
-              <w:rPr>
-                <w:rFonts w:ascii="Georgia" w:hAnsi="Georgia"/>
-                <w:b w:val="0"/>
-                <w:color w:val="2F2E47"/>
-                <w:sz w:val="19"/>
-              </w:rPr>
-              <w:t>Director General · Grupo Poïesis</w:t>
-            </w:r>
-          </w:p>
-        </w:tc>
-      </w:tr>
-    </w:tbl>
-    <w:p/>
+    <w:p>
+      <w:pPr>
+        <w:spacing w:before="0" w:after="120" w:line="300" w:lineRule="auto"/>
+      </w:pPr>
+      <w:r>
+        <w:rPr>
+          <w:rFonts w:ascii="Georgia" w:hAnsi="Georgia"/>
+          <w:b w:val="0"/>
+          <w:color w:val="2F2E47"/>
+          <w:sz w:val="21"/>
+        </w:rPr>
+        <w:t>Dirección General · Grupo Poïesis</w:t>
+      </w:r>
+    </w:p>
     <w:p>
       <w:pPr>
         <w:spacing w:before="0" w:after="120" w:line="300" w:lineRule="auto"/>
@@ -896,570 +827,6 @@
         <w:t>Revisión jurídica: Fressy Mora Peñaranda · Asesoría Legal</w:t>
       </w:r>
     </w:p>
-    <w:p>
-      <w:r>
-        <w:br w:type="page"/>
-      </w:r>
-    </w:p>
-    <w:p>
-      <w:pPr>
-        <w:spacing w:before="280" w:after="120" w:line="300" w:lineRule="auto"/>
-        <w:pBdr>
-          <w:bottom w:val="single" w:sz="6" w:space="4" w:color="D1D0CB"/>
-        </w:pBdr>
-      </w:pPr>
-      <w:r>
-        <w:rPr>
-          <w:rFonts w:ascii="Safira March" w:hAnsi="Safira March"/>
-          <w:color w:val="131237"/>
-          <w:sz w:val="28"/>
-        </w:rPr>
-        <w:t>Constancia de recepción</w:t>
-      </w:r>
-    </w:p>
-    <w:p>
-      <w:pPr>
-        <w:spacing w:before="0" w:after="120" w:line="300" w:lineRule="auto"/>
-      </w:pPr>
-      <w:r>
-        <w:rPr>
-          <w:rFonts w:ascii="Georgia" w:hAnsi="Georgia"/>
-          <w:b w:val="0"/>
-          <w:color w:val="2F2E47"/>
-          <w:sz w:val="21"/>
-        </w:rPr>
-        <w:t>Mediante mi firma, dejo constancia de haber recibido el comunicado «Lineamientos del Equipo Administrativo», con fecha 27 de octubre de 2026. Esta constancia acredita únicamente la recepción. No implica aceptación de modificaciones contractuales ni renuncia a derechos laborales.</w:t>
-      </w:r>
-    </w:p>
-    <w:tbl>
-      <w:tblPr>
-        <w:tblW w:type="auto" w:w="0"/>
-        <w:jc w:val="center"/>
-        <w:tblLook w:firstColumn="1" w:firstRow="1" w:lastColumn="0" w:lastRow="0" w:noHBand="0" w:noVBand="1" w:val="04A0"/>
-        <w:tblBorders>
-          <w:top w:val="nil"/>
-          <w:left w:val="nil"/>
-          <w:bottom w:val="nil"/>
-          <w:right w:val="nil"/>
-          <w:insideH w:val="nil"/>
-          <w:insideV w:val="nil"/>
-        </w:tblBorders>
-      </w:tblPr>
-      <w:tblGrid>
-        <w:gridCol w:w="4536"/>
-        <w:gridCol w:w="4536"/>
-      </w:tblGrid>
-      <w:tr>
-        <w:tc>
-          <w:tcPr>
-            <w:tcW w:type="dxa" w:w="4536"/>
-          </w:tcPr>
-          <w:p>
-            <w:pPr>
-              <w:spacing w:before="40" w:after="40" w:line="264" w:lineRule="auto"/>
-            </w:pPr>
-            <w:r>
-              <w:rPr>
-                <w:rFonts w:ascii="Georgia" w:hAnsi="Georgia"/>
-                <w:b w:val="0"/>
-                <w:color w:val="5C6684"/>
-                <w:sz w:val="19"/>
-              </w:rPr>
-              <w:t>Nombre completo</w:t>
-            </w:r>
-          </w:p>
-        </w:tc>
-        <w:tc>
-          <w:tcPr>
-            <w:tcW w:type="dxa" w:w="4536"/>
-          </w:tcPr>
-          <w:p>
-            <w:pPr>
-              <w:spacing w:before="40" w:after="40" w:line="264" w:lineRule="auto"/>
-            </w:pPr>
-            <w:r>
-              <w:rPr>
-                <w:rFonts w:ascii="Georgia" w:hAnsi="Georgia"/>
-                <w:b w:val="0"/>
-                <w:color w:val="2F2E47"/>
-                <w:sz w:val="19"/>
-              </w:rPr>
-              <w:t>Kristell Carmona Soto</w:t>
-            </w:r>
-          </w:p>
-        </w:tc>
-      </w:tr>
-      <w:tr>
-        <w:tc>
-          <w:tcPr>
-            <w:tcW w:type="dxa" w:w="4536"/>
-          </w:tcPr>
-          <w:p>
-            <w:pPr>
-              <w:spacing w:before="40" w:after="40" w:line="264" w:lineRule="auto"/>
-            </w:pPr>
-            <w:r>
-              <w:rPr>
-                <w:rFonts w:ascii="Georgia" w:hAnsi="Georgia"/>
-                <w:b w:val="0"/>
-                <w:color w:val="5C6684"/>
-                <w:sz w:val="19"/>
-              </w:rPr>
-              <w:t>Cédula</w:t>
-            </w:r>
-          </w:p>
-        </w:tc>
-        <w:tc>
-          <w:tcPr>
-            <w:tcW w:type="dxa" w:w="4536"/>
-          </w:tcPr>
-          <w:p>
-            <w:pPr>
-              <w:spacing w:before="40" w:after="40" w:line="264" w:lineRule="auto"/>
-            </w:pPr>
-          </w:p>
-        </w:tc>
-      </w:tr>
-      <w:tr>
-        <w:tc>
-          <w:tcPr>
-            <w:tcW w:type="dxa" w:w="4536"/>
-          </w:tcPr>
-          <w:p>
-            <w:pPr>
-              <w:spacing w:before="40" w:after="40" w:line="264" w:lineRule="auto"/>
-            </w:pPr>
-            <w:r>
-              <w:rPr>
-                <w:rFonts w:ascii="Georgia" w:hAnsi="Georgia"/>
-                <w:b w:val="0"/>
-                <w:color w:val="5C6684"/>
-                <w:sz w:val="19"/>
-              </w:rPr>
-              <w:t>Fecha de recepción</w:t>
-            </w:r>
-          </w:p>
-        </w:tc>
-        <w:tc>
-          <w:tcPr>
-            <w:tcW w:type="dxa" w:w="4536"/>
-          </w:tcPr>
-          <w:p>
-            <w:pPr>
-              <w:spacing w:before="40" w:after="40" w:line="264" w:lineRule="auto"/>
-            </w:pPr>
-          </w:p>
-        </w:tc>
-      </w:tr>
-      <w:tr>
-        <w:tc>
-          <w:tcPr>
-            <w:tcW w:type="dxa" w:w="4536"/>
-          </w:tcPr>
-          <w:p>
-            <w:pPr>
-              <w:spacing w:before="40" w:after="40" w:line="264" w:lineRule="auto"/>
-            </w:pPr>
-            <w:r>
-              <w:rPr>
-                <w:rFonts w:ascii="Georgia" w:hAnsi="Georgia"/>
-                <w:b w:val="0"/>
-                <w:color w:val="5C6684"/>
-                <w:sz w:val="19"/>
-              </w:rPr>
-              <w:t>Firma</w:t>
-            </w:r>
-          </w:p>
-        </w:tc>
-        <w:tc>
-          <w:tcPr>
-            <w:tcW w:type="dxa" w:w="4536"/>
-          </w:tcPr>
-          <w:p>
-            <w:pPr>
-              <w:spacing w:before="40" w:after="40" w:line="264" w:lineRule="auto"/>
-            </w:pPr>
-          </w:p>
-        </w:tc>
-      </w:tr>
-    </w:tbl>
-    <w:p/>
-    <w:p>
-      <w:r>
-        <w:br w:type="page"/>
-      </w:r>
-    </w:p>
-    <w:p>
-      <w:pPr>
-        <w:spacing w:before="280" w:after="120" w:line="300" w:lineRule="auto"/>
-        <w:pBdr>
-          <w:bottom w:val="single" w:sz="6" w:space="4" w:color="D1D0CB"/>
-        </w:pBdr>
-      </w:pPr>
-      <w:r>
-        <w:rPr>
-          <w:rFonts w:ascii="Safira March" w:hAnsi="Safira March"/>
-          <w:color w:val="131237"/>
-          <w:sz w:val="28"/>
-        </w:rPr>
-        <w:t>Constancia de recepción</w:t>
-      </w:r>
-    </w:p>
-    <w:p>
-      <w:pPr>
-        <w:spacing w:before="0" w:after="120" w:line="300" w:lineRule="auto"/>
-      </w:pPr>
-      <w:r>
-        <w:rPr>
-          <w:rFonts w:ascii="Georgia" w:hAnsi="Georgia"/>
-          <w:b w:val="0"/>
-          <w:color w:val="2F2E47"/>
-          <w:sz w:val="21"/>
-        </w:rPr>
-        <w:t>Mediante mi firma, dejo constancia de haber recibido el comunicado «Lineamientos del Equipo Administrativo», con fecha 27 de octubre de 2026. Esta constancia acredita únicamente la recepción. No implica aceptación de modificaciones contractuales ni renuncia a derechos laborales.</w:t>
-      </w:r>
-    </w:p>
-    <w:tbl>
-      <w:tblPr>
-        <w:tblW w:type="auto" w:w="0"/>
-        <w:jc w:val="center"/>
-        <w:tblLook w:firstColumn="1" w:firstRow="1" w:lastColumn="0" w:lastRow="0" w:noHBand="0" w:noVBand="1" w:val="04A0"/>
-        <w:tblBorders>
-          <w:top w:val="nil"/>
-          <w:left w:val="nil"/>
-          <w:bottom w:val="nil"/>
-          <w:right w:val="nil"/>
-          <w:insideH w:val="nil"/>
-          <w:insideV w:val="nil"/>
-        </w:tblBorders>
-      </w:tblPr>
-      <w:tblGrid>
-        <w:gridCol w:w="4536"/>
-        <w:gridCol w:w="4536"/>
-      </w:tblGrid>
-      <w:tr>
-        <w:tc>
-          <w:tcPr>
-            <w:tcW w:type="dxa" w:w="4536"/>
-          </w:tcPr>
-          <w:p>
-            <w:pPr>
-              <w:spacing w:before="40" w:after="40" w:line="264" w:lineRule="auto"/>
-            </w:pPr>
-            <w:r>
-              <w:rPr>
-                <w:rFonts w:ascii="Georgia" w:hAnsi="Georgia"/>
-                <w:b w:val="0"/>
-                <w:color w:val="5C6684"/>
-                <w:sz w:val="19"/>
-              </w:rPr>
-              <w:t>Nombre completo</w:t>
-            </w:r>
-          </w:p>
-        </w:tc>
-        <w:tc>
-          <w:tcPr>
-            <w:tcW w:type="dxa" w:w="4536"/>
-          </w:tcPr>
-          <w:p>
-            <w:pPr>
-              <w:spacing w:before="40" w:after="40" w:line="264" w:lineRule="auto"/>
-            </w:pPr>
-            <w:r>
-              <w:rPr>
-                <w:rFonts w:ascii="Georgia" w:hAnsi="Georgia"/>
-                <w:b w:val="0"/>
-                <w:color w:val="2F2E47"/>
-                <w:sz w:val="19"/>
-              </w:rPr>
-              <w:t>Fiorella Varela Monge</w:t>
-            </w:r>
-          </w:p>
-        </w:tc>
-      </w:tr>
-      <w:tr>
-        <w:tc>
-          <w:tcPr>
-            <w:tcW w:type="dxa" w:w="4536"/>
-          </w:tcPr>
-          <w:p>
-            <w:pPr>
-              <w:spacing w:before="40" w:after="40" w:line="264" w:lineRule="auto"/>
-            </w:pPr>
-            <w:r>
-              <w:rPr>
-                <w:rFonts w:ascii="Georgia" w:hAnsi="Georgia"/>
-                <w:b w:val="0"/>
-                <w:color w:val="5C6684"/>
-                <w:sz w:val="19"/>
-              </w:rPr>
-              <w:t>Cédula</w:t>
-            </w:r>
-          </w:p>
-        </w:tc>
-        <w:tc>
-          <w:tcPr>
-            <w:tcW w:type="dxa" w:w="4536"/>
-          </w:tcPr>
-          <w:p>
-            <w:pPr>
-              <w:spacing w:before="40" w:after="40" w:line="264" w:lineRule="auto"/>
-            </w:pPr>
-          </w:p>
-        </w:tc>
-      </w:tr>
-      <w:tr>
-        <w:tc>
-          <w:tcPr>
-            <w:tcW w:type="dxa" w:w="4536"/>
-          </w:tcPr>
-          <w:p>
-            <w:pPr>
-              <w:spacing w:before="40" w:after="40" w:line="264" w:lineRule="auto"/>
-            </w:pPr>
-            <w:r>
-              <w:rPr>
-                <w:rFonts w:ascii="Georgia" w:hAnsi="Georgia"/>
-                <w:b w:val="0"/>
-                <w:color w:val="5C6684"/>
-                <w:sz w:val="19"/>
-              </w:rPr>
-              <w:t>Fecha de recepción</w:t>
-            </w:r>
-          </w:p>
-        </w:tc>
-        <w:tc>
-          <w:tcPr>
-            <w:tcW w:type="dxa" w:w="4536"/>
-          </w:tcPr>
-          <w:p>
-            <w:pPr>
-              <w:spacing w:before="40" w:after="40" w:line="264" w:lineRule="auto"/>
-            </w:pPr>
-          </w:p>
-        </w:tc>
-      </w:tr>
-      <w:tr>
-        <w:tc>
-          <w:tcPr>
-            <w:tcW w:type="dxa" w:w="4536"/>
-          </w:tcPr>
-          <w:p>
-            <w:pPr>
-              <w:spacing w:before="40" w:after="40" w:line="264" w:lineRule="auto"/>
-            </w:pPr>
-            <w:r>
-              <w:rPr>
-                <w:rFonts w:ascii="Georgia" w:hAnsi="Georgia"/>
-                <w:b w:val="0"/>
-                <w:color w:val="5C6684"/>
-                <w:sz w:val="19"/>
-              </w:rPr>
-              <w:t>Firma</w:t>
-            </w:r>
-          </w:p>
-        </w:tc>
-        <w:tc>
-          <w:tcPr>
-            <w:tcW w:type="dxa" w:w="4536"/>
-          </w:tcPr>
-          <w:p>
-            <w:pPr>
-              <w:spacing w:before="40" w:after="40" w:line="264" w:lineRule="auto"/>
-            </w:pPr>
-          </w:p>
-        </w:tc>
-      </w:tr>
-    </w:tbl>
-    <w:p/>
-    <w:p>
-      <w:r>
-        <w:br w:type="page"/>
-      </w:r>
-    </w:p>
-    <w:p>
-      <w:pPr>
-        <w:spacing w:before="280" w:after="120" w:line="300" w:lineRule="auto"/>
-        <w:pBdr>
-          <w:bottom w:val="single" w:sz="6" w:space="4" w:color="D1D0CB"/>
-        </w:pBdr>
-      </w:pPr>
-      <w:r>
-        <w:rPr>
-          <w:rFonts w:ascii="Safira March" w:hAnsi="Safira March"/>
-          <w:color w:val="131237"/>
-          <w:sz w:val="28"/>
-        </w:rPr>
-        <w:t>Constancia de recepción</w:t>
-      </w:r>
-    </w:p>
-    <w:p>
-      <w:pPr>
-        <w:spacing w:before="0" w:after="120" w:line="300" w:lineRule="auto"/>
-      </w:pPr>
-      <w:r>
-        <w:rPr>
-          <w:rFonts w:ascii="Georgia" w:hAnsi="Georgia"/>
-          <w:b w:val="0"/>
-          <w:color w:val="2F2E47"/>
-          <w:sz w:val="21"/>
-        </w:rPr>
-        <w:t>Mediante mi firma, dejo constancia de haber recibido el comunicado «Lineamientos del Equipo Administrativo», con fecha 27 de octubre de 2026. Esta constancia acredita únicamente la recepción. No implica aceptación de modificaciones contractuales ni renuncia a derechos laborales.</w:t>
-      </w:r>
-    </w:p>
-    <w:tbl>
-      <w:tblPr>
-        <w:tblW w:type="auto" w:w="0"/>
-        <w:jc w:val="center"/>
-        <w:tblLook w:firstColumn="1" w:firstRow="1" w:lastColumn="0" w:lastRow="0" w:noHBand="0" w:noVBand="1" w:val="04A0"/>
-        <w:tblBorders>
-          <w:top w:val="nil"/>
-          <w:left w:val="nil"/>
-          <w:bottom w:val="nil"/>
-          <w:right w:val="nil"/>
-          <w:insideH w:val="nil"/>
-          <w:insideV w:val="nil"/>
-        </w:tblBorders>
-      </w:tblPr>
-      <w:tblGrid>
-        <w:gridCol w:w="4536"/>
-        <w:gridCol w:w="4536"/>
-      </w:tblGrid>
-      <w:tr>
-        <w:tc>
-          <w:tcPr>
-            <w:tcW w:type="dxa" w:w="4536"/>
-          </w:tcPr>
-          <w:p>
-            <w:pPr>
-              <w:spacing w:before="40" w:after="40" w:line="264" w:lineRule="auto"/>
-            </w:pPr>
-            <w:r>
-              <w:rPr>
-                <w:rFonts w:ascii="Georgia" w:hAnsi="Georgia"/>
-                <w:b w:val="0"/>
-                <w:color w:val="5C6684"/>
-                <w:sz w:val="19"/>
-              </w:rPr>
-              <w:t>Nombre completo</w:t>
-            </w:r>
-          </w:p>
-        </w:tc>
-        <w:tc>
-          <w:tcPr>
-            <w:tcW w:type="dxa" w:w="4536"/>
-          </w:tcPr>
-          <w:p>
-            <w:pPr>
-              <w:spacing w:before="40" w:after="40" w:line="264" w:lineRule="auto"/>
-            </w:pPr>
-            <w:r>
-              <w:rPr>
-                <w:rFonts w:ascii="Georgia" w:hAnsi="Georgia"/>
-                <w:b w:val="0"/>
-                <w:color w:val="2F2E47"/>
-                <w:sz w:val="19"/>
-              </w:rPr>
-              <w:t>Angiolette Alcázar Mata</w:t>
-            </w:r>
-          </w:p>
-        </w:tc>
-      </w:tr>
-      <w:tr>
-        <w:tc>
-          <w:tcPr>
-            <w:tcW w:type="dxa" w:w="4536"/>
-          </w:tcPr>
-          <w:p>
-            <w:pPr>
-              <w:spacing w:before="40" w:after="40" w:line="264" w:lineRule="auto"/>
-            </w:pPr>
-            <w:r>
-              <w:rPr>
-                <w:rFonts w:ascii="Georgia" w:hAnsi="Georgia"/>
-                <w:b w:val="0"/>
-                <w:color w:val="5C6684"/>
-                <w:sz w:val="19"/>
-              </w:rPr>
-              <w:t>Cédula</w:t>
-            </w:r>
-          </w:p>
-        </w:tc>
-        <w:tc>
-          <w:tcPr>
-            <w:tcW w:type="dxa" w:w="4536"/>
-          </w:tcPr>
-          <w:p>
-            <w:pPr>
-              <w:spacing w:before="40" w:after="40" w:line="264" w:lineRule="auto"/>
-            </w:pPr>
-          </w:p>
-        </w:tc>
-      </w:tr>
-      <w:tr>
-        <w:tc>
-          <w:tcPr>
-            <w:tcW w:type="dxa" w:w="4536"/>
-          </w:tcPr>
-          <w:p>
-            <w:pPr>
-              <w:spacing w:before="40" w:after="40" w:line="264" w:lineRule="auto"/>
-            </w:pPr>
-            <w:r>
-              <w:rPr>
-                <w:rFonts w:ascii="Georgia" w:hAnsi="Georgia"/>
-                <w:b w:val="0"/>
-                <w:color w:val="5C6684"/>
-                <w:sz w:val="19"/>
-              </w:rPr>
-              <w:t>Fecha de recepción</w:t>
-            </w:r>
-          </w:p>
-        </w:tc>
-        <w:tc>
-          <w:tcPr>
-            <w:tcW w:type="dxa" w:w="4536"/>
-          </w:tcPr>
-          <w:p>
-            <w:pPr>
-              <w:spacing w:before="40" w:after="40" w:line="264" w:lineRule="auto"/>
-            </w:pPr>
-          </w:p>
-        </w:tc>
-      </w:tr>
-      <w:tr>
-        <w:tc>
-          <w:tcPr>
-            <w:tcW w:type="dxa" w:w="4536"/>
-          </w:tcPr>
-          <w:p>
-            <w:pPr>
-              <w:spacing w:before="40" w:after="40" w:line="264" w:lineRule="auto"/>
-            </w:pPr>
-            <w:r>
-              <w:rPr>
-                <w:rFonts w:ascii="Georgia" w:hAnsi="Georgia"/>
-                <w:b w:val="0"/>
-                <w:color w:val="5C6684"/>
-                <w:sz w:val="19"/>
-              </w:rPr>
-              <w:t>Firma</w:t>
-            </w:r>
-          </w:p>
-        </w:tc>
-        <w:tc>
-          <w:tcPr>
-            <w:tcW w:type="dxa" w:w="4536"/>
-          </w:tcPr>
-          <w:p>
-            <w:pPr>
-              <w:spacing w:before="40" w:after="40" w:line="264" w:lineRule="auto"/>
-            </w:pPr>
-          </w:p>
-        </w:tc>
-      </w:tr>
-    </w:tbl>
-    <w:p/>
     <w:sectPr>
       <w:headerReference w:type="default" r:id="rId9"/>
       <w:footerReference w:type="default" r:id="rId10"/>
@@ -1555,7 +922,7 @@
         <w:color w:val="5C6684"/>
         <w:sz w:val="17"/>
       </w:rPr>
-      <w:t>Grupo Poïesis · Confidencial</w:t>
+      <w:t>Grupo Poïesis</w:t>
     </w:r>
   </w:p>
 </w:hdr>

--- a/casos/laboral-kcarmona/escritos/2026-10-26_Comunicado_Lineamientos_Equipo_Administrativo.docx
+++ b/casos/laboral-kcarmona/escritos/2026-10-26_Comunicado_Lineamientos_Equipo_Administrativo.docx
@@ -785,48 +785,6 @@
         <w:t>Gracias por el cuidado con que cada persona sostiene su trabajo. Quedamos a disposición para conversar sobre cualquiera de estos puntos.</w:t>
       </w:r>
     </w:p>
-    <w:p>
-      <w:pPr>
-        <w:spacing w:before="0" w:after="120" w:line="300" w:lineRule="auto"/>
-      </w:pPr>
-      <w:r>
-        <w:rPr>
-          <w:rFonts w:ascii="Georgia" w:hAnsi="Georgia"/>
-          <w:b w:val="0"/>
-          <w:color w:val="2F2E47"/>
-          <w:sz w:val="21"/>
-        </w:rPr>
-        <w:t>Con aprecio,</w:t>
-      </w:r>
-    </w:p>
-    <w:p>
-      <w:pPr>
-        <w:spacing w:before="0" w:after="120" w:line="300" w:lineRule="auto"/>
-      </w:pPr>
-      <w:r>
-        <w:rPr>
-          <w:rFonts w:ascii="Georgia" w:hAnsi="Georgia"/>
-          <w:b w:val="0"/>
-          <w:color w:val="2F2E47"/>
-          <w:sz w:val="21"/>
-        </w:rPr>
-        <w:t>Dirección General · Grupo Poïesis</w:t>
-      </w:r>
-    </w:p>
-    <w:p>
-      <w:pPr>
-        <w:spacing w:before="0" w:after="120" w:line="300" w:lineRule="auto"/>
-      </w:pPr>
-      <w:r>
-        <w:rPr>
-          <w:rFonts w:ascii="Georgia" w:hAnsi="Georgia"/>
-          <w:b w:val="0"/>
-          <w:color w:val="2F2E47"/>
-          <w:sz w:val="21"/>
-        </w:rPr>
-        <w:t>Revisión jurídica: Fressy Mora Peñaranda · Asesoría Legal</w:t>
-      </w:r>
-    </w:p>
     <w:sectPr>
       <w:headerReference w:type="default" r:id="rId9"/>
       <w:footerReference w:type="default" r:id="rId10"/>

--- a/casos/laboral-kcarmona/escritos/2026-10-26_Comunicado_Lineamientos_Equipo_Administrativo.docx
+++ b/casos/laboral-kcarmona/escritos/2026-10-26_Comunicado_Lineamientos_Equipo_Administrativo.docx
@@ -215,6 +215,7 @@
     </w:p>
     <w:p>
       <w:pPr>
+        <w:keepNext/>
         <w:spacing w:before="280" w:after="120" w:line="300" w:lineRule="auto"/>
         <w:pBdr>
           <w:bottom w:val="single" w:sz="6" w:space="4" w:color="D1D0CB"/>
@@ -394,6 +395,7 @@
     </w:p>
     <w:p>
       <w:pPr>
+        <w:keepNext/>
         <w:spacing w:before="280" w:after="120" w:line="300" w:lineRule="auto"/>
         <w:pBdr>
           <w:bottom w:val="single" w:sz="6" w:space="4" w:color="D1D0CB"/>
@@ -485,6 +487,7 @@
     </w:p>
     <w:p>
       <w:pPr>
+        <w:keepNext/>
         <w:spacing w:before="280" w:after="120" w:line="300" w:lineRule="auto"/>
         <w:pBdr>
           <w:bottom w:val="single" w:sz="6" w:space="4" w:color="D1D0CB"/>
@@ -561,6 +564,7 @@
     </w:p>
     <w:p>
       <w:pPr>
+        <w:keepNext/>
         <w:spacing w:before="280" w:after="120" w:line="300" w:lineRule="auto"/>
         <w:pBdr>
           <w:bottom w:val="single" w:sz="6" w:space="4" w:color="D1D0CB"/>
@@ -687,6 +691,7 @@
     </w:p>
     <w:p>
       <w:pPr>
+        <w:keepNext/>
         <w:spacing w:before="280" w:after="120" w:line="300" w:lineRule="auto"/>
         <w:pBdr>
           <w:bottom w:val="single" w:sz="6" w:space="4" w:color="D1D0CB"/>
